--- a/examples/thesis-example.docx
+++ b/examples/thesis-example.docx
@@ -8,12 +8,12 @@
         <w:ind w:firstLine="0"/>
       </w:pPr>
       <w:r>
-        <w:pict w14:anchorId="430070C7">
+        <w:pict w14:anchorId="4E6A2768">
           <v:shapetype id="_x0000_t202" coordsize="21600,21600" o:spt="202" path="m,l,21600r21600,l21600,xe">
             <v:stroke joinstyle="miter"/>
             <v:path gradientshapeok="t" o:connecttype="rect"/>
           </v:shapetype>
-          <v:shape id="native_front_10001" o:spid="_x0000_s2117" type="#_x0000_t202" style="position:absolute;left:0;text-align:left;margin-left:89.85pt;margin-top:74.6pt;width:38pt;height:19.2pt;z-index:251623424;mso-position-horizontal-relative:page;mso-position-vertical-relative:page" filled="f" stroked="f">
+          <v:shape id="native_front_10001" o:spid="_x0000_s2116" type="#_x0000_t202" style="position:absolute;left:0;text-align:left;margin-left:89.85pt;margin-top:74.6pt;width:38pt;height:19.2pt;z-index:251623936;mso-position-horizontal-relative:page;mso-position-vertical-relative:page" filled="f" stroked="f">
             <v:textbox inset="0,0,0,0">
               <w:txbxContent>
                 <w:p>
@@ -36,8 +36,8 @@
         </w:pict>
       </w:r>
       <w:r>
-        <w:pict w14:anchorId="02F363A1">
-          <v:shape id="native_front_10002" o:spid="_x0000_s2116" type="#_x0000_t202" style="position:absolute;left:0;text-align:left;margin-left:390.05pt;margin-top:74.6pt;width:26pt;height:19.2pt;z-index:251624448;mso-position-horizontal-relative:page;mso-position-vertical-relative:page" filled="f" stroked="f">
+        <w:pict w14:anchorId="5976AF73">
+          <v:shape id="native_front_10002" o:spid="_x0000_s2115" type="#_x0000_t202" style="position:absolute;left:0;text-align:left;margin-left:390.05pt;margin-top:74.6pt;width:26pt;height:19.2pt;z-index:251624960;mso-position-horizontal-relative:page;mso-position-vertical-relative:page" filled="f" stroked="f">
             <v:textbox inset="0,0,0,0">
               <w:txbxContent>
                 <w:p>
@@ -60,8 +60,8 @@
         </w:pict>
       </w:r>
       <w:r>
-        <w:pict w14:anchorId="4E41C917">
-          <v:shape id="native_front_10003" o:spid="_x0000_s2115" type="#_x0000_t202" style="position:absolute;left:0;text-align:left;margin-left:89.85pt;margin-top:96.2pt;width:33.35pt;height:19.2pt;z-index:251625472;mso-position-horizontal-relative:page;mso-position-vertical-relative:page" filled="f" stroked="f">
+        <w:pict w14:anchorId="3935B37B">
+          <v:shape id="native_front_10003" o:spid="_x0000_s2114" type="#_x0000_t202" style="position:absolute;left:0;text-align:left;margin-left:89.85pt;margin-top:96.2pt;width:33.35pt;height:19.2pt;z-index:251625984;mso-position-horizontal-relative:page;mso-position-vertical-relative:page" filled="f" stroked="f">
             <v:textbox inset="0,0,0,0">
               <w:txbxContent>
                 <w:p>
@@ -84,8 +84,8 @@
         </w:pict>
       </w:r>
       <w:r>
-        <w:pict w14:anchorId="4CCC5AA3">
-          <v:shape id="native_front_10004" o:spid="_x0000_s2114" type="#_x0000_t202" style="position:absolute;left:0;text-align:left;margin-left:390.05pt;margin-top:96.2pt;width:26pt;height:19.2pt;z-index:251626496;mso-position-horizontal-relative:page;mso-position-vertical-relative:page" filled="f" stroked="f">
+        <w:pict w14:anchorId="5C335451">
+          <v:shape id="native_front_10004" o:spid="_x0000_s2113" type="#_x0000_t202" style="position:absolute;left:0;text-align:left;margin-left:390.05pt;margin-top:96.2pt;width:26pt;height:19.2pt;z-index:251627008;mso-position-horizontal-relative:page;mso-position-vertical-relative:page" filled="f" stroked="f">
             <v:textbox inset="0,0,0,0">
               <w:txbxContent>
                 <w:p>
@@ -108,8 +108,8 @@
         </w:pict>
       </w:r>
       <w:r>
-        <w:pict w14:anchorId="56BE038B">
-          <v:shape id="native_front_10005" o:spid="_x0000_s2113" type="#_x0000_t202" style="position:absolute;left:0;text-align:left;margin-left:219.65pt;margin-top:202.9pt;width:158pt;height:41.6pt;z-index:251627520;mso-position-horizontal-relative:page;mso-position-vertical-relative:page" filled="f" stroked="f">
+        <w:pict w14:anchorId="38369113">
+          <v:shape id="native_front_10005" o:spid="_x0000_s2112" type="#_x0000_t202" style="position:absolute;left:0;text-align:left;margin-left:219.65pt;margin-top:202.9pt;width:158pt;height:41.6pt;z-index:251628032;mso-position-horizontal-relative:page;mso-position-vertical-relative:page" filled="f" stroked="f">
             <v:textbox inset="0,0,0,0">
               <w:txbxContent>
                 <w:p>
@@ -133,8 +133,8 @@
         </w:pict>
       </w:r>
       <w:r>
-        <w:pict w14:anchorId="529ACDA7">
-          <v:shape id="native_front_10006" o:spid="_x0000_s2112" type="#_x0000_t202" style="position:absolute;left:0;text-align:left;margin-left:167.65pt;margin-top:284.95pt;width:262pt;height:41.6pt;z-index:251628544;mso-position-horizontal-relative:page;mso-position-vertical-relative:page" filled="f" stroked="f">
+        <w:pict w14:anchorId="20686417">
+          <v:shape id="native_front_10006" o:spid="_x0000_s2111" type="#_x0000_t202" style="position:absolute;left:0;text-align:left;margin-left:167.65pt;margin-top:284.95pt;width:262pt;height:41.6pt;z-index:251629056;mso-position-horizontal-relative:page;mso-position-vertical-relative:page" filled="f" stroked="f">
             <v:textbox inset="0,0,0,0">
               <w:txbxContent>
                 <w:p>
@@ -158,8 +158,8 @@
         </w:pict>
       </w:r>
       <w:r>
-        <w:pict w14:anchorId="17D05790">
-          <v:shape id="native_front_10007" o:spid="_x0000_s2111" type="#_x0000_t202" style="position:absolute;left:0;text-align:left;margin-left:222.55pt;margin-top:450.85pt;width:74pt;height:19.2pt;z-index:251629568;mso-position-horizontal-relative:page;mso-position-vertical-relative:page" filled="f" stroked="f">
+        <w:pict w14:anchorId="5FD48631">
+          <v:shape id="native_front_10007" o:spid="_x0000_s2110" type="#_x0000_t202" style="position:absolute;left:0;text-align:left;margin-left:222.55pt;margin-top:450.85pt;width:74pt;height:19.2pt;z-index:251630080;mso-position-horizontal-relative:page;mso-position-vertical-relative:page" filled="f" stroked="f">
             <v:textbox inset="0,0,0,0">
               <w:txbxContent>
                 <w:p>
@@ -182,8 +182,8 @@
         </w:pict>
       </w:r>
       <w:r>
-        <w:pict w14:anchorId="2EBBE543">
-          <v:shape id="native_front_10008" o:spid="_x0000_s2110" type="#_x0000_t202" style="position:absolute;left:0;text-align:left;margin-left:297.7pt;margin-top:450.85pt;width:50pt;height:19.2pt;z-index:251630592;mso-position-horizontal-relative:page;mso-position-vertical-relative:page" filled="f" stroked="f">
+        <w:pict w14:anchorId="772CFCB5">
+          <v:shape id="native_front_10008" o:spid="_x0000_s2109" type="#_x0000_t202" style="position:absolute;left:0;text-align:left;margin-left:297.7pt;margin-top:450.85pt;width:50pt;height:19.2pt;z-index:251631104;mso-position-horizontal-relative:page;mso-position-vertical-relative:page" filled="f" stroked="f">
             <v:textbox inset="0,0,0,0">
               <w:txbxContent>
                 <w:p>
@@ -206,8 +206,8 @@
         </w:pict>
       </w:r>
       <w:r>
-        <w:pict w14:anchorId="79570CC9">
-          <v:shape id="native_front_10009" o:spid="_x0000_s2109" type="#_x0000_t202" style="position:absolute;left:0;text-align:left;margin-left:234.55pt;margin-top:487.55pt;width:62pt;height:19.2pt;z-index:251631616;mso-position-horizontal-relative:page;mso-position-vertical-relative:page" filled="f" stroked="f">
+        <w:pict w14:anchorId="13E7B613">
+          <v:shape id="native_front_10009" o:spid="_x0000_s2108" type="#_x0000_t202" style="position:absolute;left:0;text-align:left;margin-left:234.55pt;margin-top:487.55pt;width:62pt;height:19.2pt;z-index:251632128;mso-position-horizontal-relative:page;mso-position-vertical-relative:page" filled="f" stroked="f">
             <v:textbox inset="0,0,0,0">
               <w:txbxContent>
                 <w:p>
@@ -230,8 +230,8 @@
         </w:pict>
       </w:r>
       <w:r>
-        <w:pict w14:anchorId="1B9265DF">
-          <v:shape id="native_front_10010" o:spid="_x0000_s2108" type="#_x0000_t202" style="position:absolute;left:0;text-align:left;margin-left:297.7pt;margin-top:487.55pt;width:50pt;height:19.2pt;z-index:251632640;mso-position-horizontal-relative:page;mso-position-vertical-relative:page" filled="f" stroked="f">
+        <w:pict w14:anchorId="3B40B65E">
+          <v:shape id="native_front_10010" o:spid="_x0000_s2107" type="#_x0000_t202" style="position:absolute;left:0;text-align:left;margin-left:297.7pt;margin-top:487.55pt;width:50pt;height:19.2pt;z-index:251633152;mso-position-horizontal-relative:page;mso-position-vertical-relative:page" filled="f" stroked="f">
             <v:textbox inset="0,0,0,0">
               <w:txbxContent>
                 <w:p>
@@ -254,8 +254,8 @@
         </w:pict>
       </w:r>
       <w:r>
-        <w:pict w14:anchorId="5A5AD063">
-          <v:shape id="native_front_10011" o:spid="_x0000_s2107" type="#_x0000_t202" style="position:absolute;left:0;text-align:left;margin-left:348.7pt;margin-top:487.55pt;width:26pt;height:19.2pt;z-index:251633664;mso-position-horizontal-relative:page;mso-position-vertical-relative:page" filled="f" stroked="f">
+        <w:pict w14:anchorId="3CA10838">
+          <v:shape id="native_front_10011" o:spid="_x0000_s2106" type="#_x0000_t202" style="position:absolute;left:0;text-align:left;margin-left:348.7pt;margin-top:487.55pt;width:26pt;height:19.2pt;z-index:251634176;mso-position-horizontal-relative:page;mso-position-vertical-relative:page" filled="f" stroked="f">
             <v:textbox inset="0,0,0,0">
               <w:txbxContent>
                 <w:p>
@@ -278,8 +278,8 @@
         </w:pict>
       </w:r>
       <w:r>
-        <w:pict w14:anchorId="68F93E87">
-          <v:shape id="native_front_10012" o:spid="_x0000_s2106" type="#_x0000_t202" style="position:absolute;left:0;text-align:left;margin-left:234.55pt;margin-top:524.25pt;width:62pt;height:19.2pt;z-index:251634688;mso-position-horizontal-relative:page;mso-position-vertical-relative:page" filled="f" stroked="f">
+        <w:pict w14:anchorId="08C51E8B">
+          <v:shape id="native_front_10012" o:spid="_x0000_s2105" type="#_x0000_t202" style="position:absolute;left:0;text-align:left;margin-left:234.55pt;margin-top:524.25pt;width:62pt;height:19.2pt;z-index:251635200;mso-position-horizontal-relative:page;mso-position-vertical-relative:page" filled="f" stroked="f">
             <v:textbox inset="0,0,0,0">
               <w:txbxContent>
                 <w:p>
@@ -302,8 +302,8 @@
         </w:pict>
       </w:r>
       <w:r>
-        <w:pict w14:anchorId="3CE0B5B5">
-          <v:shape id="native_front_10013" o:spid="_x0000_s2105" type="#_x0000_t202" style="position:absolute;left:0;text-align:left;margin-left:297.7pt;margin-top:524.25pt;width:74pt;height:19.2pt;z-index:251635712;mso-position-horizontal-relative:page;mso-position-vertical-relative:page" filled="f" stroked="f">
+        <w:pict w14:anchorId="0D3177F1">
+          <v:shape id="native_front_10013" o:spid="_x0000_s2104" type="#_x0000_t202" style="position:absolute;left:0;text-align:left;margin-left:297.7pt;margin-top:524.25pt;width:74pt;height:19.2pt;z-index:251636224;mso-position-horizontal-relative:page;mso-position-vertical-relative:page" filled="f" stroked="f">
             <v:textbox inset="0,0,0,0">
               <w:txbxContent>
                 <w:p>
@@ -326,8 +326,8 @@
         </w:pict>
       </w:r>
       <w:r>
-        <w:pict w14:anchorId="13A7B37A">
-          <v:shape id="native_front_10014" o:spid="_x0000_s2104" type="#_x0000_t202" style="position:absolute;left:0;text-align:left;margin-left:234.55pt;margin-top:561pt;width:62pt;height:19.2pt;z-index:251636736;mso-position-horizontal-relative:page;mso-position-vertical-relative:page" filled="f" stroked="f">
+        <w:pict w14:anchorId="3DD309EE">
+          <v:shape id="native_front_10014" o:spid="_x0000_s2103" type="#_x0000_t202" style="position:absolute;left:0;text-align:left;margin-left:234.55pt;margin-top:561pt;width:62pt;height:19.2pt;z-index:251637248;mso-position-horizontal-relative:page;mso-position-vertical-relative:page" filled="f" stroked="f">
             <v:textbox inset="0,0,0,0">
               <w:txbxContent>
                 <w:p>
@@ -350,8 +350,8 @@
         </w:pict>
       </w:r>
       <w:r>
-        <w:pict w14:anchorId="239D172E">
-          <v:shape id="native_front_10015" o:spid="_x0000_s2103" type="#_x0000_t202" style="position:absolute;left:0;text-align:left;margin-left:297.7pt;margin-top:561pt;width:74pt;height:19.2pt;z-index:251637760;mso-position-horizontal-relative:page;mso-position-vertical-relative:page" filled="f" stroked="f">
+        <w:pict w14:anchorId="6430BDD6">
+          <v:shape id="native_front_10015" o:spid="_x0000_s2102" type="#_x0000_t202" style="position:absolute;left:0;text-align:left;margin-left:297.7pt;margin-top:561pt;width:74pt;height:19.2pt;z-index:251638272;mso-position-horizontal-relative:page;mso-position-vertical-relative:page" filled="f" stroked="f">
             <v:textbox inset="0,0,0,0">
               <w:txbxContent>
                 <w:p>
@@ -374,8 +374,8 @@
         </w:pict>
       </w:r>
       <w:r>
-        <w:pict w14:anchorId="5C8EFA9A">
-          <v:shape id="native_front_10016" o:spid="_x0000_s2102" type="#_x0000_t202" style="position:absolute;left:0;text-align:left;margin-left:234.55pt;margin-top:597.7pt;width:62pt;height:19.2pt;z-index:251638784;mso-position-horizontal-relative:page;mso-position-vertical-relative:page" filled="f" stroked="f">
+        <w:pict w14:anchorId="3CEF946F">
+          <v:shape id="native_front_10016" o:spid="_x0000_s2101" type="#_x0000_t202" style="position:absolute;left:0;text-align:left;margin-left:234.55pt;margin-top:597.7pt;width:62pt;height:19.2pt;z-index:251639296;mso-position-horizontal-relative:page;mso-position-vertical-relative:page" filled="f" stroked="f">
             <v:textbox inset="0,0,0,0">
               <w:txbxContent>
                 <w:p>
@@ -398,8 +398,8 @@
         </w:pict>
       </w:r>
       <w:r>
-        <w:pict w14:anchorId="7430DD4E">
-          <v:shape id="native_front_10017" o:spid="_x0000_s2101" type="#_x0000_t202" style="position:absolute;left:0;text-align:left;margin-left:297.7pt;margin-top:597.7pt;width:74pt;height:19.2pt;z-index:251639808;mso-position-horizontal-relative:page;mso-position-vertical-relative:page" filled="f" stroked="f">
+        <w:pict w14:anchorId="4E1E2A0F">
+          <v:shape id="native_front_10017" o:spid="_x0000_s2100" type="#_x0000_t202" style="position:absolute;left:0;text-align:left;margin-left:297.7pt;margin-top:597.7pt;width:74pt;height:19.2pt;z-index:251640320;mso-position-horizontal-relative:page;mso-position-vertical-relative:page" filled="f" stroked="f">
             <v:textbox inset="0,0,0,0">
               <w:txbxContent>
                 <w:p>
@@ -422,8 +422,8 @@
         </w:pict>
       </w:r>
       <w:r>
-        <w:pict w14:anchorId="11A6E0BD">
-          <v:shape id="native_front_10018" o:spid="_x0000_s2100" type="#_x0000_t202" style="position:absolute;left:0;text-align:left;margin-left:257.4pt;margin-top:740.9pt;width:30pt;height:22.4pt;z-index:251640832;mso-position-horizontal-relative:page;mso-position-vertical-relative:page" filled="f" stroked="f">
+        <w:pict w14:anchorId="76406314">
+          <v:shape id="native_front_10018" o:spid="_x0000_s2099" type="#_x0000_t202" style="position:absolute;left:0;text-align:left;margin-left:257.4pt;margin-top:740.9pt;width:30pt;height:22.4pt;z-index:251641344;mso-position-horizontal-relative:page;mso-position-vertical-relative:page" filled="f" stroked="f">
             <v:textbox inset="0,0,0,0">
               <w:txbxContent>
                 <w:p>
@@ -447,8 +447,8 @@
         </w:pict>
       </w:r>
       <w:r>
-        <w:pict w14:anchorId="4A087F9C">
-          <v:shape id="native_front_10019" o:spid="_x0000_s2099" type="#_x0000_t202" style="position:absolute;left:0;text-align:left;margin-left:285.4pt;margin-top:740.9pt;width:19.5pt;height:22.4pt;z-index:251641856;mso-position-horizontal-relative:page;mso-position-vertical-relative:page" filled="f" stroked="f">
+        <w:pict w14:anchorId="1F25EA1B">
+          <v:shape id="native_front_10019" o:spid="_x0000_s2098" type="#_x0000_t202" style="position:absolute;left:0;text-align:left;margin-left:285.4pt;margin-top:740.9pt;width:19.5pt;height:22.4pt;z-index:251642368;mso-position-horizontal-relative:page;mso-position-vertical-relative:page" filled="f" stroked="f">
             <v:textbox inset="0,0,0,0">
               <w:txbxContent>
                 <w:p>
@@ -483,8 +483,8 @@
         </w:pict>
       </w:r>
       <w:r>
-        <w:pict w14:anchorId="4314726B">
-          <v:shape id="native_front_10020" o:spid="_x0000_s2098" type="#_x0000_t202" style="position:absolute;left:0;text-align:left;margin-left:306.4pt;margin-top:740.9pt;width:16pt;height:22.4pt;z-index:251642880;mso-position-horizontal-relative:page;mso-position-vertical-relative:page" filled="f" stroked="f">
+        <w:pict w14:anchorId="0C92E0C2">
+          <v:shape id="native_front_10020" o:spid="_x0000_s2097" type="#_x0000_t202" style="position:absolute;left:0;text-align:left;margin-left:306.4pt;margin-top:740.9pt;width:16pt;height:22.4pt;z-index:251643392;mso-position-horizontal-relative:page;mso-position-vertical-relative:page" filled="f" stroked="f">
             <v:textbox inset="0,0,0,0">
               <w:txbxContent>
                 <w:p>
@@ -508,8 +508,8 @@
         </w:pict>
       </w:r>
       <w:r>
-        <w:pict w14:anchorId="0276382F">
-          <v:shape id="native_front_10021" o:spid="_x0000_s2097" type="#_x0000_t202" style="position:absolute;left:0;text-align:left;margin-left:320.4pt;margin-top:740.9pt;width:19.5pt;height:22.4pt;z-index:251643904;mso-position-horizontal-relative:page;mso-position-vertical-relative:page" filled="f" stroked="f">
+        <w:pict w14:anchorId="79C528DF">
+          <v:shape id="native_front_10021" o:spid="_x0000_s2096" type="#_x0000_t202" style="position:absolute;left:0;text-align:left;margin-left:320.4pt;margin-top:740.9pt;width:19.5pt;height:22.4pt;z-index:251644416;mso-position-horizontal-relative:page;mso-position-vertical-relative:page" filled="f" stroked="f">
             <v:textbox inset="0,0,0,0">
               <w:txbxContent>
                 <w:p>
@@ -544,8 +544,8 @@
         </w:pict>
       </w:r>
       <w:r>
-        <w:pict w14:anchorId="0C56173A">
-          <v:shape id="native_front_10022" o:spid="_x0000_s2096" type="#_x0000_t202" style="position:absolute;left:0;text-align:left;margin-left:55.75pt;margin-top:136.9pt;width:14pt;height:19.2pt;z-index:251644928;mso-position-horizontal-relative:page;mso-position-vertical-relative:page" filled="f" stroked="f">
+        <w:pict w14:anchorId="1BBDEE45">
+          <v:shape id="native_front_10022" o:spid="_x0000_s2095" type="#_x0000_t202" style="position:absolute;left:0;text-align:left;margin-left:55.75pt;margin-top:136.9pt;width:14pt;height:19.2pt;z-index:251645440;mso-position-horizontal-relative:page;mso-position-vertical-relative:page" filled="f" stroked="f">
             <v:textbox inset="0,0,0,0">
               <w:txbxContent>
                 <w:p>
@@ -568,8 +568,8 @@
         </w:pict>
       </w:r>
       <w:r>
-        <w:pict w14:anchorId="5DC5CFBB">
-          <v:shape id="native_front_10023" o:spid="_x0000_s2095" type="#_x0000_t202" style="position:absolute;left:0;text-align:left;margin-left:55.75pt;margin-top:154.9pt;width:14pt;height:19.2pt;z-index:251645952;mso-position-horizontal-relative:page;mso-position-vertical-relative:page" filled="f" stroked="f">
+        <w:pict w14:anchorId="606A9F43">
+          <v:shape id="native_front_10023" o:spid="_x0000_s2094" type="#_x0000_t202" style="position:absolute;left:0;text-align:left;margin-left:55.75pt;margin-top:154.9pt;width:14pt;height:19.2pt;z-index:251646464;mso-position-horizontal-relative:page;mso-position-vertical-relative:page" filled="f" stroked="f">
             <v:textbox inset="0,0,0,0">
               <w:txbxContent>
                 <w:p>
@@ -592,8 +592,8 @@
         </w:pict>
       </w:r>
       <w:r>
-        <w:pict w14:anchorId="08BF2A98">
-          <v:shape id="native_front_10024" o:spid="_x0000_s2094" type="#_x0000_t202" style="position:absolute;left:0;text-align:left;margin-left:55.75pt;margin-top:172.9pt;width:14pt;height:19.2pt;z-index:251646976;mso-position-horizontal-relative:page;mso-position-vertical-relative:page" filled="f" stroked="f">
+        <w:pict w14:anchorId="756CB124">
+          <v:shape id="native_front_10024" o:spid="_x0000_s2093" type="#_x0000_t202" style="position:absolute;left:0;text-align:left;margin-left:55.75pt;margin-top:172.9pt;width:14pt;height:19.2pt;z-index:251647488;mso-position-horizontal-relative:page;mso-position-vertical-relative:page" filled="f" stroked="f">
             <v:textbox inset="0,0,0,0">
               <w:txbxContent>
                 <w:p>
@@ -616,8 +616,8 @@
         </w:pict>
       </w:r>
       <w:r>
-        <w:pict w14:anchorId="28D1C277">
-          <v:shape id="native_front_10025" o:spid="_x0000_s2093" type="#_x0000_t202" style="position:absolute;left:0;text-align:left;margin-left:55.75pt;margin-top:190.9pt;width:14pt;height:19.2pt;z-index:251648000;mso-position-horizontal-relative:page;mso-position-vertical-relative:page" filled="f" stroked="f">
+        <w:pict w14:anchorId="65D4B02E">
+          <v:shape id="native_front_10025" o:spid="_x0000_s2092" type="#_x0000_t202" style="position:absolute;left:0;text-align:left;margin-left:55.75pt;margin-top:190.9pt;width:14pt;height:19.2pt;z-index:251648512;mso-position-horizontal-relative:page;mso-position-vertical-relative:page" filled="f" stroked="f">
             <v:textbox inset="0,0,0,0">
               <w:txbxContent>
                 <w:p>
@@ -640,8 +640,8 @@
         </w:pict>
       </w:r>
       <w:r>
-        <w:pict w14:anchorId="121E2062">
-          <v:shape id="native_front_10026" o:spid="_x0000_s2092" type="#_x0000_t202" style="position:absolute;left:0;text-align:left;margin-left:55.75pt;margin-top:208.9pt;width:14pt;height:19.2pt;z-index:251649024;mso-position-horizontal-relative:page;mso-position-vertical-relative:page" filled="f" stroked="f">
+        <w:pict w14:anchorId="2B77C987">
+          <v:shape id="native_front_10026" o:spid="_x0000_s2091" type="#_x0000_t202" style="position:absolute;left:0;text-align:left;margin-left:55.75pt;margin-top:208.9pt;width:14pt;height:19.2pt;z-index:251649536;mso-position-horizontal-relative:page;mso-position-vertical-relative:page" filled="f" stroked="f">
             <v:textbox inset="0,0,0,0">
               <w:txbxContent>
                 <w:p>
@@ -664,8 +664,8 @@
         </w:pict>
       </w:r>
       <w:r>
-        <w:pict w14:anchorId="28CCF837">
-          <v:shape id="native_front_10027" o:spid="_x0000_s2091" type="#_x0000_t202" style="position:absolute;left:0;text-align:left;margin-left:55.75pt;margin-top:226.9pt;width:14pt;height:19.2pt;z-index:251650048;mso-position-horizontal-relative:page;mso-position-vertical-relative:page" filled="f" stroked="f">
+        <w:pict w14:anchorId="2D7AFA57">
+          <v:shape id="native_front_10027" o:spid="_x0000_s2090" type="#_x0000_t202" style="position:absolute;left:0;text-align:left;margin-left:55.75pt;margin-top:226.9pt;width:14pt;height:19.2pt;z-index:251650560;mso-position-horizontal-relative:page;mso-position-vertical-relative:page" filled="f" stroked="f">
             <v:textbox inset="0,0,0,0">
               <w:txbxContent>
                 <w:p>
@@ -688,8 +688,8 @@
         </w:pict>
       </w:r>
       <w:r>
-        <w:pict w14:anchorId="5A5B1AB0">
-          <v:shape id="native_front_10028" o:spid="_x0000_s2090" type="#_x0000_t202" style="position:absolute;left:0;text-align:left;margin-left:55.75pt;margin-top:244.9pt;width:14pt;height:19.2pt;z-index:251651072;mso-position-horizontal-relative:page;mso-position-vertical-relative:page" filled="f" stroked="f">
+        <w:pict w14:anchorId="61E29B38">
+          <v:shape id="native_front_10028" o:spid="_x0000_s2089" type="#_x0000_t202" style="position:absolute;left:0;text-align:left;margin-left:55.75pt;margin-top:244.9pt;width:14pt;height:19.2pt;z-index:251651584;mso-position-horizontal-relative:page;mso-position-vertical-relative:page" filled="f" stroked="f">
             <v:textbox inset="0,0,0,0">
               <w:txbxContent>
                 <w:p>
@@ -712,8 +712,8 @@
         </w:pict>
       </w:r>
       <w:r>
-        <w:pict w14:anchorId="741BC16E">
-          <v:shape id="native_front_10029" o:spid="_x0000_s2089" type="#_x0000_t202" style="position:absolute;left:0;text-align:left;margin-left:55.75pt;margin-top:262.9pt;width:14pt;height:19.2pt;z-index:251652096;mso-position-horizontal-relative:page;mso-position-vertical-relative:page" filled="f" stroked="f">
+        <w:pict w14:anchorId="4D699559">
+          <v:shape id="native_front_10029" o:spid="_x0000_s2088" type="#_x0000_t202" style="position:absolute;left:0;text-align:left;margin-left:55.75pt;margin-top:262.9pt;width:14pt;height:19.2pt;z-index:251652608;mso-position-horizontal-relative:page;mso-position-vertical-relative:page" filled="f" stroked="f">
             <v:textbox inset="0,0,0,0">
               <w:txbxContent>
                 <w:p>
@@ -736,8 +736,8 @@
         </w:pict>
       </w:r>
       <w:r>
-        <w:pict w14:anchorId="67D87D96">
-          <v:shape id="native_front_10030" o:spid="_x0000_s2088" type="#_x0000_t202" style="position:absolute;left:0;text-align:left;margin-left:55.75pt;margin-top:280.9pt;width:14pt;height:19.2pt;z-index:251653120;mso-position-horizontal-relative:page;mso-position-vertical-relative:page" filled="f" stroked="f">
+        <w:pict w14:anchorId="669367A6">
+          <v:shape id="native_front_10030" o:spid="_x0000_s2087" type="#_x0000_t202" style="position:absolute;left:0;text-align:left;margin-left:55.75pt;margin-top:280.9pt;width:14pt;height:19.2pt;z-index:251653632;mso-position-horizontal-relative:page;mso-position-vertical-relative:page" filled="f" stroked="f">
             <v:textbox inset="0,0,0,0">
               <w:txbxContent>
                 <w:p>
@@ -760,8 +760,8 @@
         </w:pict>
       </w:r>
       <w:r>
-        <w:pict w14:anchorId="7756E198">
-          <v:shape id="native_front_10031" o:spid="_x0000_s2087" type="#_x0000_t202" style="position:absolute;left:0;text-align:left;margin-left:55.75pt;margin-top:298.9pt;width:14pt;height:19.2pt;z-index:251654144;mso-position-horizontal-relative:page;mso-position-vertical-relative:page" filled="f" stroked="f">
+        <w:pict w14:anchorId="3FFC2FDC">
+          <v:shape id="native_front_10031" o:spid="_x0000_s2086" type="#_x0000_t202" style="position:absolute;left:0;text-align:left;margin-left:55.75pt;margin-top:298.9pt;width:14pt;height:19.2pt;z-index:251654656;mso-position-horizontal-relative:page;mso-position-vertical-relative:page" filled="f" stroked="f">
             <v:textbox inset="0,0,0,0">
               <w:txbxContent>
                 <w:p>
@@ -784,8 +784,8 @@
         </w:pict>
       </w:r>
       <w:r>
-        <w:pict w14:anchorId="5B1978F5">
-          <v:shape id="native_front_10032" o:spid="_x0000_s2086" type="#_x0000_t202" style="position:absolute;left:0;text-align:left;margin-left:55.75pt;margin-top:352.9pt;width:14pt;height:19.2pt;z-index:251655168;mso-position-horizontal-relative:page;mso-position-vertical-relative:page" filled="f" stroked="f">
+        <w:pict w14:anchorId="48C4DB9F">
+          <v:shape id="native_front_10032" o:spid="_x0000_s2085" type="#_x0000_t202" style="position:absolute;left:0;text-align:left;margin-left:55.75pt;margin-top:352.9pt;width:14pt;height:19.2pt;z-index:251655680;mso-position-horizontal-relative:page;mso-position-vertical-relative:page" filled="f" stroked="f">
             <v:textbox inset="0,0,0,0">
               <w:txbxContent>
                 <w:p>
@@ -808,8 +808,8 @@
         </w:pict>
       </w:r>
       <w:r>
-        <w:pict w14:anchorId="7B4228D7">
-          <v:shape id="native_front_10033" o:spid="_x0000_s2085" type="#_x0000_t202" style="position:absolute;left:0;text-align:left;margin-left:55.75pt;margin-top:370.9pt;width:14pt;height:19.2pt;z-index:251656192;mso-position-horizontal-relative:page;mso-position-vertical-relative:page" filled="f" stroked="f">
+        <w:pict w14:anchorId="432A2E4A">
+          <v:shape id="native_front_10033" o:spid="_x0000_s2084" type="#_x0000_t202" style="position:absolute;left:0;text-align:left;margin-left:55.75pt;margin-top:370.9pt;width:14pt;height:19.2pt;z-index:251656704;mso-position-horizontal-relative:page;mso-position-vertical-relative:page" filled="f" stroked="f">
             <v:textbox inset="0,0,0,0">
               <w:txbxContent>
                 <w:p>
@@ -832,8 +832,8 @@
         </w:pict>
       </w:r>
       <w:r>
-        <w:pict w14:anchorId="3425B824">
-          <v:shape id="native_front_10034" o:spid="_x0000_s2084" type="#_x0000_t202" style="position:absolute;left:0;text-align:left;margin-left:55.75pt;margin-top:388.9pt;width:14pt;height:19.2pt;z-index:251657216;mso-position-horizontal-relative:page;mso-position-vertical-relative:page" filled="f" stroked="f">
+        <w:pict w14:anchorId="443EAA52">
+          <v:shape id="native_front_10034" o:spid="_x0000_s2083" type="#_x0000_t202" style="position:absolute;left:0;text-align:left;margin-left:55.75pt;margin-top:388.9pt;width:14pt;height:19.2pt;z-index:251657728;mso-position-horizontal-relative:page;mso-position-vertical-relative:page" filled="f" stroked="f">
             <v:textbox inset="0,0,0,0">
               <w:txbxContent>
                 <w:p>
@@ -856,8 +856,8 @@
         </w:pict>
       </w:r>
       <w:r>
-        <w:pict w14:anchorId="2616169F">
-          <v:shape id="native_front_10035" o:spid="_x0000_s2083" type="#_x0000_t202" style="position:absolute;left:0;text-align:left;margin-left:55.75pt;margin-top:406.9pt;width:14pt;height:19.2pt;z-index:251658240;mso-position-horizontal-relative:page;mso-position-vertical-relative:page" filled="f" stroked="f">
+        <w:pict w14:anchorId="3318D2AC">
+          <v:shape id="native_front_10035" o:spid="_x0000_s2082" type="#_x0000_t202" style="position:absolute;left:0;text-align:left;margin-left:55.75pt;margin-top:406.9pt;width:14pt;height:19.2pt;z-index:251658752;mso-position-horizontal-relative:page;mso-position-vertical-relative:page" filled="f" stroked="f">
             <v:textbox inset="0,0,0,0">
               <w:txbxContent>
                 <w:p>
@@ -880,29 +880,29 @@
         </w:pict>
       </w:r>
       <w:r>
-        <w:pict w14:anchorId="386E8790">
-          <v:line id="_x0000_s2082" style="position:absolute;left:0;text-align:left;z-index:251682816;mso-position-horizontal-relative:page;mso-position-vertical-relative:page" from="137.85pt,89.45pt" to="217.25pt,89.45pt" strokeweight=".5pt">
+        <w:pict w14:anchorId="5A56E3E1">
+          <v:line id="_x0000_s2081" style="position:absolute;left:0;text-align:left;z-index:251682304;mso-position-horizontal-relative:page;mso-position-vertical-relative:page" from="137.85pt,89.45pt" to="217.25pt,89.45pt" strokeweight=".5pt">
             <w10:wrap anchorx="page" anchory="page"/>
           </v:line>
         </w:pict>
       </w:r>
       <w:r>
-        <w:pict w14:anchorId="035362D4">
-          <v:line id="_x0000_s2081" style="position:absolute;left:0;text-align:left;z-index:251683840;mso-position-horizontal-relative:page;mso-position-vertical-relative:page" from="426.05pt,89.45pt" to="505.4pt,89.45pt" strokeweight=".5pt">
+        <w:pict w14:anchorId="52710EF2">
+          <v:line id="_x0000_s2080" style="position:absolute;left:0;text-align:left;z-index:251683328;mso-position-horizontal-relative:page;mso-position-vertical-relative:page" from="426.05pt,89.45pt" to="505.4pt,89.45pt" strokeweight=".5pt">
             <w10:wrap anchorx="page" anchory="page"/>
           </v:line>
         </w:pict>
       </w:r>
       <w:r>
-        <w:pict w14:anchorId="31030561">
-          <v:line id="_x0000_s2080" style="position:absolute;left:0;text-align:left;z-index:251684864;mso-position-horizontal-relative:page;mso-position-vertical-relative:page" from="137.85pt,111.05pt" to="217.25pt,111.05pt" strokeweight=".5pt">
+        <w:pict w14:anchorId="56573C72">
+          <v:line id="_x0000_s2079" style="position:absolute;left:0;text-align:left;z-index:251684352;mso-position-horizontal-relative:page;mso-position-vertical-relative:page" from="137.85pt,111.05pt" to="217.25pt,111.05pt" strokeweight=".5pt">
             <w10:wrap anchorx="page" anchory="page"/>
           </v:line>
         </w:pict>
       </w:r>
       <w:r>
-        <w:pict w14:anchorId="5BF23414">
-          <v:line id="_x0000_s2079" style="position:absolute;left:0;text-align:left;z-index:251685888;mso-position-horizontal-relative:page;mso-position-vertical-relative:page" from="426.05pt,111.05pt" to="505.4pt,111.05pt" strokeweight=".5pt">
+        <w:pict w14:anchorId="6BB6B5C8">
+          <v:line id="_x0000_s2078" style="position:absolute;left:0;text-align:left;z-index:251685376;mso-position-horizontal-relative:page;mso-position-vertical-relative:page" from="426.05pt,111.05pt" to="505.4pt,111.05pt" strokeweight=".5pt">
             <w10:wrap anchorx="page" anchory="page"/>
           </v:line>
         </w:pict>
@@ -916,8 +916,8 @@
       </w:pPr>
       <w:r>
         <w:lastRenderedPageBreak/>
-        <w:pict w14:anchorId="75C4CBF0">
-          <v:shape id="native_front_10036" o:spid="_x0000_s2078" type="#_x0000_t202" style="position:absolute;left:0;text-align:left;margin-left:208.1pt;margin-top:138.55pt;width:181.1pt;height:25.6pt;z-index:251659264;mso-position-horizontal-relative:page;mso-position-vertical-relative:page" filled="f" stroked="f">
+        <w:pict w14:anchorId="5B68A7B9">
+          <v:shape id="native_front_10036" o:spid="_x0000_s2077" type="#_x0000_t202" style="position:absolute;left:0;text-align:left;margin-left:208.1pt;margin-top:138.55pt;width:181.1pt;height:25.6pt;z-index:251659776;mso-position-horizontal-relative:page;mso-position-vertical-relative:page" filled="f" stroked="f">
             <v:textbox inset="0,0,0,0">
               <w:txbxContent>
                 <w:p>
@@ -941,8 +941,8 @@
         </w:pict>
       </w:r>
       <w:r>
-        <w:pict w14:anchorId="19D0ACE0">
-          <v:shape id="native_front_10037" o:spid="_x0000_s2077" type="#_x0000_t202" style="position:absolute;left:0;text-align:left;margin-left:249.65pt;margin-top:176.95pt;width:98pt;height:25.6pt;z-index:251660288;mso-position-horizontal-relative:page;mso-position-vertical-relative:page" filled="f" stroked="f">
+        <w:pict w14:anchorId="58F75DF7">
+          <v:shape id="native_front_10037" o:spid="_x0000_s2076" type="#_x0000_t202" style="position:absolute;left:0;text-align:left;margin-left:249.65pt;margin-top:176.95pt;width:98pt;height:25.6pt;z-index:251660800;mso-position-horizontal-relative:page;mso-position-vertical-relative:page" filled="f" stroked="f">
             <v:textbox inset="0,0,0,0">
               <w:txbxContent>
                 <w:p>
@@ -966,8 +966,8 @@
         </w:pict>
       </w:r>
       <w:r>
-        <w:pict w14:anchorId="7584DC6C">
-          <v:shape id="native_front_10038" o:spid="_x0000_s2076" type="#_x0000_t202" style="position:absolute;left:0;text-align:left;margin-left:99.25pt;margin-top:261.3pt;width:398.75pt;height:35.2pt;z-index:251661312;mso-position-horizontal-relative:page;mso-position-vertical-relative:page" filled="f" stroked="f">
+        <w:pict w14:anchorId="24DCACF1">
+          <v:shape id="native_front_10038" o:spid="_x0000_s2075" type="#_x0000_t202" style="position:absolute;left:0;text-align:left;margin-left:99.25pt;margin-top:261.3pt;width:398.75pt;height:35.2pt;z-index:251661824;mso-position-horizontal-relative:page;mso-position-vertical-relative:page" filled="f" stroked="f">
             <v:textbox inset="0,0,0,0">
               <w:txbxContent>
                 <w:p>
@@ -992,8 +992,8 @@
         </w:pict>
       </w:r>
       <w:r>
-        <w:pict w14:anchorId="05090D47">
-          <v:shape id="native_front_10039" o:spid="_x0000_s2075" type="#_x0000_t202" style="position:absolute;left:0;text-align:left;margin-left:286.55pt;margin-top:432.45pt;width:24.25pt;height:25.6pt;z-index:251662336;mso-position-horizontal-relative:page;mso-position-vertical-relative:page" filled="f" stroked="f">
+        <w:pict w14:anchorId="40E355B8">
+          <v:shape id="native_front_10039" o:spid="_x0000_s2074" type="#_x0000_t202" style="position:absolute;left:0;text-align:left;margin-left:286.55pt;margin-top:432.45pt;width:24.25pt;height:25.6pt;z-index:251662848;mso-position-horizontal-relative:page;mso-position-vertical-relative:page" filled="f" stroked="f">
             <v:textbox inset="0,0,0,0">
               <w:txbxContent>
                 <w:p>
@@ -1017,8 +1017,8 @@
         </w:pict>
       </w:r>
       <w:r>
-        <w:pict w14:anchorId="474F21F4">
-          <v:shape id="native_front_10040" o:spid="_x0000_s2074" type="#_x0000_t202" style="position:absolute;left:0;text-align:left;margin-left:265.65pt;margin-top:474.05pt;width:66pt;height:25.6pt;z-index:251663360;mso-position-horizontal-relative:page;mso-position-vertical-relative:page" filled="f" stroked="f">
+        <w:pict w14:anchorId="6C5C4836">
+          <v:shape id="native_front_10040" o:spid="_x0000_s2073" type="#_x0000_t202" style="position:absolute;left:0;text-align:left;margin-left:265.65pt;margin-top:474.05pt;width:66pt;height:25.6pt;z-index:251663872;mso-position-horizontal-relative:page;mso-position-vertical-relative:page" filled="f" stroked="f">
             <v:textbox inset="0,0,0,0">
               <w:txbxContent>
                 <w:p>
@@ -1042,8 +1042,8 @@
         </w:pict>
       </w:r>
       <w:r>
-        <w:pict w14:anchorId="41D65A38">
-          <v:shape id="native_front_10041" o:spid="_x0000_s2073" type="#_x0000_t202" style="position:absolute;left:0;text-align:left;margin-left:252.1pt;margin-top:553.9pt;width:93.1pt;height:25.6pt;z-index:251664384;mso-position-horizontal-relative:page;mso-position-vertical-relative:page" filled="f" stroked="f">
+        <w:pict w14:anchorId="2B4B2DB0">
+          <v:shape id="native_front_10041" o:spid="_x0000_s2072" type="#_x0000_t202" style="position:absolute;left:0;text-align:left;margin-left:252.1pt;margin-top:553.9pt;width:93.1pt;height:25.6pt;z-index:251664896;mso-position-horizontal-relative:page;mso-position-vertical-relative:page" filled="f" stroked="f">
             <v:textbox inset="0,0,0,0">
               <w:txbxContent>
                 <w:p>
@@ -1067,8 +1067,8 @@
         </w:pict>
       </w:r>
       <w:r>
-        <w:pict w14:anchorId="574FE23F">
-          <v:shape id="native_front_10042" o:spid="_x0000_s2072" type="#_x0000_t202" style="position:absolute;left:0;text-align:left;margin-left:247.65pt;margin-top:595.5pt;width:66pt;height:25.6pt;z-index:251665408;mso-position-horizontal-relative:page;mso-position-vertical-relative:page" filled="f" stroked="f">
+        <w:pict w14:anchorId="7E248C54">
+          <v:shape id="native_front_10042" o:spid="_x0000_s2071" type="#_x0000_t202" style="position:absolute;left:0;text-align:left;margin-left:247.65pt;margin-top:595.5pt;width:66pt;height:25.6pt;z-index:251665920;mso-position-horizontal-relative:page;mso-position-vertical-relative:page" filled="f" stroked="f">
             <v:textbox inset="0,0,0,0">
               <w:txbxContent>
                 <w:p>
@@ -1092,8 +1092,8 @@
         </w:pict>
       </w:r>
       <w:r>
-        <w:pict w14:anchorId="2EA764CD">
-          <v:shape id="native_front_10043" o:spid="_x0000_s2071" type="#_x0000_t202" style="position:absolute;left:0;text-align:left;margin-left:315.6pt;margin-top:595.5pt;width:34pt;height:25.6pt;z-index:251666432;mso-position-horizontal-relative:page;mso-position-vertical-relative:page" filled="f" stroked="f">
+        <w:pict w14:anchorId="5B287916">
+          <v:shape id="native_front_10043" o:spid="_x0000_s2070" type="#_x0000_t202" style="position:absolute;left:0;text-align:left;margin-left:315.6pt;margin-top:595.5pt;width:34pt;height:25.6pt;z-index:251666944;mso-position-horizontal-relative:page;mso-position-vertical-relative:page" filled="f" stroked="f">
             <v:textbox inset="0,0,0,0">
               <w:txbxContent>
                 <w:p>
@@ -1117,8 +1117,8 @@
         </w:pict>
       </w:r>
       <w:r>
-        <w:pict w14:anchorId="66D2E51C">
-          <v:shape id="native_front_10044" o:spid="_x0000_s2070" type="#_x0000_t202" style="position:absolute;left:0;text-align:left;margin-left:259.35pt;margin-top:755.25pt;width:78.6pt;height:22.4pt;z-index:251667456;mso-position-horizontal-relative:page;mso-position-vertical-relative:page" filled="f" stroked="f">
+        <w:pict w14:anchorId="3ABA2386">
+          <v:shape id="native_front_10044" o:spid="_x0000_s2069" type="#_x0000_t202" style="position:absolute;left:0;text-align:left;margin-left:259.35pt;margin-top:755.25pt;width:78.6pt;height:22.4pt;z-index:251667968;mso-position-horizontal-relative:page;mso-position-vertical-relative:page" filled="f" stroked="f">
             <v:textbox inset="0,0,0,0">
               <w:txbxContent>
                 <w:p>
@@ -1147,25 +1147,11 @@
         <w:pageBreakBefore/>
         <w:spacing w:line="20" w:lineRule="exact"/>
         <w:ind w:firstLine="0"/>
-        <w:sectPr>
-          <w:headerReference w:type="even" r:id="rId7"/>
-          <w:headerReference w:type="default" r:id="rId8"/>
-          <w:footerReference w:type="even" r:id="rId9"/>
-          <w:footerReference w:type="default" r:id="rId10"/>
-          <w:headerReference w:type="first" r:id="rId11"/>
-          <w:footerReference w:type="first" r:id="rId12"/>
-          <w:footnotePr>
-            <w:numRestart w:val="eachSect"/>
-          </w:footnotePr>
-          <w:pgSz w:w="11906" w:h="16838"/>
-          <w:pgMar w:top="1440" w:right="1797" w:bottom="1440" w:left="1797" w:header="850" w:footer="992" w:gutter="0"/>
-          <w:cols w:space="720"/>
-        </w:sectPr>
       </w:pPr>
       <w:r>
         <w:lastRenderedPageBreak/>
-        <w:pict w14:anchorId="43AC5ECE">
-          <v:shape id="native_front_10045" o:spid="_x0000_s2069" type="#_x0000_t202" style="position:absolute;left:0;text-align:left;margin-left:225.65pt;margin-top:96.05pt;width:146pt;height:25.6pt;z-index:251668480;mso-position-horizontal-relative:page;mso-position-vertical-relative:page" filled="f" stroked="f">
+        <w:pict w14:anchorId="11F1A00D">
+          <v:shape id="native_front_10045" o:spid="_x0000_s2068" type="#_x0000_t202" style="position:absolute;left:0;text-align:left;margin-left:225.65pt;margin-top:96.05pt;width:146pt;height:25.6pt;z-index:251668992;mso-position-horizontal-relative:page;mso-position-vertical-relative:page" filled="f" stroked="f">
             <v:textbox inset="0,0,0,0">
               <w:txbxContent>
                 <w:p>
@@ -1189,8 +1175,8 @@
         </w:pict>
       </w:r>
       <w:r>
-        <w:pict w14:anchorId="46BDD370">
-          <v:shape id="native_front_10046" o:spid="_x0000_s2068" type="#_x0000_t202" style="position:absolute;left:0;text-align:left;margin-left:113.85pt;margin-top:145.75pt;width:393.55pt;height:19.2pt;z-index:251669504;mso-position-horizontal-relative:page;mso-position-vertical-relative:page" filled="f" stroked="f">
+        <w:pict w14:anchorId="7D95DA6D">
+          <v:shape id="native_front_10046" o:spid="_x0000_s2067" type="#_x0000_t202" style="position:absolute;left:0;text-align:left;margin-left:113.85pt;margin-top:145.75pt;width:393.55pt;height:19.2pt;z-index:251670016;mso-position-horizontal-relative:page;mso-position-vertical-relative:page" filled="f" stroked="f">
             <v:textbox inset="0,0,0,0">
               <w:txbxContent>
                 <w:p>
@@ -1222,8 +1208,8 @@
         </w:pict>
       </w:r>
       <w:r>
-        <w:pict w14:anchorId="7B6537EA">
-          <v:shape id="native_front_10047" o:spid="_x0000_s2067" type="#_x0000_t202" style="position:absolute;left:0;text-align:left;margin-left:89.85pt;margin-top:167.35pt;width:417.55pt;height:19.2pt;z-index:251670528;mso-position-horizontal-relative:page;mso-position-vertical-relative:page" filled="f" stroked="f">
+        <w:pict w14:anchorId="78E98147">
+          <v:shape id="native_front_10047" o:spid="_x0000_s2066" type="#_x0000_t202" style="position:absolute;left:0;text-align:left;margin-left:89.85pt;margin-top:167.35pt;width:417.55pt;height:19.2pt;z-index:251671040;mso-position-horizontal-relative:page;mso-position-vertical-relative:page" filled="f" stroked="f">
             <v:textbox inset="0,0,0,0">
               <w:txbxContent>
                 <w:p>
@@ -1256,8 +1242,8 @@
         </w:pict>
       </w:r>
       <w:r>
-        <w:pict w14:anchorId="751F101A">
-          <v:shape id="native_front_10048" o:spid="_x0000_s2066" type="#_x0000_t202" style="position:absolute;left:0;text-align:left;margin-left:89.85pt;margin-top:188.95pt;width:134pt;height:19.2pt;z-index:251671552;mso-position-horizontal-relative:page;mso-position-vertical-relative:page" filled="f" stroked="f">
+        <w:pict w14:anchorId="31118066">
+          <v:shape id="native_front_10048" o:spid="_x0000_s2065" type="#_x0000_t202" style="position:absolute;left:0;text-align:left;margin-left:89.85pt;margin-top:188.95pt;width:134pt;height:19.2pt;z-index:251672064;mso-position-horizontal-relative:page;mso-position-vertical-relative:page" filled="f" stroked="f">
             <v:textbox inset="0,0,0,0">
               <w:txbxContent>
                 <w:p>
@@ -1280,8 +1266,8 @@
         </w:pict>
       </w:r>
       <w:r>
-        <w:pict w14:anchorId="43B9BEA4">
-          <v:shape id="native_front_10049" o:spid="_x0000_s2065" type="#_x0000_t202" style="position:absolute;left:0;text-align:left;margin-left:113.85pt;margin-top:267.2pt;width:74pt;height:19.2pt;z-index:251672576;mso-position-horizontal-relative:page;mso-position-vertical-relative:page" filled="f" stroked="f">
+        <w:pict w14:anchorId="0777896C">
+          <v:shape id="native_front_10049" o:spid="_x0000_s2064" type="#_x0000_t202" style="position:absolute;left:0;text-align:left;margin-left:113.85pt;margin-top:267.2pt;width:74pt;height:19.2pt;z-index:251673088;mso-position-horizontal-relative:page;mso-position-vertical-relative:page" filled="f" stroked="f">
             <v:textbox inset="0,0,0,0">
               <w:txbxContent>
                 <w:p>
@@ -1304,8 +1290,8 @@
         </w:pict>
       </w:r>
       <w:r>
-        <w:pict w14:anchorId="47D36388">
-          <v:shape id="native_front_10050" o:spid="_x0000_s2064" type="#_x0000_t202" style="position:absolute;left:0;text-align:left;margin-left:384.4pt;margin-top:267.2pt;width:38pt;height:19.2pt;z-index:251673600;mso-position-horizontal-relative:page;mso-position-vertical-relative:page" filled="f" stroked="f">
+        <w:pict w14:anchorId="0FDFA8D6">
+          <v:shape id="native_front_10050" o:spid="_x0000_s2063" type="#_x0000_t202" style="position:absolute;left:0;text-align:left;margin-left:384.4pt;margin-top:267.2pt;width:38pt;height:19.2pt;z-index:251674112;mso-position-horizontal-relative:page;mso-position-vertical-relative:page" filled="f" stroked="f">
             <v:textbox inset="0,0,0,0">
               <w:txbxContent>
                 <w:p>
@@ -1328,41 +1314,8 @@
         </w:pict>
       </w:r>
       <w:r>
-        <w:pict w14:anchorId="139E3CF7">
-          <v:line id="_x0000_s2063" style="position:absolute;left:0;text-align:left;z-index:251686912;mso-position-horizontal-relative:page;mso-position-vertical-relative:page" from="185.85pt,282.1pt" to="299.25pt,282.1pt" strokeweight=".5pt">
-            <w10:wrap anchorx="page" anchory="page"/>
-          </v:line>
-        </w:pict>
-      </w:r>
-      <w:r>
-        <w:pict w14:anchorId="38957A11">
-          <v:line id="_x0000_s2062" style="position:absolute;left:0;text-align:left;z-index:251687936;mso-position-horizontal-relative:page;mso-position-vertical-relative:page" from="420.4pt,282.1pt" to="505.4pt,282.1pt" strokeweight=".5pt">
-            <w10:wrap anchorx="page" anchory="page"/>
-          </v:line>
-        </w:pict>
-      </w:r>
-    </w:p>
-    <w:p>
-      <w:pPr>
-        <w:spacing w:line="20" w:lineRule="exact"/>
-        <w:ind w:firstLine="0"/>
-        <w:sectPr>
-          <w:headerReference w:type="even" r:id="rId13"/>
-          <w:headerReference w:type="default" r:id="rId14"/>
-          <w:footerReference w:type="even" r:id="rId15"/>
-          <w:footerReference w:type="default" r:id="rId16"/>
-          <w:footnotePr>
-            <w:numRestart w:val="eachSect"/>
-          </w:footnotePr>
-          <w:pgSz w:w="11906" w:h="16838"/>
-          <w:pgMar w:top="1440" w:right="1797" w:bottom="1440" w:left="1797" w:header="850" w:footer="992" w:gutter="0"/>
-          <w:cols w:space="720"/>
-        </w:sectPr>
-      </w:pPr>
-      <w:r>
-        <w:lastRenderedPageBreak/>
-        <w:pict w14:anchorId="5978A9B4">
-          <v:shape id="native_front_10051" o:spid="_x0000_s2061" type="#_x0000_t202" style="position:absolute;left:0;text-align:left;margin-left:209.65pt;margin-top:96.05pt;width:178pt;height:25.6pt;z-index:251674624;mso-position-horizontal-relative:page;mso-position-vertical-relative:page" filled="f" stroked="f">
+        <w:pict w14:anchorId="125CE0DA">
+          <v:shape id="native_front_10051" o:spid="_x0000_s2062" type="#_x0000_t202" style="position:absolute;left:0;text-align:left;margin-left:209.65pt;margin-top:354.3pt;width:178pt;height:25.6pt;z-index:251675136;mso-position-horizontal-relative:page;mso-position-vertical-relative:page" filled="f" stroked="f">
             <v:textbox inset="0,0,0,0">
               <w:txbxContent>
                 <w:p>
@@ -1386,8 +1339,8 @@
         </w:pict>
       </w:r>
       <w:r>
-        <w:pict w14:anchorId="05133BD5">
-          <v:shape id="native_front_10052" o:spid="_x0000_s2060" type="#_x0000_t202" style="position:absolute;left:0;text-align:left;margin-left:113.85pt;margin-top:145.75pt;width:393.55pt;height:19.2pt;z-index:251675648;mso-position-horizontal-relative:page;mso-position-vertical-relative:page" filled="f" stroked="f">
+        <w:pict w14:anchorId="102ACD23">
+          <v:shape id="native_front_10052" o:spid="_x0000_s2061" type="#_x0000_t202" style="position:absolute;left:0;text-align:left;margin-left:89.85pt;margin-top:393pt;width:417.55pt;height:19.2pt;z-index:251676160;mso-position-horizontal-relative:page;mso-position-vertical-relative:page" filled="f" stroked="f">
             <v:textbox inset="0,0,0,0">
               <w:txbxContent>
                 <w:p>
@@ -1399,17 +1352,17 @@
                     <w:rPr>
                       <w:rFonts w:ascii="宋体" w:hAnsi="宋体" w:cs="宋体"/>
                       <w:spacing w:val="4"/>
-                      <w:fitText w:val="7831" w:id="10052"/>
+                      <w:fitText w:val="8311" w:id="10052"/>
                     </w:rPr>
-                    <w:t>本人同意学校保留并向有关机构送交本学位论文的复印件和电子版，允</w:t>
+                    <w:t>本人同意学校保留并向有关机构送交本学位论文的复印件和电子版，允许论</w:t>
                   </w:r>
                   <w:r>
                     <w:rPr>
                       <w:rFonts w:ascii="宋体" w:hAnsi="宋体" w:cs="宋体"/>
-                      <w:spacing w:val="27"/>
-                      <w:fitText w:val="7831" w:id="10052"/>
+                      <w:spacing w:val="19"/>
+                      <w:fitText w:val="8311" w:id="10052"/>
                     </w:rPr>
-                    <w:t>许</w:t>
+                    <w:t>文</w:t>
                   </w:r>
                 </w:p>
               </w:txbxContent>
@@ -1419,8 +1372,8 @@
         </w:pict>
       </w:r>
       <w:r>
-        <w:pict w14:anchorId="4DEAFAE6">
-          <v:shape id="native_front_10053" o:spid="_x0000_s2059" type="#_x0000_t202" style="position:absolute;left:0;text-align:left;margin-left:89.85pt;margin-top:167.35pt;width:417.55pt;height:19.2pt;z-index:251676672;mso-position-horizontal-relative:page;mso-position-vertical-relative:page" filled="f" stroked="f">
+        <w:pict w14:anchorId="550C6532">
+          <v:shape id="native_front_10053" o:spid="_x0000_s2060" type="#_x0000_t202" style="position:absolute;left:0;text-align:left;margin-left:89.85pt;margin-top:414.6pt;width:410pt;height:19.2pt;z-index:251677184;mso-position-horizontal-relative:page;mso-position-vertical-relative:page" filled="f" stroked="f">
             <v:textbox inset="0,0,0,0">
               <w:txbxContent>
                 <w:p>
@@ -1431,18 +1384,9 @@
                   <w:r>
                     <w:rPr>
                       <w:rFonts w:ascii="宋体" w:hAnsi="宋体" w:cs="宋体"/>
-                      <w:spacing w:val="4"/>
-                      <w:fitText w:val="8311" w:id="10053"/>
+                      <w:fitText w:val="8160" w:id="10053"/>
                     </w:rPr>
-                    <w:t>论文被查阅和借阅，并可采用影印、缩印或其他复制手段保存和汇编本学位</w:t>
-                  </w:r>
-                  <w:r>
-                    <w:rPr>
-                      <w:rFonts w:ascii="宋体" w:hAnsi="宋体" w:cs="宋体"/>
-                      <w:spacing w:val="19"/>
-                      <w:fitText w:val="8311" w:id="10053"/>
-                    </w:rPr>
-                    <w:t>论</w:t>
+                    <w:t>被查阅和借阅，并可采用影印、缩印或其他复制手段保存和汇编本学位论文。</w:t>
                   </w:r>
                 </w:p>
               </w:txbxContent>
@@ -1452,8 +1396,8 @@
         </w:pict>
       </w:r>
       <w:r>
-        <w:pict w14:anchorId="4AA81CF3">
-          <v:shape id="native_front_10054" o:spid="_x0000_s2058" type="#_x0000_t202" style="position:absolute;left:0;text-align:left;margin-left:89.85pt;margin-top:188.95pt;width:26pt;height:19.2pt;z-index:251677696;mso-position-horizontal-relative:page;mso-position-vertical-relative:page" filled="f" stroked="f">
+        <w:pict w14:anchorId="579312D1">
+          <v:shape id="native_front_10054" o:spid="_x0000_s2059" type="#_x0000_t202" style="position:absolute;left:0;text-align:left;margin-left:113.85pt;margin-top:492.9pt;width:74pt;height:19.2pt;z-index:251678208;mso-position-horizontal-relative:page;mso-position-vertical-relative:page" filled="f" stroked="f">
             <v:textbox inset="0,0,0,0">
               <w:txbxContent>
                 <w:p>
@@ -1464,9 +1408,9 @@
                   <w:r>
                     <w:rPr>
                       <w:rFonts w:ascii="宋体" w:hAnsi="宋体" w:cs="宋体"/>
-                      <w:fitText w:val="480" w:id="10054"/>
+                      <w:fitText w:val="1440" w:id="10054"/>
                     </w:rPr>
-                    <w:t>文。</w:t>
+                    <w:t>研究生签名：</w:t>
                   </w:r>
                 </w:p>
               </w:txbxContent>
@@ -1476,8 +1420,8 @@
         </w:pict>
       </w:r>
       <w:r>
-        <w:pict w14:anchorId="2E6B767D">
-          <v:shape id="native_front_10055" o:spid="_x0000_s2057" type="#_x0000_t202" style="position:absolute;left:0;text-align:left;margin-left:113.85pt;margin-top:267.2pt;width:74pt;height:19.2pt;z-index:251678720;mso-position-horizontal-relative:page;mso-position-vertical-relative:page" filled="f" stroked="f">
+        <w:pict w14:anchorId="4045CC18">
+          <v:shape id="native_front_10055" o:spid="_x0000_s2058" type="#_x0000_t202" style="position:absolute;left:0;text-align:left;margin-left:360.4pt;margin-top:492.9pt;width:62pt;height:19.2pt;z-index:251679232;mso-position-horizontal-relative:page;mso-position-vertical-relative:page" filled="f" stroked="f">
             <v:textbox inset="0,0,0,0">
               <w:txbxContent>
                 <w:p>
@@ -1488,9 +1432,9 @@
                   <w:r>
                     <w:rPr>
                       <w:rFonts w:ascii="宋体" w:hAnsi="宋体" w:cs="宋体"/>
-                      <w:fitText w:val="1440" w:id="10055"/>
+                      <w:fitText w:val="1200" w:id="10055"/>
                     </w:rPr>
-                    <w:t>研究生签名：</w:t>
+                    <w:t>导师签名：</w:t>
                   </w:r>
                 </w:p>
               </w:txbxContent>
@@ -1500,8 +1444,8 @@
         </w:pict>
       </w:r>
       <w:r>
-        <w:pict w14:anchorId="6BAD5593">
-          <v:shape id="native_front_10056" o:spid="_x0000_s2056" type="#_x0000_t202" style="position:absolute;left:0;text-align:left;margin-left:360.4pt;margin-top:267.2pt;width:62pt;height:19.2pt;z-index:251679744;mso-position-horizontal-relative:page;mso-position-vertical-relative:page" filled="f" stroked="f">
+        <w:pict w14:anchorId="50B38B56">
+          <v:shape id="native_front_10056" o:spid="_x0000_s2057" type="#_x0000_t202" style="position:absolute;left:0;text-align:left;margin-left:113.85pt;margin-top:542.85pt;width:38pt;height:19.2pt;z-index:251680256;mso-position-horizontal-relative:page;mso-position-vertical-relative:page" filled="f" stroked="f">
             <v:textbox inset="0,0,0,0">
               <w:txbxContent>
                 <w:p>
@@ -1512,9 +1456,9 @@
                   <w:r>
                     <w:rPr>
                       <w:rFonts w:ascii="宋体" w:hAnsi="宋体" w:cs="宋体"/>
-                      <w:fitText w:val="1200" w:id="10056"/>
+                      <w:fitText w:val="720" w:id="10056"/>
                     </w:rPr>
-                    <w:t>导师签名：</w:t>
+                    <w:t>日期：</w:t>
                   </w:r>
                 </w:p>
               </w:txbxContent>
@@ -1524,8 +1468,8 @@
         </w:pict>
       </w:r>
       <w:r>
-        <w:pict w14:anchorId="73B8E322">
-          <v:shape id="native_front_10057" o:spid="_x0000_s2055" type="#_x0000_t202" style="position:absolute;left:0;text-align:left;margin-left:113.85pt;margin-top:317.15pt;width:38pt;height:19.2pt;z-index:251680768;mso-position-horizontal-relative:page;mso-position-vertical-relative:page" filled="f" stroked="f">
+        <w:pict w14:anchorId="12F53B2F">
+          <v:shape id="native_front_10057" o:spid="_x0000_s2056" type="#_x0000_t202" style="position:absolute;left:0;text-align:left;margin-left:384.4pt;margin-top:542.85pt;width:38pt;height:19.2pt;z-index:251681280;mso-position-horizontal-relative:page;mso-position-vertical-relative:page" filled="f" stroked="f">
             <v:textbox inset="0,0,0,0">
               <w:txbxContent>
                 <w:p>
@@ -1548,64 +1492,75 @@
         </w:pict>
       </w:r>
       <w:r>
-        <w:pict w14:anchorId="16EE7D93">
-          <v:shape id="native_front_10058" o:spid="_x0000_s2054" type="#_x0000_t202" style="position:absolute;left:0;text-align:left;margin-left:384.4pt;margin-top:317.15pt;width:38pt;height:19.2pt;z-index:251681792;mso-position-horizontal-relative:page;mso-position-vertical-relative:page" filled="f" stroked="f">
-            <v:textbox inset="0,0,0,0">
-              <w:txbxContent>
-                <w:p>
-                  <w:pPr>
-                    <w:spacing w:line="312" w:lineRule="exact"/>
-                    <w:ind w:firstLine="0"/>
-                  </w:pPr>
-                  <w:r>
-                    <w:rPr>
-                      <w:rFonts w:ascii="宋体" w:hAnsi="宋体" w:cs="宋体"/>
-                      <w:fitText w:val="720" w:id="10058"/>
-                    </w:rPr>
-                    <w:t>日期：</w:t>
-                  </w:r>
-                </w:p>
-              </w:txbxContent>
-            </v:textbox>
-            <w10:wrap anchorx="page" anchory="page"/>
-          </v:shape>
-        </w:pict>
-      </w:r>
-      <w:r>
-        <w:pict w14:anchorId="56542B5F">
-          <v:line id="_x0000_s2053" style="position:absolute;left:0;text-align:left;z-index:251688960;mso-position-horizontal-relative:page;mso-position-vertical-relative:page" from="185.85pt,282.1pt" to="270.9pt,282.1pt" strokeweight=".5pt">
+        <w:pict w14:anchorId="64EC44DA">
+          <v:line id="_x0000_s2055" style="position:absolute;left:0;text-align:left;z-index:251686400;mso-position-horizontal-relative:page;mso-position-vertical-relative:page" from="185.85pt,282.1pt" to="299.25pt,282.1pt" strokeweight=".5pt">
             <w10:wrap anchorx="page" anchory="page"/>
           </v:line>
         </w:pict>
       </w:r>
       <w:r>
-        <w:pict w14:anchorId="7610B379">
-          <v:line id="_x0000_s2052" style="position:absolute;left:0;text-align:left;z-index:251689984;mso-position-horizontal-relative:page;mso-position-vertical-relative:page" from="420.4pt,282.1pt" to="505.4pt,282.1pt" strokeweight=".5pt">
+        <w:pict w14:anchorId="571A43AC">
+          <v:line id="_x0000_s2054" style="position:absolute;left:0;text-align:left;z-index:251687424;mso-position-horizontal-relative:page;mso-position-vertical-relative:page" from="420.4pt,282.1pt" to="505.4pt,282.1pt" strokeweight=".5pt">
             <w10:wrap anchorx="page" anchory="page"/>
           </v:line>
         </w:pict>
       </w:r>
       <w:r>
-        <w:pict w14:anchorId="79C23299">
-          <v:line id="_x0000_s2051" style="position:absolute;left:0;text-align:left;z-index:251691008;mso-position-horizontal-relative:page;mso-position-vertical-relative:page" from="149.85pt,332.05pt" to="234.9pt,332.05pt" strokeweight=".5pt">
+        <w:pict w14:anchorId="25A30D94">
+          <v:line id="_x0000_s2053" style="position:absolute;left:0;text-align:left;z-index:251688448;mso-position-horizontal-relative:page;mso-position-vertical-relative:page" from="185.85pt,507.8pt" to="270.9pt,507.8pt" strokeweight=".5pt">
             <w10:wrap anchorx="page" anchory="page"/>
           </v:line>
         </w:pict>
       </w:r>
       <w:r>
-        <w:pict w14:anchorId="2A1C0B59">
-          <v:line id="_x0000_s2050" style="position:absolute;left:0;text-align:left;z-index:251692032;mso-position-horizontal-relative:page;mso-position-vertical-relative:page" from="420.4pt,332.05pt" to="505.4pt,332.05pt" strokeweight=".5pt">
+        <w:pict w14:anchorId="7B4CB669">
+          <v:line id="_x0000_s2052" style="position:absolute;left:0;text-align:left;z-index:251689472;mso-position-horizontal-relative:page;mso-position-vertical-relative:page" from="420.4pt,507.8pt" to="505.4pt,507.8pt" strokeweight=".5pt">
             <w10:wrap anchorx="page" anchory="page"/>
           </v:line>
         </w:pict>
       </w:r>
+      <w:r>
+        <w:pict w14:anchorId="48FEDD92">
+          <v:line id="_x0000_s2051" style="position:absolute;left:0;text-align:left;z-index:251690496;mso-position-horizontal-relative:page;mso-position-vertical-relative:page" from="149.85pt,557.75pt" to="234.9pt,557.75pt" strokeweight=".5pt">
+            <w10:wrap anchorx="page" anchory="page"/>
+          </v:line>
+        </w:pict>
+      </w:r>
+      <w:r>
+        <w:pict w14:anchorId="7486F497">
+          <v:line id="_x0000_s2050" style="position:absolute;left:0;text-align:left;z-index:251691520;mso-position-horizontal-relative:page;mso-position-vertical-relative:page" from="420.4pt,557.75pt" to="505.4pt,557.75pt" strokeweight=".5pt">
+            <w10:wrap anchorx="page" anchory="page"/>
+          </v:line>
+        </w:pict>
+      </w:r>
+    </w:p>
+    <w:p>
+      <w:pPr>
+        <w:pageBreakBefore/>
+        <w:spacing w:line="20" w:lineRule="exact"/>
+        <w:ind w:firstLine="0"/>
+        <w:sectPr>
+          <w:headerReference w:type="even" r:id="rId7"/>
+          <w:headerReference w:type="default" r:id="rId8"/>
+          <w:footerReference w:type="even" r:id="rId9"/>
+          <w:footerReference w:type="default" r:id="rId10"/>
+          <w:headerReference w:type="first" r:id="rId11"/>
+          <w:footerReference w:type="first" r:id="rId12"/>
+          <w:footnotePr>
+            <w:numRestart w:val="eachSect"/>
+          </w:footnotePr>
+          <w:pgSz w:w="11906" w:h="16838"/>
+          <w:pgMar w:top="1440" w:right="1797" w:bottom="1440" w:left="1797" w:header="850" w:footer="992" w:gutter="0"/>
+          <w:cols w:space="720"/>
+        </w:sectPr>
+      </w:pPr>
     </w:p>
     <w:p>
       <w:pPr>
         <w:pStyle w:val="1"/>
         <w:pageBreakBefore w:val="0"/>
       </w:pPr>
-      <w:bookmarkStart w:id="0" w:name="_Toc242464953"/>
+      <w:bookmarkStart w:id="0" w:name="_Toc242734571"/>
       <w:r>
         <w:lastRenderedPageBreak/>
         <w:t>摘</w:t>
@@ -1667,6 +1622,64 @@
     </w:p>
     <w:p>
       <w:pPr>
+        <w:jc w:val="left"/>
+        <w:sectPr>
+          <w:headerReference w:type="even" r:id="rId13"/>
+          <w:headerReference w:type="default" r:id="rId14"/>
+          <w:footerReference w:type="even" r:id="rId15"/>
+          <w:footerReference w:type="default" r:id="rId16"/>
+          <w:footnotePr>
+            <w:numRestart w:val="eachSect"/>
+          </w:footnotePr>
+          <w:pgSz w:w="11906" w:h="16838"/>
+          <w:pgMar w:top="1440" w:right="1797" w:bottom="1440" w:left="1797" w:header="850" w:footer="992" w:gutter="0"/>
+          <w:pgNumType w:fmt="lowerRoman" w:start="1"/>
+          <w:cols w:space="720"/>
+        </w:sectPr>
+      </w:pPr>
+      <w:bookmarkStart w:id="1" w:name="abstract"/>
+    </w:p>
+    <w:p>
+      <w:pPr>
+        <w:pStyle w:val="1"/>
+      </w:pPr>
+      <w:bookmarkStart w:id="2" w:name="_Toc242734572"/>
+      <w:r>
+        <w:lastRenderedPageBreak/>
+        <w:t>ABSTRACT</w:t>
+      </w:r>
+      <w:bookmarkEnd w:id="2"/>
+    </w:p>
+    <w:p>
+      <w:pPr>
+        <w:pStyle w:val="FirstParagraph"/>
+        <w:ind w:firstLine="0"/>
+        <w:jc w:val="left"/>
+      </w:pPr>
+      <w:r>
+        <w:t>This is the English abstract. Replace it with the purpose, methodology, principal results, and conclusions of the dissertation.</w:t>
+      </w:r>
+    </w:p>
+    <w:p>
+      <w:pPr>
+        <w:pStyle w:val="a0"/>
+        <w:ind w:firstLine="0"/>
+        <w:jc w:val="left"/>
+      </w:pPr>
+      <w:r>
+        <w:rPr>
+          <w:b/>
+          <w:bCs/>
+        </w:rPr>
+        <w:t>KEY WORDS:</w:t>
+      </w:r>
+      <w:r>
+        <w:t xml:space="preserve"> keyword one; keyword two; keyword three; keyword four</w:t>
+      </w:r>
+    </w:p>
+    <w:p>
+      <w:pPr>
+        <w:ind w:firstLine="0"/>
         <w:jc w:val="left"/>
         <w:sectPr>
           <w:headerReference w:type="even" r:id="rId17"/>
@@ -1678,54 +1691,2143 @@
           </w:footnotePr>
           <w:pgSz w:w="11906" w:h="16838"/>
           <w:pgMar w:top="1440" w:right="1797" w:bottom="1440" w:left="1797" w:header="850" w:footer="992" w:gutter="0"/>
-          <w:pgNumType w:fmt="lowerRoman" w:start="1"/>
+          <w:pgNumType w:fmt="lowerRoman"/>
           <w:cols w:space="720"/>
         </w:sectPr>
       </w:pPr>
-      <w:bookmarkStart w:id="1" w:name="abstract"/>
-    </w:p>
-    <w:p>
-      <w:pPr>
-        <w:pStyle w:val="1"/>
-      </w:pPr>
-      <w:bookmarkStart w:id="2" w:name="_Toc242464954"/>
-      <w:r>
+      <w:bookmarkStart w:id="3" w:name="绪论"/>
+      <w:bookmarkEnd w:id="1"/>
+    </w:p>
+    <w:p>
+      <w:pPr>
+        <w:pStyle w:val="a4"/>
+      </w:pPr>
+      <w:r>
+        <w:rPr>
+          <w:rFonts w:ascii="黑体" w:hAnsi="黑体"/>
+          <w:sz w:val="32"/>
+        </w:rPr>
         <w:lastRenderedPageBreak/>
-        <w:t>ABSTRACT</w:t>
-      </w:r>
-      <w:bookmarkEnd w:id="2"/>
-    </w:p>
-    <w:p>
-      <w:pPr>
-        <w:pStyle w:val="FirstParagraph"/>
-        <w:ind w:firstLine="0"/>
-        <w:jc w:val="left"/>
-      </w:pPr>
-      <w:r>
-        <w:t>This is the English abstract. Replace it with the purpose, methodology, principal results, and conclusions of the dissertation.</w:t>
-      </w:r>
-    </w:p>
-    <w:p>
-      <w:pPr>
-        <w:pStyle w:val="a0"/>
-        <w:ind w:firstLine="0"/>
-        <w:jc w:val="left"/>
-      </w:pPr>
-      <w:r>
-        <w:rPr>
-          <w:b/>
-          <w:bCs/>
-        </w:rPr>
-        <w:t>KEY WORDS:</w:t>
-      </w:r>
-      <w:r>
-        <w:t xml:space="preserve"> keyword one; keyword two; keyword three; keyword four</w:t>
-      </w:r>
-    </w:p>
-    <w:p>
-      <w:pPr>
-        <w:ind w:firstLine="0"/>
-        <w:jc w:val="left"/>
+        <w:t>目  录</w:t>
+      </w:r>
+    </w:p>
+    <w:p>
+      <w:pPr>
+        <w:pStyle w:val="TOC1"/>
+        <w:tabs>
+          <w:tab w:val="right" w:leader="dot" w:pos="8302"/>
+        </w:tabs>
+        <w:rPr>
+          <w:rFonts w:asciiTheme="minorHAnsi" w:eastAsiaTheme="minorEastAsia" w:hAnsiTheme="minorHAnsi"/>
+          <w:noProof/>
+          <w:color w:val="auto"/>
+          <w:kern w:val="2"/>
+          <w:sz w:val="22"/>
+          <w14:ligatures w14:val="standardContextual"/>
+        </w:rPr>
+      </w:pPr>
+      <w:r>
+        <w:rPr>
+          <w:rFonts w:eastAsia="SimHei" w:ascii="Times New Roman" w:hAnsi="Times New Roman"/>
+          <w:bCs w:val="1"/>
+          <w:b w:val="1"/>
+        </w:rPr>
+        <w:fldChar w:fldCharType="begin"/>
+      </w:r>
+      <w:r>
+        <w:rPr>
+          <w:rFonts w:eastAsia="SimHei" w:ascii="Times New Roman" w:hAnsi="Times New Roman"/>
+          <w:bCs w:val="1"/>
+          <w:b w:val="1"/>
+        </w:rPr>
+        <w:instrText xml:space="preserve"> TOC \o "1-3" \h \z \u </w:instrText>
+      </w:r>
+      <w:r>
+        <w:rPr>
+          <w:rFonts w:eastAsia="SimHei" w:ascii="Times New Roman" w:hAnsi="Times New Roman"/>
+          <w:bCs w:val="1"/>
+          <w:b w:val="1"/>
+        </w:rPr>
+        <w:fldChar w:fldCharType="separate"/>
+      </w:r>
+      <w:hyperlink w:anchor="_Toc242734571" w:history="1">
+        <w:r>
+          <w:rPr>
+            <w:rStyle w:val="af"/>
+            <w:rFonts w:eastAsia="SimHei" w:ascii="Times New Roman" w:hAnsi="Times New Roman"/>
+            <w:bCs w:val="1"/>
+            <w:noProof/>
+            <w:b w:val="1"/>
+          </w:rPr>
+          <w:t>摘</w:t>
+        </w:r>
+        <w:r>
+          <w:rPr>
+            <w:rStyle w:val="af"/>
+            <w:rFonts w:eastAsia="SimHei" w:ascii="Times New Roman" w:hAnsi="Times New Roman"/>
+            <w:bCs w:val="1"/>
+            <w:noProof/>
+            <w:b w:val="1"/>
+          </w:rPr>
+          <w:t xml:space="preserve">  </w:t>
+        </w:r>
+        <w:r>
+          <w:rPr>
+            <w:rStyle w:val="af"/>
+            <w:rFonts w:eastAsia="SimHei" w:ascii="Times New Roman" w:hAnsi="Times New Roman"/>
+            <w:bCs w:val="1"/>
+            <w:noProof/>
+            <w:b w:val="1"/>
+          </w:rPr>
+          <w:t>要</w:t>
+        </w:r>
+        <w:r>
+          <w:rPr>
+            <w:rFonts w:hint="eastAsia" w:eastAsia="SimHei" w:ascii="Times New Roman" w:hAnsi="Times New Roman"/>
+            <w:bCs w:val="1"/>
+            <w:noProof/>
+            <w:webHidden/>
+            <w:b w:val="1"/>
+          </w:rPr>
+          <w:tab/>
+        </w:r>
+        <w:r>
+          <w:rPr>
+            <w:rFonts w:eastAsia="SimSun" w:hint="eastAsia" w:ascii="Times New Roman" w:hAnsi="Times New Roman"/>
+            <w:b w:val="0"/>
+            <w:noProof/>
+            <w:webHidden/>
+            <w:bCs w:val="0"/>
+          </w:rPr>
+          <w:fldChar w:fldCharType="begin"/>
+        </w:r>
+        <w:r>
+          <w:rPr>
+            <w:rFonts w:eastAsia="SimSun" w:hint="eastAsia" w:ascii="Times New Roman" w:hAnsi="Times New Roman"/>
+            <w:b w:val="0"/>
+            <w:noProof/>
+            <w:webHidden/>
+            <w:bCs w:val="0"/>
+          </w:rPr>
+          <w:instrText xml:space="preserve"> </w:instrText>
+        </w:r>
+        <w:r>
+          <w:rPr>
+            <w:rFonts w:eastAsia="SimSun" w:ascii="Times New Roman" w:hAnsi="Times New Roman"/>
+            <w:b w:val="0"/>
+            <w:noProof/>
+            <w:webHidden/>
+            <w:bCs w:val="0"/>
+          </w:rPr>
+          <w:instrText>PAGEREF _Toc242734571 \h</w:instrText>
+        </w:r>
+        <w:r>
+          <w:rPr>
+            <w:rFonts w:eastAsia="SimSun" w:hint="eastAsia" w:ascii="Times New Roman" w:hAnsi="Times New Roman"/>
+            <w:b w:val="0"/>
+            <w:noProof/>
+            <w:webHidden/>
+            <w:bCs w:val="0"/>
+          </w:rPr>
+          <w:instrText xml:space="preserve"> </w:instrText>
+        </w:r>
+        <w:r>
+          <w:rPr>
+            <w:rFonts w:eastAsia="SimSun" w:hint="eastAsia" w:ascii="Times New Roman" w:hAnsi="Times New Roman"/>
+            <w:b w:val="0"/>
+            <w:noProof/>
+            <w:webHidden/>
+            <w:bCs w:val="0"/>
+          </w:rPr>
+        </w:r>
+        <w:r>
+          <w:rPr>
+            <w:rFonts w:eastAsia="SimSun" w:hint="eastAsia" w:ascii="Times New Roman" w:hAnsi="Times New Roman"/>
+            <w:b w:val="0"/>
+            <w:noProof/>
+            <w:webHidden/>
+            <w:bCs w:val="0"/>
+          </w:rPr>
+          <w:fldChar w:fldCharType="separate"/>
+        </w:r>
+        <w:r>
+          <w:rPr>
+            <w:rFonts w:eastAsia="SimSun" w:ascii="Times New Roman" w:hAnsi="Times New Roman"/>
+            <w:b w:val="0"/>
+            <w:noProof/>
+            <w:webHidden/>
+            <w:bCs w:val="0"/>
+          </w:rPr>
+          <w:t>i</w:t>
+        </w:r>
+        <w:r>
+          <w:rPr>
+            <w:rFonts w:eastAsia="SimSun" w:hint="eastAsia" w:ascii="Times New Roman" w:hAnsi="Times New Roman"/>
+            <w:b w:val="0"/>
+            <w:noProof/>
+            <w:webHidden/>
+            <w:bCs w:val="0"/>
+          </w:rPr>
+          <w:fldChar w:fldCharType="end"/>
+        </w:r>
+      </w:hyperlink>
+    </w:p>
+    <w:p>
+      <w:pPr>
+        <w:pStyle w:val="TOC1"/>
+        <w:tabs>
+          <w:tab w:val="right" w:leader="dot" w:pos="8302"/>
+        </w:tabs>
+        <w:rPr>
+          <w:rFonts w:asciiTheme="minorHAnsi" w:eastAsiaTheme="minorEastAsia" w:hAnsiTheme="minorHAnsi"/>
+          <w:noProof/>
+          <w:color w:val="auto"/>
+          <w:kern w:val="2"/>
+          <w:sz w:val="22"/>
+          <w14:ligatures w14:val="standardContextual"/>
+        </w:rPr>
+      </w:pPr>
+      <w:hyperlink w:anchor="_Toc242734572" w:history="1">
+        <w:r>
+          <w:rPr>
+            <w:rStyle w:val="af"/>
+            <w:rFonts w:eastAsia="SimHei" w:ascii="Times New Roman" w:hAnsi="Times New Roman"/>
+            <w:b w:val="1"/>
+            <w:bCs w:val="1"/>
+            <w:noProof/>
+          </w:rPr>
+          <w:t>ABSTRACT</w:t>
+        </w:r>
+        <w:r>
+          <w:rPr>
+            <w:rFonts w:hint="eastAsia" w:eastAsia="SimHei" w:ascii="Times New Roman" w:hAnsi="Times New Roman"/>
+            <w:b w:val="1"/>
+            <w:bCs w:val="1"/>
+            <w:noProof/>
+            <w:webHidden/>
+          </w:rPr>
+          <w:tab/>
+        </w:r>
+        <w:r>
+          <w:rPr>
+            <w:rFonts w:eastAsia="SimSun" w:hint="eastAsia" w:ascii="Times New Roman" w:hAnsi="Times New Roman"/>
+            <w:b w:val="0"/>
+            <w:noProof/>
+            <w:webHidden/>
+            <w:bCs w:val="0"/>
+          </w:rPr>
+          <w:fldChar w:fldCharType="begin"/>
+        </w:r>
+        <w:r>
+          <w:rPr>
+            <w:rFonts w:eastAsia="SimSun" w:hint="eastAsia" w:ascii="Times New Roman" w:hAnsi="Times New Roman"/>
+            <w:b w:val="0"/>
+            <w:noProof/>
+            <w:webHidden/>
+            <w:bCs w:val="0"/>
+          </w:rPr>
+          <w:instrText xml:space="preserve"> </w:instrText>
+        </w:r>
+        <w:r>
+          <w:rPr>
+            <w:rFonts w:eastAsia="SimSun" w:ascii="Times New Roman" w:hAnsi="Times New Roman"/>
+            <w:b w:val="0"/>
+            <w:noProof/>
+            <w:webHidden/>
+            <w:bCs w:val="0"/>
+          </w:rPr>
+          <w:instrText>PAGEREF _Toc242734572 \h</w:instrText>
+        </w:r>
+        <w:r>
+          <w:rPr>
+            <w:rFonts w:eastAsia="SimSun" w:hint="eastAsia" w:ascii="Times New Roman" w:hAnsi="Times New Roman"/>
+            <w:b w:val="0"/>
+            <w:noProof/>
+            <w:webHidden/>
+            <w:bCs w:val="0"/>
+          </w:rPr>
+          <w:instrText xml:space="preserve"> </w:instrText>
+        </w:r>
+        <w:r>
+          <w:rPr>
+            <w:rFonts w:eastAsia="SimSun" w:hint="eastAsia" w:ascii="Times New Roman" w:hAnsi="Times New Roman"/>
+            <w:b w:val="0"/>
+            <w:noProof/>
+            <w:webHidden/>
+            <w:bCs w:val="0"/>
+          </w:rPr>
+        </w:r>
+        <w:r>
+          <w:rPr>
+            <w:rFonts w:eastAsia="SimSun" w:hint="eastAsia" w:ascii="Times New Roman" w:hAnsi="Times New Roman"/>
+            <w:b w:val="0"/>
+            <w:noProof/>
+            <w:webHidden/>
+            <w:bCs w:val="0"/>
+          </w:rPr>
+          <w:fldChar w:fldCharType="separate"/>
+        </w:r>
+        <w:r>
+          <w:rPr>
+            <w:rFonts w:eastAsia="SimSun" w:ascii="Times New Roman" w:hAnsi="Times New Roman"/>
+            <w:b w:val="0"/>
+            <w:noProof/>
+            <w:webHidden/>
+            <w:bCs w:val="0"/>
+          </w:rPr>
+          <w:t>ii</w:t>
+        </w:r>
+        <w:r>
+          <w:rPr>
+            <w:rFonts w:eastAsia="SimSun" w:hint="eastAsia" w:ascii="Times New Roman" w:hAnsi="Times New Roman"/>
+            <w:b w:val="0"/>
+            <w:noProof/>
+            <w:webHidden/>
+            <w:bCs w:val="0"/>
+          </w:rPr>
+          <w:fldChar w:fldCharType="end"/>
+        </w:r>
+      </w:hyperlink>
+    </w:p>
+    <w:p>
+      <w:pPr>
+        <w:pStyle w:val="TOC1"/>
+        <w:tabs>
+          <w:tab w:val="right" w:leader="dot" w:pos="8302"/>
+        </w:tabs>
+        <w:rPr>
+          <w:rFonts w:asciiTheme="minorHAnsi" w:eastAsiaTheme="minorEastAsia" w:hAnsiTheme="minorHAnsi"/>
+          <w:noProof/>
+          <w:color w:val="auto"/>
+          <w:kern w:val="2"/>
+          <w:sz w:val="22"/>
+          <w14:ligatures w14:val="standardContextual"/>
+        </w:rPr>
+      </w:pPr>
+      <w:hyperlink w:anchor="_Toc242734573" w:history="1">
+        <w:r>
+          <w:rPr>
+            <w:rStyle w:val="af"/>
+            <w:rFonts w:eastAsia="SimHei" w:ascii="Times New Roman" w:hAnsi="Times New Roman"/>
+            <w:b w:val="1"/>
+            <w:bCs w:val="1"/>
+            <w:noProof/>
+          </w:rPr>
+          <w:t>第一章</w:t>
+        </w:r>
+        <w:r>
+          <w:rPr>
+            <w:rStyle w:val="af"/>
+            <w:rFonts w:eastAsia="SimHei" w:ascii="Times New Roman" w:hAnsi="Times New Roman"/>
+            <w:b w:val="1"/>
+            <w:bCs w:val="1"/>
+            <w:noProof/>
+          </w:rPr>
+          <w:t xml:space="preserve">  </w:t>
+        </w:r>
+        <w:r>
+          <w:rPr>
+            <w:rStyle w:val="af"/>
+            <w:rFonts w:eastAsia="SimHei" w:ascii="Times New Roman" w:hAnsi="Times New Roman"/>
+            <w:b w:val="1"/>
+            <w:bCs w:val="1"/>
+            <w:noProof/>
+          </w:rPr>
+          <w:t>绪论</w:t>
+        </w:r>
+        <w:r>
+          <w:rPr>
+            <w:rFonts w:hint="eastAsia" w:eastAsia="SimHei" w:ascii="Times New Roman" w:hAnsi="Times New Roman"/>
+            <w:b w:val="1"/>
+            <w:bCs w:val="1"/>
+            <w:noProof/>
+            <w:webHidden/>
+          </w:rPr>
+          <w:tab/>
+        </w:r>
+        <w:r>
+          <w:rPr>
+            <w:rFonts w:eastAsia="SimSun" w:hint="eastAsia" w:ascii="Times New Roman" w:hAnsi="Times New Roman"/>
+            <w:b w:val="0"/>
+            <w:noProof/>
+            <w:webHidden/>
+            <w:bCs w:val="0"/>
+          </w:rPr>
+          <w:fldChar w:fldCharType="begin"/>
+        </w:r>
+        <w:r>
+          <w:rPr>
+            <w:rFonts w:eastAsia="SimSun" w:hint="eastAsia" w:ascii="Times New Roman" w:hAnsi="Times New Roman"/>
+            <w:b w:val="0"/>
+            <w:noProof/>
+            <w:webHidden/>
+            <w:bCs w:val="0"/>
+          </w:rPr>
+          <w:instrText xml:space="preserve"> </w:instrText>
+        </w:r>
+        <w:r>
+          <w:rPr>
+            <w:rFonts w:eastAsia="SimSun" w:ascii="Times New Roman" w:hAnsi="Times New Roman"/>
+            <w:b w:val="0"/>
+            <w:noProof/>
+            <w:webHidden/>
+            <w:bCs w:val="0"/>
+          </w:rPr>
+          <w:instrText>PAGEREF _Toc242734573 \h</w:instrText>
+        </w:r>
+        <w:r>
+          <w:rPr>
+            <w:rFonts w:eastAsia="SimSun" w:hint="eastAsia" w:ascii="Times New Roman" w:hAnsi="Times New Roman"/>
+            <w:b w:val="0"/>
+            <w:noProof/>
+            <w:webHidden/>
+            <w:bCs w:val="0"/>
+          </w:rPr>
+          <w:instrText xml:space="preserve"> </w:instrText>
+        </w:r>
+        <w:r>
+          <w:rPr>
+            <w:rFonts w:eastAsia="SimSun" w:hint="eastAsia" w:ascii="Times New Roman" w:hAnsi="Times New Roman"/>
+            <w:b w:val="0"/>
+            <w:noProof/>
+            <w:webHidden/>
+            <w:bCs w:val="0"/>
+          </w:rPr>
+        </w:r>
+        <w:r>
+          <w:rPr>
+            <w:rFonts w:eastAsia="SimSun" w:hint="eastAsia" w:ascii="Times New Roman" w:hAnsi="Times New Roman"/>
+            <w:b w:val="0"/>
+            <w:noProof/>
+            <w:webHidden/>
+            <w:bCs w:val="0"/>
+          </w:rPr>
+          <w:fldChar w:fldCharType="separate"/>
+        </w:r>
+        <w:r>
+          <w:rPr>
+            <w:rFonts w:eastAsia="SimSun" w:ascii="Times New Roman" w:hAnsi="Times New Roman"/>
+            <w:b w:val="0"/>
+            <w:noProof/>
+            <w:webHidden/>
+            <w:bCs w:val="0"/>
+          </w:rPr>
+          <w:t>1</w:t>
+        </w:r>
+        <w:r>
+          <w:rPr>
+            <w:rFonts w:eastAsia="SimSun" w:hint="eastAsia" w:ascii="Times New Roman" w:hAnsi="Times New Roman"/>
+            <w:b w:val="0"/>
+            <w:noProof/>
+            <w:webHidden/>
+            <w:bCs w:val="0"/>
+          </w:rPr>
+          <w:fldChar w:fldCharType="end"/>
+        </w:r>
+      </w:hyperlink>
+    </w:p>
+    <w:p>
+      <w:pPr>
+        <w:pStyle w:val="TOC2"/>
+        <w:tabs>
+          <w:tab w:val="right" w:leader="dot" w:pos="8302"/>
+        </w:tabs>
+        <w:ind w:left="480"/>
+        <w:rPr>
+          <w:rFonts w:asciiTheme="minorHAnsi" w:eastAsiaTheme="minorEastAsia" w:hAnsiTheme="minorHAnsi"/>
+          <w:noProof/>
+          <w:color w:val="auto"/>
+          <w:kern w:val="2"/>
+          <w:sz w:val="22"/>
+          <w14:ligatures w14:val="standardContextual"/>
+        </w:rPr>
+      </w:pPr>
+      <w:hyperlink w:anchor="_Toc242734574" w:history="1">
+        <w:r>
+          <w:rPr>
+            <w:rStyle w:val="af"/>
+            <w:noProof/>
+          </w:rPr>
+          <w:t xml:space="preserve">1.1  </w:t>
+        </w:r>
+        <w:r>
+          <w:rPr>
+            <w:rStyle w:val="af"/>
+            <w:noProof/>
+          </w:rPr>
+          <w:t>研究背景与意义</w:t>
+        </w:r>
+        <w:r>
+          <w:rPr>
+            <w:rFonts w:hint="eastAsia"/>
+            <w:noProof/>
+            <w:webHidden/>
+          </w:rPr>
+          <w:tab/>
+        </w:r>
+        <w:r>
+          <w:rPr>
+            <w:rFonts w:hint="eastAsia"/>
+            <w:noProof/>
+            <w:webHidden/>
+          </w:rPr>
+          <w:fldChar w:fldCharType="begin"/>
+        </w:r>
+        <w:r>
+          <w:rPr>
+            <w:rFonts w:hint="eastAsia"/>
+            <w:noProof/>
+            <w:webHidden/>
+          </w:rPr>
+          <w:instrText xml:space="preserve"> </w:instrText>
+        </w:r>
+        <w:r>
+          <w:rPr>
+            <w:noProof/>
+            <w:webHidden/>
+          </w:rPr>
+          <w:instrText>PAGEREF _Toc242734574 \h</w:instrText>
+        </w:r>
+        <w:r>
+          <w:rPr>
+            <w:rFonts w:hint="eastAsia"/>
+            <w:noProof/>
+            <w:webHidden/>
+          </w:rPr>
+          <w:instrText xml:space="preserve"> </w:instrText>
+        </w:r>
+        <w:r>
+          <w:rPr>
+            <w:rFonts w:hint="eastAsia"/>
+            <w:noProof/>
+            <w:webHidden/>
+          </w:rPr>
+        </w:r>
+        <w:r>
+          <w:rPr>
+            <w:rFonts w:hint="eastAsia"/>
+            <w:noProof/>
+            <w:webHidden/>
+          </w:rPr>
+          <w:fldChar w:fldCharType="separate"/>
+        </w:r>
+        <w:r>
+          <w:rPr>
+            <w:noProof/>
+            <w:webHidden/>
+          </w:rPr>
+          <w:t>1</w:t>
+        </w:r>
+        <w:r>
+          <w:rPr>
+            <w:rFonts w:hint="eastAsia"/>
+            <w:noProof/>
+            <w:webHidden/>
+          </w:rPr>
+          <w:fldChar w:fldCharType="end"/>
+        </w:r>
+      </w:hyperlink>
+    </w:p>
+    <w:p>
+      <w:pPr>
+        <w:pStyle w:val="TOC3"/>
+        <w:tabs>
+          <w:tab w:val="right" w:leader="dot" w:pos="8302"/>
+        </w:tabs>
+        <w:ind w:left="960"/>
+        <w:rPr>
+          <w:rFonts w:asciiTheme="minorHAnsi" w:eastAsiaTheme="minorEastAsia" w:hAnsiTheme="minorHAnsi"/>
+          <w:noProof/>
+          <w:color w:val="auto"/>
+          <w:kern w:val="2"/>
+          <w:sz w:val="22"/>
+          <w14:ligatures w14:val="standardContextual"/>
+        </w:rPr>
+      </w:pPr>
+      <w:hyperlink w:anchor="_Toc242734575" w:history="1">
+        <w:r>
+          <w:rPr>
+            <w:rStyle w:val="af"/>
+            <w:noProof/>
+          </w:rPr>
+          <w:t xml:space="preserve">1.1.1  </w:t>
+        </w:r>
+        <w:r>
+          <w:rPr>
+            <w:rStyle w:val="af"/>
+            <w:noProof/>
+          </w:rPr>
+          <w:t>研究背景</w:t>
+        </w:r>
+        <w:r>
+          <w:rPr>
+            <w:rFonts w:hint="eastAsia"/>
+            <w:noProof/>
+            <w:webHidden/>
+          </w:rPr>
+          <w:tab/>
+        </w:r>
+        <w:r>
+          <w:rPr>
+            <w:rFonts w:hint="eastAsia"/>
+            <w:noProof/>
+            <w:webHidden/>
+          </w:rPr>
+          <w:fldChar w:fldCharType="begin"/>
+        </w:r>
+        <w:r>
+          <w:rPr>
+            <w:rFonts w:hint="eastAsia"/>
+            <w:noProof/>
+            <w:webHidden/>
+          </w:rPr>
+          <w:instrText xml:space="preserve"> </w:instrText>
+        </w:r>
+        <w:r>
+          <w:rPr>
+            <w:noProof/>
+            <w:webHidden/>
+          </w:rPr>
+          <w:instrText>PAGEREF _Toc242734575 \h</w:instrText>
+        </w:r>
+        <w:r>
+          <w:rPr>
+            <w:rFonts w:hint="eastAsia"/>
+            <w:noProof/>
+            <w:webHidden/>
+          </w:rPr>
+          <w:instrText xml:space="preserve"> </w:instrText>
+        </w:r>
+        <w:r>
+          <w:rPr>
+            <w:rFonts w:hint="eastAsia"/>
+            <w:noProof/>
+            <w:webHidden/>
+          </w:rPr>
+        </w:r>
+        <w:r>
+          <w:rPr>
+            <w:rFonts w:hint="eastAsia"/>
+            <w:noProof/>
+            <w:webHidden/>
+          </w:rPr>
+          <w:fldChar w:fldCharType="separate"/>
+        </w:r>
+        <w:r>
+          <w:rPr>
+            <w:noProof/>
+            <w:webHidden/>
+          </w:rPr>
+          <w:t>1</w:t>
+        </w:r>
+        <w:r>
+          <w:rPr>
+            <w:rFonts w:hint="eastAsia"/>
+            <w:noProof/>
+            <w:webHidden/>
+          </w:rPr>
+          <w:fldChar w:fldCharType="end"/>
+        </w:r>
+      </w:hyperlink>
+    </w:p>
+    <w:p>
+      <w:pPr>
+        <w:pStyle w:val="TOC3"/>
+        <w:tabs>
+          <w:tab w:val="right" w:leader="dot" w:pos="8302"/>
+        </w:tabs>
+        <w:ind w:left="960"/>
+        <w:rPr>
+          <w:rFonts w:asciiTheme="minorHAnsi" w:eastAsiaTheme="minorEastAsia" w:hAnsiTheme="minorHAnsi"/>
+          <w:noProof/>
+          <w:color w:val="auto"/>
+          <w:kern w:val="2"/>
+          <w:sz w:val="22"/>
+          <w14:ligatures w14:val="standardContextual"/>
+        </w:rPr>
+      </w:pPr>
+      <w:hyperlink w:anchor="_Toc242734576" w:history="1">
+        <w:r>
+          <w:rPr>
+            <w:rStyle w:val="af"/>
+            <w:noProof/>
+          </w:rPr>
+          <w:t xml:space="preserve">1.1.2  </w:t>
+        </w:r>
+        <w:r>
+          <w:rPr>
+            <w:rStyle w:val="af"/>
+            <w:noProof/>
+          </w:rPr>
+          <w:t>研究意义</w:t>
+        </w:r>
+        <w:r>
+          <w:rPr>
+            <w:rFonts w:hint="eastAsia"/>
+            <w:noProof/>
+            <w:webHidden/>
+          </w:rPr>
+          <w:tab/>
+        </w:r>
+        <w:r>
+          <w:rPr>
+            <w:rFonts w:hint="eastAsia"/>
+            <w:noProof/>
+            <w:webHidden/>
+          </w:rPr>
+          <w:fldChar w:fldCharType="begin"/>
+        </w:r>
+        <w:r>
+          <w:rPr>
+            <w:rFonts w:hint="eastAsia"/>
+            <w:noProof/>
+            <w:webHidden/>
+          </w:rPr>
+          <w:instrText xml:space="preserve"> </w:instrText>
+        </w:r>
+        <w:r>
+          <w:rPr>
+            <w:noProof/>
+            <w:webHidden/>
+          </w:rPr>
+          <w:instrText>PAGEREF _Toc242734576 \h</w:instrText>
+        </w:r>
+        <w:r>
+          <w:rPr>
+            <w:rFonts w:hint="eastAsia"/>
+            <w:noProof/>
+            <w:webHidden/>
+          </w:rPr>
+          <w:instrText xml:space="preserve"> </w:instrText>
+        </w:r>
+        <w:r>
+          <w:rPr>
+            <w:rFonts w:hint="eastAsia"/>
+            <w:noProof/>
+            <w:webHidden/>
+          </w:rPr>
+        </w:r>
+        <w:r>
+          <w:rPr>
+            <w:rFonts w:hint="eastAsia"/>
+            <w:noProof/>
+            <w:webHidden/>
+          </w:rPr>
+          <w:fldChar w:fldCharType="separate"/>
+        </w:r>
+        <w:r>
+          <w:rPr>
+            <w:noProof/>
+            <w:webHidden/>
+          </w:rPr>
+          <w:t>1</w:t>
+        </w:r>
+        <w:r>
+          <w:rPr>
+            <w:rFonts w:hint="eastAsia"/>
+            <w:noProof/>
+            <w:webHidden/>
+          </w:rPr>
+          <w:fldChar w:fldCharType="end"/>
+        </w:r>
+      </w:hyperlink>
+    </w:p>
+    <w:p>
+      <w:pPr>
+        <w:pStyle w:val="TOC2"/>
+        <w:tabs>
+          <w:tab w:val="right" w:leader="dot" w:pos="8302"/>
+        </w:tabs>
+        <w:ind w:left="480"/>
+        <w:rPr>
+          <w:rFonts w:asciiTheme="minorHAnsi" w:eastAsiaTheme="minorEastAsia" w:hAnsiTheme="minorHAnsi"/>
+          <w:noProof/>
+          <w:color w:val="auto"/>
+          <w:kern w:val="2"/>
+          <w:sz w:val="22"/>
+          <w14:ligatures w14:val="standardContextual"/>
+        </w:rPr>
+      </w:pPr>
+      <w:hyperlink w:anchor="_Toc242734577" w:history="1">
+        <w:r>
+          <w:rPr>
+            <w:rStyle w:val="af"/>
+            <w:noProof/>
+          </w:rPr>
+          <w:t xml:space="preserve">1.2  </w:t>
+        </w:r>
+        <w:r>
+          <w:rPr>
+            <w:rStyle w:val="af"/>
+            <w:noProof/>
+          </w:rPr>
+          <w:t>研究内容与技术路线</w:t>
+        </w:r>
+        <w:r>
+          <w:rPr>
+            <w:rFonts w:hint="eastAsia"/>
+            <w:noProof/>
+            <w:webHidden/>
+          </w:rPr>
+          <w:tab/>
+        </w:r>
+        <w:r>
+          <w:rPr>
+            <w:rFonts w:hint="eastAsia"/>
+            <w:noProof/>
+            <w:webHidden/>
+          </w:rPr>
+          <w:fldChar w:fldCharType="begin"/>
+        </w:r>
+        <w:r>
+          <w:rPr>
+            <w:rFonts w:hint="eastAsia"/>
+            <w:noProof/>
+            <w:webHidden/>
+          </w:rPr>
+          <w:instrText xml:space="preserve"> </w:instrText>
+        </w:r>
+        <w:r>
+          <w:rPr>
+            <w:noProof/>
+            <w:webHidden/>
+          </w:rPr>
+          <w:instrText>PAGEREF _Toc242734577 \h</w:instrText>
+        </w:r>
+        <w:r>
+          <w:rPr>
+            <w:rFonts w:hint="eastAsia"/>
+            <w:noProof/>
+            <w:webHidden/>
+          </w:rPr>
+          <w:instrText xml:space="preserve"> </w:instrText>
+        </w:r>
+        <w:r>
+          <w:rPr>
+            <w:rFonts w:hint="eastAsia"/>
+            <w:noProof/>
+            <w:webHidden/>
+          </w:rPr>
+        </w:r>
+        <w:r>
+          <w:rPr>
+            <w:rFonts w:hint="eastAsia"/>
+            <w:noProof/>
+            <w:webHidden/>
+          </w:rPr>
+          <w:fldChar w:fldCharType="separate"/>
+        </w:r>
+        <w:r>
+          <w:rPr>
+            <w:noProof/>
+            <w:webHidden/>
+          </w:rPr>
+          <w:t>1</w:t>
+        </w:r>
+        <w:r>
+          <w:rPr>
+            <w:rFonts w:hint="eastAsia"/>
+            <w:noProof/>
+            <w:webHidden/>
+          </w:rPr>
+          <w:fldChar w:fldCharType="end"/>
+        </w:r>
+      </w:hyperlink>
+    </w:p>
+    <w:p>
+      <w:pPr>
+        <w:pStyle w:val="TOC1"/>
+        <w:tabs>
+          <w:tab w:val="right" w:leader="dot" w:pos="8302"/>
+        </w:tabs>
+        <w:rPr>
+          <w:rFonts w:asciiTheme="minorHAnsi" w:eastAsiaTheme="minorEastAsia" w:hAnsiTheme="minorHAnsi"/>
+          <w:noProof/>
+          <w:color w:val="auto"/>
+          <w:kern w:val="2"/>
+          <w:sz w:val="22"/>
+          <w14:ligatures w14:val="standardContextual"/>
+        </w:rPr>
+      </w:pPr>
+      <w:hyperlink w:anchor="_Toc242734578" w:history="1">
+        <w:r>
+          <w:rPr>
+            <w:rStyle w:val="af"/>
+            <w:rFonts w:eastAsia="SimHei" w:ascii="Times New Roman" w:hAnsi="Times New Roman"/>
+            <w:b w:val="1"/>
+            <w:bCs w:val="1"/>
+            <w:noProof/>
+          </w:rPr>
+          <w:t>第二章</w:t>
+        </w:r>
+        <w:r>
+          <w:rPr>
+            <w:rStyle w:val="af"/>
+            <w:rFonts w:eastAsia="SimHei" w:ascii="Times New Roman" w:hAnsi="Times New Roman"/>
+            <w:b w:val="1"/>
+            <w:bCs w:val="1"/>
+            <w:noProof/>
+          </w:rPr>
+          <w:t xml:space="preserve">  </w:t>
+        </w:r>
+        <w:r>
+          <w:rPr>
+            <w:rStyle w:val="af"/>
+            <w:rFonts w:eastAsia="SimHei" w:ascii="Times New Roman" w:hAnsi="Times New Roman"/>
+            <w:b w:val="1"/>
+            <w:bCs w:val="1"/>
+            <w:noProof/>
+          </w:rPr>
+          <w:t>理论基础与方法</w:t>
+        </w:r>
+        <w:r>
+          <w:rPr>
+            <w:rFonts w:hint="eastAsia" w:eastAsia="SimHei" w:ascii="Times New Roman" w:hAnsi="Times New Roman"/>
+            <w:b w:val="1"/>
+            <w:bCs w:val="1"/>
+            <w:noProof/>
+            <w:webHidden/>
+          </w:rPr>
+          <w:tab/>
+        </w:r>
+        <w:r>
+          <w:rPr>
+            <w:rFonts w:eastAsia="SimSun" w:hint="eastAsia" w:ascii="Times New Roman" w:hAnsi="Times New Roman"/>
+            <w:b w:val="0"/>
+            <w:noProof/>
+            <w:webHidden/>
+            <w:bCs w:val="0"/>
+          </w:rPr>
+          <w:fldChar w:fldCharType="begin"/>
+        </w:r>
+        <w:r>
+          <w:rPr>
+            <w:rFonts w:eastAsia="SimSun" w:hint="eastAsia" w:ascii="Times New Roman" w:hAnsi="Times New Roman"/>
+            <w:b w:val="0"/>
+            <w:noProof/>
+            <w:webHidden/>
+            <w:bCs w:val="0"/>
+          </w:rPr>
+          <w:instrText xml:space="preserve"> </w:instrText>
+        </w:r>
+        <w:r>
+          <w:rPr>
+            <w:rFonts w:eastAsia="SimSun" w:ascii="Times New Roman" w:hAnsi="Times New Roman"/>
+            <w:b w:val="0"/>
+            <w:noProof/>
+            <w:webHidden/>
+            <w:bCs w:val="0"/>
+          </w:rPr>
+          <w:instrText>PAGEREF _Toc242734578 \h</w:instrText>
+        </w:r>
+        <w:r>
+          <w:rPr>
+            <w:rFonts w:eastAsia="SimSun" w:hint="eastAsia" w:ascii="Times New Roman" w:hAnsi="Times New Roman"/>
+            <w:b w:val="0"/>
+            <w:noProof/>
+            <w:webHidden/>
+            <w:bCs w:val="0"/>
+          </w:rPr>
+          <w:instrText xml:space="preserve"> </w:instrText>
+        </w:r>
+        <w:r>
+          <w:rPr>
+            <w:rFonts w:eastAsia="SimSun" w:hint="eastAsia" w:ascii="Times New Roman" w:hAnsi="Times New Roman"/>
+            <w:b w:val="0"/>
+            <w:noProof/>
+            <w:webHidden/>
+            <w:bCs w:val="0"/>
+          </w:rPr>
+        </w:r>
+        <w:r>
+          <w:rPr>
+            <w:rFonts w:eastAsia="SimSun" w:hint="eastAsia" w:ascii="Times New Roman" w:hAnsi="Times New Roman"/>
+            <w:b w:val="0"/>
+            <w:noProof/>
+            <w:webHidden/>
+            <w:bCs w:val="0"/>
+          </w:rPr>
+          <w:fldChar w:fldCharType="separate"/>
+        </w:r>
+        <w:r>
+          <w:rPr>
+            <w:rFonts w:eastAsia="SimSun" w:ascii="Times New Roman" w:hAnsi="Times New Roman"/>
+            <w:b w:val="0"/>
+            <w:noProof/>
+            <w:webHidden/>
+            <w:bCs w:val="0"/>
+          </w:rPr>
+          <w:t>4</w:t>
+        </w:r>
+        <w:r>
+          <w:rPr>
+            <w:rFonts w:eastAsia="SimSun" w:hint="eastAsia" w:ascii="Times New Roman" w:hAnsi="Times New Roman"/>
+            <w:b w:val="0"/>
+            <w:noProof/>
+            <w:webHidden/>
+            <w:bCs w:val="0"/>
+          </w:rPr>
+          <w:fldChar w:fldCharType="end"/>
+        </w:r>
+      </w:hyperlink>
+    </w:p>
+    <w:p>
+      <w:pPr>
+        <w:pStyle w:val="TOC2"/>
+        <w:tabs>
+          <w:tab w:val="right" w:leader="dot" w:pos="8302"/>
+        </w:tabs>
+        <w:ind w:left="480"/>
+        <w:rPr>
+          <w:rFonts w:asciiTheme="minorHAnsi" w:eastAsiaTheme="minorEastAsia" w:hAnsiTheme="minorHAnsi"/>
+          <w:noProof/>
+          <w:color w:val="auto"/>
+          <w:kern w:val="2"/>
+          <w:sz w:val="22"/>
+          <w14:ligatures w14:val="standardContextual"/>
+        </w:rPr>
+      </w:pPr>
+      <w:hyperlink w:anchor="_Toc242734579" w:history="1">
+        <w:r>
+          <w:rPr>
+            <w:rStyle w:val="af"/>
+            <w:noProof/>
+          </w:rPr>
+          <w:t xml:space="preserve">2.1  </w:t>
+        </w:r>
+        <w:r>
+          <w:rPr>
+            <w:rStyle w:val="af"/>
+            <w:noProof/>
+          </w:rPr>
+          <w:t>基本理论</w:t>
+        </w:r>
+        <w:r>
+          <w:rPr>
+            <w:rFonts w:hint="eastAsia"/>
+            <w:noProof/>
+            <w:webHidden/>
+          </w:rPr>
+          <w:tab/>
+        </w:r>
+        <w:r>
+          <w:rPr>
+            <w:rFonts w:hint="eastAsia"/>
+            <w:noProof/>
+            <w:webHidden/>
+          </w:rPr>
+          <w:fldChar w:fldCharType="begin"/>
+        </w:r>
+        <w:r>
+          <w:rPr>
+            <w:rFonts w:hint="eastAsia"/>
+            <w:noProof/>
+            <w:webHidden/>
+          </w:rPr>
+          <w:instrText xml:space="preserve"> </w:instrText>
+        </w:r>
+        <w:r>
+          <w:rPr>
+            <w:noProof/>
+            <w:webHidden/>
+          </w:rPr>
+          <w:instrText>PAGEREF _Toc242734579 \h</w:instrText>
+        </w:r>
+        <w:r>
+          <w:rPr>
+            <w:rFonts w:hint="eastAsia"/>
+            <w:noProof/>
+            <w:webHidden/>
+          </w:rPr>
+          <w:instrText xml:space="preserve"> </w:instrText>
+        </w:r>
+        <w:r>
+          <w:rPr>
+            <w:rFonts w:hint="eastAsia"/>
+            <w:noProof/>
+            <w:webHidden/>
+          </w:rPr>
+        </w:r>
+        <w:r>
+          <w:rPr>
+            <w:rFonts w:hint="eastAsia"/>
+            <w:noProof/>
+            <w:webHidden/>
+          </w:rPr>
+          <w:fldChar w:fldCharType="separate"/>
+        </w:r>
+        <w:r>
+          <w:rPr>
+            <w:noProof/>
+            <w:webHidden/>
+          </w:rPr>
+          <w:t>4</w:t>
+        </w:r>
+        <w:r>
+          <w:rPr>
+            <w:rFonts w:hint="eastAsia"/>
+            <w:noProof/>
+            <w:webHidden/>
+          </w:rPr>
+          <w:fldChar w:fldCharType="end"/>
+        </w:r>
+      </w:hyperlink>
+    </w:p>
+    <w:p>
+      <w:pPr>
+        <w:pStyle w:val="TOC2"/>
+        <w:tabs>
+          <w:tab w:val="right" w:leader="dot" w:pos="8302"/>
+        </w:tabs>
+        <w:ind w:left="480"/>
+        <w:rPr>
+          <w:rFonts w:asciiTheme="minorHAnsi" w:eastAsiaTheme="minorEastAsia" w:hAnsiTheme="minorHAnsi"/>
+          <w:noProof/>
+          <w:color w:val="auto"/>
+          <w:kern w:val="2"/>
+          <w:sz w:val="22"/>
+          <w14:ligatures w14:val="standardContextual"/>
+        </w:rPr>
+      </w:pPr>
+      <w:hyperlink w:anchor="_Toc242734580" w:history="1">
+        <w:r>
+          <w:rPr>
+            <w:rStyle w:val="af"/>
+            <w:noProof/>
+          </w:rPr>
+          <w:t xml:space="preserve">2.2  </w:t>
+        </w:r>
+        <w:r>
+          <w:rPr>
+            <w:rStyle w:val="af"/>
+            <w:noProof/>
+          </w:rPr>
+          <w:t>模型表示与计算步骤</w:t>
+        </w:r>
+        <w:r>
+          <w:rPr>
+            <w:rFonts w:hint="eastAsia"/>
+            <w:noProof/>
+            <w:webHidden/>
+          </w:rPr>
+          <w:tab/>
+        </w:r>
+        <w:r>
+          <w:rPr>
+            <w:rFonts w:hint="eastAsia"/>
+            <w:noProof/>
+            <w:webHidden/>
+          </w:rPr>
+          <w:fldChar w:fldCharType="begin"/>
+        </w:r>
+        <w:r>
+          <w:rPr>
+            <w:rFonts w:hint="eastAsia"/>
+            <w:noProof/>
+            <w:webHidden/>
+          </w:rPr>
+          <w:instrText xml:space="preserve"> </w:instrText>
+        </w:r>
+        <w:r>
+          <w:rPr>
+            <w:noProof/>
+            <w:webHidden/>
+          </w:rPr>
+          <w:instrText>PAGEREF _Toc242734580 \h</w:instrText>
+        </w:r>
+        <w:r>
+          <w:rPr>
+            <w:rFonts w:hint="eastAsia"/>
+            <w:noProof/>
+            <w:webHidden/>
+          </w:rPr>
+          <w:instrText xml:space="preserve"> </w:instrText>
+        </w:r>
+        <w:r>
+          <w:rPr>
+            <w:rFonts w:hint="eastAsia"/>
+            <w:noProof/>
+            <w:webHidden/>
+          </w:rPr>
+        </w:r>
+        <w:r>
+          <w:rPr>
+            <w:rFonts w:hint="eastAsia"/>
+            <w:noProof/>
+            <w:webHidden/>
+          </w:rPr>
+          <w:fldChar w:fldCharType="separate"/>
+        </w:r>
+        <w:r>
+          <w:rPr>
+            <w:noProof/>
+            <w:webHidden/>
+          </w:rPr>
+          <w:t>4</w:t>
+        </w:r>
+        <w:r>
+          <w:rPr>
+            <w:rFonts w:hint="eastAsia"/>
+            <w:noProof/>
+            <w:webHidden/>
+          </w:rPr>
+          <w:fldChar w:fldCharType="end"/>
+        </w:r>
+      </w:hyperlink>
+    </w:p>
+    <w:p>
+      <w:pPr>
+        <w:pStyle w:val="TOC1"/>
+        <w:tabs>
+          <w:tab w:val="right" w:leader="dot" w:pos="8302"/>
+        </w:tabs>
+        <w:rPr>
+          <w:rFonts w:asciiTheme="minorHAnsi" w:eastAsiaTheme="minorEastAsia" w:hAnsiTheme="minorHAnsi"/>
+          <w:noProof/>
+          <w:color w:val="auto"/>
+          <w:kern w:val="2"/>
+          <w:sz w:val="22"/>
+          <w14:ligatures w14:val="standardContextual"/>
+        </w:rPr>
+      </w:pPr>
+      <w:hyperlink w:anchor="_Toc242734581" w:history="1">
+        <w:r>
+          <w:rPr>
+            <w:rStyle w:val="af"/>
+            <w:rFonts w:eastAsia="SimHei" w:ascii="Times New Roman" w:hAnsi="Times New Roman"/>
+            <w:b w:val="1"/>
+            <w:bCs w:val="1"/>
+            <w:noProof/>
+          </w:rPr>
+          <w:t>第三章</w:t>
+        </w:r>
+        <w:r>
+          <w:rPr>
+            <w:rStyle w:val="af"/>
+            <w:rFonts w:eastAsia="SimHei" w:ascii="Times New Roman" w:hAnsi="Times New Roman"/>
+            <w:b w:val="1"/>
+            <w:bCs w:val="1"/>
+            <w:noProof/>
+          </w:rPr>
+          <w:t xml:space="preserve">  </w:t>
+        </w:r>
+        <w:r>
+          <w:rPr>
+            <w:rStyle w:val="af"/>
+            <w:rFonts w:eastAsia="SimHei" w:ascii="Times New Roman" w:hAnsi="Times New Roman"/>
+            <w:b w:val="1"/>
+            <w:bCs w:val="1"/>
+            <w:noProof/>
+          </w:rPr>
+          <w:t>模型构建与结果分析</w:t>
+        </w:r>
+        <w:r>
+          <w:rPr>
+            <w:rFonts w:hint="eastAsia" w:eastAsia="SimHei" w:ascii="Times New Roman" w:hAnsi="Times New Roman"/>
+            <w:b w:val="1"/>
+            <w:bCs w:val="1"/>
+            <w:noProof/>
+            <w:webHidden/>
+          </w:rPr>
+          <w:tab/>
+        </w:r>
+        <w:r>
+          <w:rPr>
+            <w:rFonts w:eastAsia="SimSun" w:hint="eastAsia" w:ascii="Times New Roman" w:hAnsi="Times New Roman"/>
+            <w:b w:val="0"/>
+            <w:noProof/>
+            <w:webHidden/>
+            <w:bCs w:val="0"/>
+          </w:rPr>
+          <w:fldChar w:fldCharType="begin"/>
+        </w:r>
+        <w:r>
+          <w:rPr>
+            <w:rFonts w:eastAsia="SimSun" w:hint="eastAsia" w:ascii="Times New Roman" w:hAnsi="Times New Roman"/>
+            <w:b w:val="0"/>
+            <w:noProof/>
+            <w:webHidden/>
+            <w:bCs w:val="0"/>
+          </w:rPr>
+          <w:instrText xml:space="preserve"> </w:instrText>
+        </w:r>
+        <w:r>
+          <w:rPr>
+            <w:rFonts w:eastAsia="SimSun" w:ascii="Times New Roman" w:hAnsi="Times New Roman"/>
+            <w:b w:val="0"/>
+            <w:noProof/>
+            <w:webHidden/>
+            <w:bCs w:val="0"/>
+          </w:rPr>
+          <w:instrText>PAGEREF _Toc242734581 \h</w:instrText>
+        </w:r>
+        <w:r>
+          <w:rPr>
+            <w:rFonts w:eastAsia="SimSun" w:hint="eastAsia" w:ascii="Times New Roman" w:hAnsi="Times New Roman"/>
+            <w:b w:val="0"/>
+            <w:noProof/>
+            <w:webHidden/>
+            <w:bCs w:val="0"/>
+          </w:rPr>
+          <w:instrText xml:space="preserve"> </w:instrText>
+        </w:r>
+        <w:r>
+          <w:rPr>
+            <w:rFonts w:eastAsia="SimSun" w:hint="eastAsia" w:ascii="Times New Roman" w:hAnsi="Times New Roman"/>
+            <w:b w:val="0"/>
+            <w:noProof/>
+            <w:webHidden/>
+            <w:bCs w:val="0"/>
+          </w:rPr>
+        </w:r>
+        <w:r>
+          <w:rPr>
+            <w:rFonts w:eastAsia="SimSun" w:hint="eastAsia" w:ascii="Times New Roman" w:hAnsi="Times New Roman"/>
+            <w:b w:val="0"/>
+            <w:noProof/>
+            <w:webHidden/>
+            <w:bCs w:val="0"/>
+          </w:rPr>
+          <w:fldChar w:fldCharType="separate"/>
+        </w:r>
+        <w:r>
+          <w:rPr>
+            <w:rFonts w:eastAsia="SimSun" w:ascii="Times New Roman" w:hAnsi="Times New Roman"/>
+            <w:b w:val="0"/>
+            <w:noProof/>
+            <w:webHidden/>
+            <w:bCs w:val="0"/>
+          </w:rPr>
+          <w:t>6</w:t>
+        </w:r>
+        <w:r>
+          <w:rPr>
+            <w:rFonts w:eastAsia="SimSun" w:hint="eastAsia" w:ascii="Times New Roman" w:hAnsi="Times New Roman"/>
+            <w:b w:val="0"/>
+            <w:noProof/>
+            <w:webHidden/>
+            <w:bCs w:val="0"/>
+          </w:rPr>
+          <w:fldChar w:fldCharType="end"/>
+        </w:r>
+      </w:hyperlink>
+    </w:p>
+    <w:p>
+      <w:pPr>
+        <w:pStyle w:val="TOC2"/>
+        <w:tabs>
+          <w:tab w:val="right" w:leader="dot" w:pos="8302"/>
+        </w:tabs>
+        <w:ind w:left="480"/>
+        <w:rPr>
+          <w:rFonts w:asciiTheme="minorHAnsi" w:eastAsiaTheme="minorEastAsia" w:hAnsiTheme="minorHAnsi"/>
+          <w:noProof/>
+          <w:color w:val="auto"/>
+          <w:kern w:val="2"/>
+          <w:sz w:val="22"/>
+          <w14:ligatures w14:val="standardContextual"/>
+        </w:rPr>
+      </w:pPr>
+      <w:hyperlink w:anchor="_Toc242734582" w:history="1">
+        <w:r>
+          <w:rPr>
+            <w:rStyle w:val="af"/>
+            <w:noProof/>
+          </w:rPr>
+          <w:t xml:space="preserve">3.1  </w:t>
+        </w:r>
+        <w:r>
+          <w:rPr>
+            <w:rStyle w:val="af"/>
+            <w:noProof/>
+          </w:rPr>
+          <w:t>模型构建</w:t>
+        </w:r>
+        <w:r>
+          <w:rPr>
+            <w:rFonts w:hint="eastAsia"/>
+            <w:noProof/>
+            <w:webHidden/>
+          </w:rPr>
+          <w:tab/>
+        </w:r>
+        <w:r>
+          <w:rPr>
+            <w:rFonts w:hint="eastAsia"/>
+            <w:noProof/>
+            <w:webHidden/>
+          </w:rPr>
+          <w:fldChar w:fldCharType="begin"/>
+        </w:r>
+        <w:r>
+          <w:rPr>
+            <w:rFonts w:hint="eastAsia"/>
+            <w:noProof/>
+            <w:webHidden/>
+          </w:rPr>
+          <w:instrText xml:space="preserve"> </w:instrText>
+        </w:r>
+        <w:r>
+          <w:rPr>
+            <w:noProof/>
+            <w:webHidden/>
+          </w:rPr>
+          <w:instrText>PAGEREF _Toc242734582 \h</w:instrText>
+        </w:r>
+        <w:r>
+          <w:rPr>
+            <w:rFonts w:hint="eastAsia"/>
+            <w:noProof/>
+            <w:webHidden/>
+          </w:rPr>
+          <w:instrText xml:space="preserve"> </w:instrText>
+        </w:r>
+        <w:r>
+          <w:rPr>
+            <w:rFonts w:hint="eastAsia"/>
+            <w:noProof/>
+            <w:webHidden/>
+          </w:rPr>
+        </w:r>
+        <w:r>
+          <w:rPr>
+            <w:rFonts w:hint="eastAsia"/>
+            <w:noProof/>
+            <w:webHidden/>
+          </w:rPr>
+          <w:fldChar w:fldCharType="separate"/>
+        </w:r>
+        <w:r>
+          <w:rPr>
+            <w:noProof/>
+            <w:webHidden/>
+          </w:rPr>
+          <w:t>6</w:t>
+        </w:r>
+        <w:r>
+          <w:rPr>
+            <w:rFonts w:hint="eastAsia"/>
+            <w:noProof/>
+            <w:webHidden/>
+          </w:rPr>
+          <w:fldChar w:fldCharType="end"/>
+        </w:r>
+      </w:hyperlink>
+    </w:p>
+    <w:p>
+      <w:pPr>
+        <w:pStyle w:val="TOC2"/>
+        <w:tabs>
+          <w:tab w:val="right" w:leader="dot" w:pos="8302"/>
+        </w:tabs>
+        <w:ind w:left="480"/>
+        <w:rPr>
+          <w:rFonts w:asciiTheme="minorHAnsi" w:eastAsiaTheme="minorEastAsia" w:hAnsiTheme="minorHAnsi"/>
+          <w:noProof/>
+          <w:color w:val="auto"/>
+          <w:kern w:val="2"/>
+          <w:sz w:val="22"/>
+          <w14:ligatures w14:val="standardContextual"/>
+        </w:rPr>
+      </w:pPr>
+      <w:hyperlink w:anchor="_Toc242734583" w:history="1">
+        <w:r>
+          <w:rPr>
+            <w:rStyle w:val="af"/>
+            <w:noProof/>
+          </w:rPr>
+          <w:t xml:space="preserve">3.2  </w:t>
+        </w:r>
+        <w:r>
+          <w:rPr>
+            <w:rStyle w:val="af"/>
+            <w:noProof/>
+          </w:rPr>
+          <w:t>实验设计与结果比较</w:t>
+        </w:r>
+        <w:r>
+          <w:rPr>
+            <w:rFonts w:hint="eastAsia"/>
+            <w:noProof/>
+            <w:webHidden/>
+          </w:rPr>
+          <w:tab/>
+        </w:r>
+        <w:r>
+          <w:rPr>
+            <w:rFonts w:hint="eastAsia"/>
+            <w:noProof/>
+            <w:webHidden/>
+          </w:rPr>
+          <w:fldChar w:fldCharType="begin"/>
+        </w:r>
+        <w:r>
+          <w:rPr>
+            <w:rFonts w:hint="eastAsia"/>
+            <w:noProof/>
+            <w:webHidden/>
+          </w:rPr>
+          <w:instrText xml:space="preserve"> </w:instrText>
+        </w:r>
+        <w:r>
+          <w:rPr>
+            <w:noProof/>
+            <w:webHidden/>
+          </w:rPr>
+          <w:instrText>PAGEREF _Toc242734583 \h</w:instrText>
+        </w:r>
+        <w:r>
+          <w:rPr>
+            <w:rFonts w:hint="eastAsia"/>
+            <w:noProof/>
+            <w:webHidden/>
+          </w:rPr>
+          <w:instrText xml:space="preserve"> </w:instrText>
+        </w:r>
+        <w:r>
+          <w:rPr>
+            <w:rFonts w:hint="eastAsia"/>
+            <w:noProof/>
+            <w:webHidden/>
+          </w:rPr>
+        </w:r>
+        <w:r>
+          <w:rPr>
+            <w:rFonts w:hint="eastAsia"/>
+            <w:noProof/>
+            <w:webHidden/>
+          </w:rPr>
+          <w:fldChar w:fldCharType="separate"/>
+        </w:r>
+        <w:r>
+          <w:rPr>
+            <w:noProof/>
+            <w:webHidden/>
+          </w:rPr>
+          <w:t>6</w:t>
+        </w:r>
+        <w:r>
+          <w:rPr>
+            <w:rFonts w:hint="eastAsia"/>
+            <w:noProof/>
+            <w:webHidden/>
+          </w:rPr>
+          <w:fldChar w:fldCharType="end"/>
+        </w:r>
+      </w:hyperlink>
+    </w:p>
+    <w:p>
+      <w:pPr>
+        <w:pStyle w:val="TOC2"/>
+        <w:tabs>
+          <w:tab w:val="right" w:leader="dot" w:pos="8302"/>
+        </w:tabs>
+        <w:ind w:left="480"/>
+        <w:rPr>
+          <w:rFonts w:asciiTheme="minorHAnsi" w:eastAsiaTheme="minorEastAsia" w:hAnsiTheme="minorHAnsi"/>
+          <w:noProof/>
+          <w:color w:val="auto"/>
+          <w:kern w:val="2"/>
+          <w:sz w:val="22"/>
+          <w14:ligatures w14:val="standardContextual"/>
+        </w:rPr>
+      </w:pPr>
+      <w:hyperlink w:anchor="_Toc242734584" w:history="1">
+        <w:r>
+          <w:rPr>
+            <w:rStyle w:val="af"/>
+            <w:noProof/>
+          </w:rPr>
+          <w:t xml:space="preserve">3.3  </w:t>
+        </w:r>
+        <w:r>
+          <w:rPr>
+            <w:rStyle w:val="af"/>
+            <w:noProof/>
+          </w:rPr>
+          <w:t>本章小结</w:t>
+        </w:r>
+        <w:r>
+          <w:rPr>
+            <w:rFonts w:hint="eastAsia"/>
+            <w:noProof/>
+            <w:webHidden/>
+          </w:rPr>
+          <w:tab/>
+        </w:r>
+        <w:r>
+          <w:rPr>
+            <w:rFonts w:hint="eastAsia"/>
+            <w:noProof/>
+            <w:webHidden/>
+          </w:rPr>
+          <w:fldChar w:fldCharType="begin"/>
+        </w:r>
+        <w:r>
+          <w:rPr>
+            <w:rFonts w:hint="eastAsia"/>
+            <w:noProof/>
+            <w:webHidden/>
+          </w:rPr>
+          <w:instrText xml:space="preserve"> </w:instrText>
+        </w:r>
+        <w:r>
+          <w:rPr>
+            <w:noProof/>
+            <w:webHidden/>
+          </w:rPr>
+          <w:instrText>PAGEREF _Toc242734584 \h</w:instrText>
+        </w:r>
+        <w:r>
+          <w:rPr>
+            <w:rFonts w:hint="eastAsia"/>
+            <w:noProof/>
+            <w:webHidden/>
+          </w:rPr>
+          <w:instrText xml:space="preserve"> </w:instrText>
+        </w:r>
+        <w:r>
+          <w:rPr>
+            <w:rFonts w:hint="eastAsia"/>
+            <w:noProof/>
+            <w:webHidden/>
+          </w:rPr>
+        </w:r>
+        <w:r>
+          <w:rPr>
+            <w:rFonts w:hint="eastAsia"/>
+            <w:noProof/>
+            <w:webHidden/>
+          </w:rPr>
+          <w:fldChar w:fldCharType="separate"/>
+        </w:r>
+        <w:r>
+          <w:rPr>
+            <w:noProof/>
+            <w:webHidden/>
+          </w:rPr>
+          <w:t>8</w:t>
+        </w:r>
+        <w:r>
+          <w:rPr>
+            <w:rFonts w:hint="eastAsia"/>
+            <w:noProof/>
+            <w:webHidden/>
+          </w:rPr>
+          <w:fldChar w:fldCharType="end"/>
+        </w:r>
+      </w:hyperlink>
+    </w:p>
+    <w:p>
+      <w:pPr>
+        <w:pStyle w:val="TOC1"/>
+        <w:tabs>
+          <w:tab w:val="right" w:leader="dot" w:pos="8302"/>
+        </w:tabs>
+        <w:rPr>
+          <w:rFonts w:asciiTheme="minorHAnsi" w:eastAsiaTheme="minorEastAsia" w:hAnsiTheme="minorHAnsi"/>
+          <w:noProof/>
+          <w:color w:val="auto"/>
+          <w:kern w:val="2"/>
+          <w:sz w:val="22"/>
+          <w14:ligatures w14:val="standardContextual"/>
+        </w:rPr>
+      </w:pPr>
+      <w:hyperlink w:anchor="_Toc242734585" w:history="1">
+        <w:r>
+          <w:rPr>
+            <w:rStyle w:val="af"/>
+            <w:rFonts w:eastAsia="SimHei" w:ascii="Times New Roman" w:hAnsi="Times New Roman"/>
+            <w:b w:val="1"/>
+            <w:bCs w:val="1"/>
+            <w:noProof/>
+          </w:rPr>
+          <w:t>附录</w:t>
+        </w:r>
+        <w:r>
+          <w:rPr>
+            <w:rStyle w:val="af"/>
+            <w:rFonts w:eastAsia="SimHei" w:ascii="Times New Roman" w:hAnsi="Times New Roman"/>
+            <w:b w:val="1"/>
+            <w:bCs w:val="1"/>
+            <w:noProof/>
+          </w:rPr>
+          <w:t xml:space="preserve"> A  </w:t>
+        </w:r>
+        <w:r>
+          <w:rPr>
+            <w:rStyle w:val="af"/>
+            <w:rFonts w:eastAsia="SimHei" w:ascii="Times New Roman" w:hAnsi="Times New Roman"/>
+            <w:b w:val="1"/>
+            <w:bCs w:val="1"/>
+            <w:noProof/>
+          </w:rPr>
+          <w:t>补充材料</w:t>
+        </w:r>
+        <w:r>
+          <w:rPr>
+            <w:rFonts w:hint="eastAsia" w:eastAsia="SimHei" w:ascii="Times New Roman" w:hAnsi="Times New Roman"/>
+            <w:b w:val="1"/>
+            <w:bCs w:val="1"/>
+            <w:noProof/>
+            <w:webHidden/>
+          </w:rPr>
+          <w:tab/>
+        </w:r>
+        <w:r>
+          <w:rPr>
+            <w:rFonts w:eastAsia="SimSun" w:hint="eastAsia" w:ascii="Times New Roman" w:hAnsi="Times New Roman"/>
+            <w:b w:val="0"/>
+            <w:noProof/>
+            <w:webHidden/>
+            <w:bCs w:val="0"/>
+          </w:rPr>
+          <w:fldChar w:fldCharType="begin"/>
+        </w:r>
+        <w:r>
+          <w:rPr>
+            <w:rFonts w:eastAsia="SimSun" w:hint="eastAsia" w:ascii="Times New Roman" w:hAnsi="Times New Roman"/>
+            <w:b w:val="0"/>
+            <w:noProof/>
+            <w:webHidden/>
+            <w:bCs w:val="0"/>
+          </w:rPr>
+          <w:instrText xml:space="preserve"> </w:instrText>
+        </w:r>
+        <w:r>
+          <w:rPr>
+            <w:rFonts w:eastAsia="SimSun" w:ascii="Times New Roman" w:hAnsi="Times New Roman"/>
+            <w:b w:val="0"/>
+            <w:noProof/>
+            <w:webHidden/>
+            <w:bCs w:val="0"/>
+          </w:rPr>
+          <w:instrText>PAGEREF _Toc242734585 \h</w:instrText>
+        </w:r>
+        <w:r>
+          <w:rPr>
+            <w:rFonts w:eastAsia="SimSun" w:hint="eastAsia" w:ascii="Times New Roman" w:hAnsi="Times New Roman"/>
+            <w:b w:val="0"/>
+            <w:noProof/>
+            <w:webHidden/>
+            <w:bCs w:val="0"/>
+          </w:rPr>
+          <w:instrText xml:space="preserve"> </w:instrText>
+        </w:r>
+        <w:r>
+          <w:rPr>
+            <w:rFonts w:eastAsia="SimSun" w:hint="eastAsia" w:ascii="Times New Roman" w:hAnsi="Times New Roman"/>
+            <w:b w:val="0"/>
+            <w:noProof/>
+            <w:webHidden/>
+            <w:bCs w:val="0"/>
+          </w:rPr>
+        </w:r>
+        <w:r>
+          <w:rPr>
+            <w:rFonts w:eastAsia="SimSun" w:hint="eastAsia" w:ascii="Times New Roman" w:hAnsi="Times New Roman"/>
+            <w:b w:val="0"/>
+            <w:noProof/>
+            <w:webHidden/>
+            <w:bCs w:val="0"/>
+          </w:rPr>
+          <w:fldChar w:fldCharType="separate"/>
+        </w:r>
+        <w:r>
+          <w:rPr>
+            <w:rFonts w:eastAsia="SimSun" w:ascii="Times New Roman" w:hAnsi="Times New Roman"/>
+            <w:b w:val="0"/>
+            <w:noProof/>
+            <w:webHidden/>
+            <w:bCs w:val="0"/>
+          </w:rPr>
+          <w:t>9</w:t>
+        </w:r>
+        <w:r>
+          <w:rPr>
+            <w:rFonts w:eastAsia="SimSun" w:hint="eastAsia" w:ascii="Times New Roman" w:hAnsi="Times New Roman"/>
+            <w:b w:val="0"/>
+            <w:noProof/>
+            <w:webHidden/>
+            <w:bCs w:val="0"/>
+          </w:rPr>
+          <w:fldChar w:fldCharType="end"/>
+        </w:r>
+      </w:hyperlink>
+    </w:p>
+    <w:p>
+      <w:pPr>
+        <w:pStyle w:val="TOC1"/>
+        <w:tabs>
+          <w:tab w:val="right" w:leader="dot" w:pos="8302"/>
+        </w:tabs>
+        <w:rPr>
+          <w:rFonts w:asciiTheme="minorHAnsi" w:eastAsiaTheme="minorEastAsia" w:hAnsiTheme="minorHAnsi"/>
+          <w:noProof/>
+          <w:color w:val="auto"/>
+          <w:kern w:val="2"/>
+          <w:sz w:val="22"/>
+          <w14:ligatures w14:val="standardContextual"/>
+        </w:rPr>
+      </w:pPr>
+      <w:hyperlink w:anchor="_Toc242734586" w:history="1">
+        <w:r>
+          <w:rPr>
+            <w:rStyle w:val="af"/>
+            <w:rFonts w:eastAsia="SimHei" w:ascii="Times New Roman" w:hAnsi="Times New Roman"/>
+            <w:b w:val="1"/>
+            <w:bCs w:val="1"/>
+            <w:noProof/>
+          </w:rPr>
+          <w:t>参考文献</w:t>
+        </w:r>
+        <w:r>
+          <w:rPr>
+            <w:rFonts w:hint="eastAsia" w:eastAsia="SimHei" w:ascii="Times New Roman" w:hAnsi="Times New Roman"/>
+            <w:b w:val="1"/>
+            <w:bCs w:val="1"/>
+            <w:noProof/>
+            <w:webHidden/>
+          </w:rPr>
+          <w:tab/>
+        </w:r>
+        <w:r>
+          <w:rPr>
+            <w:rFonts w:eastAsia="SimSun" w:hint="eastAsia" w:ascii="Times New Roman" w:hAnsi="Times New Roman"/>
+            <w:b w:val="0"/>
+            <w:noProof/>
+            <w:webHidden/>
+            <w:bCs w:val="0"/>
+          </w:rPr>
+          <w:fldChar w:fldCharType="begin"/>
+        </w:r>
+        <w:r>
+          <w:rPr>
+            <w:rFonts w:eastAsia="SimSun" w:hint="eastAsia" w:ascii="Times New Roman" w:hAnsi="Times New Roman"/>
+            <w:b w:val="0"/>
+            <w:noProof/>
+            <w:webHidden/>
+            <w:bCs w:val="0"/>
+          </w:rPr>
+          <w:instrText xml:space="preserve"> </w:instrText>
+        </w:r>
+        <w:r>
+          <w:rPr>
+            <w:rFonts w:eastAsia="SimSun" w:ascii="Times New Roman" w:hAnsi="Times New Roman"/>
+            <w:b w:val="0"/>
+            <w:noProof/>
+            <w:webHidden/>
+            <w:bCs w:val="0"/>
+          </w:rPr>
+          <w:instrText>PAGEREF _Toc242734586 \h</w:instrText>
+        </w:r>
+        <w:r>
+          <w:rPr>
+            <w:rFonts w:eastAsia="SimSun" w:hint="eastAsia" w:ascii="Times New Roman" w:hAnsi="Times New Roman"/>
+            <w:b w:val="0"/>
+            <w:noProof/>
+            <w:webHidden/>
+            <w:bCs w:val="0"/>
+          </w:rPr>
+          <w:instrText xml:space="preserve"> </w:instrText>
+        </w:r>
+        <w:r>
+          <w:rPr>
+            <w:rFonts w:eastAsia="SimSun" w:hint="eastAsia" w:ascii="Times New Roman" w:hAnsi="Times New Roman"/>
+            <w:b w:val="0"/>
+            <w:noProof/>
+            <w:webHidden/>
+            <w:bCs w:val="0"/>
+          </w:rPr>
+        </w:r>
+        <w:r>
+          <w:rPr>
+            <w:rFonts w:eastAsia="SimSun" w:hint="eastAsia" w:ascii="Times New Roman" w:hAnsi="Times New Roman"/>
+            <w:b w:val="0"/>
+            <w:noProof/>
+            <w:webHidden/>
+            <w:bCs w:val="0"/>
+          </w:rPr>
+          <w:fldChar w:fldCharType="separate"/>
+        </w:r>
+        <w:r>
+          <w:rPr>
+            <w:rFonts w:eastAsia="SimSun" w:ascii="Times New Roman" w:hAnsi="Times New Roman"/>
+            <w:b w:val="0"/>
+            <w:noProof/>
+            <w:webHidden/>
+            <w:bCs w:val="0"/>
+          </w:rPr>
+          <w:t>10</w:t>
+        </w:r>
+        <w:r>
+          <w:rPr>
+            <w:rFonts w:eastAsia="SimSun" w:hint="eastAsia" w:ascii="Times New Roman" w:hAnsi="Times New Roman"/>
+            <w:b w:val="0"/>
+            <w:noProof/>
+            <w:webHidden/>
+            <w:bCs w:val="0"/>
+          </w:rPr>
+          <w:fldChar w:fldCharType="end"/>
+        </w:r>
+      </w:hyperlink>
+    </w:p>
+    <w:p>
+      <w:pPr>
+        <w:pStyle w:val="TOC1"/>
+        <w:tabs>
+          <w:tab w:val="right" w:leader="dot" w:pos="8302"/>
+        </w:tabs>
+        <w:rPr>
+          <w:rFonts w:asciiTheme="minorHAnsi" w:eastAsiaTheme="minorEastAsia" w:hAnsiTheme="minorHAnsi"/>
+          <w:noProof/>
+          <w:color w:val="auto"/>
+          <w:kern w:val="2"/>
+          <w:sz w:val="22"/>
+          <w14:ligatures w14:val="standardContextual"/>
+        </w:rPr>
+      </w:pPr>
+      <w:hyperlink w:anchor="_Toc242734587" w:history="1">
+        <w:r>
+          <w:rPr>
+            <w:rStyle w:val="af"/>
+            <w:rFonts w:eastAsia="SimHei" w:ascii="Times New Roman" w:hAnsi="Times New Roman"/>
+            <w:b w:val="1"/>
+            <w:bCs w:val="1"/>
+            <w:noProof/>
+          </w:rPr>
+          <w:t>攻读博士学位期间的科研成果</w:t>
+        </w:r>
+        <w:r>
+          <w:rPr>
+            <w:rFonts w:hint="eastAsia" w:eastAsia="SimHei" w:ascii="Times New Roman" w:hAnsi="Times New Roman"/>
+            <w:b w:val="1"/>
+            <w:bCs w:val="1"/>
+            <w:noProof/>
+            <w:webHidden/>
+          </w:rPr>
+          <w:tab/>
+        </w:r>
+        <w:r>
+          <w:rPr>
+            <w:rFonts w:eastAsia="SimSun" w:hint="eastAsia" w:ascii="Times New Roman" w:hAnsi="Times New Roman"/>
+            <w:b w:val="0"/>
+            <w:noProof/>
+            <w:webHidden/>
+            <w:bCs w:val="0"/>
+          </w:rPr>
+          <w:fldChar w:fldCharType="begin"/>
+        </w:r>
+        <w:r>
+          <w:rPr>
+            <w:rFonts w:eastAsia="SimSun" w:hint="eastAsia" w:ascii="Times New Roman" w:hAnsi="Times New Roman"/>
+            <w:b w:val="0"/>
+            <w:noProof/>
+            <w:webHidden/>
+            <w:bCs w:val="0"/>
+          </w:rPr>
+          <w:instrText xml:space="preserve"> </w:instrText>
+        </w:r>
+        <w:r>
+          <w:rPr>
+            <w:rFonts w:eastAsia="SimSun" w:ascii="Times New Roman" w:hAnsi="Times New Roman"/>
+            <w:b w:val="0"/>
+            <w:noProof/>
+            <w:webHidden/>
+            <w:bCs w:val="0"/>
+          </w:rPr>
+          <w:instrText>PAGEREF _Toc242734587 \h</w:instrText>
+        </w:r>
+        <w:r>
+          <w:rPr>
+            <w:rFonts w:eastAsia="SimSun" w:hint="eastAsia" w:ascii="Times New Roman" w:hAnsi="Times New Roman"/>
+            <w:b w:val="0"/>
+            <w:noProof/>
+            <w:webHidden/>
+            <w:bCs w:val="0"/>
+          </w:rPr>
+          <w:instrText xml:space="preserve"> </w:instrText>
+        </w:r>
+        <w:r>
+          <w:rPr>
+            <w:rFonts w:eastAsia="SimSun" w:hint="eastAsia" w:ascii="Times New Roman" w:hAnsi="Times New Roman"/>
+            <w:b w:val="0"/>
+            <w:noProof/>
+            <w:webHidden/>
+            <w:bCs w:val="0"/>
+          </w:rPr>
+        </w:r>
+        <w:r>
+          <w:rPr>
+            <w:rFonts w:eastAsia="SimSun" w:hint="eastAsia" w:ascii="Times New Roman" w:hAnsi="Times New Roman"/>
+            <w:b w:val="0"/>
+            <w:noProof/>
+            <w:webHidden/>
+            <w:bCs w:val="0"/>
+          </w:rPr>
+          <w:fldChar w:fldCharType="separate"/>
+        </w:r>
+        <w:r>
+          <w:rPr>
+            <w:rFonts w:eastAsia="SimSun" w:ascii="Times New Roman" w:hAnsi="Times New Roman"/>
+            <w:b w:val="0"/>
+            <w:noProof/>
+            <w:webHidden/>
+            <w:bCs w:val="0"/>
+          </w:rPr>
+          <w:t>11</w:t>
+        </w:r>
+        <w:r>
+          <w:rPr>
+            <w:rFonts w:eastAsia="SimSun" w:hint="eastAsia" w:ascii="Times New Roman" w:hAnsi="Times New Roman"/>
+            <w:b w:val="0"/>
+            <w:noProof/>
+            <w:webHidden/>
+            <w:bCs w:val="0"/>
+          </w:rPr>
+          <w:fldChar w:fldCharType="end"/>
+        </w:r>
+      </w:hyperlink>
+    </w:p>
+    <w:p>
+      <w:pPr>
+        <w:pStyle w:val="TOC1"/>
+        <w:tabs>
+          <w:tab w:val="right" w:leader="dot" w:pos="8302"/>
+        </w:tabs>
+        <w:rPr>
+          <w:rFonts w:asciiTheme="minorHAnsi" w:eastAsiaTheme="minorEastAsia" w:hAnsiTheme="minorHAnsi"/>
+          <w:noProof/>
+          <w:color w:val="auto"/>
+          <w:kern w:val="2"/>
+          <w:sz w:val="22"/>
+          <w14:ligatures w14:val="standardContextual"/>
+        </w:rPr>
+      </w:pPr>
+      <w:hyperlink w:anchor="_Toc242734588" w:history="1">
+        <w:r>
+          <w:rPr>
+            <w:rStyle w:val="af"/>
+            <w:rFonts w:eastAsia="SimHei" w:ascii="Times New Roman" w:hAnsi="Times New Roman"/>
+            <w:b w:val="1"/>
+            <w:bCs w:val="1"/>
+            <w:noProof/>
+          </w:rPr>
+          <w:t>致</w:t>
+        </w:r>
+        <w:r>
+          <w:rPr>
+            <w:rStyle w:val="af"/>
+            <w:rFonts w:eastAsia="SimHei" w:ascii="Times New Roman" w:hAnsi="Times New Roman"/>
+            <w:b w:val="1"/>
+            <w:bCs w:val="1"/>
+            <w:noProof/>
+          </w:rPr>
+          <w:t xml:space="preserve">  </w:t>
+        </w:r>
+        <w:r>
+          <w:rPr>
+            <w:rStyle w:val="af"/>
+            <w:rFonts w:eastAsia="SimHei" w:ascii="Times New Roman" w:hAnsi="Times New Roman"/>
+            <w:b w:val="1"/>
+            <w:bCs w:val="1"/>
+            <w:noProof/>
+          </w:rPr>
+          <w:t>谢</w:t>
+        </w:r>
+        <w:r>
+          <w:rPr>
+            <w:rFonts w:hint="eastAsia" w:eastAsia="SimHei" w:ascii="Times New Roman" w:hAnsi="Times New Roman"/>
+            <w:b w:val="1"/>
+            <w:bCs w:val="1"/>
+            <w:noProof/>
+            <w:webHidden/>
+          </w:rPr>
+          <w:tab/>
+        </w:r>
+        <w:r>
+          <w:rPr>
+            <w:rFonts w:eastAsia="SimSun" w:hint="eastAsia" w:ascii="Times New Roman" w:hAnsi="Times New Roman"/>
+            <w:b w:val="0"/>
+            <w:noProof/>
+            <w:webHidden/>
+            <w:bCs w:val="0"/>
+          </w:rPr>
+          <w:fldChar w:fldCharType="begin"/>
+        </w:r>
+        <w:r>
+          <w:rPr>
+            <w:rFonts w:eastAsia="SimSun" w:hint="eastAsia" w:ascii="Times New Roman" w:hAnsi="Times New Roman"/>
+            <w:b w:val="0"/>
+            <w:noProof/>
+            <w:webHidden/>
+            <w:bCs w:val="0"/>
+          </w:rPr>
+          <w:instrText xml:space="preserve"> </w:instrText>
+        </w:r>
+        <w:r>
+          <w:rPr>
+            <w:rFonts w:eastAsia="SimSun" w:ascii="Times New Roman" w:hAnsi="Times New Roman"/>
+            <w:b w:val="0"/>
+            <w:noProof/>
+            <w:webHidden/>
+            <w:bCs w:val="0"/>
+          </w:rPr>
+          <w:instrText>PAGEREF _Toc242734588 \h</w:instrText>
+        </w:r>
+        <w:r>
+          <w:rPr>
+            <w:rFonts w:eastAsia="SimSun" w:hint="eastAsia" w:ascii="Times New Roman" w:hAnsi="Times New Roman"/>
+            <w:b w:val="0"/>
+            <w:noProof/>
+            <w:webHidden/>
+            <w:bCs w:val="0"/>
+          </w:rPr>
+          <w:instrText xml:space="preserve"> </w:instrText>
+        </w:r>
+        <w:r>
+          <w:rPr>
+            <w:rFonts w:eastAsia="SimSun" w:hint="eastAsia" w:ascii="Times New Roman" w:hAnsi="Times New Roman"/>
+            <w:b w:val="0"/>
+            <w:noProof/>
+            <w:webHidden/>
+            <w:bCs w:val="0"/>
+          </w:rPr>
+        </w:r>
+        <w:r>
+          <w:rPr>
+            <w:rFonts w:eastAsia="SimSun" w:hint="eastAsia" w:ascii="Times New Roman" w:hAnsi="Times New Roman"/>
+            <w:b w:val="0"/>
+            <w:noProof/>
+            <w:webHidden/>
+            <w:bCs w:val="0"/>
+          </w:rPr>
+          <w:fldChar w:fldCharType="separate"/>
+        </w:r>
+        <w:r>
+          <w:rPr>
+            <w:rFonts w:eastAsia="SimSun" w:ascii="Times New Roman" w:hAnsi="Times New Roman"/>
+            <w:b w:val="0"/>
+            <w:noProof/>
+            <w:webHidden/>
+            <w:bCs w:val="0"/>
+          </w:rPr>
+          <w:t>12</w:t>
+        </w:r>
+        <w:r>
+          <w:rPr>
+            <w:rFonts w:eastAsia="SimSun" w:hint="eastAsia" w:ascii="Times New Roman" w:hAnsi="Times New Roman"/>
+            <w:b w:val="0"/>
+            <w:noProof/>
+            <w:webHidden/>
+            <w:bCs w:val="0"/>
+          </w:rPr>
+          <w:fldChar w:fldCharType="end"/>
+        </w:r>
+      </w:hyperlink>
+    </w:p>
+    <w:p>
+      <w:pPr>
         <w:sectPr>
           <w:headerReference w:type="even" r:id="rId21"/>
           <w:headerReference w:type="default" r:id="rId22"/>
@@ -1740,2125 +3842,6 @@
           <w:cols w:space="720"/>
         </w:sectPr>
       </w:pPr>
-      <w:bookmarkStart w:id="3" w:name="绪论"/>
-      <w:bookmarkEnd w:id="1"/>
-    </w:p>
-    <w:p>
-      <w:pPr>
-        <w:pStyle w:val="a4"/>
-      </w:pPr>
-      <w:r>
-        <w:rPr>
-          <w:rFonts w:ascii="黑体" w:hAnsi="黑体"/>
-          <w:sz w:val="32"/>
-        </w:rPr>
-        <w:lastRenderedPageBreak/>
-        <w:t>目</w:t>
-      </w:r>
-      <w:r>
-        <w:rPr>
-          <w:rFonts w:ascii="黑体" w:hAnsi="黑体"/>
-          <w:sz w:val="32"/>
-        </w:rPr>
-        <w:t xml:space="preserve">  </w:t>
-      </w:r>
-      <w:r>
-        <w:rPr>
-          <w:rFonts w:ascii="黑体" w:hAnsi="黑体"/>
-          <w:sz w:val="32"/>
-        </w:rPr>
-        <w:t>录</w:t>
-      </w:r>
-    </w:p>
-    <w:p>
-      <w:pPr>
-        <w:pStyle w:val="TOC1"/>
-        <w:tabs>
-          <w:tab w:val="right" w:leader="dot" w:pos="8302"/>
-        </w:tabs>
-        <w:rPr>
-          <w:rFonts w:asciiTheme="minorHAnsi" w:eastAsiaTheme="minorEastAsia" w:hAnsiTheme="minorHAnsi" w:hint="eastAsia"/>
-          <w:noProof/>
-          <w:color w:val="auto"/>
-          <w:kern w:val="2"/>
-          <w:sz w:val="22"/>
-          <w14:ligatures w14:val="standardContextual"/>
-        </w:rPr>
-      </w:pPr>
-      <w:r>
-        <w:rPr>
-          <w:b w:val="1"/>
-          <w:bCs w:val="1"/>
-        </w:rPr>
-        <w:fldChar w:fldCharType="begin"/>
-      </w:r>
-      <w:r>
-        <w:rPr>
-          <w:b w:val="1"/>
-          <w:bCs w:val="1"/>
-        </w:rPr>
-        <w:instrText xml:space="preserve"> TOC \o "1-3" \h \z \u </w:instrText>
-      </w:r>
-      <w:r>
-        <w:rPr>
-          <w:b w:val="1"/>
-          <w:bCs w:val="1"/>
-        </w:rPr>
-        <w:fldChar w:fldCharType="separate"/>
-      </w:r>
-      <w:hyperlink w:anchor="_Toc242464953" w:history="1">
-        <w:r>
-          <w:rPr>
-            <w:rStyle w:val="af"/>
-            <w:noProof/>
-            <w:b w:val="1"/>
-            <w:bCs w:val="1"/>
-          </w:rPr>
-          <w:t>摘</w:t>
-        </w:r>
-        <w:r>
-          <w:rPr>
-            <w:rStyle w:val="af"/>
-            <w:noProof/>
-            <w:b w:val="1"/>
-            <w:bCs w:val="1"/>
-          </w:rPr>
-          <w:t xml:space="preserve">  </w:t>
-        </w:r>
-        <w:r>
-          <w:rPr>
-            <w:rStyle w:val="af"/>
-            <w:noProof/>
-            <w:b w:val="1"/>
-            <w:bCs w:val="1"/>
-          </w:rPr>
-          <w:t>要</w:t>
-        </w:r>
-        <w:r>
-          <w:rPr>
-            <w:rFonts w:hint="eastAsia"/>
-            <w:noProof/>
-            <w:webHidden/>
-            <w:b w:val="1"/>
-            <w:bCs w:val="1"/>
-          </w:rPr>
-          <w:tab/>
-        </w:r>
-        <w:r>
-          <w:rPr>
-            <w:rFonts w:hint="eastAsia"/>
-            <w:noProof/>
-            <w:webHidden/>
-            <w:b w:val="0"/>
-            <w:bCs w:val="0"/>
-          </w:rPr>
-          <w:fldChar w:fldCharType="begin"/>
-        </w:r>
-        <w:r>
-          <w:rPr>
-            <w:rFonts w:hint="eastAsia"/>
-            <w:noProof/>
-            <w:webHidden/>
-            <w:b w:val="0"/>
-            <w:bCs w:val="0"/>
-          </w:rPr>
-          <w:instrText xml:space="preserve"> </w:instrText>
-        </w:r>
-        <w:r>
-          <w:rPr>
-            <w:noProof/>
-            <w:webHidden/>
-            <w:b w:val="0"/>
-            <w:bCs w:val="0"/>
-          </w:rPr>
-          <w:instrText>PAGEREF _Toc242464953 \h</w:instrText>
-        </w:r>
-        <w:r>
-          <w:rPr>
-            <w:rFonts w:hint="eastAsia"/>
-            <w:noProof/>
-            <w:webHidden/>
-            <w:b w:val="0"/>
-            <w:bCs w:val="0"/>
-          </w:rPr>
-          <w:instrText xml:space="preserve"> </w:instrText>
-        </w:r>
-        <w:r>
-          <w:rPr>
-            <w:rFonts w:hint="eastAsia"/>
-            <w:noProof/>
-            <w:webHidden/>
-            <w:b w:val="0"/>
-            <w:bCs w:val="0"/>
-          </w:rPr>
-        </w:r>
-        <w:r>
-          <w:rPr>
-            <w:rFonts w:hint="eastAsia"/>
-            <w:noProof/>
-            <w:webHidden/>
-            <w:b w:val="0"/>
-            <w:bCs w:val="0"/>
-          </w:rPr>
-          <w:fldChar w:fldCharType="separate"/>
-        </w:r>
-        <w:r>
-          <w:rPr>
-            <w:noProof/>
-            <w:webHidden/>
-            <w:b w:val="0"/>
-            <w:bCs w:val="0"/>
-          </w:rPr>
-          <w:t>i</w:t>
-        </w:r>
-        <w:r>
-          <w:rPr>
-            <w:rFonts w:hint="eastAsia"/>
-            <w:noProof/>
-            <w:webHidden/>
-            <w:b w:val="0"/>
-            <w:bCs w:val="0"/>
-          </w:rPr>
-          <w:fldChar w:fldCharType="end"/>
-        </w:r>
-      </w:hyperlink>
-    </w:p>
-    <w:p>
-      <w:pPr>
-        <w:pStyle w:val="TOC1"/>
-        <w:tabs>
-          <w:tab w:val="right" w:leader="dot" w:pos="8302"/>
-        </w:tabs>
-        <w:rPr>
-          <w:rFonts w:asciiTheme="minorHAnsi" w:eastAsiaTheme="minorEastAsia" w:hAnsiTheme="minorHAnsi" w:hint="eastAsia"/>
-          <w:noProof/>
-          <w:color w:val="auto"/>
-          <w:kern w:val="2"/>
-          <w:sz w:val="22"/>
-          <w14:ligatures w14:val="standardContextual"/>
-        </w:rPr>
-      </w:pPr>
-      <w:hyperlink w:anchor="_Toc242464954" w:history="1">
-        <w:r>
-          <w:rPr>
-            <w:rStyle w:val="af"/>
-            <w:b w:val="1"/>
-            <w:noProof/>
-            <w:bCs w:val="1"/>
-          </w:rPr>
-          <w:t>ABSTRACT</w:t>
-        </w:r>
-        <w:r>
-          <w:rPr>
-            <w:rFonts w:hint="eastAsia"/>
-            <w:b w:val="1"/>
-            <w:noProof/>
-            <w:webHidden/>
-            <w:bCs w:val="1"/>
-          </w:rPr>
-          <w:tab/>
-        </w:r>
-        <w:r>
-          <w:rPr>
-            <w:rFonts w:hint="eastAsia"/>
-            <w:b w:val="0"/>
-            <w:noProof/>
-            <w:webHidden/>
-            <w:bCs w:val="0"/>
-          </w:rPr>
-          <w:fldChar w:fldCharType="begin"/>
-        </w:r>
-        <w:r>
-          <w:rPr>
-            <w:rFonts w:hint="eastAsia"/>
-            <w:b w:val="0"/>
-            <w:noProof/>
-            <w:webHidden/>
-            <w:bCs w:val="0"/>
-          </w:rPr>
-          <w:instrText xml:space="preserve"> </w:instrText>
-        </w:r>
-        <w:r>
-          <w:rPr>
-            <w:b w:val="0"/>
-            <w:noProof/>
-            <w:webHidden/>
-            <w:bCs w:val="0"/>
-          </w:rPr>
-          <w:instrText>PAGEREF _Toc242464954 \h</w:instrText>
-        </w:r>
-        <w:r>
-          <w:rPr>
-            <w:rFonts w:hint="eastAsia"/>
-            <w:b w:val="0"/>
-            <w:noProof/>
-            <w:webHidden/>
-            <w:bCs w:val="0"/>
-          </w:rPr>
-          <w:instrText xml:space="preserve"> </w:instrText>
-        </w:r>
-        <w:r>
-          <w:rPr>
-            <w:rFonts w:hint="eastAsia"/>
-            <w:b w:val="0"/>
-            <w:noProof/>
-            <w:webHidden/>
-            <w:bCs w:val="0"/>
-          </w:rPr>
-        </w:r>
-        <w:r>
-          <w:rPr>
-            <w:rFonts w:hint="eastAsia"/>
-            <w:b w:val="0"/>
-            <w:noProof/>
-            <w:webHidden/>
-            <w:bCs w:val="0"/>
-          </w:rPr>
-          <w:fldChar w:fldCharType="separate"/>
-        </w:r>
-        <w:r>
-          <w:rPr>
-            <w:b w:val="0"/>
-            <w:noProof/>
-            <w:webHidden/>
-            <w:bCs w:val="0"/>
-          </w:rPr>
-          <w:t>ii</w:t>
-        </w:r>
-        <w:r>
-          <w:rPr>
-            <w:rFonts w:hint="eastAsia"/>
-            <w:b w:val="0"/>
-            <w:noProof/>
-            <w:webHidden/>
-            <w:bCs w:val="0"/>
-          </w:rPr>
-          <w:fldChar w:fldCharType="end"/>
-        </w:r>
-      </w:hyperlink>
-    </w:p>
-    <w:p>
-      <w:pPr>
-        <w:pStyle w:val="TOC1"/>
-        <w:tabs>
-          <w:tab w:val="right" w:leader="dot" w:pos="8302"/>
-        </w:tabs>
-        <w:rPr>
-          <w:rFonts w:asciiTheme="minorHAnsi" w:eastAsiaTheme="minorEastAsia" w:hAnsiTheme="minorHAnsi" w:hint="eastAsia"/>
-          <w:noProof/>
-          <w:color w:val="auto"/>
-          <w:kern w:val="2"/>
-          <w:sz w:val="22"/>
-          <w14:ligatures w14:val="standardContextual"/>
-        </w:rPr>
-      </w:pPr>
-      <w:hyperlink w:anchor="_Toc242464955" w:history="1">
-        <w:r>
-          <w:rPr>
-            <w:rStyle w:val="af"/>
-            <w:b w:val="1"/>
-            <w:noProof/>
-            <w:bCs w:val="1"/>
-          </w:rPr>
-          <w:t>第一章</w:t>
-        </w:r>
-        <w:r>
-          <w:rPr>
-            <w:rStyle w:val="af"/>
-            <w:b w:val="1"/>
-            <w:noProof/>
-            <w:bCs w:val="1"/>
-          </w:rPr>
-          <w:t xml:space="preserve">  </w:t>
-        </w:r>
-        <w:r>
-          <w:rPr>
-            <w:rStyle w:val="af"/>
-            <w:b w:val="1"/>
-            <w:noProof/>
-            <w:bCs w:val="1"/>
-          </w:rPr>
-          <w:t>绪论</w:t>
-        </w:r>
-        <w:r>
-          <w:rPr>
-            <w:rFonts w:hint="eastAsia"/>
-            <w:b w:val="1"/>
-            <w:noProof/>
-            <w:webHidden/>
-            <w:bCs w:val="1"/>
-          </w:rPr>
-          <w:tab/>
-        </w:r>
-        <w:r>
-          <w:rPr>
-            <w:rFonts w:hint="eastAsia"/>
-            <w:b w:val="0"/>
-            <w:noProof/>
-            <w:webHidden/>
-            <w:bCs w:val="0"/>
-          </w:rPr>
-          <w:fldChar w:fldCharType="begin"/>
-        </w:r>
-        <w:r>
-          <w:rPr>
-            <w:rFonts w:hint="eastAsia"/>
-            <w:b w:val="0"/>
-            <w:noProof/>
-            <w:webHidden/>
-            <w:bCs w:val="0"/>
-          </w:rPr>
-          <w:instrText xml:space="preserve"> </w:instrText>
-        </w:r>
-        <w:r>
-          <w:rPr>
-            <w:b w:val="0"/>
-            <w:noProof/>
-            <w:webHidden/>
-            <w:bCs w:val="0"/>
-          </w:rPr>
-          <w:instrText>PAGEREF _Toc242464955 \h</w:instrText>
-        </w:r>
-        <w:r>
-          <w:rPr>
-            <w:rFonts w:hint="eastAsia"/>
-            <w:b w:val="0"/>
-            <w:noProof/>
-            <w:webHidden/>
-            <w:bCs w:val="0"/>
-          </w:rPr>
-          <w:instrText xml:space="preserve"> </w:instrText>
-        </w:r>
-        <w:r>
-          <w:rPr>
-            <w:rFonts w:hint="eastAsia"/>
-            <w:b w:val="0"/>
-            <w:noProof/>
-            <w:webHidden/>
-            <w:bCs w:val="0"/>
-          </w:rPr>
-        </w:r>
-        <w:r>
-          <w:rPr>
-            <w:rFonts w:hint="eastAsia"/>
-            <w:b w:val="0"/>
-            <w:noProof/>
-            <w:webHidden/>
-            <w:bCs w:val="0"/>
-          </w:rPr>
-          <w:fldChar w:fldCharType="separate"/>
-        </w:r>
-        <w:r>
-          <w:rPr>
-            <w:b w:val="0"/>
-            <w:noProof/>
-            <w:webHidden/>
-            <w:bCs w:val="0"/>
-          </w:rPr>
-          <w:t>1</w:t>
-        </w:r>
-        <w:r>
-          <w:rPr>
-            <w:rFonts w:hint="eastAsia"/>
-            <w:b w:val="0"/>
-            <w:noProof/>
-            <w:webHidden/>
-            <w:bCs w:val="0"/>
-          </w:rPr>
-          <w:fldChar w:fldCharType="end"/>
-        </w:r>
-      </w:hyperlink>
-    </w:p>
-    <w:p>
-      <w:pPr>
-        <w:pStyle w:val="TOC2"/>
-        <w:tabs>
-          <w:tab w:val="right" w:leader="dot" w:pos="8302"/>
-        </w:tabs>
-        <w:ind w:left="480"/>
-        <w:rPr>
-          <w:rFonts w:asciiTheme="minorHAnsi" w:eastAsiaTheme="minorEastAsia" w:hAnsiTheme="minorHAnsi" w:hint="eastAsia"/>
-          <w:noProof/>
-          <w:color w:val="auto"/>
-          <w:kern w:val="2"/>
-          <w:sz w:val="22"/>
-          <w14:ligatures w14:val="standardContextual"/>
-        </w:rPr>
-      </w:pPr>
-      <w:hyperlink w:anchor="_Toc242464956" w:history="1">
-        <w:r>
-          <w:rPr>
-            <w:rStyle w:val="af"/>
-            <w:noProof/>
-          </w:rPr>
-          <w:t xml:space="preserve">1.1  </w:t>
-        </w:r>
-        <w:r>
-          <w:rPr>
-            <w:rStyle w:val="af"/>
-            <w:noProof/>
-          </w:rPr>
-          <w:t>研究背景与意义</w:t>
-        </w:r>
-        <w:r>
-          <w:rPr>
-            <w:rFonts w:hint="eastAsia"/>
-            <w:noProof/>
-            <w:webHidden/>
-          </w:rPr>
-          <w:tab/>
-        </w:r>
-        <w:r>
-          <w:rPr>
-            <w:rFonts w:hint="eastAsia"/>
-            <w:noProof/>
-            <w:webHidden/>
-          </w:rPr>
-          <w:fldChar w:fldCharType="begin"/>
-        </w:r>
-        <w:r>
-          <w:rPr>
-            <w:rFonts w:hint="eastAsia"/>
-            <w:noProof/>
-            <w:webHidden/>
-          </w:rPr>
-          <w:instrText xml:space="preserve"> </w:instrText>
-        </w:r>
-        <w:r>
-          <w:rPr>
-            <w:noProof/>
-            <w:webHidden/>
-          </w:rPr>
-          <w:instrText>PAGEREF _Toc242464956 \h</w:instrText>
-        </w:r>
-        <w:r>
-          <w:rPr>
-            <w:rFonts w:hint="eastAsia"/>
-            <w:noProof/>
-            <w:webHidden/>
-          </w:rPr>
-          <w:instrText xml:space="preserve"> </w:instrText>
-        </w:r>
-        <w:r>
-          <w:rPr>
-            <w:rFonts w:hint="eastAsia"/>
-            <w:noProof/>
-            <w:webHidden/>
-          </w:rPr>
-        </w:r>
-        <w:r>
-          <w:rPr>
-            <w:rFonts w:hint="eastAsia"/>
-            <w:noProof/>
-            <w:webHidden/>
-          </w:rPr>
-          <w:fldChar w:fldCharType="separate"/>
-        </w:r>
-        <w:r>
-          <w:rPr>
-            <w:noProof/>
-            <w:webHidden/>
-          </w:rPr>
-          <w:t>1</w:t>
-        </w:r>
-        <w:r>
-          <w:rPr>
-            <w:rFonts w:hint="eastAsia"/>
-            <w:noProof/>
-            <w:webHidden/>
-          </w:rPr>
-          <w:fldChar w:fldCharType="end"/>
-        </w:r>
-      </w:hyperlink>
-    </w:p>
-    <w:p>
-      <w:pPr>
-        <w:pStyle w:val="TOC3"/>
-        <w:tabs>
-          <w:tab w:val="right" w:leader="dot" w:pos="8302"/>
-        </w:tabs>
-        <w:ind w:left="960"/>
-        <w:rPr>
-          <w:rFonts w:asciiTheme="minorHAnsi" w:eastAsiaTheme="minorEastAsia" w:hAnsiTheme="minorHAnsi" w:hint="eastAsia"/>
-          <w:noProof/>
-          <w:color w:val="auto"/>
-          <w:kern w:val="2"/>
-          <w:sz w:val="22"/>
-          <w14:ligatures w14:val="standardContextual"/>
-        </w:rPr>
-      </w:pPr>
-      <w:hyperlink w:anchor="_Toc242464957" w:history="1">
-        <w:r>
-          <w:rPr>
-            <w:rStyle w:val="af"/>
-            <w:noProof/>
-          </w:rPr>
-          <w:t xml:space="preserve">1.1.1  </w:t>
-        </w:r>
-        <w:r>
-          <w:rPr>
-            <w:rStyle w:val="af"/>
-            <w:noProof/>
-          </w:rPr>
-          <w:t>研究背景</w:t>
-        </w:r>
-        <w:r>
-          <w:rPr>
-            <w:rFonts w:hint="eastAsia"/>
-            <w:noProof/>
-            <w:webHidden/>
-          </w:rPr>
-          <w:tab/>
-        </w:r>
-        <w:r>
-          <w:rPr>
-            <w:rFonts w:hint="eastAsia"/>
-            <w:noProof/>
-            <w:webHidden/>
-          </w:rPr>
-          <w:fldChar w:fldCharType="begin"/>
-        </w:r>
-        <w:r>
-          <w:rPr>
-            <w:rFonts w:hint="eastAsia"/>
-            <w:noProof/>
-            <w:webHidden/>
-          </w:rPr>
-          <w:instrText xml:space="preserve"> </w:instrText>
-        </w:r>
-        <w:r>
-          <w:rPr>
-            <w:noProof/>
-            <w:webHidden/>
-          </w:rPr>
-          <w:instrText>PAGEREF _Toc242464957 \h</w:instrText>
-        </w:r>
-        <w:r>
-          <w:rPr>
-            <w:rFonts w:hint="eastAsia"/>
-            <w:noProof/>
-            <w:webHidden/>
-          </w:rPr>
-          <w:instrText xml:space="preserve"> </w:instrText>
-        </w:r>
-        <w:r>
-          <w:rPr>
-            <w:rFonts w:hint="eastAsia"/>
-            <w:noProof/>
-            <w:webHidden/>
-          </w:rPr>
-        </w:r>
-        <w:r>
-          <w:rPr>
-            <w:rFonts w:hint="eastAsia"/>
-            <w:noProof/>
-            <w:webHidden/>
-          </w:rPr>
-          <w:fldChar w:fldCharType="separate"/>
-        </w:r>
-        <w:r>
-          <w:rPr>
-            <w:noProof/>
-            <w:webHidden/>
-          </w:rPr>
-          <w:t>1</w:t>
-        </w:r>
-        <w:r>
-          <w:rPr>
-            <w:rFonts w:hint="eastAsia"/>
-            <w:noProof/>
-            <w:webHidden/>
-          </w:rPr>
-          <w:fldChar w:fldCharType="end"/>
-        </w:r>
-      </w:hyperlink>
-    </w:p>
-    <w:p>
-      <w:pPr>
-        <w:pStyle w:val="TOC3"/>
-        <w:tabs>
-          <w:tab w:val="right" w:leader="dot" w:pos="8302"/>
-        </w:tabs>
-        <w:ind w:left="960"/>
-        <w:rPr>
-          <w:rFonts w:asciiTheme="minorHAnsi" w:eastAsiaTheme="minorEastAsia" w:hAnsiTheme="minorHAnsi" w:hint="eastAsia"/>
-          <w:noProof/>
-          <w:color w:val="auto"/>
-          <w:kern w:val="2"/>
-          <w:sz w:val="22"/>
-          <w14:ligatures w14:val="standardContextual"/>
-        </w:rPr>
-      </w:pPr>
-      <w:hyperlink w:anchor="_Toc242464958" w:history="1">
-        <w:r>
-          <w:rPr>
-            <w:rStyle w:val="af"/>
-            <w:noProof/>
-          </w:rPr>
-          <w:t xml:space="preserve">1.1.2  </w:t>
-        </w:r>
-        <w:r>
-          <w:rPr>
-            <w:rStyle w:val="af"/>
-            <w:noProof/>
-          </w:rPr>
-          <w:t>研究意义</w:t>
-        </w:r>
-        <w:r>
-          <w:rPr>
-            <w:rFonts w:hint="eastAsia"/>
-            <w:noProof/>
-            <w:webHidden/>
-          </w:rPr>
-          <w:tab/>
-        </w:r>
-        <w:r>
-          <w:rPr>
-            <w:rFonts w:hint="eastAsia"/>
-            <w:noProof/>
-            <w:webHidden/>
-          </w:rPr>
-          <w:fldChar w:fldCharType="begin"/>
-        </w:r>
-        <w:r>
-          <w:rPr>
-            <w:rFonts w:hint="eastAsia"/>
-            <w:noProof/>
-            <w:webHidden/>
-          </w:rPr>
-          <w:instrText xml:space="preserve"> </w:instrText>
-        </w:r>
-        <w:r>
-          <w:rPr>
-            <w:noProof/>
-            <w:webHidden/>
-          </w:rPr>
-          <w:instrText>PAGEREF _Toc242464958 \h</w:instrText>
-        </w:r>
-        <w:r>
-          <w:rPr>
-            <w:rFonts w:hint="eastAsia"/>
-            <w:noProof/>
-            <w:webHidden/>
-          </w:rPr>
-          <w:instrText xml:space="preserve"> </w:instrText>
-        </w:r>
-        <w:r>
-          <w:rPr>
-            <w:rFonts w:hint="eastAsia"/>
-            <w:noProof/>
-            <w:webHidden/>
-          </w:rPr>
-        </w:r>
-        <w:r>
-          <w:rPr>
-            <w:rFonts w:hint="eastAsia"/>
-            <w:noProof/>
-            <w:webHidden/>
-          </w:rPr>
-          <w:fldChar w:fldCharType="separate"/>
-        </w:r>
-        <w:r>
-          <w:rPr>
-            <w:noProof/>
-            <w:webHidden/>
-          </w:rPr>
-          <w:t>1</w:t>
-        </w:r>
-        <w:r>
-          <w:rPr>
-            <w:rFonts w:hint="eastAsia"/>
-            <w:noProof/>
-            <w:webHidden/>
-          </w:rPr>
-          <w:fldChar w:fldCharType="end"/>
-        </w:r>
-      </w:hyperlink>
-    </w:p>
-    <w:p>
-      <w:pPr>
-        <w:pStyle w:val="TOC2"/>
-        <w:tabs>
-          <w:tab w:val="right" w:leader="dot" w:pos="8302"/>
-        </w:tabs>
-        <w:ind w:left="480"/>
-        <w:rPr>
-          <w:rFonts w:asciiTheme="minorHAnsi" w:eastAsiaTheme="minorEastAsia" w:hAnsiTheme="minorHAnsi" w:hint="eastAsia"/>
-          <w:noProof/>
-          <w:color w:val="auto"/>
-          <w:kern w:val="2"/>
-          <w:sz w:val="22"/>
-          <w14:ligatures w14:val="standardContextual"/>
-        </w:rPr>
-      </w:pPr>
-      <w:hyperlink w:anchor="_Toc242464959" w:history="1">
-        <w:r>
-          <w:rPr>
-            <w:rStyle w:val="af"/>
-            <w:noProof/>
-          </w:rPr>
-          <w:t xml:space="preserve">1.2  </w:t>
-        </w:r>
-        <w:r>
-          <w:rPr>
-            <w:rStyle w:val="af"/>
-            <w:noProof/>
-          </w:rPr>
-          <w:t>研究内容与技术路线</w:t>
-        </w:r>
-        <w:r>
-          <w:rPr>
-            <w:rFonts w:hint="eastAsia"/>
-            <w:noProof/>
-            <w:webHidden/>
-          </w:rPr>
-          <w:tab/>
-        </w:r>
-        <w:r>
-          <w:rPr>
-            <w:rFonts w:hint="eastAsia"/>
-            <w:noProof/>
-            <w:webHidden/>
-          </w:rPr>
-          <w:fldChar w:fldCharType="begin"/>
-        </w:r>
-        <w:r>
-          <w:rPr>
-            <w:rFonts w:hint="eastAsia"/>
-            <w:noProof/>
-            <w:webHidden/>
-          </w:rPr>
-          <w:instrText xml:space="preserve"> </w:instrText>
-        </w:r>
-        <w:r>
-          <w:rPr>
-            <w:noProof/>
-            <w:webHidden/>
-          </w:rPr>
-          <w:instrText>PAGEREF _Toc242464959 \h</w:instrText>
-        </w:r>
-        <w:r>
-          <w:rPr>
-            <w:rFonts w:hint="eastAsia"/>
-            <w:noProof/>
-            <w:webHidden/>
-          </w:rPr>
-          <w:instrText xml:space="preserve"> </w:instrText>
-        </w:r>
-        <w:r>
-          <w:rPr>
-            <w:rFonts w:hint="eastAsia"/>
-            <w:noProof/>
-            <w:webHidden/>
-          </w:rPr>
-        </w:r>
-        <w:r>
-          <w:rPr>
-            <w:rFonts w:hint="eastAsia"/>
-            <w:noProof/>
-            <w:webHidden/>
-          </w:rPr>
-          <w:fldChar w:fldCharType="separate"/>
-        </w:r>
-        <w:r>
-          <w:rPr>
-            <w:noProof/>
-            <w:webHidden/>
-          </w:rPr>
-          <w:t>1</w:t>
-        </w:r>
-        <w:r>
-          <w:rPr>
-            <w:rFonts w:hint="eastAsia"/>
-            <w:noProof/>
-            <w:webHidden/>
-          </w:rPr>
-          <w:fldChar w:fldCharType="end"/>
-        </w:r>
-      </w:hyperlink>
-    </w:p>
-    <w:p>
-      <w:pPr>
-        <w:pStyle w:val="TOC1"/>
-        <w:tabs>
-          <w:tab w:val="right" w:leader="dot" w:pos="8302"/>
-        </w:tabs>
-        <w:rPr>
-          <w:rFonts w:asciiTheme="minorHAnsi" w:eastAsiaTheme="minorEastAsia" w:hAnsiTheme="minorHAnsi" w:hint="eastAsia"/>
-          <w:noProof/>
-          <w:color w:val="auto"/>
-          <w:kern w:val="2"/>
-          <w:sz w:val="22"/>
-          <w14:ligatures w14:val="standardContextual"/>
-        </w:rPr>
-      </w:pPr>
-      <w:hyperlink w:anchor="_Toc242464960" w:history="1">
-        <w:r>
-          <w:rPr>
-            <w:rStyle w:val="af"/>
-            <w:b w:val="1"/>
-            <w:noProof/>
-            <w:bCs w:val="1"/>
-          </w:rPr>
-          <w:t>第二章</w:t>
-        </w:r>
-        <w:r>
-          <w:rPr>
-            <w:rStyle w:val="af"/>
-            <w:b w:val="1"/>
-            <w:noProof/>
-            <w:bCs w:val="1"/>
-          </w:rPr>
-          <w:t xml:space="preserve">  </w:t>
-        </w:r>
-        <w:r>
-          <w:rPr>
-            <w:rStyle w:val="af"/>
-            <w:b w:val="1"/>
-            <w:noProof/>
-            <w:bCs w:val="1"/>
-          </w:rPr>
-          <w:t>理论基础与方法</w:t>
-        </w:r>
-        <w:r>
-          <w:rPr>
-            <w:rFonts w:hint="eastAsia"/>
-            <w:b w:val="1"/>
-            <w:noProof/>
-            <w:webHidden/>
-            <w:bCs w:val="1"/>
-          </w:rPr>
-          <w:tab/>
-        </w:r>
-        <w:r>
-          <w:rPr>
-            <w:rFonts w:hint="eastAsia"/>
-            <w:b w:val="0"/>
-            <w:noProof/>
-            <w:webHidden/>
-            <w:bCs w:val="0"/>
-          </w:rPr>
-          <w:fldChar w:fldCharType="begin"/>
-        </w:r>
-        <w:r>
-          <w:rPr>
-            <w:rFonts w:hint="eastAsia"/>
-            <w:b w:val="0"/>
-            <w:noProof/>
-            <w:webHidden/>
-            <w:bCs w:val="0"/>
-          </w:rPr>
-          <w:instrText xml:space="preserve"> </w:instrText>
-        </w:r>
-        <w:r>
-          <w:rPr>
-            <w:b w:val="0"/>
-            <w:noProof/>
-            <w:webHidden/>
-            <w:bCs w:val="0"/>
-          </w:rPr>
-          <w:instrText>PAGEREF _Toc242464960 \h</w:instrText>
-        </w:r>
-        <w:r>
-          <w:rPr>
-            <w:rFonts w:hint="eastAsia"/>
-            <w:b w:val="0"/>
-            <w:noProof/>
-            <w:webHidden/>
-            <w:bCs w:val="0"/>
-          </w:rPr>
-          <w:instrText xml:space="preserve"> </w:instrText>
-        </w:r>
-        <w:r>
-          <w:rPr>
-            <w:rFonts w:hint="eastAsia"/>
-            <w:b w:val="0"/>
-            <w:noProof/>
-            <w:webHidden/>
-            <w:bCs w:val="0"/>
-          </w:rPr>
-        </w:r>
-        <w:r>
-          <w:rPr>
-            <w:rFonts w:hint="eastAsia"/>
-            <w:b w:val="0"/>
-            <w:noProof/>
-            <w:webHidden/>
-            <w:bCs w:val="0"/>
-          </w:rPr>
-          <w:fldChar w:fldCharType="separate"/>
-        </w:r>
-        <w:r>
-          <w:rPr>
-            <w:b w:val="0"/>
-            <w:noProof/>
-            <w:webHidden/>
-            <w:bCs w:val="0"/>
-          </w:rPr>
-          <w:t>4</w:t>
-        </w:r>
-        <w:r>
-          <w:rPr>
-            <w:rFonts w:hint="eastAsia"/>
-            <w:b w:val="0"/>
-            <w:noProof/>
-            <w:webHidden/>
-            <w:bCs w:val="0"/>
-          </w:rPr>
-          <w:fldChar w:fldCharType="end"/>
-        </w:r>
-      </w:hyperlink>
-    </w:p>
-    <w:p>
-      <w:pPr>
-        <w:pStyle w:val="TOC2"/>
-        <w:tabs>
-          <w:tab w:val="right" w:leader="dot" w:pos="8302"/>
-        </w:tabs>
-        <w:ind w:left="480"/>
-        <w:rPr>
-          <w:rFonts w:asciiTheme="minorHAnsi" w:eastAsiaTheme="minorEastAsia" w:hAnsiTheme="minorHAnsi" w:hint="eastAsia"/>
-          <w:noProof/>
-          <w:color w:val="auto"/>
-          <w:kern w:val="2"/>
-          <w:sz w:val="22"/>
-          <w14:ligatures w14:val="standardContextual"/>
-        </w:rPr>
-      </w:pPr>
-      <w:hyperlink w:anchor="_Toc242464961" w:history="1">
-        <w:r>
-          <w:rPr>
-            <w:rStyle w:val="af"/>
-            <w:noProof/>
-          </w:rPr>
-          <w:t xml:space="preserve">2.1  </w:t>
-        </w:r>
-        <w:r>
-          <w:rPr>
-            <w:rStyle w:val="af"/>
-            <w:noProof/>
-          </w:rPr>
-          <w:t>基本理论</w:t>
-        </w:r>
-        <w:r>
-          <w:rPr>
-            <w:rFonts w:hint="eastAsia"/>
-            <w:noProof/>
-            <w:webHidden/>
-          </w:rPr>
-          <w:tab/>
-        </w:r>
-        <w:r>
-          <w:rPr>
-            <w:rFonts w:hint="eastAsia"/>
-            <w:noProof/>
-            <w:webHidden/>
-          </w:rPr>
-          <w:fldChar w:fldCharType="begin"/>
-        </w:r>
-        <w:r>
-          <w:rPr>
-            <w:rFonts w:hint="eastAsia"/>
-            <w:noProof/>
-            <w:webHidden/>
-          </w:rPr>
-          <w:instrText xml:space="preserve"> </w:instrText>
-        </w:r>
-        <w:r>
-          <w:rPr>
-            <w:noProof/>
-            <w:webHidden/>
-          </w:rPr>
-          <w:instrText>PAGEREF _Toc242464961 \h</w:instrText>
-        </w:r>
-        <w:r>
-          <w:rPr>
-            <w:rFonts w:hint="eastAsia"/>
-            <w:noProof/>
-            <w:webHidden/>
-          </w:rPr>
-          <w:instrText xml:space="preserve"> </w:instrText>
-        </w:r>
-        <w:r>
-          <w:rPr>
-            <w:rFonts w:hint="eastAsia"/>
-            <w:noProof/>
-            <w:webHidden/>
-          </w:rPr>
-        </w:r>
-        <w:r>
-          <w:rPr>
-            <w:rFonts w:hint="eastAsia"/>
-            <w:noProof/>
-            <w:webHidden/>
-          </w:rPr>
-          <w:fldChar w:fldCharType="separate"/>
-        </w:r>
-        <w:r>
-          <w:rPr>
-            <w:noProof/>
-            <w:webHidden/>
-          </w:rPr>
-          <w:t>4</w:t>
-        </w:r>
-        <w:r>
-          <w:rPr>
-            <w:rFonts w:hint="eastAsia"/>
-            <w:noProof/>
-            <w:webHidden/>
-          </w:rPr>
-          <w:fldChar w:fldCharType="end"/>
-        </w:r>
-      </w:hyperlink>
-    </w:p>
-    <w:p>
-      <w:pPr>
-        <w:pStyle w:val="TOC2"/>
-        <w:tabs>
-          <w:tab w:val="right" w:leader="dot" w:pos="8302"/>
-        </w:tabs>
-        <w:ind w:left="480"/>
-        <w:rPr>
-          <w:rFonts w:asciiTheme="minorHAnsi" w:eastAsiaTheme="minorEastAsia" w:hAnsiTheme="minorHAnsi" w:hint="eastAsia"/>
-          <w:noProof/>
-          <w:color w:val="auto"/>
-          <w:kern w:val="2"/>
-          <w:sz w:val="22"/>
-          <w14:ligatures w14:val="standardContextual"/>
-        </w:rPr>
-      </w:pPr>
-      <w:hyperlink w:anchor="_Toc242464962" w:history="1">
-        <w:r>
-          <w:rPr>
-            <w:rStyle w:val="af"/>
-            <w:noProof/>
-          </w:rPr>
-          <w:t xml:space="preserve">2.2  </w:t>
-        </w:r>
-        <w:r>
-          <w:rPr>
-            <w:rStyle w:val="af"/>
-            <w:noProof/>
-          </w:rPr>
-          <w:t>模型表示与计算步骤</w:t>
-        </w:r>
-        <w:r>
-          <w:rPr>
-            <w:rFonts w:hint="eastAsia"/>
-            <w:noProof/>
-            <w:webHidden/>
-          </w:rPr>
-          <w:tab/>
-        </w:r>
-        <w:r>
-          <w:rPr>
-            <w:rFonts w:hint="eastAsia"/>
-            <w:noProof/>
-            <w:webHidden/>
-          </w:rPr>
-          <w:fldChar w:fldCharType="begin"/>
-        </w:r>
-        <w:r>
-          <w:rPr>
-            <w:rFonts w:hint="eastAsia"/>
-            <w:noProof/>
-            <w:webHidden/>
-          </w:rPr>
-          <w:instrText xml:space="preserve"> </w:instrText>
-        </w:r>
-        <w:r>
-          <w:rPr>
-            <w:noProof/>
-            <w:webHidden/>
-          </w:rPr>
-          <w:instrText>PAGEREF _Toc242464962 \h</w:instrText>
-        </w:r>
-        <w:r>
-          <w:rPr>
-            <w:rFonts w:hint="eastAsia"/>
-            <w:noProof/>
-            <w:webHidden/>
-          </w:rPr>
-          <w:instrText xml:space="preserve"> </w:instrText>
-        </w:r>
-        <w:r>
-          <w:rPr>
-            <w:rFonts w:hint="eastAsia"/>
-            <w:noProof/>
-            <w:webHidden/>
-          </w:rPr>
-        </w:r>
-        <w:r>
-          <w:rPr>
-            <w:rFonts w:hint="eastAsia"/>
-            <w:noProof/>
-            <w:webHidden/>
-          </w:rPr>
-          <w:fldChar w:fldCharType="separate"/>
-        </w:r>
-        <w:r>
-          <w:rPr>
-            <w:noProof/>
-            <w:webHidden/>
-          </w:rPr>
-          <w:t>4</w:t>
-        </w:r>
-        <w:r>
-          <w:rPr>
-            <w:rFonts w:hint="eastAsia"/>
-            <w:noProof/>
-            <w:webHidden/>
-          </w:rPr>
-          <w:fldChar w:fldCharType="end"/>
-        </w:r>
-      </w:hyperlink>
-    </w:p>
-    <w:p>
-      <w:pPr>
-        <w:pStyle w:val="TOC1"/>
-        <w:tabs>
-          <w:tab w:val="right" w:leader="dot" w:pos="8302"/>
-        </w:tabs>
-        <w:rPr>
-          <w:rFonts w:asciiTheme="minorHAnsi" w:eastAsiaTheme="minorEastAsia" w:hAnsiTheme="minorHAnsi" w:hint="eastAsia"/>
-          <w:noProof/>
-          <w:color w:val="auto"/>
-          <w:kern w:val="2"/>
-          <w:sz w:val="22"/>
-          <w14:ligatures w14:val="standardContextual"/>
-        </w:rPr>
-      </w:pPr>
-      <w:hyperlink w:anchor="_Toc242464963" w:history="1">
-        <w:r>
-          <w:rPr>
-            <w:rStyle w:val="af"/>
-            <w:b w:val="1"/>
-            <w:noProof/>
-            <w:bCs w:val="1"/>
-          </w:rPr>
-          <w:t>第三章</w:t>
-        </w:r>
-        <w:r>
-          <w:rPr>
-            <w:rStyle w:val="af"/>
-            <w:b w:val="1"/>
-            <w:noProof/>
-            <w:bCs w:val="1"/>
-          </w:rPr>
-          <w:t xml:space="preserve">  </w:t>
-        </w:r>
-        <w:r>
-          <w:rPr>
-            <w:rStyle w:val="af"/>
-            <w:b w:val="1"/>
-            <w:noProof/>
-            <w:bCs w:val="1"/>
-          </w:rPr>
-          <w:t>模型构建与结果分析</w:t>
-        </w:r>
-        <w:r>
-          <w:rPr>
-            <w:rFonts w:hint="eastAsia"/>
-            <w:b w:val="1"/>
-            <w:noProof/>
-            <w:webHidden/>
-            <w:bCs w:val="1"/>
-          </w:rPr>
-          <w:tab/>
-        </w:r>
-        <w:r>
-          <w:rPr>
-            <w:rFonts w:hint="eastAsia"/>
-            <w:b w:val="0"/>
-            <w:noProof/>
-            <w:webHidden/>
-            <w:bCs w:val="0"/>
-          </w:rPr>
-          <w:fldChar w:fldCharType="begin"/>
-        </w:r>
-        <w:r>
-          <w:rPr>
-            <w:rFonts w:hint="eastAsia"/>
-            <w:b w:val="0"/>
-            <w:noProof/>
-            <w:webHidden/>
-            <w:bCs w:val="0"/>
-          </w:rPr>
-          <w:instrText xml:space="preserve"> </w:instrText>
-        </w:r>
-        <w:r>
-          <w:rPr>
-            <w:b w:val="0"/>
-            <w:noProof/>
-            <w:webHidden/>
-            <w:bCs w:val="0"/>
-          </w:rPr>
-          <w:instrText>PAGEREF _Toc242464963 \h</w:instrText>
-        </w:r>
-        <w:r>
-          <w:rPr>
-            <w:rFonts w:hint="eastAsia"/>
-            <w:b w:val="0"/>
-            <w:noProof/>
-            <w:webHidden/>
-            <w:bCs w:val="0"/>
-          </w:rPr>
-          <w:instrText xml:space="preserve"> </w:instrText>
-        </w:r>
-        <w:r>
-          <w:rPr>
-            <w:rFonts w:hint="eastAsia"/>
-            <w:b w:val="0"/>
-            <w:noProof/>
-            <w:webHidden/>
-            <w:bCs w:val="0"/>
-          </w:rPr>
-        </w:r>
-        <w:r>
-          <w:rPr>
-            <w:rFonts w:hint="eastAsia"/>
-            <w:b w:val="0"/>
-            <w:noProof/>
-            <w:webHidden/>
-            <w:bCs w:val="0"/>
-          </w:rPr>
-          <w:fldChar w:fldCharType="separate"/>
-        </w:r>
-        <w:r>
-          <w:rPr>
-            <w:b w:val="0"/>
-            <w:noProof/>
-            <w:webHidden/>
-            <w:bCs w:val="0"/>
-          </w:rPr>
-          <w:t>6</w:t>
-        </w:r>
-        <w:r>
-          <w:rPr>
-            <w:rFonts w:hint="eastAsia"/>
-            <w:b w:val="0"/>
-            <w:noProof/>
-            <w:webHidden/>
-            <w:bCs w:val="0"/>
-          </w:rPr>
-          <w:fldChar w:fldCharType="end"/>
-        </w:r>
-      </w:hyperlink>
-    </w:p>
-    <w:p>
-      <w:pPr>
-        <w:pStyle w:val="TOC2"/>
-        <w:tabs>
-          <w:tab w:val="right" w:leader="dot" w:pos="8302"/>
-        </w:tabs>
-        <w:ind w:left="480"/>
-        <w:rPr>
-          <w:rFonts w:asciiTheme="minorHAnsi" w:eastAsiaTheme="minorEastAsia" w:hAnsiTheme="minorHAnsi" w:hint="eastAsia"/>
-          <w:noProof/>
-          <w:color w:val="auto"/>
-          <w:kern w:val="2"/>
-          <w:sz w:val="22"/>
-          <w14:ligatures w14:val="standardContextual"/>
-        </w:rPr>
-      </w:pPr>
-      <w:hyperlink w:anchor="_Toc242464964" w:history="1">
-        <w:r>
-          <w:rPr>
-            <w:rStyle w:val="af"/>
-            <w:noProof/>
-          </w:rPr>
-          <w:t xml:space="preserve">3.1  </w:t>
-        </w:r>
-        <w:r>
-          <w:rPr>
-            <w:rStyle w:val="af"/>
-            <w:noProof/>
-          </w:rPr>
-          <w:t>模型构建</w:t>
-        </w:r>
-        <w:r>
-          <w:rPr>
-            <w:rFonts w:hint="eastAsia"/>
-            <w:noProof/>
-            <w:webHidden/>
-          </w:rPr>
-          <w:tab/>
-        </w:r>
-        <w:r>
-          <w:rPr>
-            <w:rFonts w:hint="eastAsia"/>
-            <w:noProof/>
-            <w:webHidden/>
-          </w:rPr>
-          <w:fldChar w:fldCharType="begin"/>
-        </w:r>
-        <w:r>
-          <w:rPr>
-            <w:rFonts w:hint="eastAsia"/>
-            <w:noProof/>
-            <w:webHidden/>
-          </w:rPr>
-          <w:instrText xml:space="preserve"> </w:instrText>
-        </w:r>
-        <w:r>
-          <w:rPr>
-            <w:noProof/>
-            <w:webHidden/>
-          </w:rPr>
-          <w:instrText>PAGEREF _Toc242464964 \h</w:instrText>
-        </w:r>
-        <w:r>
-          <w:rPr>
-            <w:rFonts w:hint="eastAsia"/>
-            <w:noProof/>
-            <w:webHidden/>
-          </w:rPr>
-          <w:instrText xml:space="preserve"> </w:instrText>
-        </w:r>
-        <w:r>
-          <w:rPr>
-            <w:rFonts w:hint="eastAsia"/>
-            <w:noProof/>
-            <w:webHidden/>
-          </w:rPr>
-        </w:r>
-        <w:r>
-          <w:rPr>
-            <w:rFonts w:hint="eastAsia"/>
-            <w:noProof/>
-            <w:webHidden/>
-          </w:rPr>
-          <w:fldChar w:fldCharType="separate"/>
-        </w:r>
-        <w:r>
-          <w:rPr>
-            <w:noProof/>
-            <w:webHidden/>
-          </w:rPr>
-          <w:t>6</w:t>
-        </w:r>
-        <w:r>
-          <w:rPr>
-            <w:rFonts w:hint="eastAsia"/>
-            <w:noProof/>
-            <w:webHidden/>
-          </w:rPr>
-          <w:fldChar w:fldCharType="end"/>
-        </w:r>
-      </w:hyperlink>
-    </w:p>
-    <w:p>
-      <w:pPr>
-        <w:pStyle w:val="TOC2"/>
-        <w:tabs>
-          <w:tab w:val="right" w:leader="dot" w:pos="8302"/>
-        </w:tabs>
-        <w:ind w:left="480"/>
-        <w:rPr>
-          <w:rFonts w:asciiTheme="minorHAnsi" w:eastAsiaTheme="minorEastAsia" w:hAnsiTheme="minorHAnsi" w:hint="eastAsia"/>
-          <w:noProof/>
-          <w:color w:val="auto"/>
-          <w:kern w:val="2"/>
-          <w:sz w:val="22"/>
-          <w14:ligatures w14:val="standardContextual"/>
-        </w:rPr>
-      </w:pPr>
-      <w:hyperlink w:anchor="_Toc242464965" w:history="1">
-        <w:r>
-          <w:rPr>
-            <w:rStyle w:val="af"/>
-            <w:noProof/>
-          </w:rPr>
-          <w:t xml:space="preserve">3.2  </w:t>
-        </w:r>
-        <w:r>
-          <w:rPr>
-            <w:rStyle w:val="af"/>
-            <w:noProof/>
-          </w:rPr>
-          <w:t>实验设计与结果比较</w:t>
-        </w:r>
-        <w:r>
-          <w:rPr>
-            <w:rFonts w:hint="eastAsia"/>
-            <w:noProof/>
-            <w:webHidden/>
-          </w:rPr>
-          <w:tab/>
-        </w:r>
-        <w:r>
-          <w:rPr>
-            <w:rFonts w:hint="eastAsia"/>
-            <w:noProof/>
-            <w:webHidden/>
-          </w:rPr>
-          <w:fldChar w:fldCharType="begin"/>
-        </w:r>
-        <w:r>
-          <w:rPr>
-            <w:rFonts w:hint="eastAsia"/>
-            <w:noProof/>
-            <w:webHidden/>
-          </w:rPr>
-          <w:instrText xml:space="preserve"> </w:instrText>
-        </w:r>
-        <w:r>
-          <w:rPr>
-            <w:noProof/>
-            <w:webHidden/>
-          </w:rPr>
-          <w:instrText>PAGEREF _Toc242464965 \h</w:instrText>
-        </w:r>
-        <w:r>
-          <w:rPr>
-            <w:rFonts w:hint="eastAsia"/>
-            <w:noProof/>
-            <w:webHidden/>
-          </w:rPr>
-          <w:instrText xml:space="preserve"> </w:instrText>
-        </w:r>
-        <w:r>
-          <w:rPr>
-            <w:rFonts w:hint="eastAsia"/>
-            <w:noProof/>
-            <w:webHidden/>
-          </w:rPr>
-        </w:r>
-        <w:r>
-          <w:rPr>
-            <w:rFonts w:hint="eastAsia"/>
-            <w:noProof/>
-            <w:webHidden/>
-          </w:rPr>
-          <w:fldChar w:fldCharType="separate"/>
-        </w:r>
-        <w:r>
-          <w:rPr>
-            <w:noProof/>
-            <w:webHidden/>
-          </w:rPr>
-          <w:t>6</w:t>
-        </w:r>
-        <w:r>
-          <w:rPr>
-            <w:rFonts w:hint="eastAsia"/>
-            <w:noProof/>
-            <w:webHidden/>
-          </w:rPr>
-          <w:fldChar w:fldCharType="end"/>
-        </w:r>
-      </w:hyperlink>
-    </w:p>
-    <w:p>
-      <w:pPr>
-        <w:pStyle w:val="TOC2"/>
-        <w:tabs>
-          <w:tab w:val="right" w:leader="dot" w:pos="8302"/>
-        </w:tabs>
-        <w:ind w:left="480"/>
-        <w:rPr>
-          <w:rFonts w:asciiTheme="minorHAnsi" w:eastAsiaTheme="minorEastAsia" w:hAnsiTheme="minorHAnsi" w:hint="eastAsia"/>
-          <w:noProof/>
-          <w:color w:val="auto"/>
-          <w:kern w:val="2"/>
-          <w:sz w:val="22"/>
-          <w14:ligatures w14:val="standardContextual"/>
-        </w:rPr>
-      </w:pPr>
-      <w:hyperlink w:anchor="_Toc242464966" w:history="1">
-        <w:r>
-          <w:rPr>
-            <w:rStyle w:val="af"/>
-            <w:noProof/>
-          </w:rPr>
-          <w:t xml:space="preserve">3.3  </w:t>
-        </w:r>
-        <w:r>
-          <w:rPr>
-            <w:rStyle w:val="af"/>
-            <w:noProof/>
-          </w:rPr>
-          <w:t>本章小结</w:t>
-        </w:r>
-        <w:r>
-          <w:rPr>
-            <w:rFonts w:hint="eastAsia"/>
-            <w:noProof/>
-            <w:webHidden/>
-          </w:rPr>
-          <w:tab/>
-        </w:r>
-        <w:r>
-          <w:rPr>
-            <w:rFonts w:hint="eastAsia"/>
-            <w:noProof/>
-            <w:webHidden/>
-          </w:rPr>
-          <w:fldChar w:fldCharType="begin"/>
-        </w:r>
-        <w:r>
-          <w:rPr>
-            <w:rFonts w:hint="eastAsia"/>
-            <w:noProof/>
-            <w:webHidden/>
-          </w:rPr>
-          <w:instrText xml:space="preserve"> </w:instrText>
-        </w:r>
-        <w:r>
-          <w:rPr>
-            <w:noProof/>
-            <w:webHidden/>
-          </w:rPr>
-          <w:instrText>PAGEREF _Toc242464966 \h</w:instrText>
-        </w:r>
-        <w:r>
-          <w:rPr>
-            <w:rFonts w:hint="eastAsia"/>
-            <w:noProof/>
-            <w:webHidden/>
-          </w:rPr>
-          <w:instrText xml:space="preserve"> </w:instrText>
-        </w:r>
-        <w:r>
-          <w:rPr>
-            <w:rFonts w:hint="eastAsia"/>
-            <w:noProof/>
-            <w:webHidden/>
-          </w:rPr>
-        </w:r>
-        <w:r>
-          <w:rPr>
-            <w:rFonts w:hint="eastAsia"/>
-            <w:noProof/>
-            <w:webHidden/>
-          </w:rPr>
-          <w:fldChar w:fldCharType="separate"/>
-        </w:r>
-        <w:r>
-          <w:rPr>
-            <w:noProof/>
-            <w:webHidden/>
-          </w:rPr>
-          <w:t>8</w:t>
-        </w:r>
-        <w:r>
-          <w:rPr>
-            <w:rFonts w:hint="eastAsia"/>
-            <w:noProof/>
-            <w:webHidden/>
-          </w:rPr>
-          <w:fldChar w:fldCharType="end"/>
-        </w:r>
-      </w:hyperlink>
-    </w:p>
-    <w:p>
-      <w:pPr>
-        <w:pStyle w:val="TOC1"/>
-        <w:tabs>
-          <w:tab w:val="right" w:leader="dot" w:pos="8302"/>
-        </w:tabs>
-        <w:rPr>
-          <w:rFonts w:asciiTheme="minorHAnsi" w:eastAsiaTheme="minorEastAsia" w:hAnsiTheme="minorHAnsi" w:hint="eastAsia"/>
-          <w:noProof/>
-          <w:color w:val="auto"/>
-          <w:kern w:val="2"/>
-          <w:sz w:val="22"/>
-          <w14:ligatures w14:val="standardContextual"/>
-        </w:rPr>
-      </w:pPr>
-      <w:hyperlink w:anchor="_Toc242464967" w:history="1">
-        <w:r>
-          <w:rPr>
-            <w:rStyle w:val="af"/>
-            <w:b w:val="1"/>
-            <w:noProof/>
-            <w:bCs w:val="1"/>
-          </w:rPr>
-          <w:t>附录</w:t>
-        </w:r>
-        <w:r>
-          <w:rPr>
-            <w:rStyle w:val="af"/>
-            <w:b w:val="1"/>
-            <w:noProof/>
-            <w:bCs w:val="1"/>
-          </w:rPr>
-          <w:t xml:space="preserve"> A  </w:t>
-        </w:r>
-        <w:r>
-          <w:rPr>
-            <w:rStyle w:val="af"/>
-            <w:b w:val="1"/>
-            <w:noProof/>
-            <w:bCs w:val="1"/>
-          </w:rPr>
-          <w:t>补充材料</w:t>
-        </w:r>
-        <w:r>
-          <w:rPr>
-            <w:rFonts w:hint="eastAsia"/>
-            <w:b w:val="1"/>
-            <w:noProof/>
-            <w:webHidden/>
-            <w:bCs w:val="1"/>
-          </w:rPr>
-          <w:tab/>
-        </w:r>
-        <w:r>
-          <w:rPr>
-            <w:rFonts w:hint="eastAsia"/>
-            <w:b w:val="0"/>
-            <w:noProof/>
-            <w:webHidden/>
-            <w:bCs w:val="0"/>
-          </w:rPr>
-          <w:fldChar w:fldCharType="begin"/>
-        </w:r>
-        <w:r>
-          <w:rPr>
-            <w:rFonts w:hint="eastAsia"/>
-            <w:b w:val="0"/>
-            <w:noProof/>
-            <w:webHidden/>
-            <w:bCs w:val="0"/>
-          </w:rPr>
-          <w:instrText xml:space="preserve"> </w:instrText>
-        </w:r>
-        <w:r>
-          <w:rPr>
-            <w:b w:val="0"/>
-            <w:noProof/>
-            <w:webHidden/>
-            <w:bCs w:val="0"/>
-          </w:rPr>
-          <w:instrText>PAGEREF _Toc242464967 \h</w:instrText>
-        </w:r>
-        <w:r>
-          <w:rPr>
-            <w:rFonts w:hint="eastAsia"/>
-            <w:b w:val="0"/>
-            <w:noProof/>
-            <w:webHidden/>
-            <w:bCs w:val="0"/>
-          </w:rPr>
-          <w:instrText xml:space="preserve"> </w:instrText>
-        </w:r>
-        <w:r>
-          <w:rPr>
-            <w:rFonts w:hint="eastAsia"/>
-            <w:b w:val="0"/>
-            <w:noProof/>
-            <w:webHidden/>
-            <w:bCs w:val="0"/>
-          </w:rPr>
-        </w:r>
-        <w:r>
-          <w:rPr>
-            <w:rFonts w:hint="eastAsia"/>
-            <w:b w:val="0"/>
-            <w:noProof/>
-            <w:webHidden/>
-            <w:bCs w:val="0"/>
-          </w:rPr>
-          <w:fldChar w:fldCharType="separate"/>
-        </w:r>
-        <w:r>
-          <w:rPr>
-            <w:b w:val="0"/>
-            <w:noProof/>
-            <w:webHidden/>
-            <w:bCs w:val="0"/>
-          </w:rPr>
-          <w:t>9</w:t>
-        </w:r>
-        <w:r>
-          <w:rPr>
-            <w:rFonts w:hint="eastAsia"/>
-            <w:b w:val="0"/>
-            <w:noProof/>
-            <w:webHidden/>
-            <w:bCs w:val="0"/>
-          </w:rPr>
-          <w:fldChar w:fldCharType="end"/>
-        </w:r>
-      </w:hyperlink>
-    </w:p>
-    <w:p>
-      <w:pPr>
-        <w:pStyle w:val="TOC1"/>
-        <w:tabs>
-          <w:tab w:val="right" w:leader="dot" w:pos="8302"/>
-        </w:tabs>
-        <w:rPr>
-          <w:rFonts w:asciiTheme="minorHAnsi" w:eastAsiaTheme="minorEastAsia" w:hAnsiTheme="minorHAnsi" w:hint="eastAsia"/>
-          <w:noProof/>
-          <w:color w:val="auto"/>
-          <w:kern w:val="2"/>
-          <w:sz w:val="22"/>
-          <w14:ligatures w14:val="standardContextual"/>
-        </w:rPr>
-      </w:pPr>
-      <w:hyperlink w:anchor="_Toc242464968" w:history="1">
-        <w:r>
-          <w:rPr>
-            <w:rStyle w:val="af"/>
-            <w:b w:val="1"/>
-            <w:noProof/>
-            <w:bCs w:val="1"/>
-          </w:rPr>
-          <w:t>参考文献</w:t>
-        </w:r>
-        <w:r>
-          <w:rPr>
-            <w:rFonts w:hint="eastAsia"/>
-            <w:b w:val="1"/>
-            <w:noProof/>
-            <w:webHidden/>
-            <w:bCs w:val="1"/>
-          </w:rPr>
-          <w:tab/>
-        </w:r>
-        <w:r>
-          <w:rPr>
-            <w:rFonts w:hint="eastAsia"/>
-            <w:b w:val="0"/>
-            <w:noProof/>
-            <w:webHidden/>
-            <w:bCs w:val="0"/>
-          </w:rPr>
-          <w:fldChar w:fldCharType="begin"/>
-        </w:r>
-        <w:r>
-          <w:rPr>
-            <w:rFonts w:hint="eastAsia"/>
-            <w:b w:val="0"/>
-            <w:noProof/>
-            <w:webHidden/>
-            <w:bCs w:val="0"/>
-          </w:rPr>
-          <w:instrText xml:space="preserve"> </w:instrText>
-        </w:r>
-        <w:r>
-          <w:rPr>
-            <w:b w:val="0"/>
-            <w:noProof/>
-            <w:webHidden/>
-            <w:bCs w:val="0"/>
-          </w:rPr>
-          <w:instrText>PAGEREF _Toc242464968 \h</w:instrText>
-        </w:r>
-        <w:r>
-          <w:rPr>
-            <w:rFonts w:hint="eastAsia"/>
-            <w:b w:val="0"/>
-            <w:noProof/>
-            <w:webHidden/>
-            <w:bCs w:val="0"/>
-          </w:rPr>
-          <w:instrText xml:space="preserve"> </w:instrText>
-        </w:r>
-        <w:r>
-          <w:rPr>
-            <w:rFonts w:hint="eastAsia"/>
-            <w:b w:val="0"/>
-            <w:noProof/>
-            <w:webHidden/>
-            <w:bCs w:val="0"/>
-          </w:rPr>
-        </w:r>
-        <w:r>
-          <w:rPr>
-            <w:rFonts w:hint="eastAsia"/>
-            <w:b w:val="0"/>
-            <w:noProof/>
-            <w:webHidden/>
-            <w:bCs w:val="0"/>
-          </w:rPr>
-          <w:fldChar w:fldCharType="separate"/>
-        </w:r>
-        <w:r>
-          <w:rPr>
-            <w:b w:val="0"/>
-            <w:noProof/>
-            <w:webHidden/>
-            <w:bCs w:val="0"/>
-          </w:rPr>
-          <w:t>10</w:t>
-        </w:r>
-        <w:r>
-          <w:rPr>
-            <w:rFonts w:hint="eastAsia"/>
-            <w:b w:val="0"/>
-            <w:noProof/>
-            <w:webHidden/>
-            <w:bCs w:val="0"/>
-          </w:rPr>
-          <w:fldChar w:fldCharType="end"/>
-        </w:r>
-      </w:hyperlink>
-    </w:p>
-    <w:p>
-      <w:pPr>
-        <w:pStyle w:val="TOC1"/>
-        <w:tabs>
-          <w:tab w:val="right" w:leader="dot" w:pos="8302"/>
-        </w:tabs>
-        <w:rPr>
-          <w:rFonts w:asciiTheme="minorHAnsi" w:eastAsiaTheme="minorEastAsia" w:hAnsiTheme="minorHAnsi" w:hint="eastAsia"/>
-          <w:noProof/>
-          <w:color w:val="auto"/>
-          <w:kern w:val="2"/>
-          <w:sz w:val="22"/>
-          <w14:ligatures w14:val="standardContextual"/>
-        </w:rPr>
-      </w:pPr>
-      <w:hyperlink w:anchor="_Toc242464969" w:history="1">
-        <w:r>
-          <w:rPr>
-            <w:rStyle w:val="af"/>
-            <w:b w:val="1"/>
-            <w:noProof/>
-            <w:bCs w:val="1"/>
-          </w:rPr>
-          <w:t>攻读博士学位期间的科研成果</w:t>
-        </w:r>
-        <w:r>
-          <w:rPr>
-            <w:rFonts w:hint="eastAsia"/>
-            <w:b w:val="1"/>
-            <w:noProof/>
-            <w:webHidden/>
-            <w:bCs w:val="1"/>
-          </w:rPr>
-          <w:tab/>
-        </w:r>
-        <w:r>
-          <w:rPr>
-            <w:rFonts w:hint="eastAsia"/>
-            <w:b w:val="0"/>
-            <w:noProof/>
-            <w:webHidden/>
-            <w:bCs w:val="0"/>
-          </w:rPr>
-          <w:fldChar w:fldCharType="begin"/>
-        </w:r>
-        <w:r>
-          <w:rPr>
-            <w:rFonts w:hint="eastAsia"/>
-            <w:b w:val="0"/>
-            <w:noProof/>
-            <w:webHidden/>
-            <w:bCs w:val="0"/>
-          </w:rPr>
-          <w:instrText xml:space="preserve"> </w:instrText>
-        </w:r>
-        <w:r>
-          <w:rPr>
-            <w:b w:val="0"/>
-            <w:noProof/>
-            <w:webHidden/>
-            <w:bCs w:val="0"/>
-          </w:rPr>
-          <w:instrText>PAGEREF _Toc242464969 \h</w:instrText>
-        </w:r>
-        <w:r>
-          <w:rPr>
-            <w:rFonts w:hint="eastAsia"/>
-            <w:b w:val="0"/>
-            <w:noProof/>
-            <w:webHidden/>
-            <w:bCs w:val="0"/>
-          </w:rPr>
-          <w:instrText xml:space="preserve"> </w:instrText>
-        </w:r>
-        <w:r>
-          <w:rPr>
-            <w:rFonts w:hint="eastAsia"/>
-            <w:b w:val="0"/>
-            <w:noProof/>
-            <w:webHidden/>
-            <w:bCs w:val="0"/>
-          </w:rPr>
-        </w:r>
-        <w:r>
-          <w:rPr>
-            <w:rFonts w:hint="eastAsia"/>
-            <w:b w:val="0"/>
-            <w:noProof/>
-            <w:webHidden/>
-            <w:bCs w:val="0"/>
-          </w:rPr>
-          <w:fldChar w:fldCharType="separate"/>
-        </w:r>
-        <w:r>
-          <w:rPr>
-            <w:b w:val="0"/>
-            <w:noProof/>
-            <w:webHidden/>
-            <w:bCs w:val="0"/>
-          </w:rPr>
-          <w:t>11</w:t>
-        </w:r>
-        <w:r>
-          <w:rPr>
-            <w:rFonts w:hint="eastAsia"/>
-            <w:b w:val="0"/>
-            <w:noProof/>
-            <w:webHidden/>
-            <w:bCs w:val="0"/>
-          </w:rPr>
-          <w:fldChar w:fldCharType="end"/>
-        </w:r>
-      </w:hyperlink>
-    </w:p>
-    <w:p>
-      <w:pPr>
-        <w:pStyle w:val="TOC1"/>
-        <w:tabs>
-          <w:tab w:val="right" w:leader="dot" w:pos="8302"/>
-        </w:tabs>
-        <w:rPr>
-          <w:rFonts w:asciiTheme="minorHAnsi" w:eastAsiaTheme="minorEastAsia" w:hAnsiTheme="minorHAnsi" w:hint="eastAsia"/>
-          <w:noProof/>
-          <w:color w:val="auto"/>
-          <w:kern w:val="2"/>
-          <w:sz w:val="22"/>
-          <w14:ligatures w14:val="standardContextual"/>
-        </w:rPr>
-      </w:pPr>
-      <w:hyperlink w:anchor="_Toc242464970" w:history="1">
-        <w:r>
-          <w:rPr>
-            <w:rStyle w:val="af"/>
-            <w:b w:val="1"/>
-            <w:noProof/>
-            <w:bCs w:val="1"/>
-          </w:rPr>
-          <w:t>致</w:t>
-        </w:r>
-        <w:r>
-          <w:rPr>
-            <w:rStyle w:val="af"/>
-            <w:b w:val="1"/>
-            <w:noProof/>
-            <w:bCs w:val="1"/>
-          </w:rPr>
-          <w:t xml:space="preserve">  </w:t>
-        </w:r>
-        <w:r>
-          <w:rPr>
-            <w:rStyle w:val="af"/>
-            <w:b w:val="1"/>
-            <w:noProof/>
-            <w:bCs w:val="1"/>
-          </w:rPr>
-          <w:t>谢</w:t>
-        </w:r>
-        <w:r>
-          <w:rPr>
-            <w:rFonts w:hint="eastAsia"/>
-            <w:b w:val="1"/>
-            <w:noProof/>
-            <w:webHidden/>
-            <w:bCs w:val="1"/>
-          </w:rPr>
-          <w:tab/>
-        </w:r>
-        <w:r>
-          <w:rPr>
-            <w:rFonts w:hint="eastAsia"/>
-            <w:b w:val="0"/>
-            <w:noProof/>
-            <w:webHidden/>
-            <w:bCs w:val="0"/>
-          </w:rPr>
-          <w:fldChar w:fldCharType="begin"/>
-        </w:r>
-        <w:r>
-          <w:rPr>
-            <w:rFonts w:hint="eastAsia"/>
-            <w:b w:val="0"/>
-            <w:noProof/>
-            <w:webHidden/>
-            <w:bCs w:val="0"/>
-          </w:rPr>
-          <w:instrText xml:space="preserve"> </w:instrText>
-        </w:r>
-        <w:r>
-          <w:rPr>
-            <w:b w:val="0"/>
-            <w:noProof/>
-            <w:webHidden/>
-            <w:bCs w:val="0"/>
-          </w:rPr>
-          <w:instrText>PAGEREF _Toc242464970 \h</w:instrText>
-        </w:r>
-        <w:r>
-          <w:rPr>
-            <w:rFonts w:hint="eastAsia"/>
-            <w:b w:val="0"/>
-            <w:noProof/>
-            <w:webHidden/>
-            <w:bCs w:val="0"/>
-          </w:rPr>
-          <w:instrText xml:space="preserve"> </w:instrText>
-        </w:r>
-        <w:r>
-          <w:rPr>
-            <w:rFonts w:hint="eastAsia"/>
-            <w:b w:val="0"/>
-            <w:noProof/>
-            <w:webHidden/>
-            <w:bCs w:val="0"/>
-          </w:rPr>
-        </w:r>
-        <w:r>
-          <w:rPr>
-            <w:rFonts w:hint="eastAsia"/>
-            <w:b w:val="0"/>
-            <w:noProof/>
-            <w:webHidden/>
-            <w:bCs w:val="0"/>
-          </w:rPr>
-          <w:fldChar w:fldCharType="separate"/>
-        </w:r>
-        <w:r>
-          <w:rPr>
-            <w:b w:val="0"/>
-            <w:noProof/>
-            <w:webHidden/>
-            <w:bCs w:val="0"/>
-          </w:rPr>
-          <w:t>12</w:t>
-        </w:r>
-        <w:r>
-          <w:rPr>
-            <w:rFonts w:hint="eastAsia"/>
-            <w:b w:val="0"/>
-            <w:noProof/>
-            <w:webHidden/>
-            <w:bCs w:val="0"/>
-          </w:rPr>
-          <w:fldChar w:fldCharType="end"/>
-        </w:r>
-      </w:hyperlink>
-    </w:p>
-    <w:p>
-      <w:pPr>
-        <w:sectPr>
-          <w:headerReference w:type="even" r:id="rId25"/>
-          <w:headerReference w:type="default" r:id="rId26"/>
-          <w:footerReference w:type="even" r:id="rId27"/>
-          <w:footerReference w:type="default" r:id="rId28"/>
-          <w:footnotePr>
-            <w:numRestart w:val="eachSect"/>
-          </w:footnotePr>
-          <w:pgSz w:w="11906" w:h="16838"/>
-          <w:pgMar w:top="1440" w:right="1797" w:bottom="1440" w:left="1797" w:header="850" w:footer="992" w:gutter="0"/>
-          <w:pgNumType w:fmt="lowerRoman"/>
-          <w:cols w:space="720"/>
-        </w:sectPr>
-      </w:pPr>
       <w:r>
         <w:fldChar w:fldCharType="end"/>
       </w:r>
@@ -3868,7 +3851,7 @@
         <w:pStyle w:val="1"/>
         <w:pageBreakBefore w:val="0"/>
       </w:pPr>
-      <w:bookmarkStart w:id="4" w:name="_Toc242464955"/>
+      <w:bookmarkStart w:id="4" w:name="_Toc242734573"/>
       <w:r>
         <w:lastRenderedPageBreak/>
         <w:t>第一章</w:t>
@@ -3885,96 +3868,156 @@
       <w:pPr>
         <w:pStyle w:val="2"/>
       </w:pPr>
-      <w:bookmarkStart w:id="5" w:name="研究背景与意义"/>
-      <w:bookmarkStart w:id="6" w:name="_Toc242464956"/>
+      <w:bookmarkStart w:id="5" w:name="_Toc242734574"/>
+      <w:bookmarkStart w:id="6" w:name="研究背景与意义"/>
       <w:r>
         <w:t xml:space="preserve">1.1  </w:t>
       </w:r>
       <w:r>
         <w:t>研究背景与意义</w:t>
       </w:r>
-      <w:bookmarkEnd w:id="6"/>
+      <w:bookmarkEnd w:id="5"/>
     </w:p>
     <w:p>
       <w:pPr>
         <w:pStyle w:val="3"/>
       </w:pPr>
-      <w:bookmarkStart w:id="7" w:name="研究背景"/>
-      <w:bookmarkStart w:id="8" w:name="_Toc242464957"/>
+      <w:bookmarkStart w:id="7" w:name="_Toc242734575"/>
+      <w:bookmarkStart w:id="8" w:name="研究背景"/>
       <w:r>
         <w:t xml:space="preserve">1.1.1  </w:t>
       </w:r>
       <w:r>
         <w:t>研究背景</w:t>
       </w:r>
+      <w:bookmarkEnd w:id="7"/>
+    </w:p>
+    <w:p>
+      <w:pPr>
+        <w:pStyle w:val="FirstParagraph"/>
+      </w:pPr>
+      <w:r>
+        <w:rPr>
+          <w:rFonts w:hint="eastAsia"/>
+        </w:rPr>
+        <w:t>本模板以控制、视觉学习和波传播为引用测试主题。自动控制的基本概念可参考中文教材</w:t>
+      </w:r>
+      <w:r>
+        <w:rPr>
+          <w:vertAlign w:val="superscript"/>
+        </w:rPr>
+        <w:t>[</w:t>
+      </w:r>
+      <w:hyperlink w:anchor="ref-hu2019">
+        <w:r>
+          <w:rPr>
+            <w:rStyle w:val="af"/>
+            <w:vertAlign w:val="superscript"/>
+          </w:rPr>
+          <w:t>1</w:t>
+        </w:r>
+      </w:hyperlink>
+      <w:r>
+        <w:rPr>
+          <w:vertAlign w:val="superscript"/>
+        </w:rPr>
+        <w:t>]</w:t>
+      </w:r>
+      <w:r>
+        <w:rPr>
+          <w:rFonts w:hint="eastAsia"/>
+        </w:rPr>
+        <w:t>，后续引用同一文献仍使用相同编号</w:t>
+      </w:r>
+      <w:r>
+        <w:rPr>
+          <w:vertAlign w:val="superscript"/>
+        </w:rPr>
+        <w:t>[</w:t>
+      </w:r>
+      <w:hyperlink w:anchor="ref-hu2019">
+        <w:r>
+          <w:rPr>
+            <w:rStyle w:val="af"/>
+            <w:vertAlign w:val="superscript"/>
+          </w:rPr>
+          <w:t>1</w:t>
+        </w:r>
+      </w:hyperlink>
+      <w:r>
+        <w:rPr>
+          <w:vertAlign w:val="superscript"/>
+        </w:rPr>
+        <w:t>]</w:t>
+      </w:r>
+      <w:r>
+        <w:rPr>
+          <w:rFonts w:hint="eastAsia"/>
+        </w:rPr>
+        <w:t>。反馈系统与机器学习的基础知识分别参考英文专著和中文教材</w:t>
+      </w:r>
+      <w:r>
+        <w:rPr>
+          <w:vertAlign w:val="superscript"/>
+        </w:rPr>
+        <w:t>[</w:t>
+      </w:r>
+      <w:hyperlink w:anchor="ref-astrom2008">
+        <w:r>
+          <w:rPr>
+            <w:rStyle w:val="af"/>
+            <w:vertAlign w:val="superscript"/>
+          </w:rPr>
+          <w:t>2</w:t>
+        </w:r>
+      </w:hyperlink>
+      <w:r>
+        <w:rPr>
+          <w:vertAlign w:val="superscript"/>
+        </w:rPr>
+        <w:t>,</w:t>
+      </w:r>
+      <w:hyperlink w:anchor="ref-zhou2016">
+        <w:r>
+          <w:rPr>
+            <w:rStyle w:val="af"/>
+            <w:vertAlign w:val="superscript"/>
+          </w:rPr>
+          <w:t>3</w:t>
+        </w:r>
+      </w:hyperlink>
+      <w:r>
+        <w:rPr>
+          <w:vertAlign w:val="superscript"/>
+        </w:rPr>
+        <w:t>]</w:t>
+      </w:r>
+      <w:r>
+        <w:rPr>
+          <w:rFonts w:hint="eastAsia"/>
+        </w:rPr>
+        <w:t>，多篇文献按首次引用顺序排列。</w:t>
+      </w:r>
+    </w:p>
+    <w:p>
+      <w:pPr>
+        <w:pStyle w:val="3"/>
+      </w:pPr>
+      <w:bookmarkStart w:id="9" w:name="_Toc242734576"/>
+      <w:bookmarkStart w:id="10" w:name="研究意义"/>
       <w:bookmarkEnd w:id="8"/>
+      <w:r>
+        <w:t xml:space="preserve">1.1.2  </w:t>
+      </w:r>
+      <w:r>
+        <w:t>研究意义</w:t>
+      </w:r>
+      <w:bookmarkEnd w:id="9"/>
     </w:p>
     <w:p>
       <w:pPr>
         <w:pStyle w:val="FirstParagraph"/>
       </w:pPr>
-      <w:r>
-        <w:rPr>
-          <w:rFonts w:hint="eastAsia"/>
-        </w:rPr>
-        <w:t>本模板以控制、视觉学习和波传播为引用测试主题。自动控制的基本概念可参考中文教材</w:t>
-      </w:r>
-      <w:r>
-        <w:rPr>
-          <w:vertAlign w:val="superscript"/>
-        </w:rPr>
-        <w:t>[1]</w:t>
-      </w:r>
-      <w:r>
-        <w:rPr>
-          <w:rFonts w:hint="eastAsia"/>
-        </w:rPr>
-        <w:t>，后续引用同一文献仍使用相同编号</w:t>
-      </w:r>
-      <w:r>
-        <w:rPr>
-          <w:vertAlign w:val="superscript"/>
-        </w:rPr>
-        <w:t>[1]</w:t>
-      </w:r>
-      <w:r>
-        <w:rPr>
-          <w:rFonts w:hint="eastAsia"/>
-        </w:rPr>
-        <w:t>。反馈系统与机器学习的基础知识分别参考英文专著和中文教材</w:t>
-      </w:r>
-      <w:r>
-        <w:rPr>
-          <w:vertAlign w:val="superscript"/>
-        </w:rPr>
-        <w:t>[2,3]</w:t>
-      </w:r>
-      <w:r>
-        <w:rPr>
-          <w:rFonts w:hint="eastAsia"/>
-        </w:rPr>
-        <w:t>，多篇文献按首次引用顺序排列。</w:t>
-      </w:r>
-    </w:p>
-    <w:p>
-      <w:pPr>
-        <w:pStyle w:val="3"/>
-      </w:pPr>
-      <w:bookmarkStart w:id="9" w:name="研究意义"/>
-      <w:bookmarkStart w:id="10" w:name="_Toc242464958"/>
-      <w:bookmarkEnd w:id="7"/>
-      <w:r>
-        <w:t xml:space="preserve">1.1.2  </w:t>
-      </w:r>
-      <w:r>
-        <w:t>研究意义</w:t>
-      </w:r>
-      <w:bookmarkEnd w:id="10"/>
-    </w:p>
-    <w:p>
-      <w:pPr>
-        <w:pStyle w:val="FirstParagraph"/>
-      </w:pPr>
       <w:bookmarkStart w:id="11" w:name="eq:model"/>
       <w:r>
         <w:rPr>
@@ -3982,9 +4025,7 @@
         </w:rPr>
         <w:t>模板中的公式、图片、表格均按章编号，并支持交叉引用。式</w:t>
       </w:r>
-      <w:r>
-        <w:t> </w:t>
-      </w:r>
+      <w:r/>
       <w:hyperlink w:anchor="eq:model">
         <w:r>
           <w:rPr>
@@ -4015,281 +4056,36 @@
       <w:r>
         <w:tab/>
       </w:r>
-      <m:oMath>
-        <m:limLow>
-          <m:limLowPr>
-            <m:ctrlPr>
-              <w:rPr>
-                <w:rFonts w:ascii="Cambria Math" w:hAnsi="Cambria Math"/>
-              </w:rPr>
-            </m:ctrlPr>
-          </m:limLowPr>
-          <m:e>
-            <m:r>
-              <m:rPr>
-                <m:nor/>
-              </m:rPr>
-              <w:rPr>
-                <w:rFonts w:cs="Times New Roman"/>
-              </w:rPr>
-              <m:t>min</m:t>
-            </m:r>
-          </m:e>
-          <m:lim>
-            <m:r>
-              <m:rPr>
-                <m:nor/>
-              </m:rPr>
-              <w:rPr>
-                <w:rFonts w:cs="Times New Roman"/>
-                <w:b/>
-                <w:i/>
-              </w:rPr>
-              <m:t>x</m:t>
-            </m:r>
-          </m:lim>
-        </m:limLow>
-        <m:r>
-          <m:rPr>
-            <m:nor/>
-          </m:rPr>
-          <w:rPr>
-            <w:rFonts w:cs="Times New Roman"/>
-          </w:rPr>
-          <m:t> </m:t>
-        </m:r>
-        <m:r>
-          <m:rPr>
-            <m:nor/>
-          </m:rPr>
-          <w:rPr>
-            <w:rFonts w:cs="Times New Roman"/>
-            <w:i/>
-          </w:rPr>
-          <m:t>f</m:t>
-        </m:r>
-        <m:r>
-          <m:rPr>
-            <m:sty m:val="p"/>
-          </m:rPr>
-          <w:rPr>
-            <w:rFonts w:ascii="Cambria Math" w:hAnsi="Cambria Math"/>
-          </w:rPr>
-          <m:t>(</m:t>
-        </m:r>
-        <m:r>
-          <m:rPr>
-            <m:nor/>
-          </m:rPr>
-          <w:rPr>
-            <w:rFonts w:cs="Times New Roman"/>
-            <w:b/>
-            <w:i/>
-          </w:rPr>
-          <m:t>x</m:t>
-        </m:r>
-        <m:r>
-          <m:rPr>
-            <m:sty m:val="p"/>
-          </m:rPr>
-          <w:rPr>
-            <w:rFonts w:ascii="Cambria Math" w:hAnsi="Cambria Math"/>
-          </w:rPr>
-          <m:t>)=</m:t>
-        </m:r>
-        <m:nary>
-          <m:naryPr>
-            <m:chr m:val="∑"/>
-            <m:limLoc m:val="undOvr"/>
-            <m:ctrlPr>
-              <w:rPr>
-                <w:rFonts w:ascii="Cambria Math" w:hAnsi="Cambria Math"/>
-              </w:rPr>
-            </m:ctrlPr>
-          </m:naryPr>
-          <m:sub>
-            <m:r>
-              <m:rPr>
-                <m:nor/>
-              </m:rPr>
-              <w:rPr>
-                <w:rFonts w:cs="Times New Roman"/>
-                <w:i/>
-              </w:rPr>
-              <m:t>i</m:t>
-            </m:r>
-            <m:r>
-              <m:rPr>
-                <m:sty m:val="p"/>
-              </m:rPr>
-              <w:rPr>
-                <w:rFonts w:ascii="Cambria Math" w:hAnsi="Cambria Math"/>
-              </w:rPr>
-              <m:t>=</m:t>
-            </m:r>
-            <m:r>
-              <m:rPr>
-                <m:nor/>
-              </m:rPr>
-              <w:rPr>
-                <w:rFonts w:cs="Times New Roman"/>
-              </w:rPr>
-              <m:t>1</m:t>
-            </m:r>
-          </m:sub>
-          <m:sup>
-            <m:r>
-              <m:rPr>
-                <m:nor/>
-              </m:rPr>
-              <w:rPr>
-                <w:rFonts w:cs="Times New Roman"/>
-                <w:i/>
-              </w:rPr>
-              <m:t>n</m:t>
-            </m:r>
-          </m:sup>
-          <m:e>
-            <m:sSub>
-              <m:sSubPr>
-                <m:ctrlPr>
-                  <w:rPr>
-                    <w:rFonts w:ascii="Cambria Math" w:hAnsi="Cambria Math"/>
-                  </w:rPr>
-                </m:ctrlPr>
-              </m:sSubPr>
-              <m:e>
-                <m:r>
-                  <m:rPr>
-                    <m:nor/>
-                  </m:rPr>
-                  <w:rPr>
-                    <w:rFonts w:cs="Times New Roman"/>
-                    <w:i/>
-                  </w:rPr>
-                  <m:t>w</m:t>
-                </m:r>
-              </m:e>
-              <m:sub>
-                <m:r>
-                  <m:rPr>
-                    <m:nor/>
-                  </m:rPr>
-                  <w:rPr>
-                    <w:rFonts w:cs="Times New Roman"/>
-                    <w:i/>
-                  </w:rPr>
-                  <m:t>i</m:t>
-                </m:r>
-              </m:sub>
-            </m:sSub>
-          </m:e>
-        </m:nary>
-        <m:r>
-          <m:rPr>
-            <m:sty m:val="p"/>
-          </m:rPr>
-          <w:rPr>
-            <w:rFonts w:ascii="Cambria Math" w:hAnsi="Cambria Math"/>
-          </w:rPr>
-          <m:t>|</m:t>
-        </m:r>
-        <m:sSub>
-          <m:sSubPr>
-            <m:ctrlPr>
-              <w:rPr>
-                <w:rFonts w:ascii="Cambria Math" w:hAnsi="Cambria Math"/>
-              </w:rPr>
-            </m:ctrlPr>
-          </m:sSubPr>
-          <m:e>
-            <m:r>
-              <m:rPr>
-                <m:nor/>
-              </m:rPr>
-              <w:rPr>
-                <w:rFonts w:cs="Times New Roman"/>
-                <w:i/>
-              </w:rPr>
-              <m:t>x</m:t>
-            </m:r>
-          </m:e>
-          <m:sub>
-            <m:r>
-              <m:rPr>
-                <m:nor/>
-              </m:rPr>
-              <w:rPr>
-                <w:rFonts w:cs="Times New Roman"/>
-                <w:i/>
-              </w:rPr>
-              <m:t>i</m:t>
-            </m:r>
-          </m:sub>
-        </m:sSub>
-        <m:r>
-          <m:rPr>
-            <m:sty m:val="p"/>
-          </m:rPr>
-          <w:rPr>
-            <w:rFonts w:ascii="Cambria Math" w:hAnsi="Cambria Math"/>
-          </w:rPr>
-          <m:t>-</m:t>
-        </m:r>
-        <m:sSub>
-          <m:sSubPr>
-            <m:ctrlPr>
-              <w:rPr>
-                <w:rFonts w:ascii="Cambria Math" w:hAnsi="Cambria Math"/>
-              </w:rPr>
-            </m:ctrlPr>
-          </m:sSubPr>
-          <m:e>
-            <m:acc>
-              <m:accPr>
-                <m:ctrlPr>
-                  <w:rPr>
-                    <w:rFonts w:ascii="Cambria Math" w:hAnsi="Cambria Math"/>
-                  </w:rPr>
-                </m:ctrlPr>
-              </m:accPr>
-              <m:e>
-                <m:r>
-                  <m:rPr>
-                    <m:nor/>
-                  </m:rPr>
-                  <w:rPr>
-                    <w:rFonts w:cs="Times New Roman"/>
-                    <w:i/>
-                  </w:rPr>
-                  <m:t>x</m:t>
-                </m:r>
-              </m:e>
-            </m:acc>
-          </m:e>
-          <m:sub>
-            <m:r>
-              <m:rPr>
-                <m:nor/>
-              </m:rPr>
-              <w:rPr>
-                <w:rFonts w:cs="Times New Roman"/>
-                <w:i/>
-              </w:rPr>
-              <m:t>i</m:t>
-            </m:r>
-          </m:sub>
-        </m:sSub>
-        <m:r>
-          <m:rPr>
-            <m:sty m:val="p"/>
-          </m:rPr>
-          <w:rPr>
-            <w:rFonts w:ascii="Cambria Math" w:hAnsi="Cambria Math"/>
-          </w:rPr>
-          <m:t>|,</m:t>
-        </m:r>
-      </m:oMath>
+      <w:r>
+        <w:rPr>
+          <w:position w:val="-28"/>
+        </w:rPr>
+        <w:object w:dxaOrig="2680" w:dyaOrig="680" w14:anchorId="5CC7839D">
+          <v:shapetype id="_x0000_t75" coordsize="21600,21600" o:spt="75" o:preferrelative="t" path="m@4@5l@4@11@9@11@9@5xe" filled="f" stroked="f">
+            <v:stroke joinstyle="miter"/>
+            <v:formulas>
+              <v:f eqn="if lineDrawn pixelLineWidth 0"/>
+              <v:f eqn="sum @0 1 0"/>
+              <v:f eqn="sum 0 0 @1"/>
+              <v:f eqn="prod @2 1 2"/>
+              <v:f eqn="prod @3 21600 pixelWidth"/>
+              <v:f eqn="prod @3 21600 pixelHeight"/>
+              <v:f eqn="sum @0 0 1"/>
+              <v:f eqn="prod @6 1 2"/>
+              <v:f eqn="prod @7 21600 pixelWidth"/>
+              <v:f eqn="sum @8 21600 0"/>
+              <v:f eqn="prod @7 21600 pixelHeight"/>
+              <v:f eqn="sum @10 21600 0"/>
+            </v:formulas>
+            <v:path o:extrusionok="f" gradientshapeok="t" o:connecttype="rect"/>
+            <o:lock v:ext="edit" aspectratio="t"/>
+          </v:shapetype>
+          <v:shape id="_x0000_mtshape0" o:spid="_x0000_i1025" type="#_x0000_t75" style="width:134.15pt;height:33.85pt" o:ole="">
+            <v:imagedata r:id="rId25" o:title=""/>
+          </v:shape>
+          <o:OLEObject Type="Embed" ProgID="Equation.DSMT4" ShapeID="_x0000_mtshape0" DrawAspect="Content" ObjectID="_1853347326" r:id="rId26"/>
+        </w:object>
+      </w:r>
       <w:r>
         <w:tab/>
         <w:t>(1‑1)</w:t>
@@ -4309,22 +4105,22 @@
           <w:noProof/>
         </w:rPr>
         <w:drawing>
-          <wp:inline distT="0" distB="0" distL="0" distR="0" wp14:anchorId="10EC213D" wp14:editId="4DC3D4B6">
+          <wp:inline distT="0" distB="0" distL="0" distR="0" wp14:anchorId="78623ACA" wp14:editId="6B7653FC">
             <wp:extent cx="3588807" cy="2063027"/>
             <wp:effectExtent l="0" t="0" r="0" b="0"/>
-            <wp:docPr id="17" name="Picture"/>
+            <wp:docPr id="16" name="Picture"/>
             <wp:cNvGraphicFramePr/>
             <a:graphic xmlns:a="http://schemas.openxmlformats.org/drawingml/2006/main">
               <a:graphicData uri="http://schemas.openxmlformats.org/drawingml/2006/picture">
                 <pic:pic xmlns:pic="http://schemas.openxmlformats.org/drawingml/2006/picture">
                   <pic:nvPicPr>
-                    <pic:cNvPr id="18" name="Picture" descr="._thesis_build/media/_pdf_38534b0334.png"/>
+                    <pic:cNvPr id="17" name="Picture" descr="._thesis_build/media/_pdf_a398b4a3d9.png"/>
                     <pic:cNvPicPr>
                       <a:picLocks noChangeAspect="1" noChangeArrowheads="1"/>
                     </pic:cNvPicPr>
                   </pic:nvPicPr>
                   <pic:blipFill>
-                    <a:blip r:embed="rId29"/>
+                    <a:blip r:embed="rId27"/>
                     <a:stretch>
                       <a:fillRect/>
                     </a:stretch>
@@ -4390,9 +4186,7 @@
         </w:rPr>
         <w:t>图</w:t>
       </w:r>
-      <w:r>
-        <w:t> </w:t>
-      </w:r>
+      <w:r/>
       <w:hyperlink w:anchor="fig:vector">
         <w:r>
           <w:rPr>
@@ -4436,17 +4230,17 @@
       <w:pPr>
         <w:pStyle w:val="2"/>
       </w:pPr>
-      <w:bookmarkStart w:id="13" w:name="研究内容与技术路线"/>
-      <w:bookmarkStart w:id="14" w:name="_Toc242464959"/>
-      <w:bookmarkEnd w:id="5"/>
-      <w:bookmarkEnd w:id="9"/>
+      <w:bookmarkStart w:id="13" w:name="_Toc242734577"/>
+      <w:bookmarkStart w:id="14" w:name="研究内容与技术路线"/>
+      <w:bookmarkEnd w:id="6"/>
+      <w:bookmarkEnd w:id="10"/>
       <w:r>
         <w:t xml:space="preserve">1.2  </w:t>
       </w:r>
       <w:r>
         <w:t>研究内容与技术路线</w:t>
       </w:r>
-      <w:bookmarkEnd w:id="14"/>
+      <w:bookmarkEnd w:id="13"/>
     </w:p>
     <w:p>
       <w:pPr>
@@ -4488,41 +4282,17 @@
       <w:r>
         <w:t xml:space="preserve"> </w:t>
       </w:r>
-      <m:oMath>
-        <m:sSub>
-          <m:sSubPr>
-            <m:ctrlPr>
-              <w:rPr>
-                <w:rFonts w:ascii="Cambria Math" w:hAnsi="Cambria Math"/>
-              </w:rPr>
-            </m:ctrlPr>
-          </m:sSubPr>
-          <m:e>
-            <m:r>
-              <m:rPr>
-                <m:nor/>
-              </m:rPr>
-              <w:rPr>
-                <w:rFonts w:cs="Times New Roman"/>
-                <w:i/>
-              </w:rPr>
-              <m:t>x</m:t>
-            </m:r>
-          </m:e>
-          <m:sub>
-            <m:r>
-              <m:rPr>
-                <m:nor/>
-              </m:rPr>
-              <w:rPr>
-                <w:rFonts w:cs="Times New Roman"/>
-                <w:i/>
-              </w:rPr>
-              <m:t>i</m:t>
-            </m:r>
-          </m:sub>
-        </m:sSub>
-      </m:oMath>
+      <w:r>
+        <w:rPr>
+          <w:position w:val="-12"/>
+        </w:rPr>
+        <w:object w:dxaOrig="240" w:dyaOrig="360" w14:anchorId="3D2F0123">
+          <v:shape id="_x0000_mtshape1" o:spid="_x0000_i1026" type="#_x0000_t75" style="width:12pt;height:18pt" o:ole="">
+            <v:imagedata r:id="rId28" o:title=""/>
+          </v:shape>
+          <o:OLEObject Type="Embed" ProgID="Equation.DSMT4" ShapeID="_x0000_mtshape1" DrawAspect="Content" ObjectID="_1853347327" r:id="rId29"/>
+        </w:object>
+      </w:r>
       <w:r>
         <w:t xml:space="preserve"> </w:t>
       </w:r>
@@ -4536,7 +4306,22 @@
         <w:rPr>
           <w:vertAlign w:val="superscript"/>
         </w:rPr>
-        <w:t>[3]</w:t>
+        <w:t>[</w:t>
+      </w:r>
+      <w:hyperlink w:anchor="ref-zhou2016">
+        <w:r>
+          <w:rPr>
+            <w:rStyle w:val="af"/>
+            <w:vertAlign w:val="superscript"/>
+          </w:rPr>
+          <w:t>3</w:t>
+        </w:r>
+      </w:hyperlink>
+      <w:r>
+        <w:rPr>
+          <w:vertAlign w:val="superscript"/>
+        </w:rPr>
+        <w:t>]</w:t>
       </w:r>
       <w:r>
         <w:rPr>
@@ -4548,7 +4333,22 @@
         <w:rPr>
           <w:vertAlign w:val="superscript"/>
         </w:rPr>
-        <w:t>[4]</w:t>
+        <w:t>[</w:t>
+      </w:r>
+      <w:hyperlink w:anchor="ref-lecun2015">
+        <w:r>
+          <w:rPr>
+            <w:rStyle w:val="af"/>
+            <w:vertAlign w:val="superscript"/>
+          </w:rPr>
+          <w:t>4</w:t>
+        </w:r>
+      </w:hyperlink>
+      <w:r>
+        <w:rPr>
+          <w:vertAlign w:val="superscript"/>
+        </w:rPr>
+        <w:t>]</w:t>
       </w:r>
       <w:r>
         <w:rPr>
@@ -4560,7 +4360,22 @@
         <w:rPr>
           <w:vertAlign w:val="superscript"/>
         </w:rPr>
-        <w:t>[5]</w:t>
+        <w:t>[</w:t>
+      </w:r>
+      <w:hyperlink w:anchor="ref-he2016">
+        <w:r>
+          <w:rPr>
+            <w:rStyle w:val="af"/>
+            <w:vertAlign w:val="superscript"/>
+          </w:rPr>
+          <w:t>5</w:t>
+        </w:r>
+      </w:hyperlink>
+      <w:r>
+        <w:rPr>
+          <w:vertAlign w:val="superscript"/>
+        </w:rPr>
+        <w:t>]</w:t>
       </w:r>
       <w:r>
         <w:rPr>
@@ -4584,118 +4399,24 @@
       <w:r>
         <w:t xml:space="preserve"> </w:t>
       </w:r>
-      <m:oMath>
-        <m:r>
-          <m:rPr>
-            <m:nor/>
-          </m:rPr>
-          <w:rPr>
-            <w:rFonts w:cs="Times New Roman"/>
-          </w:rPr>
-          <m:t>X</m:t>
-        </m:r>
-        <m:r>
-          <m:rPr>
-            <m:sty m:val="p"/>
-          </m:rPr>
-          <w:rPr>
-            <w:rFonts w:ascii="Cambria Math" w:hAnsi="Cambria Math"/>
-          </w:rPr>
-          <m:t>={</m:t>
-        </m:r>
-        <m:sSub>
-          <m:sSubPr>
-            <m:ctrlPr>
-              <w:rPr>
-                <w:rFonts w:ascii="Cambria Math" w:hAnsi="Cambria Math"/>
-              </w:rPr>
-            </m:ctrlPr>
-          </m:sSubPr>
-          <m:e>
-            <m:r>
-              <m:rPr>
-                <m:nor/>
-              </m:rPr>
-              <w:rPr>
-                <w:rFonts w:cs="Times New Roman"/>
-                <w:i/>
-              </w:rPr>
-              <m:t>x</m:t>
-            </m:r>
-          </m:e>
-          <m:sub>
-            <m:r>
-              <m:rPr>
-                <m:nor/>
-              </m:rPr>
-              <w:rPr>
-                <w:rFonts w:cs="Times New Roman"/>
-              </w:rPr>
-              <m:t>1</m:t>
-            </m:r>
-          </m:sub>
-        </m:sSub>
-        <m:r>
-          <m:rPr>
-            <m:sty m:val="p"/>
-          </m:rPr>
-          <w:rPr>
-            <w:rFonts w:ascii="Cambria Math" w:hAnsi="Cambria Math"/>
-          </w:rPr>
-          <m:t>,…,</m:t>
-        </m:r>
-        <m:sSub>
-          <m:sSubPr>
-            <m:ctrlPr>
-              <w:rPr>
-                <w:rFonts w:ascii="Cambria Math" w:hAnsi="Cambria Math"/>
-              </w:rPr>
-            </m:ctrlPr>
-          </m:sSubPr>
-          <m:e>
-            <m:r>
-              <m:rPr>
-                <m:nor/>
-              </m:rPr>
-              <w:rPr>
-                <w:rFonts w:cs="Times New Roman"/>
-                <w:i/>
-              </w:rPr>
-              <m:t>x</m:t>
-            </m:r>
-          </m:e>
-          <m:sub>
-            <m:r>
-              <m:rPr>
-                <m:nor/>
-              </m:rPr>
-              <w:rPr>
-                <w:rFonts w:cs="Times New Roman"/>
-                <w:i/>
-              </w:rPr>
-              <m:t>n</m:t>
-            </m:r>
-          </m:sub>
-        </m:sSub>
-        <m:r>
-          <m:rPr>
-            <m:sty m:val="p"/>
-          </m:rPr>
-          <w:rPr>
-            <w:rFonts w:ascii="Cambria Math" w:hAnsi="Cambria Math"/>
-          </w:rPr>
-          <m:t>}</m:t>
-        </m:r>
-      </m:oMath>
+      <w:r>
+        <w:rPr>
+          <w:position w:val="-12"/>
+        </w:rPr>
+        <w:object w:dxaOrig="1480" w:dyaOrig="360" w14:anchorId="0C75FD89">
+          <v:shape id="_x0000_mtshape2" o:spid="_x0000_i1027" type="#_x0000_t75" style="width:74.15pt;height:18pt" o:ole="">
+            <v:imagedata r:id="rId30" o:title=""/>
+          </v:shape>
+          <o:OLEObject Type="Embed" ProgID="Equation.DSMT4" ShapeID="_x0000_mtshape2" DrawAspect="Content" ObjectID="_1853347328" r:id="rId31"/>
+        </w:object>
+      </w:r>
       <w:r>
         <w:rPr>
           <w:rFonts w:hint="eastAsia"/>
         </w:rPr>
         <w:t>，样本均值和离散程度分别由式</w:t>
       </w:r>
-      <w:r>
-        <w:t> </w:t>
-      </w:r>
+      <w:r/>
       <w:hyperlink w:anchor="eq:mean">
         <w:r>
           <w:rPr>
@@ -4710,9 +4431,7 @@
         </w:rPr>
         <w:t>与式</w:t>
       </w:r>
-      <w:r>
-        <w:t> </w:t>
-      </w:r>
+      <w:r/>
       <w:hyperlink w:anchor="eq:variance">
         <w:r>
           <w:rPr>
@@ -4752,168 +4471,17 @@
       <w:r>
         <w:tab/>
       </w:r>
-      <m:oMath>
-        <m:acc>
-          <m:accPr>
-            <m:chr m:val="‾"/>
-            <m:ctrlPr>
-              <w:rPr>
-                <w:rFonts w:ascii="Cambria Math" w:hAnsi="Cambria Math"/>
-              </w:rPr>
-            </m:ctrlPr>
-          </m:accPr>
-          <m:e>
-            <m:r>
-              <m:rPr>
-                <m:nor/>
-              </m:rPr>
-              <w:rPr>
-                <w:rFonts w:cs="Times New Roman"/>
-                <w:i/>
-              </w:rPr>
-              <m:t>x</m:t>
-            </m:r>
-          </m:e>
-        </m:acc>
-        <m:r>
-          <m:rPr>
-            <m:sty m:val="p"/>
-          </m:rPr>
-          <w:rPr>
-            <w:rFonts w:ascii="Cambria Math" w:hAnsi="Cambria Math"/>
-          </w:rPr>
-          <m:t>=</m:t>
-        </m:r>
-        <m:f>
-          <m:fPr>
-            <m:ctrlPr>
-              <w:rPr>
-                <w:rFonts w:ascii="Cambria Math" w:hAnsi="Cambria Math"/>
-              </w:rPr>
-            </m:ctrlPr>
-          </m:fPr>
-          <m:num>
-            <m:r>
-              <m:rPr>
-                <m:nor/>
-              </m:rPr>
-              <w:rPr>
-                <w:rFonts w:cs="Times New Roman"/>
-              </w:rPr>
-              <m:t>1</m:t>
-            </m:r>
-          </m:num>
-          <m:den>
-            <m:r>
-              <m:rPr>
-                <m:nor/>
-              </m:rPr>
-              <w:rPr>
-                <w:rFonts w:cs="Times New Roman"/>
-                <w:i/>
-              </w:rPr>
-              <m:t>n</m:t>
-            </m:r>
-          </m:den>
-        </m:f>
-        <m:nary>
-          <m:naryPr>
-            <m:chr m:val="∑"/>
-            <m:limLoc m:val="undOvr"/>
-            <m:ctrlPr>
-              <w:rPr>
-                <w:rFonts w:ascii="Cambria Math" w:hAnsi="Cambria Math"/>
-              </w:rPr>
-            </m:ctrlPr>
-          </m:naryPr>
-          <m:sub>
-            <m:r>
-              <m:rPr>
-                <m:nor/>
-              </m:rPr>
-              <w:rPr>
-                <w:rFonts w:cs="Times New Roman"/>
-                <w:i/>
-              </w:rPr>
-              <m:t>i</m:t>
-            </m:r>
-            <m:r>
-              <m:rPr>
-                <m:sty m:val="p"/>
-              </m:rPr>
-              <w:rPr>
-                <w:rFonts w:ascii="Cambria Math" w:hAnsi="Cambria Math"/>
-              </w:rPr>
-              <m:t>=</m:t>
-            </m:r>
-            <m:r>
-              <m:rPr>
-                <m:nor/>
-              </m:rPr>
-              <w:rPr>
-                <w:rFonts w:cs="Times New Roman"/>
-              </w:rPr>
-              <m:t>1</m:t>
-            </m:r>
-          </m:sub>
-          <m:sup>
-            <m:r>
-              <m:rPr>
-                <m:nor/>
-              </m:rPr>
-              <w:rPr>
-                <w:rFonts w:cs="Times New Roman"/>
-                <w:i/>
-              </w:rPr>
-              <m:t>n</m:t>
-            </m:r>
-          </m:sup>
-          <m:e>
-            <m:sSub>
-              <m:sSubPr>
-                <m:ctrlPr>
-                  <w:rPr>
-                    <w:rFonts w:ascii="Cambria Math" w:hAnsi="Cambria Math"/>
-                  </w:rPr>
-                </m:ctrlPr>
-              </m:sSubPr>
-              <m:e>
-                <m:r>
-                  <m:rPr>
-                    <m:nor/>
-                  </m:rPr>
-                  <w:rPr>
-                    <w:rFonts w:cs="Times New Roman"/>
-                    <w:i/>
-                  </w:rPr>
-                  <m:t>x</m:t>
-                </m:r>
-              </m:e>
-              <m:sub>
-                <m:r>
-                  <m:rPr>
-                    <m:nor/>
-                  </m:rPr>
-                  <w:rPr>
-                    <w:rFonts w:cs="Times New Roman"/>
-                    <w:i/>
-                  </w:rPr>
-                  <m:t>i</m:t>
-                </m:r>
-              </m:sub>
-            </m:sSub>
-          </m:e>
-        </m:nary>
-        <m:r>
-          <m:rPr>
-            <m:sty m:val="p"/>
-          </m:rPr>
-          <w:rPr>
-            <w:rFonts w:ascii="Cambria Math" w:hAnsi="Cambria Math"/>
-          </w:rPr>
-          <m:t>,</m:t>
-        </m:r>
-      </m:oMath>
+      <w:r>
+        <w:rPr>
+          <w:position w:val="-28"/>
+        </w:rPr>
+        <w:object w:dxaOrig="1180" w:dyaOrig="680" w14:anchorId="3DC7DB94">
+          <v:shape id="_x0000_mtshape3" o:spid="_x0000_i1028" type="#_x0000_t75" style="width:59.15pt;height:33.85pt" o:ole="">
+            <v:imagedata r:id="rId32" o:title=""/>
+          </v:shape>
+          <o:OLEObject Type="Embed" ProgID="Equation.DSMT4" ShapeID="_x0000_mtshape3" DrawAspect="Content" ObjectID="_1853347329" r:id="rId33"/>
+        </w:object>
+      </w:r>
       <w:r>
         <w:tab/>
         <w:t>(1‑2)</w:t>
@@ -4934,267 +4502,17 @@
       <w:r>
         <w:tab/>
       </w:r>
-      <m:oMath>
-        <m:sSup>
-          <m:sSupPr>
-            <m:ctrlPr>
-              <w:rPr>
-                <w:rFonts w:ascii="Cambria Math" w:hAnsi="Cambria Math"/>
-              </w:rPr>
-            </m:ctrlPr>
-          </m:sSupPr>
-          <m:e>
-            <m:r>
-              <m:rPr>
-                <m:nor/>
-              </m:rPr>
-              <w:rPr>
-                <w:rFonts w:cs="Times New Roman"/>
-                <w:i/>
-              </w:rPr>
-              <m:t>s</m:t>
-            </m:r>
-          </m:e>
-          <m:sup>
-            <m:r>
-              <m:rPr>
-                <m:nor/>
-              </m:rPr>
-              <w:rPr>
-                <w:rFonts w:cs="Times New Roman"/>
-              </w:rPr>
-              <m:t>2</m:t>
-            </m:r>
-          </m:sup>
-        </m:sSup>
-        <m:r>
-          <m:rPr>
-            <m:sty m:val="p"/>
-          </m:rPr>
-          <w:rPr>
-            <w:rFonts w:ascii="Cambria Math" w:hAnsi="Cambria Math"/>
-          </w:rPr>
-          <m:t>=</m:t>
-        </m:r>
-        <m:f>
-          <m:fPr>
-            <m:ctrlPr>
-              <w:rPr>
-                <w:rFonts w:ascii="Cambria Math" w:hAnsi="Cambria Math"/>
-              </w:rPr>
-            </m:ctrlPr>
-          </m:fPr>
-          <m:num>
-            <m:r>
-              <m:rPr>
-                <m:nor/>
-              </m:rPr>
-              <w:rPr>
-                <w:rFonts w:cs="Times New Roman"/>
-              </w:rPr>
-              <m:t>1</m:t>
-            </m:r>
-          </m:num>
-          <m:den>
-            <m:r>
-              <m:rPr>
-                <m:nor/>
-              </m:rPr>
-              <w:rPr>
-                <w:rFonts w:cs="Times New Roman"/>
-                <w:i/>
-              </w:rPr>
-              <m:t>n</m:t>
-            </m:r>
-            <m:r>
-              <m:rPr>
-                <m:sty m:val="p"/>
-              </m:rPr>
-              <w:rPr>
-                <w:rFonts w:ascii="Cambria Math" w:hAnsi="Cambria Math"/>
-              </w:rPr>
-              <m:t>-</m:t>
-            </m:r>
-            <m:r>
-              <m:rPr>
-                <m:nor/>
-              </m:rPr>
-              <w:rPr>
-                <w:rFonts w:cs="Times New Roman"/>
-              </w:rPr>
-              <m:t>1</m:t>
-            </m:r>
-          </m:den>
-        </m:f>
-        <m:nary>
-          <m:naryPr>
-            <m:chr m:val="∑"/>
-            <m:limLoc m:val="undOvr"/>
-            <m:ctrlPr>
-              <w:rPr>
-                <w:rFonts w:ascii="Cambria Math" w:hAnsi="Cambria Math"/>
-              </w:rPr>
-            </m:ctrlPr>
-          </m:naryPr>
-          <m:sub>
-            <m:r>
-              <m:rPr>
-                <m:nor/>
-              </m:rPr>
-              <w:rPr>
-                <w:rFonts w:cs="Times New Roman"/>
-                <w:i/>
-              </w:rPr>
-              <m:t>i</m:t>
-            </m:r>
-            <m:r>
-              <m:rPr>
-                <m:sty m:val="p"/>
-              </m:rPr>
-              <w:rPr>
-                <w:rFonts w:ascii="Cambria Math" w:hAnsi="Cambria Math"/>
-              </w:rPr>
-              <m:t>=</m:t>
-            </m:r>
-            <m:r>
-              <m:rPr>
-                <m:nor/>
-              </m:rPr>
-              <w:rPr>
-                <w:rFonts w:cs="Times New Roman"/>
-              </w:rPr>
-              <m:t>1</m:t>
-            </m:r>
-          </m:sub>
-          <m:sup>
-            <m:r>
-              <m:rPr>
-                <m:nor/>
-              </m:rPr>
-              <w:rPr>
-                <w:rFonts w:cs="Times New Roman"/>
-                <w:i/>
-              </w:rPr>
-              <m:t>n</m:t>
-            </m:r>
-          </m:sup>
-          <m:e>
-            <m:r>
-              <m:rPr>
-                <m:sty m:val="p"/>
-              </m:rPr>
-              <w:rPr>
-                <w:rFonts w:ascii="Cambria Math" w:hAnsi="Cambria Math"/>
-              </w:rPr>
-              <m:t>(</m:t>
-            </m:r>
-          </m:e>
-        </m:nary>
-        <m:sSub>
-          <m:sSubPr>
-            <m:ctrlPr>
-              <w:rPr>
-                <w:rFonts w:ascii="Cambria Math" w:hAnsi="Cambria Math"/>
-              </w:rPr>
-            </m:ctrlPr>
-          </m:sSubPr>
-          <m:e>
-            <m:r>
-              <m:rPr>
-                <m:nor/>
-              </m:rPr>
-              <w:rPr>
-                <w:rFonts w:cs="Times New Roman"/>
-                <w:i/>
-              </w:rPr>
-              <m:t>x</m:t>
-            </m:r>
-          </m:e>
-          <m:sub>
-            <m:r>
-              <m:rPr>
-                <m:nor/>
-              </m:rPr>
-              <w:rPr>
-                <w:rFonts w:cs="Times New Roman"/>
-                <w:i/>
-              </w:rPr>
-              <m:t>i</m:t>
-            </m:r>
-          </m:sub>
-        </m:sSub>
-        <m:r>
-          <m:rPr>
-            <m:sty m:val="p"/>
-          </m:rPr>
-          <w:rPr>
-            <w:rFonts w:ascii="Cambria Math" w:hAnsi="Cambria Math"/>
-          </w:rPr>
-          <m:t>-</m:t>
-        </m:r>
-        <m:acc>
-          <m:accPr>
-            <m:chr m:val="‾"/>
-            <m:ctrlPr>
-              <w:rPr>
-                <w:rFonts w:ascii="Cambria Math" w:hAnsi="Cambria Math"/>
-              </w:rPr>
-            </m:ctrlPr>
-          </m:accPr>
-          <m:e>
-            <m:r>
-              <m:rPr>
-                <m:nor/>
-              </m:rPr>
-              <w:rPr>
-                <w:rFonts w:cs="Times New Roman"/>
-                <w:i/>
-              </w:rPr>
-              <m:t>x</m:t>
-            </m:r>
-          </m:e>
-        </m:acc>
-        <m:sSup>
-          <m:sSupPr>
-            <m:ctrlPr>
-              <w:rPr>
-                <w:rFonts w:ascii="Cambria Math" w:hAnsi="Cambria Math"/>
-              </w:rPr>
-            </m:ctrlPr>
-          </m:sSupPr>
-          <m:e>
-            <m:r>
-              <m:rPr>
-                <m:sty m:val="p"/>
-              </m:rPr>
-              <w:rPr>
-                <w:rFonts w:ascii="Cambria Math" w:hAnsi="Cambria Math"/>
-              </w:rPr>
-              <m:t>)</m:t>
-            </m:r>
-          </m:e>
-          <m:sup>
-            <m:r>
-              <m:rPr>
-                <m:nor/>
-              </m:rPr>
-              <w:rPr>
-                <w:rFonts w:cs="Times New Roman"/>
-              </w:rPr>
-              <m:t>2</m:t>
-            </m:r>
-          </m:sup>
-        </m:sSup>
-        <m:r>
-          <m:rPr>
-            <m:sty m:val="p"/>
-          </m:rPr>
-          <w:rPr>
-            <w:rFonts w:ascii="Cambria Math" w:hAnsi="Cambria Math"/>
-          </w:rPr>
-          <m:t>.</m:t>
-        </m:r>
-      </m:oMath>
+      <w:r>
+        <w:rPr>
+          <w:position w:val="-28"/>
+        </w:rPr>
+        <w:object w:dxaOrig="2120" w:dyaOrig="680" w14:anchorId="359E860E">
+          <v:shape id="_x0000_mtshape4" o:spid="_x0000_i1029" type="#_x0000_t75" style="width:105.85pt;height:33.85pt" o:ole="">
+            <v:imagedata r:id="rId34" o:title=""/>
+          </v:shape>
+          <o:OLEObject Type="Embed" ProgID="Equation.DSMT4" ShapeID="_x0000_mtshape4" DrawAspect="Content" ObjectID="_1853347330" r:id="rId35"/>
+        </w:object>
+      </w:r>
       <w:r>
         <w:tab/>
         <w:t>(1‑3)</w:t>
@@ -5215,22 +4533,22 @@
           <w:noProof/>
         </w:rPr>
         <w:drawing>
-          <wp:inline distT="0" distB="0" distL="0" distR="0" wp14:anchorId="6CC422C1" wp14:editId="3B7641BF">
+          <wp:inline distT="0" distB="0" distL="0" distR="0" wp14:anchorId="3580ED73" wp14:editId="2E2214D8">
             <wp:extent cx="3958243" cy="1868290"/>
             <wp:effectExtent l="0" t="0" r="0" b="0"/>
-            <wp:docPr id="25" name="Picture"/>
+            <wp:docPr id="24" name="Picture"/>
             <wp:cNvGraphicFramePr/>
             <a:graphic xmlns:a="http://schemas.openxmlformats.org/drawingml/2006/main">
               <a:graphicData uri="http://schemas.openxmlformats.org/drawingml/2006/picture">
                 <pic:pic xmlns:pic="http://schemas.openxmlformats.org/drawingml/2006/picture">
                   <pic:nvPicPr>
-                    <pic:cNvPr id="26" name="Picture" descr="figures/测试PNG.png"/>
+                    <pic:cNvPr id="25" name="Picture" descr="figures/测试PNG.png"/>
                     <pic:cNvPicPr>
                       <a:picLocks noChangeAspect="1" noChangeArrowheads="1"/>
                     </pic:cNvPicPr>
                   </pic:nvPicPr>
                   <pic:blipFill>
-                    <a:blip r:embed="rId30"/>
+                    <a:blip r:embed="rId36"/>
                     <a:stretch>
                       <a:fillRect/>
                     </a:stretch>
@@ -5296,9 +4614,7 @@
         </w:rPr>
         <w:t>图</w:t>
       </w:r>
-      <w:r>
-        <w:t> </w:t>
-      </w:r>
+      <w:r/>
       <w:hyperlink w:anchor="fig:abcd">
         <w:r>
           <w:rPr>
@@ -5388,7 +4704,7 @@
         </w:tblBorders>
         <w:tblLayout w:type="fixed"/>
         <w:tblLook w:val="0020" w:firstRow="1" w:lastRow="0" w:firstColumn="0" w:lastColumn="0" w:noHBand="0" w:noVBand="0"/>
-        <w:tblCaption w:val="Table 5.1: 第一章测试场景与检查内容"/>
+        <w:tblCaption w:val="Table 4.1: 第一章测试场景与检查内容"/>
       </w:tblPr>
       <w:tblGrid>
         <w:gridCol w:w="2771"/>
@@ -5768,9 +5084,7 @@
         </w:rPr>
         <w:t>排版检查不仅关注单一页面，也需要覆盖跨页段落、章节切换和重复引用。表</w:t>
       </w:r>
-      <w:r>
-        <w:t> </w:t>
-      </w:r>
+      <w:r/>
       <w:hyperlink w:anchor="tab:scenarios">
         <w:r>
           <w:rPr>
@@ -5804,10 +5118,10 @@
     <w:p>
       <w:pPr>
         <w:sectPr>
-          <w:headerReference w:type="even" r:id="rId31"/>
-          <w:headerReference w:type="default" r:id="rId32"/>
-          <w:footerReference w:type="even" r:id="rId33"/>
-          <w:footerReference w:type="default" r:id="rId34"/>
+          <w:headerReference w:type="even" r:id="rId37"/>
+          <w:headerReference w:type="default" r:id="rId38"/>
+          <w:footerReference w:type="even" r:id="rId39"/>
+          <w:footerReference w:type="default" r:id="rId40"/>
           <w:footnotePr>
             <w:numRestart w:val="eachSect"/>
           </w:footnotePr>
@@ -5819,13 +5133,13 @@
       </w:pPr>
       <w:bookmarkStart w:id="19" w:name="理论基础与方法"/>
       <w:bookmarkEnd w:id="3"/>
-      <w:bookmarkEnd w:id="13"/>
+      <w:bookmarkEnd w:id="14"/>
     </w:p>
     <w:p>
       <w:pPr>
         <w:pStyle w:val="1"/>
       </w:pPr>
-      <w:bookmarkStart w:id="20" w:name="_Toc242464960"/>
+      <w:bookmarkStart w:id="20" w:name="_Toc242734578"/>
       <w:r>
         <w:lastRenderedPageBreak/>
         <w:t>第二章</w:t>
@@ -5842,15 +5156,15 @@
       <w:pPr>
         <w:pStyle w:val="2"/>
       </w:pPr>
-      <w:bookmarkStart w:id="21" w:name="基本理论"/>
-      <w:bookmarkStart w:id="22" w:name="_Toc242464961"/>
+      <w:bookmarkStart w:id="21" w:name="_Toc242734579"/>
+      <w:bookmarkStart w:id="22" w:name="基本理论"/>
       <w:r>
         <w:t xml:space="preserve">2.1  </w:t>
       </w:r>
       <w:r>
         <w:t>基本理论</w:t>
       </w:r>
-      <w:bookmarkEnd w:id="22"/>
+      <w:bookmarkEnd w:id="21"/>
     </w:p>
     <w:p>
       <w:pPr>
@@ -5903,7 +5217,7 @@
         </w:tblBorders>
         <w:tblLayout w:type="fixed"/>
         <w:tblLook w:val="0020" w:firstRow="1" w:lastRow="0" w:firstColumn="0" w:lastColumn="0" w:noHBand="0" w:noVBand="0"/>
-        <w:tblCaption w:val="Table 6.1: 示例参数表"/>
+        <w:tblCaption w:val="Table 5.1: 示例参数表"/>
       </w:tblPr>
       <w:tblGrid>
         <w:gridCol w:w="2771"/>
@@ -6055,46 +5369,21 @@
               <w:spacing w:before="0" w:after="0"/>
               <w:jc w:val="center"/>
             </w:pPr>
-            <m:oMath>
-              <m:sSub>
-                <m:sSubPr>
-                  <m:ctrlPr>
-                    <w:rPr>
-                      <w:rFonts w:ascii="Cambria Math" w:hAnsi="Cambria Math"/>
-                    </w:rPr>
-                  </m:ctrlPr>
-                </m:sSubPr>
-                <m:e>
-                  <m:r>
-                    <m:rPr>
-                      <m:nor/>
-                    </m:rPr>
-                    <w:rPr>
-                      <w:rFonts w:cs="Times New Roman"/>
-                      <w:i/>
-                    </w:rPr>
-                    <m:t>w</m:t>
-                  </m:r>
-                </m:e>
-                <m:sub>
-                  <m:r>
-                    <m:rPr>
-                      <m:nor/>
-                    </m:rPr>
-                    <w:rPr>
-                      <w:rFonts w:cs="Times New Roman"/>
-                      <w:i/>
-                    </w:rPr>
-                    <m:t>i</m:t>
-                  </m:r>
-                </m:sub>
-              </m:sSub>
-            </m:oMath>
+            <w:r>
+              <w:rPr>
+                <w:position w:val="-10"/>
+              </w:rPr>
+              <w:object w:dxaOrig="279" w:dyaOrig="360" w14:anchorId="766E879D">
+                <v:shape id="_x0000_mtshape5" o:spid="_x0000_i1030" type="#_x0000_t75" style="width:12pt;height:15.85pt" o:ole="">
+                  <v:imagedata r:id="rId41" o:title=""/>
+                </v:shape>
+                <o:OLEObject Type="Embed" ProgID="Equation.DSMT4" ShapeID="_x0000_mtshape5" DrawAspect="Content" ObjectID="_1853347331" r:id="rId42"/>
+              </w:object>
+            </w:r>
             <w:r>
               <w:rPr>
                 <w:sz w:val="21"/>
               </w:rPr>
-              <w:t>​</w:t>
             </w:r>
           </w:p>
         </w:tc>
@@ -6175,23 +5464,21 @@
               <w:spacing w:before="0" w:after="0"/>
               <w:jc w:val="center"/>
             </w:pPr>
-            <m:oMath>
-              <m:r>
-                <m:rPr>
-                  <m:nor/>
-                </m:rPr>
-                <w:rPr>
-                  <w:rFonts w:cs="Times New Roman"/>
-                  <w:i/>
-                </w:rPr>
-                <m:t>n</m:t>
-              </m:r>
-            </m:oMath>
+            <w:r>
+              <w:rPr>
+                <w:position w:val="-5"/>
+              </w:rPr>
+              <w:object w:dxaOrig="200" w:dyaOrig="220" w14:anchorId="4E3F527D">
+                <v:shape id="_x0000_mtshape6" o:spid="_x0000_i1031" type="#_x0000_t75" style="width:9pt;height:9.85pt" o:ole="">
+                  <v:imagedata r:id="rId43" o:title=""/>
+                </v:shape>
+                <o:OLEObject Type="Embed" ProgID="Equation.DSMT4" ShapeID="_x0000_mtshape6" DrawAspect="Content" ObjectID="_1853347332" r:id="rId44"/>
+              </w:object>
+            </w:r>
             <w:r>
               <w:rPr>
                 <w:sz w:val="21"/>
               </w:rPr>
-              <w:t>​</w:t>
             </w:r>
           </w:p>
         </w:tc>
@@ -6226,9 +5513,9 @@
       <w:pPr>
         <w:pStyle w:val="2"/>
       </w:pPr>
-      <w:bookmarkStart w:id="24" w:name="模型表示与计算步骤"/>
-      <w:bookmarkStart w:id="25" w:name="_Toc242464962"/>
-      <w:bookmarkEnd w:id="21"/>
+      <w:bookmarkStart w:id="24" w:name="_Toc242734580"/>
+      <w:bookmarkStart w:id="25" w:name="模型表示与计算步骤"/>
+      <w:bookmarkEnd w:id="22"/>
       <w:bookmarkEnd w:id="23"/>
       <w:r>
         <w:t xml:space="preserve">2.2  </w:t>
@@ -6236,7 +5523,7 @@
       <w:r>
         <w:t>模型表示与计算步骤</w:t>
       </w:r>
-      <w:bookmarkEnd w:id="25"/>
+      <w:bookmarkEnd w:id="24"/>
     </w:p>
     <w:p>
       <w:pPr>
@@ -6250,9 +5537,7 @@
         </w:rPr>
         <w:t>在统一的图结构中，邻接矩阵记录节点间的连接关系。式</w:t>
       </w:r>
-      <w:r>
-        <w:t> </w:t>
-      </w:r>
+      <w:r/>
       <w:hyperlink w:anchor="eq:matrix">
         <w:r>
           <w:rPr>
@@ -6267,9 +5552,7 @@
         </w:rPr>
         <w:t>给出一个三节点示例，其非零元素用于说明矩阵排版和下标的位置。表</w:t>
       </w:r>
-      <w:r>
-        <w:t> </w:t>
-      </w:r>
+      <w:r/>
       <w:hyperlink w:anchor="tab:params">
         <w:r>
           <w:rPr>
@@ -6288,7 +5571,37 @@
         <w:rPr>
           <w:vertAlign w:val="superscript"/>
         </w:rPr>
-        <w:t>[2,3]</w:t>
+        <w:t>[</w:t>
+      </w:r>
+      <w:hyperlink w:anchor="ref-astrom2008">
+        <w:r>
+          <w:rPr>
+            <w:rStyle w:val="af"/>
+            <w:vertAlign w:val="superscript"/>
+          </w:rPr>
+          <w:t>2</w:t>
+        </w:r>
+      </w:hyperlink>
+      <w:r>
+        <w:rPr>
+          <w:vertAlign w:val="superscript"/>
+        </w:rPr>
+        <w:t>,</w:t>
+      </w:r>
+      <w:hyperlink w:anchor="ref-zhou2016">
+        <w:r>
+          <w:rPr>
+            <w:rStyle w:val="af"/>
+            <w:vertAlign w:val="superscript"/>
+          </w:rPr>
+          <w:t>3</w:t>
+        </w:r>
+      </w:hyperlink>
+      <w:r>
+        <w:rPr>
+          <w:vertAlign w:val="superscript"/>
+        </w:rPr>
+        <w:t>]</w:t>
       </w:r>
       <w:r>
         <w:rPr>
@@ -6309,7 +5622,22 @@
         <w:rPr>
           <w:vertAlign w:val="superscript"/>
         </w:rPr>
-        <w:t>[6]</w:t>
+        <w:t>[</w:t>
+      </w:r>
+      <w:hyperlink w:anchor="ref-kalman1960">
+        <w:r>
+          <w:rPr>
+            <w:rStyle w:val="af"/>
+            <w:vertAlign w:val="superscript"/>
+          </w:rPr>
+          <w:t>6</w:t>
+        </w:r>
+      </w:hyperlink>
+      <w:r>
+        <w:rPr>
+          <w:vertAlign w:val="superscript"/>
+        </w:rPr>
+        <w:t>]</w:t>
       </w:r>
       <w:r>
         <w:rPr>
@@ -6330,7 +5658,22 @@
         <w:rPr>
           <w:vertAlign w:val="superscript"/>
         </w:rPr>
-        <w:t>[7]</w:t>
+        <w:t>[</w:t>
+      </w:r>
+      <w:hyperlink w:anchor="ref-achenbach1973">
+        <w:r>
+          <w:rPr>
+            <w:rStyle w:val="af"/>
+            <w:vertAlign w:val="superscript"/>
+          </w:rPr>
+          <w:t>7</w:t>
+        </w:r>
+      </w:hyperlink>
+      <w:r>
+        <w:rPr>
+          <w:vertAlign w:val="superscript"/>
+        </w:rPr>
+        <w:t>]</w:t>
       </w:r>
       <w:r>
         <w:rPr>
@@ -6354,259 +5697,17 @@
       <w:r>
         <w:tab/>
       </w:r>
-      <m:oMath>
-        <m:r>
-          <w:rPr>
-            <w:rFonts w:ascii="Cambria Math" w:hAnsi="Cambria Math"/>
-          </w:rPr>
-          <m:t>A</m:t>
-        </m:r>
-        <m:r>
-          <m:rPr>
-            <m:sty m:val="p"/>
-          </m:rPr>
-          <w:rPr>
-            <w:rFonts w:ascii="Cambria Math" w:hAnsi="Cambria Math"/>
-          </w:rPr>
-          <m:t>=</m:t>
-        </m:r>
-        <m:d>
-          <m:dPr>
-            <m:begChr m:val="["/>
-            <m:endChr m:val="]"/>
-            <m:ctrlPr>
-              <w:rPr>
-                <w:rFonts w:ascii="Cambria Math" w:hAnsi="Cambria Math"/>
-              </w:rPr>
-            </m:ctrlPr>
-          </m:dPr>
-          <m:e>
-            <m:m>
-              <m:mPr>
-                <m:plcHide m:val="1"/>
-                <m:mcs>
-                  <m:mc>
-                    <m:mcPr>
-                      <m:count m:val="3"/>
-                      <m:mcJc m:val="center"/>
-                    </m:mcPr>
-                  </m:mc>
-                </m:mcs>
-                <m:ctrlPr>
-                  <w:rPr>
-                    <w:rFonts w:ascii="Cambria Math" w:hAnsi="Cambria Math"/>
-                  </w:rPr>
-                </m:ctrlPr>
-              </m:mPr>
-              <m:mr>
-                <m:e>
-                  <m:r>
-                    <w:rPr>
-                      <w:rFonts w:ascii="Cambria Math" w:hAnsi="Cambria Math"/>
-                    </w:rPr>
-                    <m:t>0</m:t>
-                  </m:r>
-                </m:e>
-                <m:e>
-                  <m:r>
-                    <w:rPr>
-                      <w:rFonts w:ascii="Cambria Math" w:hAnsi="Cambria Math"/>
-                    </w:rPr>
-                    <m:t>1</m:t>
-                  </m:r>
-                </m:e>
-                <m:e>
-                  <m:r>
-                    <w:rPr>
-                      <w:rFonts w:ascii="Cambria Math" w:hAnsi="Cambria Math"/>
-                    </w:rPr>
-                    <m:t>0</m:t>
-                  </m:r>
-                </m:e>
-              </m:mr>
-              <m:mr>
-                <m:e>
-                  <m:r>
-                    <w:rPr>
-                      <w:rFonts w:ascii="Cambria Math" w:hAnsi="Cambria Math"/>
-                    </w:rPr>
-                    <m:t>1</m:t>
-                  </m:r>
-                </m:e>
-                <m:e>
-                  <m:r>
-                    <w:rPr>
-                      <w:rFonts w:ascii="Cambria Math" w:hAnsi="Cambria Math"/>
-                    </w:rPr>
-                    <m:t>0</m:t>
-                  </m:r>
-                </m:e>
-                <m:e>
-                  <m:r>
-                    <w:rPr>
-                      <w:rFonts w:ascii="Cambria Math" w:hAnsi="Cambria Math"/>
-                    </w:rPr>
-                    <m:t>1</m:t>
-                  </m:r>
-                </m:e>
-              </m:mr>
-              <m:mr>
-                <m:e>
-                  <m:r>
-                    <w:rPr>
-                      <w:rFonts w:ascii="Cambria Math" w:hAnsi="Cambria Math"/>
-                    </w:rPr>
-                    <m:t>0</m:t>
-                  </m:r>
-                </m:e>
-                <m:e>
-                  <m:r>
-                    <w:rPr>
-                      <w:rFonts w:ascii="Cambria Math" w:hAnsi="Cambria Math"/>
-                    </w:rPr>
-                    <m:t>1</m:t>
-                  </m:r>
-                </m:e>
-                <m:e>
-                  <m:r>
-                    <w:rPr>
-                      <w:rFonts w:ascii="Cambria Math" w:hAnsi="Cambria Math"/>
-                    </w:rPr>
-                    <m:t>0</m:t>
-                  </m:r>
-                </m:e>
-              </m:mr>
-            </m:m>
-          </m:e>
-        </m:d>
-        <m:r>
-          <m:rPr>
-            <m:sty m:val="p"/>
-          </m:rPr>
-          <w:rPr>
-            <w:rFonts w:ascii="Cambria Math" w:hAnsi="Cambria Math"/>
-          </w:rPr>
-          <m:t>,</m:t>
-        </m:r>
-        <m:r>
-          <w:rPr>
-            <w:rFonts w:ascii="Cambria Math" w:hAnsi="Cambria Math"/>
-          </w:rPr>
-          <m:t>  </m:t>
-        </m:r>
-        <m:sSub>
-          <m:sSubPr>
-            <m:ctrlPr>
-              <w:rPr>
-                <w:rFonts w:ascii="Cambria Math" w:hAnsi="Cambria Math"/>
-              </w:rPr>
-            </m:ctrlPr>
-          </m:sSubPr>
-          <m:e>
-            <m:r>
-              <w:rPr>
-                <w:rFonts w:ascii="Cambria Math" w:hAnsi="Cambria Math"/>
-              </w:rPr>
-              <m:t>d</m:t>
-            </m:r>
-          </m:e>
-          <m:sub>
-            <m:r>
-              <w:rPr>
-                <w:rFonts w:ascii="Cambria Math" w:hAnsi="Cambria Math"/>
-              </w:rPr>
-              <m:t>i</m:t>
-            </m:r>
-          </m:sub>
-        </m:sSub>
-        <m:r>
-          <m:rPr>
-            <m:sty m:val="p"/>
-          </m:rPr>
-          <w:rPr>
-            <w:rFonts w:ascii="Cambria Math" w:hAnsi="Cambria Math"/>
-          </w:rPr>
-          <m:t>=</m:t>
-        </m:r>
-        <m:nary>
-          <m:naryPr>
-            <m:chr m:val="∑"/>
-            <m:limLoc m:val="undOvr"/>
-            <m:ctrlPr>
-              <w:rPr>
-                <w:rFonts w:ascii="Cambria Math" w:hAnsi="Cambria Math"/>
-              </w:rPr>
-            </m:ctrlPr>
-          </m:naryPr>
-          <m:sub>
-            <m:r>
-              <w:rPr>
-                <w:rFonts w:ascii="Cambria Math" w:hAnsi="Cambria Math"/>
-              </w:rPr>
-              <m:t>j</m:t>
-            </m:r>
-            <m:r>
-              <m:rPr>
-                <m:sty m:val="p"/>
-              </m:rPr>
-              <w:rPr>
-                <w:rFonts w:ascii="Cambria Math" w:hAnsi="Cambria Math"/>
-              </w:rPr>
-              <m:t>=</m:t>
-            </m:r>
-            <m:r>
-              <w:rPr>
-                <w:rFonts w:ascii="Cambria Math" w:hAnsi="Cambria Math"/>
-              </w:rPr>
-              <m:t>1</m:t>
-            </m:r>
-          </m:sub>
-          <m:sup>
-            <m:r>
-              <w:rPr>
-                <w:rFonts w:ascii="Cambria Math" w:hAnsi="Cambria Math"/>
-              </w:rPr>
-              <m:t>n</m:t>
-            </m:r>
-          </m:sup>
-          <m:e>
-            <m:sSub>
-              <m:sSubPr>
-                <m:ctrlPr>
-                  <w:rPr>
-                    <w:rFonts w:ascii="Cambria Math" w:hAnsi="Cambria Math"/>
-                  </w:rPr>
-                </m:ctrlPr>
-              </m:sSubPr>
-              <m:e>
-                <m:r>
-                  <w:rPr>
-                    <w:rFonts w:ascii="Cambria Math" w:hAnsi="Cambria Math"/>
-                  </w:rPr>
-                  <m:t>A</m:t>
-                </m:r>
-              </m:e>
-              <m:sub>
-                <m:r>
-                  <w:rPr>
-                    <w:rFonts w:ascii="Cambria Math" w:hAnsi="Cambria Math"/>
-                  </w:rPr>
-                  <m:t>ij</m:t>
-                </m:r>
-              </m:sub>
-            </m:sSub>
-          </m:e>
-        </m:nary>
-        <m:r>
-          <m:rPr>
-            <m:sty m:val="p"/>
-          </m:rPr>
-          <w:rPr>
-            <w:rFonts w:ascii="Cambria Math" w:hAnsi="Cambria Math"/>
-          </w:rPr>
-          <m:t>.</m:t>
-        </m:r>
-      </m:oMath>
+      <w:r>
+        <w:rPr>
+          <w:position w:val="-50"/>
+        </w:rPr>
+        <w:object w:dxaOrig="3060" w:dyaOrig="1120" w14:anchorId="5C004EB1">
+          <v:shape id="_x0000_mtshape7" o:spid="_x0000_i1032" type="#_x0000_t75" style="width:153pt;height:56.15pt" o:ole="">
+            <v:imagedata r:id="rId45" o:title=""/>
+          </v:shape>
+          <o:OLEObject Type="Embed" ProgID="Equation.DSMT4" ShapeID="_x0000_mtshape7" DrawAspect="Content" ObjectID="_1853347333" r:id="rId46"/>
+        </w:object>
+      </w:r>
       <w:r>
         <w:tab/>
         <w:t>(2‑1)</w:t>
@@ -6638,300 +5739,17 @@
       <w:r>
         <w:tab/>
       </w:r>
-      <m:oMath>
-        <m:r>
-          <m:rPr>
-            <m:nor/>
-          </m:rPr>
-          <w:rPr>
-            <w:rFonts w:cs="Times New Roman"/>
-            <w:i/>
-          </w:rPr>
-          <m:t>J</m:t>
-        </m:r>
-        <m:r>
-          <m:rPr>
-            <m:sty m:val="p"/>
-          </m:rPr>
-          <w:rPr>
-            <w:rFonts w:ascii="Cambria Math" w:hAnsi="Cambria Math"/>
-          </w:rPr>
-          <m:t>(</m:t>
-        </m:r>
-        <m:r>
-          <m:rPr>
-            <m:nor/>
-          </m:rPr>
-          <w:rPr>
-            <w:rFonts w:cs="Times New Roman"/>
-            <w:i/>
-          </w:rPr>
-          <m:t>T</m:t>
-        </m:r>
-        <m:r>
-          <m:rPr>
-            <m:sty m:val="p"/>
-          </m:rPr>
-          <w:rPr>
-            <w:rFonts w:ascii="Cambria Math" w:hAnsi="Cambria Math"/>
-          </w:rPr>
-          <m:t>)=</m:t>
-        </m:r>
-        <m:nary>
-          <m:naryPr>
-            <m:limLoc m:val="subSup"/>
-            <m:ctrlPr>
-              <w:rPr>
-                <w:rFonts w:ascii="Cambria Math" w:hAnsi="Cambria Math"/>
-              </w:rPr>
-            </m:ctrlPr>
-          </m:naryPr>
-          <m:sub>
-            <m:r>
-              <m:rPr>
-                <m:nor/>
-              </m:rPr>
-              <w:rPr>
-                <w:rFonts w:cs="Times New Roman"/>
-              </w:rPr>
-              <m:t>0</m:t>
-            </m:r>
-          </m:sub>
-          <m:sup>
-            <m:r>
-              <m:rPr>
-                <m:nor/>
-              </m:rPr>
-              <w:rPr>
-                <w:rFonts w:cs="Times New Roman"/>
-                <w:i/>
-              </w:rPr>
-              <m:t>T</m:t>
-            </m:r>
-          </m:sup>
-          <m:e>
-            <m:sSup>
-              <m:sSupPr>
-                <m:ctrlPr>
-                  <w:rPr>
-                    <w:rFonts w:ascii="Cambria Math" w:hAnsi="Cambria Math"/>
-                  </w:rPr>
-                </m:ctrlPr>
-              </m:sSupPr>
-              <m:e>
-                <m:r>
-                  <m:rPr>
-                    <m:nor/>
-                  </m:rPr>
-                  <w:rPr>
-                    <w:rFonts w:cs="Times New Roman"/>
-                    <w:i/>
-                  </w:rPr>
-                  <m:t>e</m:t>
-                </m:r>
-              </m:e>
-              <m:sup>
-                <m:r>
-                  <m:rPr>
-                    <m:sty m:val="p"/>
-                  </m:rPr>
-                  <w:rPr>
-                    <w:rFonts w:ascii="Cambria Math" w:hAnsi="Cambria Math"/>
-                  </w:rPr>
-                  <m:t>-</m:t>
-                </m:r>
-                <m:r>
-                  <m:rPr>
-                    <m:nor/>
-                  </m:rPr>
-                  <w:rPr>
-                    <w:rFonts w:cs="Times New Roman"/>
-                    <w:i/>
-                  </w:rPr>
-                  <m:t>λt</m:t>
-                </m:r>
-              </m:sup>
-            </m:sSup>
-          </m:e>
-        </m:nary>
-        <m:d>
-          <m:dPr>
-            <m:ctrlPr>
-              <w:rPr>
-                <w:rFonts w:ascii="Cambria Math" w:hAnsi="Cambria Math"/>
-              </w:rPr>
-            </m:ctrlPr>
-          </m:dPr>
-          <m:e>
-            <m:r>
-              <m:rPr>
-                <m:nor/>
-              </m:rPr>
-              <w:rPr>
-                <w:rFonts w:cs="Times New Roman"/>
-                <w:i/>
-              </w:rPr>
-              <m:t>αq</m:t>
-            </m:r>
-            <m:r>
-              <m:rPr>
-                <m:sty m:val="p"/>
-              </m:rPr>
-              <w:rPr>
-                <w:rFonts w:ascii="Cambria Math" w:hAnsi="Cambria Math"/>
-              </w:rPr>
-              <m:t>(</m:t>
-            </m:r>
-            <m:r>
-              <m:rPr>
-                <m:nor/>
-              </m:rPr>
-              <w:rPr>
-                <w:rFonts w:cs="Times New Roman"/>
-                <w:i/>
-              </w:rPr>
-              <m:t>t</m:t>
-            </m:r>
-            <m:sSup>
-              <m:sSupPr>
-                <m:ctrlPr>
-                  <w:rPr>
-                    <w:rFonts w:ascii="Cambria Math" w:hAnsi="Cambria Math"/>
-                  </w:rPr>
-                </m:ctrlPr>
-              </m:sSupPr>
-              <m:e>
-                <m:r>
-                  <m:rPr>
-                    <m:sty m:val="p"/>
-                  </m:rPr>
-                  <w:rPr>
-                    <w:rFonts w:ascii="Cambria Math" w:hAnsi="Cambria Math"/>
-                  </w:rPr>
-                  <m:t>)</m:t>
-                </m:r>
-              </m:e>
-              <m:sup>
-                <m:r>
-                  <m:rPr>
-                    <m:nor/>
-                  </m:rPr>
-                  <w:rPr>
-                    <w:rFonts w:cs="Times New Roman"/>
-                  </w:rPr>
-                  <m:t>2</m:t>
-                </m:r>
-              </m:sup>
-            </m:sSup>
-            <m:r>
-              <m:rPr>
-                <m:sty m:val="p"/>
-              </m:rPr>
-              <w:rPr>
-                <w:rFonts w:ascii="Cambria Math" w:hAnsi="Cambria Math"/>
-              </w:rPr>
-              <m:t>+</m:t>
-            </m:r>
-            <m:r>
-              <m:rPr>
-                <m:nor/>
-              </m:rPr>
-              <w:rPr>
-                <w:rFonts w:cs="Times New Roman"/>
-                <w:i/>
-              </w:rPr>
-              <m:t>βu</m:t>
-            </m:r>
-            <m:r>
-              <m:rPr>
-                <m:sty m:val="p"/>
-              </m:rPr>
-              <w:rPr>
-                <w:rFonts w:ascii="Cambria Math" w:hAnsi="Cambria Math"/>
-              </w:rPr>
-              <m:t>(</m:t>
-            </m:r>
-            <m:r>
-              <m:rPr>
-                <m:nor/>
-              </m:rPr>
-              <w:rPr>
-                <w:rFonts w:cs="Times New Roman"/>
-                <w:i/>
-              </w:rPr>
-              <m:t>t</m:t>
-            </m:r>
-            <m:sSup>
-              <m:sSupPr>
-                <m:ctrlPr>
-                  <w:rPr>
-                    <w:rFonts w:ascii="Cambria Math" w:hAnsi="Cambria Math"/>
-                  </w:rPr>
-                </m:ctrlPr>
-              </m:sSupPr>
-              <m:e>
-                <m:r>
-                  <m:rPr>
-                    <m:sty m:val="p"/>
-                  </m:rPr>
-                  <w:rPr>
-                    <w:rFonts w:ascii="Cambria Math" w:hAnsi="Cambria Math"/>
-                  </w:rPr>
-                  <m:t>)</m:t>
-                </m:r>
-              </m:e>
-              <m:sup>
-                <m:r>
-                  <m:rPr>
-                    <m:nor/>
-                  </m:rPr>
-                  <w:rPr>
-                    <w:rFonts w:cs="Times New Roman"/>
-                  </w:rPr>
-                  <m:t>2</m:t>
-                </m:r>
-              </m:sup>
-            </m:sSup>
-          </m:e>
-        </m:d>
-        <m:r>
-          <m:rPr>
-            <m:nor/>
-          </m:rPr>
-          <w:rPr>
-            <w:rFonts w:cs="Times New Roman"/>
-          </w:rPr>
-          <m:t> </m:t>
-        </m:r>
-        <m:r>
-          <m:rPr>
-            <m:nor/>
-          </m:rPr>
-          <w:rPr>
-            <w:rFonts w:cs="Times New Roman"/>
-          </w:rPr>
-          <m:t>d</m:t>
-        </m:r>
-        <m:r>
-          <m:rPr>
-            <m:nor/>
-          </m:rPr>
-          <w:rPr>
-            <w:rFonts w:cs="Times New Roman"/>
-            <w:i/>
-          </w:rPr>
-          <m:t>t</m:t>
-        </m:r>
-        <m:r>
-          <m:rPr>
-            <m:sty m:val="p"/>
-          </m:rPr>
-          <w:rPr>
-            <w:rFonts w:ascii="Cambria Math" w:hAnsi="Cambria Math"/>
-          </w:rPr>
-          <m:t>.</m:t>
-        </m:r>
-      </m:oMath>
+      <w:r>
+        <w:rPr>
+          <w:position w:val="-18"/>
+        </w:rPr>
+        <w:object w:dxaOrig="3320" w:dyaOrig="520" w14:anchorId="6E2A6AF4">
+          <v:shape id="_x0000_mtshape8" o:spid="_x0000_i1033" type="#_x0000_t75" style="width:165.85pt;height:26.15pt" o:ole="">
+            <v:imagedata r:id="rId47" o:title=""/>
+          </v:shape>
+          <o:OLEObject Type="Embed" ProgID="Equation.DSMT4" ShapeID="_x0000_mtshape8" DrawAspect="Content" ObjectID="_1853347334" r:id="rId48"/>
+        </w:object>
+      </w:r>
       <w:r>
         <w:tab/>
         <w:t>(2‑2)</w:t>
@@ -6953,22 +5771,22 @@
         </w:rPr>
         <w:lastRenderedPageBreak/>
         <w:drawing>
-          <wp:inline distT="0" distB="0" distL="0" distR="0" wp14:anchorId="42C50B23" wp14:editId="1C4913E3">
+          <wp:inline distT="0" distB="0" distL="0" distR="0" wp14:anchorId="6C86618E" wp14:editId="7A59828A">
             <wp:extent cx="3958243" cy="1868290"/>
             <wp:effectExtent l="0" t="0" r="0" b="0"/>
-            <wp:docPr id="36" name="Picture"/>
+            <wp:docPr id="35" name="Picture"/>
             <wp:cNvGraphicFramePr/>
             <a:graphic xmlns:a="http://schemas.openxmlformats.org/drawingml/2006/main">
               <a:graphicData uri="http://schemas.openxmlformats.org/drawingml/2006/picture">
                 <pic:pic xmlns:pic="http://schemas.openxmlformats.org/drawingml/2006/picture">
                   <pic:nvPicPr>
-                    <pic:cNvPr id="37" name="Picture" descr="figures/测试JPG.jpg"/>
+                    <pic:cNvPr id="36" name="Picture" descr="figures/测试JPG.jpg"/>
                     <pic:cNvPicPr>
                       <a:picLocks noChangeAspect="1" noChangeArrowheads="1"/>
                     </pic:cNvPicPr>
                   </pic:nvPicPr>
                   <pic:blipFill>
-                    <a:blip r:embed="rId35"/>
+                    <a:blip r:embed="rId49"/>
                     <a:stretch>
                       <a:fillRect/>
                     </a:stretch>
@@ -7034,9 +5852,7 @@
         </w:rPr>
         <w:t>图</w:t>
       </w:r>
-      <w:r>
-        <w:t> </w:t>
-      </w:r>
+      <w:r/>
       <w:hyperlink w:anchor="fig:six">
         <w:r>
           <w:rPr>
@@ -7089,9 +5905,7 @@
         </w:rPr>
         <w:t>算法首先读取数据并计算式</w:t>
       </w:r>
-      <w:r>
-        <w:t> </w:t>
-      </w:r>
+      <w:r/>
       <w:hyperlink w:anchor="eq:matrix">
         <w:r>
           <w:rPr>
@@ -7106,9 +5920,7 @@
         </w:rPr>
         <w:t>中的节点度，然后根据式</w:t>
       </w:r>
-      <w:r>
-        <w:t> </w:t>
-      </w:r>
+      <w:r/>
       <w:hyperlink w:anchor="eq:integral">
         <w:r>
           <w:rPr>
@@ -7127,7 +5939,22 @@
         <w:rPr>
           <w:vertAlign w:val="superscript"/>
         </w:rPr>
-        <w:t>[1]</w:t>
+        <w:t>[</w:t>
+      </w:r>
+      <w:hyperlink w:anchor="ref-hu2019">
+        <w:r>
+          <w:rPr>
+            <w:rStyle w:val="af"/>
+            <w:vertAlign w:val="superscript"/>
+          </w:rPr>
+          <w:t>1</w:t>
+        </w:r>
+      </w:hyperlink>
+      <w:r>
+        <w:rPr>
+          <w:vertAlign w:val="superscript"/>
+        </w:rPr>
+        <w:t>]</w:t>
       </w:r>
       <w:r>
         <w:rPr>
@@ -7139,7 +5966,37 @@
         <w:rPr>
           <w:vertAlign w:val="superscript"/>
         </w:rPr>
-        <w:t>[2,3]</w:t>
+        <w:t>[</w:t>
+      </w:r>
+      <w:hyperlink w:anchor="ref-astrom2008">
+        <w:r>
+          <w:rPr>
+            <w:rStyle w:val="af"/>
+            <w:vertAlign w:val="superscript"/>
+          </w:rPr>
+          <w:t>2</w:t>
+        </w:r>
+      </w:hyperlink>
+      <w:r>
+        <w:rPr>
+          <w:vertAlign w:val="superscript"/>
+        </w:rPr>
+        <w:t>,</w:t>
+      </w:r>
+      <w:hyperlink w:anchor="ref-zhou2016">
+        <w:r>
+          <w:rPr>
+            <w:rStyle w:val="af"/>
+            <w:vertAlign w:val="superscript"/>
+          </w:rPr>
+          <w:t>3</w:t>
+        </w:r>
+      </w:hyperlink>
+      <w:r>
+        <w:rPr>
+          <w:vertAlign w:val="superscript"/>
+        </w:rPr>
+        <w:t>]</w:t>
       </w:r>
       <w:r>
         <w:rPr>
@@ -7151,10 +6008,10 @@
     <w:p>
       <w:pPr>
         <w:sectPr>
-          <w:headerReference w:type="even" r:id="rId36"/>
-          <w:headerReference w:type="default" r:id="rId37"/>
-          <w:footerReference w:type="even" r:id="rId38"/>
-          <w:footerReference w:type="default" r:id="rId39"/>
+          <w:headerReference w:type="even" r:id="rId50"/>
+          <w:headerReference w:type="default" r:id="rId51"/>
+          <w:footerReference w:type="even" r:id="rId52"/>
+          <w:footerReference w:type="default" r:id="rId53"/>
           <w:footnotePr>
             <w:numRestart w:val="eachSect"/>
           </w:footnotePr>
@@ -7165,13 +6022,13 @@
       </w:pPr>
       <w:bookmarkStart w:id="29" w:name="模型构建与结果分析"/>
       <w:bookmarkEnd w:id="19"/>
-      <w:bookmarkEnd w:id="24"/>
+      <w:bookmarkEnd w:id="25"/>
     </w:p>
     <w:p>
       <w:pPr>
         <w:pStyle w:val="1"/>
       </w:pPr>
-      <w:bookmarkStart w:id="30" w:name="_Toc242464963"/>
+      <w:bookmarkStart w:id="30" w:name="_Toc242734581"/>
       <w:r>
         <w:lastRenderedPageBreak/>
         <w:t>第三章</w:t>
@@ -7188,15 +6045,15 @@
       <w:pPr>
         <w:pStyle w:val="2"/>
       </w:pPr>
-      <w:bookmarkStart w:id="31" w:name="模型构建"/>
-      <w:bookmarkStart w:id="32" w:name="_Toc242464964"/>
+      <w:bookmarkStart w:id="31" w:name="_Toc242734582"/>
+      <w:bookmarkStart w:id="32" w:name="模型构建"/>
       <w:r>
         <w:t xml:space="preserve">3.1  </w:t>
       </w:r>
       <w:r>
         <w:t>模型构建</w:t>
       </w:r>
-      <w:bookmarkEnd w:id="32"/>
+      <w:bookmarkEnd w:id="31"/>
     </w:p>
     <w:p>
       <w:pPr>
@@ -7224,28 +6081,24 @@
       <w:r>
         <w:t xml:space="preserve"> </w:t>
       </w:r>
-      <m:oMath>
-        <m:r>
-          <m:rPr>
-            <m:nor/>
-          </m:rPr>
-          <w:rPr>
-            <w:rFonts w:cs="Times New Roman"/>
-            <w:b/>
-            <w:i/>
-          </w:rPr>
-          <m:t>x</m:t>
-        </m:r>
-      </m:oMath>
+      <w:r>
+        <w:rPr>
+          <w:position w:val="-4"/>
+        </w:rPr>
+        <w:object w:dxaOrig="200" w:dyaOrig="200" w14:anchorId="00CA74DA">
+          <v:shape id="_x0000_mtshape9" o:spid="_x0000_i1034" type="#_x0000_t75" style="width:9.85pt;height:9.85pt" o:ole="">
+            <v:imagedata r:id="rId54" o:title=""/>
+          </v:shape>
+          <o:OLEObject Type="Embed" ProgID="Equation.DSMT4" ShapeID="_x0000_mtshape9" DrawAspect="Content" ObjectID="_1853347335" r:id="rId55"/>
+        </w:object>
+      </w:r>
       <w:r>
         <w:rPr>
           <w:rFonts w:hint="eastAsia"/>
         </w:rPr>
         <w:t>，目标同时考虑误差与正则项。式</w:t>
       </w:r>
-      <w:r>
-        <w:t> </w:t>
-      </w:r>
+      <w:r/>
       <w:hyperlink w:anchor="eq:objective">
         <w:r>
           <w:rPr>
@@ -7260,9 +6113,7 @@
         </w:rPr>
         <w:t>中出现二范数、转置和分式，式</w:t>
       </w:r>
-      <w:r>
-        <w:t> </w:t>
-      </w:r>
+      <w:r/>
       <w:hyperlink w:anchor="eq:constraints">
         <w:r>
           <w:rPr>
@@ -7281,7 +6132,22 @@
         <w:rPr>
           <w:vertAlign w:val="superscript"/>
         </w:rPr>
-        <w:t>[2]</w:t>
+        <w:t>[</w:t>
+      </w:r>
+      <w:hyperlink w:anchor="ref-astrom2008">
+        <w:r>
+          <w:rPr>
+            <w:rStyle w:val="af"/>
+            <w:vertAlign w:val="superscript"/>
+          </w:rPr>
+          <w:t>2</w:t>
+        </w:r>
+      </w:hyperlink>
+      <w:r>
+        <w:rPr>
+          <w:vertAlign w:val="superscript"/>
+        </w:rPr>
+        <w:t>]</w:t>
       </w:r>
       <w:r>
         <w:t>。</w:t>
@@ -7302,242 +6168,17 @@
       <w:r>
         <w:tab/>
       </w:r>
-      <m:oMath>
-        <m:r>
-          <m:rPr>
-            <m:nor/>
-          </m:rPr>
-          <w:rPr>
-            <w:rFonts w:cs="Times New Roman"/>
-            <w:i/>
-          </w:rPr>
-          <m:t>F</m:t>
-        </m:r>
-        <m:r>
-          <m:rPr>
-            <m:sty m:val="p"/>
-          </m:rPr>
-          <w:rPr>
-            <w:rFonts w:ascii="Cambria Math" w:hAnsi="Cambria Math"/>
-          </w:rPr>
-          <m:t>(</m:t>
-        </m:r>
-        <m:r>
-          <m:rPr>
-            <m:nor/>
-          </m:rPr>
-          <w:rPr>
-            <w:rFonts w:cs="Times New Roman"/>
-            <w:b/>
-            <w:i/>
-          </w:rPr>
-          <m:t>x</m:t>
-        </m:r>
-        <m:r>
-          <m:rPr>
-            <m:sty m:val="p"/>
-          </m:rPr>
-          <w:rPr>
-            <w:rFonts w:ascii="Cambria Math" w:hAnsi="Cambria Math"/>
-          </w:rPr>
-          <m:t>)=</m:t>
-        </m:r>
-        <m:f>
-          <m:fPr>
-            <m:ctrlPr>
-              <w:rPr>
-                <w:rFonts w:ascii="Cambria Math" w:hAnsi="Cambria Math"/>
-              </w:rPr>
-            </m:ctrlPr>
-          </m:fPr>
-          <m:num>
-            <m:r>
-              <m:rPr>
-                <m:nor/>
-              </m:rPr>
-              <w:rPr>
-                <w:rFonts w:cs="Times New Roman"/>
-              </w:rPr>
-              <m:t>1</m:t>
-            </m:r>
-          </m:num>
-          <m:den>
-            <m:r>
-              <m:rPr>
-                <m:nor/>
-              </m:rPr>
-              <w:rPr>
-                <w:rFonts w:cs="Times New Roman"/>
-              </w:rPr>
-              <m:t>2</m:t>
-            </m:r>
-          </m:den>
-        </m:f>
-        <m:r>
-          <m:rPr>
-            <m:sty m:val="p"/>
-          </m:rPr>
-          <w:rPr>
-            <w:rFonts w:ascii="Cambria Math" w:hAnsi="Cambria Math"/>
-          </w:rPr>
-          <m:t>∥</m:t>
-        </m:r>
-        <m:r>
-          <m:rPr>
-            <m:nor/>
-          </m:rPr>
-          <w:rPr>
-            <w:rFonts w:cs="Times New Roman"/>
-            <w:i/>
-          </w:rPr>
-          <m:t>A</m:t>
-        </m:r>
-        <m:r>
-          <m:rPr>
-            <m:nor/>
-          </m:rPr>
-          <w:rPr>
-            <w:rFonts w:cs="Times New Roman"/>
-            <w:b/>
-            <w:i/>
-          </w:rPr>
-          <m:t>x</m:t>
-        </m:r>
-        <m:r>
-          <m:rPr>
-            <m:sty m:val="p"/>
-          </m:rPr>
-          <w:rPr>
-            <w:rFonts w:ascii="Cambria Math" w:hAnsi="Cambria Math"/>
-          </w:rPr>
-          <m:t>-</m:t>
-        </m:r>
-        <m:r>
-          <m:rPr>
-            <m:nor/>
-          </m:rPr>
-          <w:rPr>
-            <w:rFonts w:cs="Times New Roman"/>
-            <w:b/>
-            <w:i/>
-          </w:rPr>
-          <m:t>b</m:t>
-        </m:r>
-        <m:sSubSup>
-          <m:sSubSupPr>
-            <m:ctrlPr>
-              <w:rPr>
-                <w:rFonts w:ascii="Cambria Math" w:hAnsi="Cambria Math"/>
-              </w:rPr>
-            </m:ctrlPr>
-          </m:sSubSupPr>
-          <m:e>
-            <m:r>
-              <m:rPr>
-                <m:sty m:val="p"/>
-              </m:rPr>
-              <w:rPr>
-                <w:rFonts w:ascii="Cambria Math" w:hAnsi="Cambria Math"/>
-              </w:rPr>
-              <m:t>∥</m:t>
-            </m:r>
-          </m:e>
-          <m:sub>
-            <m:r>
-              <m:rPr>
-                <m:nor/>
-              </m:rPr>
-              <w:rPr>
-                <w:rFonts w:cs="Times New Roman"/>
-              </w:rPr>
-              <m:t>2</m:t>
-            </m:r>
-          </m:sub>
-          <m:sup>
-            <m:r>
-              <m:rPr>
-                <m:nor/>
-              </m:rPr>
-              <w:rPr>
-                <w:rFonts w:cs="Times New Roman"/>
-              </w:rPr>
-              <m:t>2</m:t>
-            </m:r>
-          </m:sup>
-        </m:sSubSup>
-        <m:r>
-          <m:rPr>
-            <m:sty m:val="p"/>
-          </m:rPr>
-          <w:rPr>
-            <w:rFonts w:ascii="Cambria Math" w:hAnsi="Cambria Math"/>
-          </w:rPr>
-          <m:t>+</m:t>
-        </m:r>
-        <m:r>
-          <m:rPr>
-            <m:nor/>
-          </m:rPr>
-          <w:rPr>
-            <w:rFonts w:cs="Times New Roman"/>
-            <w:i/>
-          </w:rPr>
-          <m:t>γ</m:t>
-        </m:r>
-        <m:sSup>
-          <m:sSupPr>
-            <m:ctrlPr>
-              <w:rPr>
-                <w:rFonts w:ascii="Cambria Math" w:hAnsi="Cambria Math"/>
-              </w:rPr>
-            </m:ctrlPr>
-          </m:sSupPr>
-          <m:e>
-            <m:r>
-              <m:rPr>
-                <m:nor/>
-              </m:rPr>
-              <w:rPr>
-                <w:rFonts w:cs="Times New Roman"/>
-                <w:b/>
-                <w:i/>
-              </w:rPr>
-              <m:t>x</m:t>
-            </m:r>
-          </m:e>
-          <m:sup>
-            <m:r>
-              <m:rPr>
-                <m:nor/>
-              </m:rPr>
-              <w:rPr>
-                <w:rFonts w:cs="Times New Roman"/>
-              </w:rPr>
-              <m:t>T</m:t>
-            </m:r>
-          </m:sup>
-        </m:sSup>
-        <m:r>
-          <m:rPr>
-            <m:nor/>
-          </m:rPr>
-          <w:rPr>
-            <w:rFonts w:cs="Times New Roman"/>
-            <w:b/>
-            <w:i/>
-          </w:rPr>
-          <m:t>x</m:t>
-        </m:r>
-        <m:r>
-          <m:rPr>
-            <m:sty m:val="p"/>
-          </m:rPr>
-          <w:rPr>
-            <w:rFonts w:ascii="Cambria Math" w:hAnsi="Cambria Math"/>
-          </w:rPr>
-          <m:t>.</m:t>
-        </m:r>
-      </m:oMath>
+      <w:r>
+        <w:rPr>
+          <w:position w:val="-24"/>
+        </w:rPr>
+        <w:object w:dxaOrig="2640" w:dyaOrig="620" w14:anchorId="5C2F33C4">
+          <v:shape id="_x0000_mtshape10" o:spid="_x0000_i1035" type="#_x0000_t75" style="width:132pt;height:30.85pt" o:ole="">
+            <v:imagedata r:id="rId56" o:title=""/>
+          </v:shape>
+          <o:OLEObject Type="Embed" ProgID="Equation.DSMT4" ShapeID="_x0000_mtshape10" DrawAspect="Content" ObjectID="_1853347336" r:id="rId57"/>
+        </w:object>
+      </w:r>
       <w:r>
         <w:tab/>
         <w:t>(3‑1)</w:t>
@@ -7558,291 +6199,17 @@
       <w:r>
         <w:tab/>
       </w:r>
-      <m:oMath>
-        <m:eqArr>
-          <m:eqArrPr>
-            <m:ctrlPr>
-              <w:rPr>
-                <w:rFonts w:ascii="Cambria Math" w:hAnsi="Cambria Math"/>
-              </w:rPr>
-            </m:ctrlPr>
-          </m:eqArrPr>
-          <m:e>
-            <m:nary>
-              <m:naryPr>
-                <m:chr m:val="∑"/>
-                <m:limLoc m:val="undOvr"/>
-                <m:ctrlPr>
-                  <w:rPr>
-                    <w:rFonts w:ascii="Cambria Math" w:hAnsi="Cambria Math"/>
-                  </w:rPr>
-                </m:ctrlPr>
-              </m:naryPr>
-              <m:sub>
-                <m:r>
-                  <m:rPr>
-                    <m:nor/>
-                  </m:rPr>
-                  <w:rPr>
-                    <w:rFonts w:cs="Times New Roman"/>
-                    <w:i/>
-                  </w:rPr>
-                  <m:t>i</m:t>
-                </m:r>
-                <m:r>
-                  <m:rPr>
-                    <m:sty m:val="p"/>
-                  </m:rPr>
-                  <w:rPr>
-                    <w:rFonts w:ascii="Cambria Math" w:hAnsi="Cambria Math"/>
-                  </w:rPr>
-                  <m:t>=</m:t>
-                </m:r>
-                <m:r>
-                  <m:rPr>
-                    <m:nor/>
-                  </m:rPr>
-                  <w:rPr>
-                    <w:rFonts w:cs="Times New Roman"/>
-                  </w:rPr>
-                  <m:t>1</m:t>
-                </m:r>
-              </m:sub>
-              <m:sup>
-                <m:r>
-                  <m:rPr>
-                    <m:nor/>
-                  </m:rPr>
-                  <w:rPr>
-                    <w:rFonts w:cs="Times New Roman"/>
-                    <w:i/>
-                  </w:rPr>
-                  <m:t>n</m:t>
-                </m:r>
-              </m:sup>
-              <m:e>
-                <m:sSub>
-                  <m:sSubPr>
-                    <m:ctrlPr>
-                      <w:rPr>
-                        <w:rFonts w:ascii="Cambria Math" w:hAnsi="Cambria Math"/>
-                      </w:rPr>
-                    </m:ctrlPr>
-                  </m:sSubPr>
-                  <m:e>
-                    <m:r>
-                      <m:rPr>
-                        <m:nor/>
-                      </m:rPr>
-                      <w:rPr>
-                        <w:rFonts w:cs="Times New Roman"/>
-                        <w:i/>
-                      </w:rPr>
-                      <m:t>x</m:t>
-                    </m:r>
-                  </m:e>
-                  <m:sub>
-                    <m:r>
-                      <m:rPr>
-                        <m:nor/>
-                      </m:rPr>
-                      <w:rPr>
-                        <w:rFonts w:cs="Times New Roman"/>
-                        <w:i/>
-                      </w:rPr>
-                      <m:t>i</m:t>
-                    </m:r>
-                  </m:sub>
-                </m:sSub>
-              </m:e>
-            </m:nary>
-            <m:r>
-              <w:rPr>
-                <w:rFonts w:ascii="Cambria Math" w:hAnsi="Cambria Math"/>
-              </w:rPr>
-              <m:t>&amp;</m:t>
-            </m:r>
-            <m:r>
-              <m:rPr>
-                <m:sty m:val="p"/>
-              </m:rPr>
-              <w:rPr>
-                <w:rFonts w:ascii="Cambria Math" w:hAnsi="Cambria Math"/>
-              </w:rPr>
-              <m:t>=</m:t>
-            </m:r>
-            <m:r>
-              <m:rPr>
-                <m:nor/>
-              </m:rPr>
-              <w:rPr>
-                <w:rFonts w:cs="Times New Roman"/>
-              </w:rPr>
-              <m:t>1</m:t>
-            </m:r>
-            <m:r>
-              <m:rPr>
-                <m:sty m:val="p"/>
-              </m:rPr>
-              <w:rPr>
-                <w:rFonts w:ascii="Cambria Math" w:hAnsi="Cambria Math"/>
-              </w:rPr>
-              <m:t>,</m:t>
-            </m:r>
-          </m:e>
-          <m:e>
-            <m:r>
-              <m:rPr>
-                <m:nor/>
-              </m:rPr>
-              <w:rPr>
-                <w:rFonts w:cs="Times New Roman"/>
-              </w:rPr>
-              <m:t>0</m:t>
-            </m:r>
-            <m:r>
-              <m:rPr>
-                <m:sty m:val="p"/>
-              </m:rPr>
-              <w:rPr>
-                <w:rFonts w:ascii="Cambria Math" w:hAnsi="Cambria Math"/>
-              </w:rPr>
-              <m:t>≤</m:t>
-            </m:r>
-            <m:sSub>
-              <m:sSubPr>
-                <m:ctrlPr>
-                  <w:rPr>
-                    <w:rFonts w:ascii="Cambria Math" w:hAnsi="Cambria Math"/>
-                  </w:rPr>
-                </m:ctrlPr>
-              </m:sSubPr>
-              <m:e>
-                <m:r>
-                  <m:rPr>
-                    <m:nor/>
-                  </m:rPr>
-                  <w:rPr>
-                    <w:rFonts w:cs="Times New Roman"/>
-                    <w:i/>
-                  </w:rPr>
-                  <m:t>x</m:t>
-                </m:r>
-              </m:e>
-              <m:sub>
-                <m:r>
-                  <m:rPr>
-                    <m:nor/>
-                  </m:rPr>
-                  <w:rPr>
-                    <w:rFonts w:cs="Times New Roman"/>
-                    <w:i/>
-                  </w:rPr>
-                  <m:t>i</m:t>
-                </m:r>
-              </m:sub>
-            </m:sSub>
-            <m:r>
-              <w:rPr>
-                <w:rFonts w:ascii="Cambria Math" w:hAnsi="Cambria Math"/>
-              </w:rPr>
-              <m:t>&amp;</m:t>
-            </m:r>
-            <m:r>
-              <m:rPr>
-                <m:sty m:val="p"/>
-              </m:rPr>
-              <w:rPr>
-                <w:rFonts w:ascii="Cambria Math" w:hAnsi="Cambria Math"/>
-              </w:rPr>
-              <m:t>≤</m:t>
-            </m:r>
-            <m:r>
-              <m:rPr>
-                <m:nor/>
-              </m:rPr>
-              <w:rPr>
-                <w:rFonts w:cs="Times New Roman"/>
-              </w:rPr>
-              <m:t>1</m:t>
-            </m:r>
-            <m:r>
-              <m:rPr>
-                <m:sty m:val="p"/>
-              </m:rPr>
-              <w:rPr>
-                <w:rFonts w:ascii="Cambria Math" w:hAnsi="Cambria Math"/>
-              </w:rPr>
-              <m:t>,</m:t>
-            </m:r>
-            <m:r>
-              <m:rPr>
-                <m:nor/>
-              </m:rPr>
-              <w:rPr>
-                <w:rFonts w:cs="Times New Roman"/>
-              </w:rPr>
-              <m:t> </m:t>
-            </m:r>
-            <m:r>
-              <m:rPr>
-                <m:nor/>
-              </m:rPr>
-              <w:rPr>
-                <w:rFonts w:cs="Times New Roman"/>
-                <w:i/>
-              </w:rPr>
-              <m:t>i</m:t>
-            </m:r>
-            <m:r>
-              <m:rPr>
-                <m:sty m:val="p"/>
-              </m:rPr>
-              <w:rPr>
-                <w:rFonts w:ascii="Cambria Math" w:hAnsi="Cambria Math"/>
-              </w:rPr>
-              <m:t>=</m:t>
-            </m:r>
-            <m:r>
-              <m:rPr>
-                <m:nor/>
-              </m:rPr>
-              <w:rPr>
-                <w:rFonts w:cs="Times New Roman"/>
-              </w:rPr>
-              <m:t>1</m:t>
-            </m:r>
-            <m:r>
-              <m:rPr>
-                <m:sty m:val="p"/>
-              </m:rPr>
-              <w:rPr>
-                <w:rFonts w:ascii="Cambria Math" w:hAnsi="Cambria Math"/>
-              </w:rPr>
-              <m:t>,…,</m:t>
-            </m:r>
-            <m:r>
-              <m:rPr>
-                <m:nor/>
-              </m:rPr>
-              <w:rPr>
-                <w:rFonts w:cs="Times New Roman"/>
-                <w:i/>
-              </w:rPr>
-              <m:t>n</m:t>
-            </m:r>
-            <m:r>
-              <m:rPr>
-                <m:sty m:val="p"/>
-              </m:rPr>
-              <w:rPr>
-                <w:rFonts w:ascii="Cambria Math" w:hAnsi="Cambria Math"/>
-              </w:rPr>
-              <m:t>.</m:t>
-            </m:r>
-          </m:e>
-        </m:eqArr>
-      </m:oMath>
+      <w:r>
+        <w:rPr>
+          <w:position w:val="-46"/>
+        </w:rPr>
+        <w:object w:dxaOrig="2320" w:dyaOrig="1040" w14:anchorId="7F1DCC88">
+          <v:shape id="_x0000_mtshape11" o:spid="_x0000_i1036" type="#_x0000_t75" style="width:125.15pt;height:51.85pt" o:ole="">
+            <v:imagedata r:id="rId58" o:title=""/>
+          </v:shape>
+          <o:OLEObject Type="Embed" ProgID="Equation.DSMT4" ShapeID="_x0000_mtshape11" DrawAspect="Content" ObjectID="_1853347337" r:id="rId59"/>
+        </w:object>
+      </w:r>
       <w:r>
         <w:tab/>
         <w:t>(3‑2)</w:t>
@@ -7852,9 +6219,9 @@
       <w:pPr>
         <w:pStyle w:val="2"/>
       </w:pPr>
-      <w:bookmarkStart w:id="35" w:name="实验设计与结果比较"/>
-      <w:bookmarkStart w:id="36" w:name="_Toc242464965"/>
-      <w:bookmarkEnd w:id="31"/>
+      <w:bookmarkStart w:id="35" w:name="_Toc242734583"/>
+      <w:bookmarkStart w:id="36" w:name="实验设计与结果比较"/>
+      <w:bookmarkEnd w:id="32"/>
       <w:bookmarkEnd w:id="33"/>
       <w:bookmarkEnd w:id="34"/>
       <w:r>
@@ -7863,7 +6230,7 @@
       <w:r>
         <w:t>实验设计与结果比较</w:t>
       </w:r>
-      <w:bookmarkEnd w:id="36"/>
+      <w:bookmarkEnd w:id="35"/>
     </w:p>
     <w:p>
       <w:pPr>
@@ -7917,7 +6284,7 @@
         </w:tblBorders>
         <w:tblLayout w:type="fixed"/>
         <w:tblLook w:val="0020" w:firstRow="1" w:lastRow="0" w:firstColumn="0" w:lastColumn="0" w:noHBand="0" w:noVBand="0"/>
-        <w:tblCaption w:val="Table 7.1: 第三章合成测试结果"/>
+        <w:tblCaption w:val="Table 6.1: 第三章合成测试结果"/>
       </w:tblPr>
       <w:tblGrid>
         <w:gridCol w:w="2077"/>
@@ -8396,22 +6763,22 @@
           <w:noProof/>
         </w:rPr>
         <w:drawing>
-          <wp:inline distT="0" distB="0" distL="0" distR="0" wp14:anchorId="3A8C9A98" wp14:editId="3F139CB9">
+          <wp:inline distT="0" distB="0" distL="0" distR="0" wp14:anchorId="56F1CF02" wp14:editId="159F68B4">
             <wp:extent cx="4486006" cy="3623313"/>
             <wp:effectExtent l="0" t="0" r="0" b="0"/>
-            <wp:docPr id="46" name="Picture"/>
+            <wp:docPr id="45" name="Picture"/>
             <wp:cNvGraphicFramePr/>
             <a:graphic xmlns:a="http://schemas.openxmlformats.org/drawingml/2006/main">
               <a:graphicData uri="http://schemas.openxmlformats.org/drawingml/2006/picture">
                 <pic:pic xmlns:pic="http://schemas.openxmlformats.org/drawingml/2006/picture">
                   <pic:nvPicPr>
-                    <pic:cNvPr id="47" name="Picture" descr="._thesis_build/media/test-new-panels-abcd_692a2f1c8e.png"/>
+                    <pic:cNvPr id="46" name="Picture" descr="._thesis_build/media/test-new-panels-abcd_365a650fe6.png"/>
                     <pic:cNvPicPr>
                       <a:picLocks noChangeAspect="1" noChangeArrowheads="1"/>
                     </pic:cNvPicPr>
                   </pic:nvPicPr>
                   <pic:blipFill>
-                    <a:blip r:embed="rId40"/>
+                    <a:blip r:embed="rId60"/>
                     <a:stretch>
                       <a:fillRect/>
                     </a:stretch>
@@ -8484,9 +6851,7 @@
         </w:rPr>
         <w:t>表</w:t>
       </w:r>
-      <w:r>
-        <w:t> </w:t>
-      </w:r>
+      <w:r/>
       <w:hyperlink w:anchor="tab:results">
         <w:r>
           <w:rPr>
@@ -8501,9 +6866,7 @@
         </w:rPr>
         <w:t>的结果仅用于验证显示格式；图</w:t>
       </w:r>
-      <w:r>
-        <w:t> </w:t>
-      </w:r>
+      <w:r/>
       <w:hyperlink w:anchor="fig:single">
         <w:r>
           <w:rPr>
@@ -8569,9 +6932,7 @@
         </w:rPr>
         <w:t>图</w:t>
       </w:r>
-      <w:r>
-        <w:t> </w:t>
-      </w:r>
+      <w:r/>
       <w:hyperlink w:anchor="fig:abcd">
         <w:r>
           <w:rPr>
@@ -8595,9 +6956,7 @@
         </w:rPr>
         <w:t>图</w:t>
       </w:r>
-      <w:r>
-        <w:t> </w:t>
-      </w:r>
+      <w:r/>
       <w:hyperlink w:anchor="fig:six">
         <w:r>
           <w:rPr>
@@ -8673,7 +7032,37 @@
         <w:rPr>
           <w:vertAlign w:val="superscript"/>
         </w:rPr>
-        <w:t>[1–3]</w:t>
+        <w:t>[</w:t>
+      </w:r>
+      <w:hyperlink w:anchor="ref-hu2019">
+        <w:r>
+          <w:rPr>
+            <w:rStyle w:val="af"/>
+            <w:vertAlign w:val="superscript"/>
+          </w:rPr>
+          <w:t>1</w:t>
+        </w:r>
+      </w:hyperlink>
+      <w:r>
+        <w:rPr>
+          <w:vertAlign w:val="superscript"/>
+        </w:rPr>
+        <w:t>–</w:t>
+      </w:r>
+      <w:hyperlink w:anchor="ref-zhou2016">
+        <w:r>
+          <w:rPr>
+            <w:rStyle w:val="af"/>
+            <w:vertAlign w:val="superscript"/>
+          </w:rPr>
+          <w:t>3</w:t>
+        </w:r>
+      </w:hyperlink>
+      <w:r>
+        <w:rPr>
+          <w:vertAlign w:val="superscript"/>
+        </w:rPr>
+        <w:t>]</w:t>
       </w:r>
       <w:r>
         <w:rPr>
@@ -8685,7 +7074,52 @@
         <w:rPr>
           <w:vertAlign w:val="superscript"/>
         </w:rPr>
-        <w:t>[1,5,7]</w:t>
+        <w:t>[</w:t>
+      </w:r>
+      <w:hyperlink w:anchor="ref-hu2019">
+        <w:r>
+          <w:rPr>
+            <w:rStyle w:val="af"/>
+            <w:vertAlign w:val="superscript"/>
+          </w:rPr>
+          <w:t>1</w:t>
+        </w:r>
+      </w:hyperlink>
+      <w:r>
+        <w:rPr>
+          <w:vertAlign w:val="superscript"/>
+        </w:rPr>
+        <w:t>,</w:t>
+      </w:r>
+      <w:hyperlink w:anchor="ref-he2016">
+        <w:r>
+          <w:rPr>
+            <w:rStyle w:val="af"/>
+            <w:vertAlign w:val="superscript"/>
+          </w:rPr>
+          <w:t>5</w:t>
+        </w:r>
+      </w:hyperlink>
+      <w:r>
+        <w:rPr>
+          <w:vertAlign w:val="superscript"/>
+        </w:rPr>
+        <w:t>,</w:t>
+      </w:r>
+      <w:hyperlink w:anchor="ref-achenbach1973">
+        <w:r>
+          <w:rPr>
+            <w:rStyle w:val="af"/>
+            <w:vertAlign w:val="superscript"/>
+          </w:rPr>
+          <w:t>7</w:t>
+        </w:r>
+      </w:hyperlink>
+      <w:r>
+        <w:rPr>
+          <w:vertAlign w:val="superscript"/>
+        </w:rPr>
+        <w:t>]</w:t>
       </w:r>
       <w:r>
         <w:t>。</w:t>
@@ -8695,16 +7129,16 @@
       <w:pPr>
         <w:pStyle w:val="2"/>
       </w:pPr>
-      <w:bookmarkStart w:id="39" w:name="本章小结"/>
-      <w:bookmarkStart w:id="40" w:name="_Toc242464966"/>
-      <w:bookmarkEnd w:id="35"/>
+      <w:bookmarkStart w:id="39" w:name="_Toc242734584"/>
+      <w:bookmarkStart w:id="40" w:name="本章小结"/>
+      <w:bookmarkEnd w:id="36"/>
       <w:r>
         <w:t xml:space="preserve">3.3  </w:t>
       </w:r>
       <w:r>
         <w:t>本章小结</w:t>
       </w:r>
-      <w:bookmarkEnd w:id="40"/>
+      <w:bookmarkEnd w:id="39"/>
     </w:p>
     <w:p>
       <w:pPr>
@@ -8729,10 +7163,10 @@
     <w:p>
       <w:pPr>
         <w:sectPr>
-          <w:headerReference w:type="even" r:id="rId41"/>
-          <w:headerReference w:type="default" r:id="rId42"/>
-          <w:footerReference w:type="even" r:id="rId43"/>
-          <w:footerReference w:type="default" r:id="rId44"/>
+          <w:headerReference w:type="even" r:id="rId61"/>
+          <w:headerReference w:type="default" r:id="rId62"/>
+          <w:footerReference w:type="even" r:id="rId63"/>
+          <w:footerReference w:type="default" r:id="rId64"/>
           <w:footnotePr>
             <w:numRestart w:val="eachSect"/>
           </w:footnotePr>
@@ -8743,13 +7177,13 @@
       </w:pPr>
       <w:bookmarkStart w:id="41" w:name="补充材料"/>
       <w:bookmarkEnd w:id="29"/>
-      <w:bookmarkEnd w:id="39"/>
+      <w:bookmarkEnd w:id="40"/>
     </w:p>
     <w:p>
       <w:pPr>
         <w:pStyle w:val="1"/>
       </w:pPr>
-      <w:bookmarkStart w:id="42" w:name="_Toc242464967"/>
+      <w:bookmarkStart w:id="42" w:name="_Toc242734585"/>
       <w:r>
         <w:lastRenderedPageBreak/>
         <w:t>附录</w:t>
@@ -8786,7 +7220,22 @@
         <w:rPr>
           <w:vertAlign w:val="superscript"/>
         </w:rPr>
-        <w:t>[3]</w:t>
+        <w:t>[</w:t>
+      </w:r>
+      <w:hyperlink w:anchor="ref-zhou2016">
+        <w:r>
+          <w:rPr>
+            <w:rStyle w:val="af"/>
+            <w:vertAlign w:val="superscript"/>
+          </w:rPr>
+          <w:t>3</w:t>
+        </w:r>
+      </w:hyperlink>
+      <w:r>
+        <w:rPr>
+          <w:vertAlign w:val="superscript"/>
+        </w:rPr>
+        <w:t>]</w:t>
       </w:r>
       <w:r>
         <w:rPr>
@@ -8810,261 +7259,17 @@
       <w:r>
         <w:tab/>
       </w:r>
-      <m:oMath>
-        <m:r>
-          <m:rPr>
-            <m:nor/>
-          </m:rPr>
-          <w:rPr>
-            <w:rFonts w:cs="Times New Roman"/>
-          </w:rPr>
-          <m:t>RMSE</m:t>
-        </m:r>
-        <m:r>
-          <m:rPr>
-            <m:sty m:val="p"/>
-          </m:rPr>
-          <w:rPr>
-            <w:rFonts w:ascii="Cambria Math" w:hAnsi="Cambria Math"/>
-          </w:rPr>
-          <m:t>=</m:t>
-        </m:r>
-        <m:rad>
-          <m:radPr>
-            <m:degHide m:val="1"/>
-            <m:ctrlPr>
-              <w:rPr>
-                <w:rFonts w:ascii="Cambria Math" w:hAnsi="Cambria Math"/>
-              </w:rPr>
-            </m:ctrlPr>
-          </m:radPr>
-          <m:deg/>
-          <m:e>
-            <m:f>
-              <m:fPr>
-                <m:ctrlPr>
-                  <w:rPr>
-                    <w:rFonts w:ascii="Cambria Math" w:hAnsi="Cambria Math"/>
-                  </w:rPr>
-                </m:ctrlPr>
-              </m:fPr>
-              <m:num>
-                <m:r>
-                  <m:rPr>
-                    <m:nor/>
-                  </m:rPr>
-                  <w:rPr>
-                    <w:rFonts w:cs="Times New Roman"/>
-                  </w:rPr>
-                  <m:t>1</m:t>
-                </m:r>
-              </m:num>
-              <m:den>
-                <m:r>
-                  <m:rPr>
-                    <m:nor/>
-                  </m:rPr>
-                  <w:rPr>
-                    <w:rFonts w:cs="Times New Roman"/>
-                    <w:i/>
-                  </w:rPr>
-                  <m:t>n</m:t>
-                </m:r>
-              </m:den>
-            </m:f>
-            <m:nary>
-              <m:naryPr>
-                <m:chr m:val="∑"/>
-                <m:limLoc m:val="undOvr"/>
-                <m:ctrlPr>
-                  <w:rPr>
-                    <w:rFonts w:ascii="Cambria Math" w:hAnsi="Cambria Math"/>
-                  </w:rPr>
-                </m:ctrlPr>
-              </m:naryPr>
-              <m:sub>
-                <m:r>
-                  <m:rPr>
-                    <m:nor/>
-                  </m:rPr>
-                  <w:rPr>
-                    <w:rFonts w:cs="Times New Roman"/>
-                    <w:i/>
-                  </w:rPr>
-                  <m:t>i</m:t>
-                </m:r>
-                <m:r>
-                  <m:rPr>
-                    <m:sty m:val="p"/>
-                  </m:rPr>
-                  <w:rPr>
-                    <w:rFonts w:ascii="Cambria Math" w:hAnsi="Cambria Math"/>
-                  </w:rPr>
-                  <m:t>=</m:t>
-                </m:r>
-                <m:r>
-                  <m:rPr>
-                    <m:nor/>
-                  </m:rPr>
-                  <w:rPr>
-                    <w:rFonts w:cs="Times New Roman"/>
-                  </w:rPr>
-                  <m:t>1</m:t>
-                </m:r>
-              </m:sub>
-              <m:sup>
-                <m:r>
-                  <m:rPr>
-                    <m:nor/>
-                  </m:rPr>
-                  <w:rPr>
-                    <w:rFonts w:cs="Times New Roman"/>
-                    <w:i/>
-                  </w:rPr>
-                  <m:t>n</m:t>
-                </m:r>
-              </m:sup>
-              <m:e>
-                <m:r>
-                  <m:rPr>
-                    <m:sty m:val="p"/>
-                  </m:rPr>
-                  <w:rPr>
-                    <w:rFonts w:ascii="Cambria Math" w:hAnsi="Cambria Math"/>
-                  </w:rPr>
-                  <m:t>(</m:t>
-                </m:r>
-              </m:e>
-            </m:nary>
-            <m:sSub>
-              <m:sSubPr>
-                <m:ctrlPr>
-                  <w:rPr>
-                    <w:rFonts w:ascii="Cambria Math" w:hAnsi="Cambria Math"/>
-                  </w:rPr>
-                </m:ctrlPr>
-              </m:sSubPr>
-              <m:e>
-                <m:r>
-                  <m:rPr>
-                    <m:nor/>
-                  </m:rPr>
-                  <w:rPr>
-                    <w:rFonts w:cs="Times New Roman"/>
-                    <w:i/>
-                  </w:rPr>
-                  <m:t>y</m:t>
-                </m:r>
-              </m:e>
-              <m:sub>
-                <m:r>
-                  <m:rPr>
-                    <m:nor/>
-                  </m:rPr>
-                  <w:rPr>
-                    <w:rFonts w:cs="Times New Roman"/>
-                    <w:i/>
-                  </w:rPr>
-                  <m:t>i</m:t>
-                </m:r>
-              </m:sub>
-            </m:sSub>
-            <m:r>
-              <m:rPr>
-                <m:sty m:val="p"/>
-              </m:rPr>
-              <w:rPr>
-                <w:rFonts w:ascii="Cambria Math" w:hAnsi="Cambria Math"/>
-              </w:rPr>
-              <m:t>-</m:t>
-            </m:r>
-            <m:sSub>
-              <m:sSubPr>
-                <m:ctrlPr>
-                  <w:rPr>
-                    <w:rFonts w:ascii="Cambria Math" w:hAnsi="Cambria Math"/>
-                  </w:rPr>
-                </m:ctrlPr>
-              </m:sSubPr>
-              <m:e>
-                <m:acc>
-                  <m:accPr>
-                    <m:ctrlPr>
-                      <w:rPr>
-                        <w:rFonts w:ascii="Cambria Math" w:hAnsi="Cambria Math"/>
-                      </w:rPr>
-                    </m:ctrlPr>
-                  </m:accPr>
-                  <m:e>
-                    <m:r>
-                      <m:rPr>
-                        <m:nor/>
-                      </m:rPr>
-                      <w:rPr>
-                        <w:rFonts w:cs="Times New Roman"/>
-                        <w:i/>
-                      </w:rPr>
-                      <m:t>y</m:t>
-                    </m:r>
-                  </m:e>
-                </m:acc>
-              </m:e>
-              <m:sub>
-                <m:r>
-                  <m:rPr>
-                    <m:nor/>
-                  </m:rPr>
-                  <w:rPr>
-                    <w:rFonts w:cs="Times New Roman"/>
-                    <w:i/>
-                  </w:rPr>
-                  <m:t>i</m:t>
-                </m:r>
-              </m:sub>
-            </m:sSub>
-            <m:sSup>
-              <m:sSupPr>
-                <m:ctrlPr>
-                  <w:rPr>
-                    <w:rFonts w:ascii="Cambria Math" w:hAnsi="Cambria Math"/>
-                  </w:rPr>
-                </m:ctrlPr>
-              </m:sSupPr>
-              <m:e>
-                <m:r>
-                  <m:rPr>
-                    <m:sty m:val="p"/>
-                  </m:rPr>
-                  <w:rPr>
-                    <w:rFonts w:ascii="Cambria Math" w:hAnsi="Cambria Math"/>
-                  </w:rPr>
-                  <m:t>)</m:t>
-                </m:r>
-              </m:e>
-              <m:sup>
-                <m:r>
-                  <m:rPr>
-                    <m:nor/>
-                  </m:rPr>
-                  <w:rPr>
-                    <w:rFonts w:cs="Times New Roman"/>
-                  </w:rPr>
-                  <m:t>2</m:t>
-                </m:r>
-              </m:sup>
-            </m:sSup>
-          </m:e>
-        </m:rad>
-        <m:r>
-          <m:rPr>
-            <m:sty m:val="p"/>
-          </m:rPr>
-          <w:rPr>
-            <w:rFonts w:ascii="Cambria Math" w:hAnsi="Cambria Math"/>
-          </w:rPr>
-          <m:t>.</m:t>
-        </m:r>
-      </m:oMath>
+      <w:r>
+        <w:rPr>
+          <w:position w:val="-30"/>
+        </w:rPr>
+        <w:object w:dxaOrig="2560" w:dyaOrig="760" w14:anchorId="16C50F13">
+          <v:shape id="_x0000_mtshape12" o:spid="_x0000_i1037" type="#_x0000_t75" style="width:126.85pt;height:38.15pt" o:ole="">
+            <v:imagedata r:id="rId65" o:title=""/>
+          </v:shape>
+          <o:OLEObject Type="Embed" ProgID="Equation.DSMT4" ShapeID="_x0000_mtshape12" DrawAspect="Content" ObjectID="_1853347338" r:id="rId66"/>
+        </w:object>
+      </w:r>
       <w:r>
         <w:tab/>
         <w:t>(A-1)</w:t>
@@ -9073,10 +7278,10 @@
     <w:p>
       <w:pPr>
         <w:sectPr>
-          <w:headerReference w:type="even" r:id="rId45"/>
-          <w:headerReference w:type="default" r:id="rId46"/>
-          <w:footerReference w:type="even" r:id="rId47"/>
-          <w:footerReference w:type="default" r:id="rId48"/>
+          <w:headerReference w:type="even" r:id="rId67"/>
+          <w:headerReference w:type="default" r:id="rId68"/>
+          <w:footerReference w:type="even" r:id="rId69"/>
+          <w:footerReference w:type="default" r:id="rId70"/>
           <w:footnotePr>
             <w:numRestart w:val="eachSect"/>
           </w:footnotePr>
@@ -9093,7 +7298,7 @@
       <w:pPr>
         <w:pStyle w:val="1"/>
       </w:pPr>
-      <w:bookmarkStart w:id="45" w:name="_Toc242464968"/>
+      <w:bookmarkStart w:id="45" w:name="_Toc242734586"/>
       <w:r>
         <w:lastRenderedPageBreak/>
         <w:t>参考文献</w:t>
@@ -9110,6 +7315,7 @@
         <w:ind w:left="454" w:hanging="454"/>
         <w:jc w:val="left"/>
       </w:pPr>
+      <w:bookmarkStart w:id="46" w:name="ref-hu2019"/>
       <w:r>
         <w:rPr>
           <w:sz w:val="24"/>
@@ -9142,7 +7348,7 @@
         </w:rPr>
         <w:t xml:space="preserve"> </w:t>
       </w:r>
-      <w:hyperlink r:id="rId49">
+      <w:hyperlink r:id="rId71">
         <w:r>
           <w:rPr>
             <w:rStyle w:val="af"/>
@@ -9218,6 +7424,7 @@
         </w:rPr>
         <w:t xml:space="preserve"> 2019.</w:t>
       </w:r>
+      <w:bookmarkEnd w:id="46"/>
     </w:p>
     <w:p>
       <w:pPr>
@@ -9229,6 +7436,7 @@
         <w:ind w:left="454" w:hanging="454"/>
         <w:jc w:val="left"/>
       </w:pPr>
+      <w:bookmarkStart w:id="47" w:name="ref-astrom2008"/>
       <w:r>
         <w:rPr>
           <w:sz w:val="24"/>
@@ -9242,7 +7450,7 @@
         <w:tab/>
         <w:t xml:space="preserve">Åström K J, Murray R M. </w:t>
       </w:r>
-      <w:hyperlink r:id="rId50">
+      <w:hyperlink r:id="rId72">
         <w:r>
           <w:rPr>
             <w:rStyle w:val="af"/>
@@ -9257,6 +7465,7 @@
         </w:rPr>
         <w:t>[M]. Princeton: Princeton University Press, 2008.</w:t>
       </w:r>
+      <w:bookmarkEnd w:id="47"/>
     </w:p>
     <w:p>
       <w:pPr>
@@ -9268,6 +7477,7 @@
         <w:ind w:left="454" w:hanging="454"/>
         <w:jc w:val="left"/>
       </w:pPr>
+      <w:bookmarkStart w:id="48" w:name="ref-zhou2016"/>
       <w:r>
         <w:rPr>
           <w:sz w:val="24"/>
@@ -9300,7 +7510,7 @@
         </w:rPr>
         <w:t xml:space="preserve"> </w:t>
       </w:r>
-      <w:hyperlink r:id="rId51">
+      <w:hyperlink r:id="rId73">
         <w:r>
           <w:rPr>
             <w:rStyle w:val="af"/>
@@ -9356,6 +7566,7 @@
         </w:rPr>
         <w:t xml:space="preserve"> 2016.</w:t>
       </w:r>
+      <w:bookmarkEnd w:id="48"/>
     </w:p>
     <w:p>
       <w:pPr>
@@ -9367,6 +7578,7 @@
         <w:ind w:left="454" w:hanging="454"/>
         <w:jc w:val="left"/>
       </w:pPr>
+      <w:bookmarkStart w:id="49" w:name="ref-lecun2015"/>
       <w:r>
         <w:rPr>
           <w:sz w:val="24"/>
@@ -9380,7 +7592,7 @@
         <w:tab/>
         <w:t xml:space="preserve">LeCun Y, Bengio Y, Hinton G. </w:t>
       </w:r>
-      <w:hyperlink r:id="rId52">
+      <w:hyperlink r:id="rId74">
         <w:r>
           <w:rPr>
             <w:rStyle w:val="af"/>
@@ -9395,6 +7607,7 @@
         </w:rPr>
         <w:t>[J]. Nature, 2015, 521(7553): 436‑444.</w:t>
       </w:r>
+      <w:bookmarkEnd w:id="49"/>
     </w:p>
     <w:p>
       <w:pPr>
@@ -9406,6 +7619,7 @@
         <w:ind w:left="454" w:hanging="454"/>
         <w:jc w:val="left"/>
       </w:pPr>
+      <w:bookmarkStart w:id="50" w:name="ref-he2016"/>
       <w:r>
         <w:rPr>
           <w:sz w:val="24"/>
@@ -9419,7 +7633,7 @@
         <w:tab/>
         <w:t xml:space="preserve">He K, Zhang X, Ren S, et al. </w:t>
       </w:r>
-      <w:hyperlink r:id="rId53">
+      <w:hyperlink r:id="rId75">
         <w:r>
           <w:rPr>
             <w:rStyle w:val="af"/>
@@ -9434,6 +7648,7 @@
         </w:rPr>
         <w:t>[C]//Proceedings of the IEEE Conference on Computer Vision and Pattern Recognition. Las Vegas: IEEE, 2016: 770‑778.</w:t>
       </w:r>
+      <w:bookmarkEnd w:id="50"/>
     </w:p>
     <w:p>
       <w:pPr>
@@ -9445,6 +7660,7 @@
         <w:ind w:left="454" w:hanging="454"/>
         <w:jc w:val="left"/>
       </w:pPr>
+      <w:bookmarkStart w:id="51" w:name="ref-kalman1960"/>
       <w:r>
         <w:rPr>
           <w:sz w:val="24"/>
@@ -9458,7 +7674,7 @@
         <w:tab/>
         <w:t xml:space="preserve">Kalman R E. </w:t>
       </w:r>
-      <w:hyperlink r:id="rId54">
+      <w:hyperlink r:id="rId76">
         <w:r>
           <w:rPr>
             <w:rStyle w:val="af"/>
@@ -9473,6 +7689,7 @@
         </w:rPr>
         <w:t>[J]. Journal of Basic Engineering, 1960, 82(1): 35‑45.</w:t>
       </w:r>
+      <w:bookmarkEnd w:id="51"/>
     </w:p>
     <w:p>
       <w:pPr>
@@ -9484,6 +7701,7 @@
         <w:ind w:left="454" w:hanging="454"/>
         <w:jc w:val="left"/>
       </w:pPr>
+      <w:bookmarkStart w:id="52" w:name="ref-achenbach1973"/>
       <w:r>
         <w:rPr>
           <w:sz w:val="24"/>
@@ -9497,7 +7715,7 @@
         <w:tab/>
         <w:t xml:space="preserve">Achenbach J D. </w:t>
       </w:r>
-      <w:hyperlink r:id="rId55">
+      <w:hyperlink r:id="rId77">
         <w:r>
           <w:rPr>
             <w:rStyle w:val="af"/>
@@ -9512,17 +7730,18 @@
         </w:rPr>
         <w:t>[M]. Amsterdam: North-Holland, 1973.</w:t>
       </w:r>
+      <w:bookmarkEnd w:id="52"/>
     </w:p>
     <w:p>
       <w:pPr>
         <w:pStyle w:val="1"/>
       </w:pPr>
-      <w:bookmarkStart w:id="46" w:name="_Toc242464969"/>
+      <w:bookmarkStart w:id="53" w:name="_Toc242734587"/>
       <w:r>
         <w:lastRenderedPageBreak/>
         <w:t>攻读博士学位期间的科研成果</w:t>
       </w:r>
-      <w:bookmarkEnd w:id="46"/>
+      <w:bookmarkEnd w:id="53"/>
     </w:p>
     <w:p>
       <w:pPr>
@@ -9592,10 +7811,10 @@
         <w:ind w:firstLine="0"/>
         <w:jc w:val="left"/>
         <w:sectPr>
-          <w:headerReference w:type="even" r:id="rId56"/>
-          <w:headerReference w:type="default" r:id="rId57"/>
-          <w:footerReference w:type="even" r:id="rId58"/>
-          <w:footerReference w:type="default" r:id="rId59"/>
+          <w:headerReference w:type="even" r:id="rId78"/>
+          <w:headerReference w:type="default" r:id="rId79"/>
+          <w:footerReference w:type="even" r:id="rId80"/>
+          <w:footerReference w:type="default" r:id="rId81"/>
           <w:footnotePr>
             <w:numRestart w:val="eachSect"/>
           </w:footnotePr>
@@ -9604,14 +7823,14 @@
           <w:cols w:space="720"/>
         </w:sectPr>
       </w:pPr>
-      <w:bookmarkStart w:id="47" w:name="致谢"/>
+      <w:bookmarkStart w:id="54" w:name="致谢"/>
       <w:bookmarkEnd w:id="44"/>
     </w:p>
     <w:p>
       <w:pPr>
         <w:pStyle w:val="1"/>
       </w:pPr>
-      <w:bookmarkStart w:id="48" w:name="_Toc242464970"/>
+      <w:bookmarkStart w:id="55" w:name="_Toc242734588"/>
       <w:r>
         <w:lastRenderedPageBreak/>
         <w:t>致</w:t>
@@ -9622,7 +7841,7 @@
       <w:r>
         <w:t>谢</w:t>
       </w:r>
-      <w:bookmarkEnd w:id="48"/>
+      <w:bookmarkEnd w:id="55"/>
     </w:p>
     <w:p>
       <w:pPr>
@@ -9634,13 +7853,15 @@
         </w:rPr>
         <w:t>这里填写致谢内容。</w:t>
       </w:r>
-      <w:bookmarkEnd w:id="47"/>
+      <w:bookmarkStart w:id="56" w:name="refs"/>
+      <w:bookmarkEnd w:id="54"/>
+      <w:bookmarkEnd w:id="56"/>
     </w:p>
     <w:sectPr>
-      <w:headerReference w:type="even" r:id="rId60"/>
-      <w:headerReference w:type="default" r:id="rId61"/>
-      <w:footerReference w:type="even" r:id="rId62"/>
-      <w:footerReference w:type="default" r:id="rId63"/>
+      <w:headerReference w:type="even" r:id="rId82"/>
+      <w:headerReference w:type="default" r:id="rId83"/>
+      <w:footerReference w:type="even" r:id="rId84"/>
+      <w:footerReference w:type="default" r:id="rId85"/>
       <w:footnotePr>
         <w:numRestart w:val="eachSect"/>
       </w:footnotePr>
@@ -9997,56 +8218,6 @@
 </w:ftr>
 </file>
 
-<file path=word/footer22.xml><?xml version="1.0" encoding="utf-8"?>
-<w:ftr xmlns:wpc="http://schemas.microsoft.com/office/word/2010/wordprocessingCanvas" xmlns:cx="http://schemas.microsoft.com/office/drawing/2014/chartex" xmlns:cx1="http://schemas.microsoft.com/office/drawing/2015/9/8/chartex" xmlns:cx2="http://schemas.microsoft.com/office/drawing/2015/10/21/chartex" xmlns:cx3="http://schemas.microsoft.com/office/drawing/2016/5/9/chartex" xmlns:cx4="http://schemas.microsoft.com/office/drawing/2016/5/10/chartex" xmlns:cx5="http://schemas.microsoft.com/office/drawing/2016/5/11/chartex" xmlns:cx6="http://schemas.microsoft.com/office/drawing/2016/5/12/chartex" xmlns:cx7="http://schemas.microsoft.com/office/drawing/2016/5/13/chartex" xmlns:cx8="http://schemas.microsoft.com/office/drawing/2016/5/14/chartex" xmlns:mc="http://schemas.openxmlformats.org/markup-compatibility/2006" xmlns:aink="http://schemas.microsoft.com/office/drawing/2016/ink" xmlns:am3d="http://schemas.microsoft.com/office/drawing/2017/model3d" xmlns:o="urn:schemas-microsoft-com:office:office" xmlns:oel="http://schemas.microsoft.com/office/2019/extlst" xmlns:r="http://schemas.openxmlformats.org/officeDocument/2006/relationships" xmlns:m="http://schemas.openxmlformats.org/officeDocument/2006/math" xmlns:v="urn:schemas-microsoft-com:vml" xmlns:wp14="http://schemas.microsoft.com/office/word/2010/wordprocessingDrawing" xmlns:wp="http://schemas.openxmlformats.org/drawingml/2006/wordprocessingDrawing" xmlns:w10="urn:schemas-microsoft-com:office:word" xmlns:w="http://schemas.openxmlformats.org/wordprocessingml/2006/main" xmlns:w14="http://schemas.microsoft.com/office/word/2010/wordml" xmlns:w15="http://schemas.microsoft.com/office/word/2012/wordml" xmlns:w16cex="http://schemas.microsoft.com/office/word/2018/wordml/cex" xmlns:w16cid="http://schemas.microsoft.com/office/word/2016/wordml/cid" xmlns:w16="http://schemas.microsoft.com/office/word/2018/wordml" xmlns:w16du="http://schemas.microsoft.com/office/word/2023/wordml/word16du" xmlns:w16sdtdh="http://schemas.microsoft.com/office/word/2020/wordml/sdtdatahash" xmlns:w16sdtfl="http://schemas.microsoft.com/office/word/2024/wordml/sdtformatlock" xmlns:w16se="http://schemas.microsoft.com/office/word/2015/wordml/symex" xmlns:wpg="http://schemas.microsoft.com/office/word/2010/wordprocessingGroup" xmlns:wpi="http://schemas.microsoft.com/office/word/2010/wordprocessingInk" xmlns:wne="http://schemas.microsoft.com/office/word/2006/wordml" xmlns:wps="http://schemas.microsoft.com/office/word/2010/wordprocessingShape" mc:Ignorable="w14 w15 w16se w16cid w16 w16cex w16sdtdh w16sdtfl w16du wp14">
-  <w:p>
-    <w:pPr>
-      <w:jc w:val="center"/>
-    </w:pPr>
-    <w:r>
-      <w:fldChar w:fldCharType="begin"/>
-    </w:r>
-    <w:r>
-      <w:instrText xml:space="preserve"> PAGE \* MERGEFORMAT </w:instrText>
-    </w:r>
-    <w:r>
-      <w:fldChar w:fldCharType="separate"/>
-    </w:r>
-    <w:r>
-      <w:t>1</w:t>
-    </w:r>
-    <w:r>
-      <w:fldChar w:fldCharType="end"/>
-    </w:r>
-  </w:p>
-</w:ftr>
-</file>
-
-<file path=word/footer23.xml><?xml version="1.0" encoding="utf-8"?>
-<w:ftr xmlns:wpc="http://schemas.microsoft.com/office/word/2010/wordprocessingCanvas" xmlns:cx="http://schemas.microsoft.com/office/drawing/2014/chartex" xmlns:cx1="http://schemas.microsoft.com/office/drawing/2015/9/8/chartex" xmlns:cx2="http://schemas.microsoft.com/office/drawing/2015/10/21/chartex" xmlns:cx3="http://schemas.microsoft.com/office/drawing/2016/5/9/chartex" xmlns:cx4="http://schemas.microsoft.com/office/drawing/2016/5/10/chartex" xmlns:cx5="http://schemas.microsoft.com/office/drawing/2016/5/11/chartex" xmlns:cx6="http://schemas.microsoft.com/office/drawing/2016/5/12/chartex" xmlns:cx7="http://schemas.microsoft.com/office/drawing/2016/5/13/chartex" xmlns:cx8="http://schemas.microsoft.com/office/drawing/2016/5/14/chartex" xmlns:mc="http://schemas.openxmlformats.org/markup-compatibility/2006" xmlns:aink="http://schemas.microsoft.com/office/drawing/2016/ink" xmlns:am3d="http://schemas.microsoft.com/office/drawing/2017/model3d" xmlns:o="urn:schemas-microsoft-com:office:office" xmlns:oel="http://schemas.microsoft.com/office/2019/extlst" xmlns:r="http://schemas.openxmlformats.org/officeDocument/2006/relationships" xmlns:m="http://schemas.openxmlformats.org/officeDocument/2006/math" xmlns:v="urn:schemas-microsoft-com:vml" xmlns:wp14="http://schemas.microsoft.com/office/word/2010/wordprocessingDrawing" xmlns:wp="http://schemas.openxmlformats.org/drawingml/2006/wordprocessingDrawing" xmlns:w10="urn:schemas-microsoft-com:office:word" xmlns:w="http://schemas.openxmlformats.org/wordprocessingml/2006/main" xmlns:w14="http://schemas.microsoft.com/office/word/2010/wordml" xmlns:w15="http://schemas.microsoft.com/office/word/2012/wordml" xmlns:w16cex="http://schemas.microsoft.com/office/word/2018/wordml/cex" xmlns:w16cid="http://schemas.microsoft.com/office/word/2016/wordml/cid" xmlns:w16="http://schemas.microsoft.com/office/word/2018/wordml" xmlns:w16du="http://schemas.microsoft.com/office/word/2023/wordml/word16du" xmlns:w16sdtdh="http://schemas.microsoft.com/office/word/2020/wordml/sdtdatahash" xmlns:w16sdtfl="http://schemas.microsoft.com/office/word/2024/wordml/sdtformatlock" xmlns:w16se="http://schemas.microsoft.com/office/word/2015/wordml/symex" xmlns:wpg="http://schemas.microsoft.com/office/word/2010/wordprocessingGroup" xmlns:wpi="http://schemas.microsoft.com/office/word/2010/wordprocessingInk" xmlns:wne="http://schemas.microsoft.com/office/word/2006/wordml" xmlns:wps="http://schemas.microsoft.com/office/word/2010/wordprocessingShape" mc:Ignorable="w14 w15 w16se w16cid w16 w16cex w16sdtdh w16sdtfl w16du wp14">
-  <w:p>
-    <w:pPr>
-      <w:jc w:val="center"/>
-    </w:pPr>
-    <w:r>
-      <w:fldChar w:fldCharType="begin"/>
-    </w:r>
-    <w:r>
-      <w:instrText xml:space="preserve"> PAGE \* MERGEFORMAT </w:instrText>
-    </w:r>
-    <w:r>
-      <w:fldChar w:fldCharType="separate"/>
-    </w:r>
-    <w:r>
-      <w:t>1</w:t>
-    </w:r>
-    <w:r>
-      <w:fldChar w:fldCharType="end"/>
-    </w:r>
-  </w:p>
-</w:ftr>
-</file>
-
 <file path=word/footer3.xml><?xml version="1.0" encoding="utf-8"?>
 <w:ftr xmlns:wpc="http://schemas.microsoft.com/office/word/2010/wordprocessingCanvas" xmlns:cx="http://schemas.microsoft.com/office/drawing/2014/chartex" xmlns:cx1="http://schemas.microsoft.com/office/drawing/2015/9/8/chartex" xmlns:cx2="http://schemas.microsoft.com/office/drawing/2015/10/21/chartex" xmlns:cx3="http://schemas.microsoft.com/office/drawing/2016/5/9/chartex" xmlns:cx4="http://schemas.microsoft.com/office/drawing/2016/5/10/chartex" xmlns:cx5="http://schemas.microsoft.com/office/drawing/2016/5/11/chartex" xmlns:cx6="http://schemas.microsoft.com/office/drawing/2016/5/12/chartex" xmlns:cx7="http://schemas.microsoft.com/office/drawing/2016/5/13/chartex" xmlns:cx8="http://schemas.microsoft.com/office/drawing/2016/5/14/chartex" xmlns:mc="http://schemas.openxmlformats.org/markup-compatibility/2006" xmlns:aink="http://schemas.microsoft.com/office/drawing/2016/ink" xmlns:am3d="http://schemas.microsoft.com/office/drawing/2017/model3d" xmlns:o="urn:schemas-microsoft-com:office:office" xmlns:oel="http://schemas.microsoft.com/office/2019/extlst" xmlns:r="http://schemas.openxmlformats.org/officeDocument/2006/relationships" xmlns:m="http://schemas.openxmlformats.org/officeDocument/2006/math" xmlns:v="urn:schemas-microsoft-com:vml" xmlns:wp14="http://schemas.microsoft.com/office/word/2010/wordprocessingDrawing" xmlns:wp="http://schemas.openxmlformats.org/drawingml/2006/wordprocessingDrawing" xmlns:w10="urn:schemas-microsoft-com:office:word" xmlns:w="http://schemas.openxmlformats.org/wordprocessingml/2006/main" xmlns:w14="http://schemas.microsoft.com/office/word/2010/wordml" xmlns:w15="http://schemas.microsoft.com/office/word/2012/wordml" xmlns:w16cex="http://schemas.microsoft.com/office/word/2018/wordml/cex" xmlns:w16cid="http://schemas.microsoft.com/office/word/2016/wordml/cid" xmlns:w16="http://schemas.microsoft.com/office/word/2018/wordml" xmlns:w16du="http://schemas.microsoft.com/office/word/2023/wordml/word16du" xmlns:w16sdtdh="http://schemas.microsoft.com/office/word/2020/wordml/sdtdatahash" xmlns:w16sdtfl="http://schemas.microsoft.com/office/word/2024/wordml/sdtformatlock" xmlns:w16se="http://schemas.microsoft.com/office/word/2015/wordml/symex" xmlns:wpg="http://schemas.microsoft.com/office/word/2010/wordprocessingGroup" xmlns:wpi="http://schemas.microsoft.com/office/word/2010/wordprocessingInk" xmlns:wne="http://schemas.microsoft.com/office/word/2006/wordml" xmlns:wps="http://schemas.microsoft.com/office/word/2010/wordprocessingShape" mc:Ignorable="w14 w15 w16se w16cid w16 w16cex w16sdtdh w16sdtfl w16du wp14">
   <w:p>
@@ -10059,13 +8230,51 @@
 
 <file path=word/footer4.xml><?xml version="1.0" encoding="utf-8"?>
 <w:ftr xmlns:wpc="http://schemas.microsoft.com/office/word/2010/wordprocessingCanvas" xmlns:cx="http://schemas.microsoft.com/office/drawing/2014/chartex" xmlns:cx1="http://schemas.microsoft.com/office/drawing/2015/9/8/chartex" xmlns:cx2="http://schemas.microsoft.com/office/drawing/2015/10/21/chartex" xmlns:cx3="http://schemas.microsoft.com/office/drawing/2016/5/9/chartex" xmlns:cx4="http://schemas.microsoft.com/office/drawing/2016/5/10/chartex" xmlns:cx5="http://schemas.microsoft.com/office/drawing/2016/5/11/chartex" xmlns:cx6="http://schemas.microsoft.com/office/drawing/2016/5/12/chartex" xmlns:cx7="http://schemas.microsoft.com/office/drawing/2016/5/13/chartex" xmlns:cx8="http://schemas.microsoft.com/office/drawing/2016/5/14/chartex" xmlns:mc="http://schemas.openxmlformats.org/markup-compatibility/2006" xmlns:aink="http://schemas.microsoft.com/office/drawing/2016/ink" xmlns:am3d="http://schemas.microsoft.com/office/drawing/2017/model3d" xmlns:o="urn:schemas-microsoft-com:office:office" xmlns:oel="http://schemas.microsoft.com/office/2019/extlst" xmlns:r="http://schemas.openxmlformats.org/officeDocument/2006/relationships" xmlns:m="http://schemas.openxmlformats.org/officeDocument/2006/math" xmlns:v="urn:schemas-microsoft-com:vml" xmlns:wp14="http://schemas.microsoft.com/office/word/2010/wordprocessingDrawing" xmlns:wp="http://schemas.openxmlformats.org/drawingml/2006/wordprocessingDrawing" xmlns:w10="urn:schemas-microsoft-com:office:word" xmlns:w="http://schemas.openxmlformats.org/wordprocessingml/2006/main" xmlns:w14="http://schemas.microsoft.com/office/word/2010/wordml" xmlns:w15="http://schemas.microsoft.com/office/word/2012/wordml" xmlns:w16cex="http://schemas.microsoft.com/office/word/2018/wordml/cex" xmlns:w16cid="http://schemas.microsoft.com/office/word/2016/wordml/cid" xmlns:w16="http://schemas.microsoft.com/office/word/2018/wordml" xmlns:w16du="http://schemas.microsoft.com/office/word/2023/wordml/word16du" xmlns:w16sdtdh="http://schemas.microsoft.com/office/word/2020/wordml/sdtdatahash" xmlns:w16sdtfl="http://schemas.microsoft.com/office/word/2024/wordml/sdtformatlock" xmlns:w16se="http://schemas.microsoft.com/office/word/2015/wordml/symex" xmlns:wpg="http://schemas.microsoft.com/office/word/2010/wordprocessingGroup" xmlns:wpi="http://schemas.microsoft.com/office/word/2010/wordprocessingInk" xmlns:wne="http://schemas.microsoft.com/office/word/2006/wordml" xmlns:wps="http://schemas.microsoft.com/office/word/2010/wordprocessingShape" mc:Ignorable="w14 w15 w16se w16cid w16 w16cex w16sdtdh w16sdtfl w16du wp14">
-  <w:p/>
+  <w:p>
+    <w:pPr>
+      <w:jc w:val="center"/>
+    </w:pPr>
+    <w:r>
+      <w:fldChar w:fldCharType="begin"/>
+    </w:r>
+    <w:r>
+      <w:instrText xml:space="preserve"> PAGE \* MERGEFORMAT </w:instrText>
+    </w:r>
+    <w:r>
+      <w:fldChar w:fldCharType="separate"/>
+    </w:r>
+    <w:r>
+      <w:t>1</w:t>
+    </w:r>
+    <w:r>
+      <w:fldChar w:fldCharType="end"/>
+    </w:r>
+  </w:p>
 </w:ftr>
 </file>
 
 <file path=word/footer5.xml><?xml version="1.0" encoding="utf-8"?>
 <w:ftr xmlns:wpc="http://schemas.microsoft.com/office/word/2010/wordprocessingCanvas" xmlns:cx="http://schemas.microsoft.com/office/drawing/2014/chartex" xmlns:cx1="http://schemas.microsoft.com/office/drawing/2015/9/8/chartex" xmlns:cx2="http://schemas.microsoft.com/office/drawing/2015/10/21/chartex" xmlns:cx3="http://schemas.microsoft.com/office/drawing/2016/5/9/chartex" xmlns:cx4="http://schemas.microsoft.com/office/drawing/2016/5/10/chartex" xmlns:cx5="http://schemas.microsoft.com/office/drawing/2016/5/11/chartex" xmlns:cx6="http://schemas.microsoft.com/office/drawing/2016/5/12/chartex" xmlns:cx7="http://schemas.microsoft.com/office/drawing/2016/5/13/chartex" xmlns:cx8="http://schemas.microsoft.com/office/drawing/2016/5/14/chartex" xmlns:mc="http://schemas.openxmlformats.org/markup-compatibility/2006" xmlns:aink="http://schemas.microsoft.com/office/drawing/2016/ink" xmlns:am3d="http://schemas.microsoft.com/office/drawing/2017/model3d" xmlns:o="urn:schemas-microsoft-com:office:office" xmlns:oel="http://schemas.microsoft.com/office/2019/extlst" xmlns:r="http://schemas.openxmlformats.org/officeDocument/2006/relationships" xmlns:m="http://schemas.openxmlformats.org/officeDocument/2006/math" xmlns:v="urn:schemas-microsoft-com:vml" xmlns:wp14="http://schemas.microsoft.com/office/word/2010/wordprocessingDrawing" xmlns:wp="http://schemas.openxmlformats.org/drawingml/2006/wordprocessingDrawing" xmlns:w10="urn:schemas-microsoft-com:office:word" xmlns:w="http://schemas.openxmlformats.org/wordprocessingml/2006/main" xmlns:w14="http://schemas.microsoft.com/office/word/2010/wordml" xmlns:w15="http://schemas.microsoft.com/office/word/2012/wordml" xmlns:w16cex="http://schemas.microsoft.com/office/word/2018/wordml/cex" xmlns:w16cid="http://schemas.microsoft.com/office/word/2016/wordml/cid" xmlns:w16="http://schemas.microsoft.com/office/word/2018/wordml" xmlns:w16du="http://schemas.microsoft.com/office/word/2023/wordml/word16du" xmlns:w16sdtdh="http://schemas.microsoft.com/office/word/2020/wordml/sdtdatahash" xmlns:w16sdtfl="http://schemas.microsoft.com/office/word/2024/wordml/sdtformatlock" xmlns:w16se="http://schemas.microsoft.com/office/word/2015/wordml/symex" xmlns:wpg="http://schemas.microsoft.com/office/word/2010/wordprocessingGroup" xmlns:wpi="http://schemas.microsoft.com/office/word/2010/wordprocessingInk" xmlns:wne="http://schemas.microsoft.com/office/word/2006/wordml" xmlns:wps="http://schemas.microsoft.com/office/word/2010/wordprocessingShape" mc:Ignorable="w14 w15 w16se w16cid w16 w16cex w16sdtdh w16sdtfl w16du wp14">
-  <w:p/>
+  <w:p>
+    <w:pPr>
+      <w:jc w:val="center"/>
+    </w:pPr>
+    <w:r>
+      <w:fldChar w:fldCharType="begin"/>
+    </w:r>
+    <w:r>
+      <w:instrText xml:space="preserve"> PAGE \* MERGEFORMAT </w:instrText>
+    </w:r>
+    <w:r>
+      <w:fldChar w:fldCharType="separate"/>
+    </w:r>
+    <w:r>
+      <w:t>1</w:t>
+    </w:r>
+    <w:r>
+      <w:fldChar w:fldCharType="end"/>
+    </w:r>
+  </w:p>
 </w:ftr>
 </file>
 
@@ -10241,7 +8450,7 @@
         <w:noProof/>
         <w:sz w:val="21"/>
       </w:rPr>
-      <w:t>ABSTRACT</w:t>
+      <w:t>第一章  绪论</w:t>
     </w:r>
     <w:r>
       <w:rPr>
@@ -10312,7 +8521,7 @@
         <w:noProof/>
         <w:sz w:val="21"/>
       </w:rPr>
-      <w:t>第一章  绪论</w:t>
+      <w:t>第二章  理论基础与方法</w:t>
     </w:r>
     <w:r>
       <w:rPr>
@@ -10383,7 +8592,7 @@
         <w:noProof/>
         <w:sz w:val="21"/>
       </w:rPr>
-      <w:t>第二章  理论基础与方法</w:t>
+      <w:t>第三章  模型构建与结果分析</w:t>
     </w:r>
     <w:r>
       <w:rPr>
@@ -10525,7 +8734,7 @@
         <w:noProof/>
         <w:sz w:val="21"/>
       </w:rPr>
-      <w:t>第三章  模型构建与结果分析</w:t>
+      <w:t>参考文献</w:t>
     </w:r>
     <w:r>
       <w:rPr>
@@ -10606,7 +8815,7 @@
         <w:noProof/>
         <w:sz w:val="21"/>
       </w:rPr>
-      <w:t>参考文献</w:t>
+      <w:t>致  谢</w:t>
     </w:r>
     <w:r>
       <w:rPr>
@@ -10620,77 +8829,6 @@
 </file>
 
 <file path=word/header21.xml><?xml version="1.0" encoding="utf-8"?>
-<w:hdr xmlns:wpc="http://schemas.microsoft.com/office/word/2010/wordprocessingCanvas" xmlns:cx="http://schemas.microsoft.com/office/drawing/2014/chartex" xmlns:cx1="http://schemas.microsoft.com/office/drawing/2015/9/8/chartex" xmlns:cx2="http://schemas.microsoft.com/office/drawing/2015/10/21/chartex" xmlns:cx3="http://schemas.microsoft.com/office/drawing/2016/5/9/chartex" xmlns:cx4="http://schemas.microsoft.com/office/drawing/2016/5/10/chartex" xmlns:cx5="http://schemas.microsoft.com/office/drawing/2016/5/11/chartex" xmlns:cx6="http://schemas.microsoft.com/office/drawing/2016/5/12/chartex" xmlns:cx7="http://schemas.microsoft.com/office/drawing/2016/5/13/chartex" xmlns:cx8="http://schemas.microsoft.com/office/drawing/2016/5/14/chartex" xmlns:mc="http://schemas.openxmlformats.org/markup-compatibility/2006" xmlns:aink="http://schemas.microsoft.com/office/drawing/2016/ink" xmlns:am3d="http://schemas.microsoft.com/office/drawing/2017/model3d" xmlns:o="urn:schemas-microsoft-com:office:office" xmlns:oel="http://schemas.microsoft.com/office/2019/extlst" xmlns:r="http://schemas.openxmlformats.org/officeDocument/2006/relationships" xmlns:m="http://schemas.openxmlformats.org/officeDocument/2006/math" xmlns:v="urn:schemas-microsoft-com:vml" xmlns:wp14="http://schemas.microsoft.com/office/word/2010/wordprocessingDrawing" xmlns:wp="http://schemas.openxmlformats.org/drawingml/2006/wordprocessingDrawing" xmlns:w10="urn:schemas-microsoft-com:office:word" xmlns:w="http://schemas.openxmlformats.org/wordprocessingml/2006/main" xmlns:w14="http://schemas.microsoft.com/office/word/2010/wordml" xmlns:w15="http://schemas.microsoft.com/office/word/2012/wordml" xmlns:w16cex="http://schemas.microsoft.com/office/word/2018/wordml/cex" xmlns:w16cid="http://schemas.microsoft.com/office/word/2016/wordml/cid" xmlns:w16="http://schemas.microsoft.com/office/word/2018/wordml" xmlns:w16du="http://schemas.microsoft.com/office/word/2023/wordml/word16du" xmlns:w16sdtdh="http://schemas.microsoft.com/office/word/2020/wordml/sdtdatahash" xmlns:w16sdtfl="http://schemas.microsoft.com/office/word/2024/wordml/sdtformatlock" xmlns:w16se="http://schemas.microsoft.com/office/word/2015/wordml/symex" xmlns:wpg="http://schemas.microsoft.com/office/word/2010/wordprocessingGroup" xmlns:wpi="http://schemas.microsoft.com/office/word/2010/wordprocessingInk" xmlns:wne="http://schemas.microsoft.com/office/word/2006/wordml" xmlns:wps="http://schemas.microsoft.com/office/word/2010/wordprocessingShape" mc:Ignorable="w14 w15 w16se w16cid w16 w16cex w16sdtdh w16sdtfl w16du wp14">
-  <w:p>
-    <w:pPr>
-      <w:pBdr>
-        <w:bottom w:val="single" w:sz="6" w:space="1" w:color="000000"/>
-      </w:pBdr>
-      <w:ind w:firstLine="0"/>
-      <w:jc w:val="center"/>
-    </w:pPr>
-    <w:r>
-      <w:rPr>
-        <w:rFonts w:ascii="楷体" w:eastAsia="楷体" w:hAnsi="楷体"/>
-        <w:sz w:val="21"/>
-      </w:rPr>
-      <w:t>博士学位论文</w:t>
-    </w:r>
-  </w:p>
-</w:hdr>
-</file>
-
-<file path=word/header22.xml><?xml version="1.0" encoding="utf-8"?>
-<w:hdr xmlns:wpc="http://schemas.microsoft.com/office/word/2010/wordprocessingCanvas" xmlns:cx="http://schemas.microsoft.com/office/drawing/2014/chartex" xmlns:cx1="http://schemas.microsoft.com/office/drawing/2015/9/8/chartex" xmlns:cx2="http://schemas.microsoft.com/office/drawing/2015/10/21/chartex" xmlns:cx3="http://schemas.microsoft.com/office/drawing/2016/5/9/chartex" xmlns:cx4="http://schemas.microsoft.com/office/drawing/2016/5/10/chartex" xmlns:cx5="http://schemas.microsoft.com/office/drawing/2016/5/11/chartex" xmlns:cx6="http://schemas.microsoft.com/office/drawing/2016/5/12/chartex" xmlns:cx7="http://schemas.microsoft.com/office/drawing/2016/5/13/chartex" xmlns:cx8="http://schemas.microsoft.com/office/drawing/2016/5/14/chartex" xmlns:mc="http://schemas.openxmlformats.org/markup-compatibility/2006" xmlns:aink="http://schemas.microsoft.com/office/drawing/2016/ink" xmlns:am3d="http://schemas.microsoft.com/office/drawing/2017/model3d" xmlns:o="urn:schemas-microsoft-com:office:office" xmlns:oel="http://schemas.microsoft.com/office/2019/extlst" xmlns:r="http://schemas.openxmlformats.org/officeDocument/2006/relationships" xmlns:m="http://schemas.openxmlformats.org/officeDocument/2006/math" xmlns:v="urn:schemas-microsoft-com:vml" xmlns:wp14="http://schemas.microsoft.com/office/word/2010/wordprocessingDrawing" xmlns:wp="http://schemas.openxmlformats.org/drawingml/2006/wordprocessingDrawing" xmlns:w10="urn:schemas-microsoft-com:office:word" xmlns:w="http://schemas.openxmlformats.org/wordprocessingml/2006/main" xmlns:w14="http://schemas.microsoft.com/office/word/2010/wordml" xmlns:w15="http://schemas.microsoft.com/office/word/2012/wordml" xmlns:w16cex="http://schemas.microsoft.com/office/word/2018/wordml/cex" xmlns:w16cid="http://schemas.microsoft.com/office/word/2016/wordml/cid" xmlns:w16="http://schemas.microsoft.com/office/word/2018/wordml" xmlns:w16du="http://schemas.microsoft.com/office/word/2023/wordml/word16du" xmlns:w16sdtdh="http://schemas.microsoft.com/office/word/2020/wordml/sdtdatahash" xmlns:w16sdtfl="http://schemas.microsoft.com/office/word/2024/wordml/sdtformatlock" xmlns:w16se="http://schemas.microsoft.com/office/word/2015/wordml/symex" xmlns:wpg="http://schemas.microsoft.com/office/word/2010/wordprocessingGroup" xmlns:wpi="http://schemas.microsoft.com/office/word/2010/wordprocessingInk" xmlns:wne="http://schemas.microsoft.com/office/word/2006/wordml" xmlns:wps="http://schemas.microsoft.com/office/word/2010/wordprocessingShape" mc:Ignorable="w14 w15 w16se w16cid w16 w16cex w16sdtdh w16sdtfl w16du wp14">
-  <w:p>
-    <w:pPr>
-      <w:pBdr>
-        <w:bottom w:val="single" w:sz="6" w:space="1" w:color="000000"/>
-      </w:pBdr>
-      <w:ind w:firstLine="0"/>
-      <w:jc w:val="center"/>
-    </w:pPr>
-    <w:r>
-      <w:rPr>
-        <w:rFonts w:ascii="楷体" w:eastAsia="楷体" w:hAnsi="楷体"/>
-        <w:sz w:val="21"/>
-      </w:rPr>
-      <w:fldChar w:fldCharType="begin"/>
-    </w:r>
-    <w:r>
-      <w:rPr>
-        <w:rFonts w:ascii="楷体" w:eastAsia="楷体" w:hAnsi="楷体"/>
-        <w:sz w:val="21"/>
-      </w:rPr>
-      <w:instrText xml:space="preserve"> STYLEREF 1 \* MERGEFORMAT </w:instrText>
-    </w:r>
-    <w:r>
-      <w:rPr>
-        <w:rFonts w:ascii="楷体" w:eastAsia="楷体" w:hAnsi="楷体"/>
-        <w:sz w:val="21"/>
-      </w:rPr>
-      <w:fldChar w:fldCharType="separate"/>
-    </w:r>
-    <w:r>
-      <w:rPr>
-        <w:rFonts w:ascii="楷体" w:eastAsia="楷体" w:hAnsi="楷体" w:hint="eastAsia"/>
-        <w:noProof/>
-        <w:sz w:val="21"/>
-      </w:rPr>
-      <w:t>致  谢</w:t>
-    </w:r>
-    <w:r>
-      <w:rPr>
-        <w:rFonts w:ascii="楷体" w:eastAsia="楷体" w:hAnsi="楷体"/>
-        <w:sz w:val="21"/>
-      </w:rPr>
-      <w:fldChar w:fldCharType="end"/>
-    </w:r>
-  </w:p>
-</w:hdr>
-</file>
-
-<file path=word/header23.xml><?xml version="1.0" encoding="utf-8"?>
 <w:hdr xmlns:wpc="http://schemas.microsoft.com/office/word/2010/wordprocessingCanvas" xmlns:cx="http://schemas.microsoft.com/office/drawing/2014/chartex" xmlns:cx1="http://schemas.microsoft.com/office/drawing/2015/9/8/chartex" xmlns:cx2="http://schemas.microsoft.com/office/drawing/2015/10/21/chartex" xmlns:cx3="http://schemas.microsoft.com/office/drawing/2016/5/9/chartex" xmlns:cx4="http://schemas.microsoft.com/office/drawing/2016/5/10/chartex" xmlns:cx5="http://schemas.microsoft.com/office/drawing/2016/5/11/chartex" xmlns:cx6="http://schemas.microsoft.com/office/drawing/2016/5/12/chartex" xmlns:cx7="http://schemas.microsoft.com/office/drawing/2016/5/13/chartex" xmlns:cx8="http://schemas.microsoft.com/office/drawing/2016/5/14/chartex" xmlns:mc="http://schemas.openxmlformats.org/markup-compatibility/2006" xmlns:aink="http://schemas.microsoft.com/office/drawing/2016/ink" xmlns:am3d="http://schemas.microsoft.com/office/drawing/2017/model3d" xmlns:o="urn:schemas-microsoft-com:office:office" xmlns:oel="http://schemas.microsoft.com/office/2019/extlst" xmlns:r="http://schemas.openxmlformats.org/officeDocument/2006/relationships" xmlns:m="http://schemas.openxmlformats.org/officeDocument/2006/math" xmlns:v="urn:schemas-microsoft-com:vml" xmlns:wp14="http://schemas.microsoft.com/office/word/2010/wordprocessingDrawing" xmlns:wp="http://schemas.openxmlformats.org/drawingml/2006/wordprocessingDrawing" xmlns:w10="urn:schemas-microsoft-com:office:word" xmlns:w="http://schemas.openxmlformats.org/wordprocessingml/2006/main" xmlns:w14="http://schemas.microsoft.com/office/word/2010/wordml" xmlns:w15="http://schemas.microsoft.com/office/word/2012/wordml" xmlns:w16cex="http://schemas.microsoft.com/office/word/2018/wordml/cex" xmlns:w16cid="http://schemas.microsoft.com/office/word/2016/wordml/cid" xmlns:w16="http://schemas.microsoft.com/office/word/2018/wordml" xmlns:w16du="http://schemas.microsoft.com/office/word/2023/wordml/word16du" xmlns:w16sdtdh="http://schemas.microsoft.com/office/word/2020/wordml/sdtdatahash" xmlns:w16sdtfl="http://schemas.microsoft.com/office/word/2024/wordml/sdtformatlock" xmlns:w16se="http://schemas.microsoft.com/office/word/2015/wordml/symex" xmlns:wpg="http://schemas.microsoft.com/office/word/2010/wordprocessingGroup" xmlns:wpi="http://schemas.microsoft.com/office/word/2010/wordprocessingInk" xmlns:wne="http://schemas.microsoft.com/office/word/2006/wordml" xmlns:wps="http://schemas.microsoft.com/office/word/2010/wordprocessingShape" mc:Ignorable="w14 w15 w16se w16cid w16 w16cex w16sdtdh w16sdtfl w16du wp14">
   <w:p>
     <w:pPr>
@@ -10723,13 +8861,72 @@
 
 <file path=word/header4.xml><?xml version="1.0" encoding="utf-8"?>
 <w:hdr xmlns:wpc="http://schemas.microsoft.com/office/word/2010/wordprocessingCanvas" xmlns:cx="http://schemas.microsoft.com/office/drawing/2014/chartex" xmlns:cx1="http://schemas.microsoft.com/office/drawing/2015/9/8/chartex" xmlns:cx2="http://schemas.microsoft.com/office/drawing/2015/10/21/chartex" xmlns:cx3="http://schemas.microsoft.com/office/drawing/2016/5/9/chartex" xmlns:cx4="http://schemas.microsoft.com/office/drawing/2016/5/10/chartex" xmlns:cx5="http://schemas.microsoft.com/office/drawing/2016/5/11/chartex" xmlns:cx6="http://schemas.microsoft.com/office/drawing/2016/5/12/chartex" xmlns:cx7="http://schemas.microsoft.com/office/drawing/2016/5/13/chartex" xmlns:cx8="http://schemas.microsoft.com/office/drawing/2016/5/14/chartex" xmlns:mc="http://schemas.openxmlformats.org/markup-compatibility/2006" xmlns:aink="http://schemas.microsoft.com/office/drawing/2016/ink" xmlns:am3d="http://schemas.microsoft.com/office/drawing/2017/model3d" xmlns:o="urn:schemas-microsoft-com:office:office" xmlns:oel="http://schemas.microsoft.com/office/2019/extlst" xmlns:r="http://schemas.openxmlformats.org/officeDocument/2006/relationships" xmlns:m="http://schemas.openxmlformats.org/officeDocument/2006/math" xmlns:v="urn:schemas-microsoft-com:vml" xmlns:wp14="http://schemas.microsoft.com/office/word/2010/wordprocessingDrawing" xmlns:wp="http://schemas.openxmlformats.org/drawingml/2006/wordprocessingDrawing" xmlns:w10="urn:schemas-microsoft-com:office:word" xmlns:w="http://schemas.openxmlformats.org/wordprocessingml/2006/main" xmlns:w14="http://schemas.microsoft.com/office/word/2010/wordml" xmlns:w15="http://schemas.microsoft.com/office/word/2012/wordml" xmlns:w16cex="http://schemas.microsoft.com/office/word/2018/wordml/cex" xmlns:w16cid="http://schemas.microsoft.com/office/word/2016/wordml/cid" xmlns:w16="http://schemas.microsoft.com/office/word/2018/wordml" xmlns:w16du="http://schemas.microsoft.com/office/word/2023/wordml/word16du" xmlns:w16sdtdh="http://schemas.microsoft.com/office/word/2020/wordml/sdtdatahash" xmlns:w16sdtfl="http://schemas.microsoft.com/office/word/2024/wordml/sdtformatlock" xmlns:w16se="http://schemas.microsoft.com/office/word/2015/wordml/symex" xmlns:wpg="http://schemas.microsoft.com/office/word/2010/wordprocessingGroup" xmlns:wpi="http://schemas.microsoft.com/office/word/2010/wordprocessingInk" xmlns:wne="http://schemas.microsoft.com/office/word/2006/wordml" xmlns:wps="http://schemas.microsoft.com/office/word/2010/wordprocessingShape" mc:Ignorable="w14 w15 w16se w16cid w16 w16cex w16sdtdh w16sdtfl w16du wp14">
-  <w:p/>
+  <w:p>
+    <w:pPr>
+      <w:pBdr>
+        <w:bottom w:val="single" w:sz="6" w:space="1" w:color="000000"/>
+      </w:pBdr>
+      <w:ind w:firstLine="0"/>
+      <w:jc w:val="center"/>
+    </w:pPr>
+    <w:r>
+      <w:rPr>
+        <w:rFonts w:ascii="楷体" w:eastAsia="楷体" w:hAnsi="楷体"/>
+        <w:sz w:val="21"/>
+      </w:rPr>
+      <w:fldChar w:fldCharType="begin"/>
+    </w:r>
+    <w:r>
+      <w:rPr>
+        <w:rFonts w:ascii="楷体" w:eastAsia="楷体" w:hAnsi="楷体"/>
+        <w:sz w:val="21"/>
+      </w:rPr>
+      <w:instrText xml:space="preserve"> STYLEREF 1 \* MERGEFORMAT </w:instrText>
+    </w:r>
+    <w:r>
+      <w:rPr>
+        <w:rFonts w:ascii="楷体" w:eastAsia="楷体" w:hAnsi="楷体"/>
+        <w:sz w:val="21"/>
+      </w:rPr>
+      <w:fldChar w:fldCharType="separate"/>
+    </w:r>
+    <w:r>
+      <w:rPr>
+        <w:rFonts w:ascii="楷体" w:eastAsia="楷体" w:hAnsi="楷体" w:hint="eastAsia"/>
+        <w:noProof/>
+        <w:sz w:val="21"/>
+      </w:rPr>
+      <w:t>摘  要</w:t>
+    </w:r>
+    <w:r>
+      <w:rPr>
+        <w:rFonts w:ascii="楷体" w:eastAsia="楷体" w:hAnsi="楷体"/>
+        <w:sz w:val="21"/>
+      </w:rPr>
+      <w:fldChar w:fldCharType="end"/>
+    </w:r>
+  </w:p>
 </w:hdr>
 </file>
 
 <file path=word/header5.xml><?xml version="1.0" encoding="utf-8"?>
 <w:hdr xmlns:wpc="http://schemas.microsoft.com/office/word/2010/wordprocessingCanvas" xmlns:cx="http://schemas.microsoft.com/office/drawing/2014/chartex" xmlns:cx1="http://schemas.microsoft.com/office/drawing/2015/9/8/chartex" xmlns:cx2="http://schemas.microsoft.com/office/drawing/2015/10/21/chartex" xmlns:cx3="http://schemas.microsoft.com/office/drawing/2016/5/9/chartex" xmlns:cx4="http://schemas.microsoft.com/office/drawing/2016/5/10/chartex" xmlns:cx5="http://schemas.microsoft.com/office/drawing/2016/5/11/chartex" xmlns:cx6="http://schemas.microsoft.com/office/drawing/2016/5/12/chartex" xmlns:cx7="http://schemas.microsoft.com/office/drawing/2016/5/13/chartex" xmlns:cx8="http://schemas.microsoft.com/office/drawing/2016/5/14/chartex" xmlns:mc="http://schemas.openxmlformats.org/markup-compatibility/2006" xmlns:aink="http://schemas.microsoft.com/office/drawing/2016/ink" xmlns:am3d="http://schemas.microsoft.com/office/drawing/2017/model3d" xmlns:o="urn:schemas-microsoft-com:office:office" xmlns:oel="http://schemas.microsoft.com/office/2019/extlst" xmlns:r="http://schemas.openxmlformats.org/officeDocument/2006/relationships" xmlns:m="http://schemas.openxmlformats.org/officeDocument/2006/math" xmlns:v="urn:schemas-microsoft-com:vml" xmlns:wp14="http://schemas.microsoft.com/office/word/2010/wordprocessingDrawing" xmlns:wp="http://schemas.openxmlformats.org/drawingml/2006/wordprocessingDrawing" xmlns:w10="urn:schemas-microsoft-com:office:word" xmlns:w="http://schemas.openxmlformats.org/wordprocessingml/2006/main" xmlns:w14="http://schemas.microsoft.com/office/word/2010/wordml" xmlns:w15="http://schemas.microsoft.com/office/word/2012/wordml" xmlns:w16cex="http://schemas.microsoft.com/office/word/2018/wordml/cex" xmlns:w16cid="http://schemas.microsoft.com/office/word/2016/wordml/cid" xmlns:w16="http://schemas.microsoft.com/office/word/2018/wordml" xmlns:w16du="http://schemas.microsoft.com/office/word/2023/wordml/word16du" xmlns:w16sdtdh="http://schemas.microsoft.com/office/word/2020/wordml/sdtdatahash" xmlns:w16sdtfl="http://schemas.microsoft.com/office/word/2024/wordml/sdtformatlock" xmlns:w16se="http://schemas.microsoft.com/office/word/2015/wordml/symex" xmlns:wpg="http://schemas.microsoft.com/office/word/2010/wordprocessingGroup" xmlns:wpi="http://schemas.microsoft.com/office/word/2010/wordprocessingInk" xmlns:wne="http://schemas.microsoft.com/office/word/2006/wordml" xmlns:wps="http://schemas.microsoft.com/office/word/2010/wordprocessingShape" mc:Ignorable="w14 w15 w16se w16cid w16 w16cex w16sdtdh w16sdtfl w16du wp14">
-  <w:p/>
+  <w:p>
+    <w:pPr>
+      <w:pBdr>
+        <w:bottom w:val="single" w:sz="6" w:space="1" w:color="000000"/>
+      </w:pBdr>
+      <w:ind w:firstLine="0"/>
+      <w:jc w:val="center"/>
+    </w:pPr>
+    <w:r>
+      <w:rPr>
+        <w:rFonts w:ascii="楷体" w:eastAsia="楷体" w:hAnsi="楷体"/>
+        <w:sz w:val="21"/>
+      </w:rPr>
+      <w:t>博士学位论文</w:t>
+    </w:r>
+  </w:p>
 </w:hdr>
 </file>
 
@@ -10770,7 +8967,7 @@
         <w:noProof/>
         <w:sz w:val="21"/>
       </w:rPr>
-      <w:t>摘  要</w:t>
+      <w:t>ABSTRACT</w:t>
     </w:r>
     <w:r>
       <w:rPr>
@@ -10880,7 +9077,7 @@
   <w:abstractNum w:abstractNumId="0" w15:restartNumberingAfterBreak="0">
     <w:nsid w:val="0000A990"/>
     <w:multiLevelType w:val="multilevel"/>
-    <w:tmpl w:val="AC746878"/>
+    <w:tmpl w:val="73A4FECA"/>
     <w:lvl w:ilvl="0">
       <w:numFmt w:val="bullet"/>
       <w:lvlText w:val=" "/>
@@ -11061,7 +9258,7 @@
   <w:num w:numId="1" w16cid:durableId="954337032">
     <w:abstractNumId w:val="1"/>
   </w:num>
-  <w:num w:numId="2" w16cid:durableId="1826362687">
+  <w:num w:numId="2" w16cid:durableId="451479899">
     <w:abstractNumId w:val="0"/>
   </w:num>
 </w:numbering>
@@ -12375,8 +10572,9 @@
     <w:next w:val="a"/>
     <w:autoRedefine/>
     <w:uiPriority w:val="39"/>
-    <w:rsid w:val="0004567B"/>
+    <w:rsid w:val="00E64D13"/>
     <w:rPr>
+      <w:rFonts w:eastAsia="SimHei" w:ascii="Times New Roman" w:hAnsi="Times New Roman"/>
       <w:b/>
     </w:rPr>
   </w:style>
@@ -12386,7 +10584,7 @@
     <w:next w:val="a"/>
     <w:autoRedefine/>
     <w:uiPriority w:val="39"/>
-    <w:rsid w:val="0004567B"/>
+    <w:rsid w:val="00E64D13"/>
     <w:pPr>
       <w:ind w:leftChars="200" w:left="420"/>
     </w:pPr>
@@ -12397,7 +10595,7 @@
     <w:next w:val="a"/>
     <w:autoRedefine/>
     <w:uiPriority w:val="39"/>
-    <w:rsid w:val="0004567B"/>
+    <w:rsid w:val="00E64D13"/>
     <w:pPr>
       <w:ind w:leftChars="400" w:left="840"/>
     </w:pPr>

--- a/examples/thesis-example.docx
+++ b/examples/thesis-example.docx
@@ -8,7 +8,7 @@
         <w:ind w:firstLine="0"/>
       </w:pPr>
       <w:r>
-        <w:pict w14:anchorId="4E6A2768">
+        <w:pict w14:anchorId="62781593">
           <v:shapetype id="_x0000_t202" coordsize="21600,21600" o:spt="202" path="m,l,21600r21600,l21600,xe">
             <v:stroke joinstyle="miter"/>
             <v:path gradientshapeok="t" o:connecttype="rect"/>
@@ -36,7 +36,7 @@
         </w:pict>
       </w:r>
       <w:r>
-        <w:pict w14:anchorId="5976AF73">
+        <w:pict w14:anchorId="33E08B75">
           <v:shape id="native_front_10002" o:spid="_x0000_s2115" type="#_x0000_t202" style="position:absolute;left:0;text-align:left;margin-left:390.05pt;margin-top:74.6pt;width:26pt;height:19.2pt;z-index:251624960;mso-position-horizontal-relative:page;mso-position-vertical-relative:page" filled="f" stroked="f">
             <v:textbox inset="0,0,0,0">
               <w:txbxContent>
@@ -60,7 +60,7 @@
         </w:pict>
       </w:r>
       <w:r>
-        <w:pict w14:anchorId="3935B37B">
+        <w:pict w14:anchorId="4852E64A">
           <v:shape id="native_front_10003" o:spid="_x0000_s2114" type="#_x0000_t202" style="position:absolute;left:0;text-align:left;margin-left:89.85pt;margin-top:96.2pt;width:33.35pt;height:19.2pt;z-index:251625984;mso-position-horizontal-relative:page;mso-position-vertical-relative:page" filled="f" stroked="f">
             <v:textbox inset="0,0,0,0">
               <w:txbxContent>
@@ -84,7 +84,7 @@
         </w:pict>
       </w:r>
       <w:r>
-        <w:pict w14:anchorId="5C335451">
+        <w:pict w14:anchorId="2F59761B">
           <v:shape id="native_front_10004" o:spid="_x0000_s2113" type="#_x0000_t202" style="position:absolute;left:0;text-align:left;margin-left:390.05pt;margin-top:96.2pt;width:26pt;height:19.2pt;z-index:251627008;mso-position-horizontal-relative:page;mso-position-vertical-relative:page" filled="f" stroked="f">
             <v:textbox inset="0,0,0,0">
               <w:txbxContent>
@@ -108,7 +108,7 @@
         </w:pict>
       </w:r>
       <w:r>
-        <w:pict w14:anchorId="38369113">
+        <w:pict w14:anchorId="1614BFC1">
           <v:shape id="native_front_10005" o:spid="_x0000_s2112" type="#_x0000_t202" style="position:absolute;left:0;text-align:left;margin-left:219.65pt;margin-top:202.9pt;width:158pt;height:41.6pt;z-index:251628032;mso-position-horizontal-relative:page;mso-position-vertical-relative:page" filled="f" stroked="f">
             <v:textbox inset="0,0,0,0">
               <w:txbxContent>
@@ -133,7 +133,7 @@
         </w:pict>
       </w:r>
       <w:r>
-        <w:pict w14:anchorId="20686417">
+        <w:pict w14:anchorId="350D0FB4">
           <v:shape id="native_front_10006" o:spid="_x0000_s2111" type="#_x0000_t202" style="position:absolute;left:0;text-align:left;margin-left:167.65pt;margin-top:284.95pt;width:262pt;height:41.6pt;z-index:251629056;mso-position-horizontal-relative:page;mso-position-vertical-relative:page" filled="f" stroked="f">
             <v:textbox inset="0,0,0,0">
               <w:txbxContent>
@@ -158,7 +158,7 @@
         </w:pict>
       </w:r>
       <w:r>
-        <w:pict w14:anchorId="5FD48631">
+        <w:pict w14:anchorId="512035E5">
           <v:shape id="native_front_10007" o:spid="_x0000_s2110" type="#_x0000_t202" style="position:absolute;left:0;text-align:left;margin-left:222.55pt;margin-top:450.85pt;width:74pt;height:19.2pt;z-index:251630080;mso-position-horizontal-relative:page;mso-position-vertical-relative:page" filled="f" stroked="f">
             <v:textbox inset="0,0,0,0">
               <w:txbxContent>
@@ -182,7 +182,7 @@
         </w:pict>
       </w:r>
       <w:r>
-        <w:pict w14:anchorId="772CFCB5">
+        <w:pict w14:anchorId="5BC0734C">
           <v:shape id="native_front_10008" o:spid="_x0000_s2109" type="#_x0000_t202" style="position:absolute;left:0;text-align:left;margin-left:297.7pt;margin-top:450.85pt;width:50pt;height:19.2pt;z-index:251631104;mso-position-horizontal-relative:page;mso-position-vertical-relative:page" filled="f" stroked="f">
             <v:textbox inset="0,0,0,0">
               <w:txbxContent>
@@ -206,7 +206,7 @@
         </w:pict>
       </w:r>
       <w:r>
-        <w:pict w14:anchorId="13E7B613">
+        <w:pict w14:anchorId="0114140A">
           <v:shape id="native_front_10009" o:spid="_x0000_s2108" type="#_x0000_t202" style="position:absolute;left:0;text-align:left;margin-left:234.55pt;margin-top:487.55pt;width:62pt;height:19.2pt;z-index:251632128;mso-position-horizontal-relative:page;mso-position-vertical-relative:page" filled="f" stroked="f">
             <v:textbox inset="0,0,0,0">
               <w:txbxContent>
@@ -230,7 +230,7 @@
         </w:pict>
       </w:r>
       <w:r>
-        <w:pict w14:anchorId="3B40B65E">
+        <w:pict w14:anchorId="7A51668C">
           <v:shape id="native_front_10010" o:spid="_x0000_s2107" type="#_x0000_t202" style="position:absolute;left:0;text-align:left;margin-left:297.7pt;margin-top:487.55pt;width:50pt;height:19.2pt;z-index:251633152;mso-position-horizontal-relative:page;mso-position-vertical-relative:page" filled="f" stroked="f">
             <v:textbox inset="0,0,0,0">
               <w:txbxContent>
@@ -254,7 +254,7 @@
         </w:pict>
       </w:r>
       <w:r>
-        <w:pict w14:anchorId="3CA10838">
+        <w:pict w14:anchorId="1FD7FB6E">
           <v:shape id="native_front_10011" o:spid="_x0000_s2106" type="#_x0000_t202" style="position:absolute;left:0;text-align:left;margin-left:348.7pt;margin-top:487.55pt;width:26pt;height:19.2pt;z-index:251634176;mso-position-horizontal-relative:page;mso-position-vertical-relative:page" filled="f" stroked="f">
             <v:textbox inset="0,0,0,0">
               <w:txbxContent>
@@ -278,7 +278,7 @@
         </w:pict>
       </w:r>
       <w:r>
-        <w:pict w14:anchorId="08C51E8B">
+        <w:pict w14:anchorId="3BD55FA3">
           <v:shape id="native_front_10012" o:spid="_x0000_s2105" type="#_x0000_t202" style="position:absolute;left:0;text-align:left;margin-left:234.55pt;margin-top:524.25pt;width:62pt;height:19.2pt;z-index:251635200;mso-position-horizontal-relative:page;mso-position-vertical-relative:page" filled="f" stroked="f">
             <v:textbox inset="0,0,0,0">
               <w:txbxContent>
@@ -302,7 +302,7 @@
         </w:pict>
       </w:r>
       <w:r>
-        <w:pict w14:anchorId="0D3177F1">
+        <w:pict w14:anchorId="03C2BE4B">
           <v:shape id="native_front_10013" o:spid="_x0000_s2104" type="#_x0000_t202" style="position:absolute;left:0;text-align:left;margin-left:297.7pt;margin-top:524.25pt;width:74pt;height:19.2pt;z-index:251636224;mso-position-horizontal-relative:page;mso-position-vertical-relative:page" filled="f" stroked="f">
             <v:textbox inset="0,0,0,0">
               <w:txbxContent>
@@ -326,7 +326,7 @@
         </w:pict>
       </w:r>
       <w:r>
-        <w:pict w14:anchorId="3DD309EE">
+        <w:pict w14:anchorId="610B010F">
           <v:shape id="native_front_10014" o:spid="_x0000_s2103" type="#_x0000_t202" style="position:absolute;left:0;text-align:left;margin-left:234.55pt;margin-top:561pt;width:62pt;height:19.2pt;z-index:251637248;mso-position-horizontal-relative:page;mso-position-vertical-relative:page" filled="f" stroked="f">
             <v:textbox inset="0,0,0,0">
               <w:txbxContent>
@@ -350,7 +350,7 @@
         </w:pict>
       </w:r>
       <w:r>
-        <w:pict w14:anchorId="6430BDD6">
+        <w:pict w14:anchorId="7E349707">
           <v:shape id="native_front_10015" o:spid="_x0000_s2102" type="#_x0000_t202" style="position:absolute;left:0;text-align:left;margin-left:297.7pt;margin-top:561pt;width:74pt;height:19.2pt;z-index:251638272;mso-position-horizontal-relative:page;mso-position-vertical-relative:page" filled="f" stroked="f">
             <v:textbox inset="0,0,0,0">
               <w:txbxContent>
@@ -374,7 +374,7 @@
         </w:pict>
       </w:r>
       <w:r>
-        <w:pict w14:anchorId="3CEF946F">
+        <w:pict w14:anchorId="4292EE0A">
           <v:shape id="native_front_10016" o:spid="_x0000_s2101" type="#_x0000_t202" style="position:absolute;left:0;text-align:left;margin-left:234.55pt;margin-top:597.7pt;width:62pt;height:19.2pt;z-index:251639296;mso-position-horizontal-relative:page;mso-position-vertical-relative:page" filled="f" stroked="f">
             <v:textbox inset="0,0,0,0">
               <w:txbxContent>
@@ -398,7 +398,7 @@
         </w:pict>
       </w:r>
       <w:r>
-        <w:pict w14:anchorId="4E1E2A0F">
+        <w:pict w14:anchorId="19C2D146">
           <v:shape id="native_front_10017" o:spid="_x0000_s2100" type="#_x0000_t202" style="position:absolute;left:0;text-align:left;margin-left:297.7pt;margin-top:597.7pt;width:74pt;height:19.2pt;z-index:251640320;mso-position-horizontal-relative:page;mso-position-vertical-relative:page" filled="f" stroked="f">
             <v:textbox inset="0,0,0,0">
               <w:txbxContent>
@@ -422,7 +422,7 @@
         </w:pict>
       </w:r>
       <w:r>
-        <w:pict w14:anchorId="76406314">
+        <w:pict w14:anchorId="61E32386">
           <v:shape id="native_front_10018" o:spid="_x0000_s2099" type="#_x0000_t202" style="position:absolute;left:0;text-align:left;margin-left:257.4pt;margin-top:740.9pt;width:30pt;height:22.4pt;z-index:251641344;mso-position-horizontal-relative:page;mso-position-vertical-relative:page" filled="f" stroked="f">
             <v:textbox inset="0,0,0,0">
               <w:txbxContent>
@@ -447,7 +447,7 @@
         </w:pict>
       </w:r>
       <w:r>
-        <w:pict w14:anchorId="1F25EA1B">
+        <w:pict w14:anchorId="61D6B540">
           <v:shape id="native_front_10019" o:spid="_x0000_s2098" type="#_x0000_t202" style="position:absolute;left:0;text-align:left;margin-left:285.4pt;margin-top:740.9pt;width:19.5pt;height:22.4pt;z-index:251642368;mso-position-horizontal-relative:page;mso-position-vertical-relative:page" filled="f" stroked="f">
             <v:textbox inset="0,0,0,0">
               <w:txbxContent>
@@ -483,7 +483,7 @@
         </w:pict>
       </w:r>
       <w:r>
-        <w:pict w14:anchorId="0C92E0C2">
+        <w:pict w14:anchorId="04F455D5">
           <v:shape id="native_front_10020" o:spid="_x0000_s2097" type="#_x0000_t202" style="position:absolute;left:0;text-align:left;margin-left:306.4pt;margin-top:740.9pt;width:16pt;height:22.4pt;z-index:251643392;mso-position-horizontal-relative:page;mso-position-vertical-relative:page" filled="f" stroked="f">
             <v:textbox inset="0,0,0,0">
               <w:txbxContent>
@@ -508,7 +508,7 @@
         </w:pict>
       </w:r>
       <w:r>
-        <w:pict w14:anchorId="79C528DF">
+        <w:pict w14:anchorId="2C8D9057">
           <v:shape id="native_front_10021" o:spid="_x0000_s2096" type="#_x0000_t202" style="position:absolute;left:0;text-align:left;margin-left:320.4pt;margin-top:740.9pt;width:19.5pt;height:22.4pt;z-index:251644416;mso-position-horizontal-relative:page;mso-position-vertical-relative:page" filled="f" stroked="f">
             <v:textbox inset="0,0,0,0">
               <w:txbxContent>
@@ -544,7 +544,7 @@
         </w:pict>
       </w:r>
       <w:r>
-        <w:pict w14:anchorId="1BBDEE45">
+        <w:pict w14:anchorId="4DE729C7">
           <v:shape id="native_front_10022" o:spid="_x0000_s2095" type="#_x0000_t202" style="position:absolute;left:0;text-align:left;margin-left:55.75pt;margin-top:136.9pt;width:14pt;height:19.2pt;z-index:251645440;mso-position-horizontal-relative:page;mso-position-vertical-relative:page" filled="f" stroked="f">
             <v:textbox inset="0,0,0,0">
               <w:txbxContent>
@@ -568,7 +568,7 @@
         </w:pict>
       </w:r>
       <w:r>
-        <w:pict w14:anchorId="606A9F43">
+        <w:pict w14:anchorId="383A9EC5">
           <v:shape id="native_front_10023" o:spid="_x0000_s2094" type="#_x0000_t202" style="position:absolute;left:0;text-align:left;margin-left:55.75pt;margin-top:154.9pt;width:14pt;height:19.2pt;z-index:251646464;mso-position-horizontal-relative:page;mso-position-vertical-relative:page" filled="f" stroked="f">
             <v:textbox inset="0,0,0,0">
               <w:txbxContent>
@@ -592,7 +592,7 @@
         </w:pict>
       </w:r>
       <w:r>
-        <w:pict w14:anchorId="756CB124">
+        <w:pict w14:anchorId="3BE9BF7D">
           <v:shape id="native_front_10024" o:spid="_x0000_s2093" type="#_x0000_t202" style="position:absolute;left:0;text-align:left;margin-left:55.75pt;margin-top:172.9pt;width:14pt;height:19.2pt;z-index:251647488;mso-position-horizontal-relative:page;mso-position-vertical-relative:page" filled="f" stroked="f">
             <v:textbox inset="0,0,0,0">
               <w:txbxContent>
@@ -616,7 +616,7 @@
         </w:pict>
       </w:r>
       <w:r>
-        <w:pict w14:anchorId="65D4B02E">
+        <w:pict w14:anchorId="1163E2AC">
           <v:shape id="native_front_10025" o:spid="_x0000_s2092" type="#_x0000_t202" style="position:absolute;left:0;text-align:left;margin-left:55.75pt;margin-top:190.9pt;width:14pt;height:19.2pt;z-index:251648512;mso-position-horizontal-relative:page;mso-position-vertical-relative:page" filled="f" stroked="f">
             <v:textbox inset="0,0,0,0">
               <w:txbxContent>
@@ -640,7 +640,7 @@
         </w:pict>
       </w:r>
       <w:r>
-        <w:pict w14:anchorId="2B77C987">
+        <w:pict w14:anchorId="3FFBA62B">
           <v:shape id="native_front_10026" o:spid="_x0000_s2091" type="#_x0000_t202" style="position:absolute;left:0;text-align:left;margin-left:55.75pt;margin-top:208.9pt;width:14pt;height:19.2pt;z-index:251649536;mso-position-horizontal-relative:page;mso-position-vertical-relative:page" filled="f" stroked="f">
             <v:textbox inset="0,0,0,0">
               <w:txbxContent>
@@ -664,7 +664,7 @@
         </w:pict>
       </w:r>
       <w:r>
-        <w:pict w14:anchorId="2D7AFA57">
+        <w:pict w14:anchorId="3422969D">
           <v:shape id="native_front_10027" o:spid="_x0000_s2090" type="#_x0000_t202" style="position:absolute;left:0;text-align:left;margin-left:55.75pt;margin-top:226.9pt;width:14pt;height:19.2pt;z-index:251650560;mso-position-horizontal-relative:page;mso-position-vertical-relative:page" filled="f" stroked="f">
             <v:textbox inset="0,0,0,0">
               <w:txbxContent>
@@ -688,7 +688,7 @@
         </w:pict>
       </w:r>
       <w:r>
-        <w:pict w14:anchorId="61E29B38">
+        <w:pict w14:anchorId="2DF8DA74">
           <v:shape id="native_front_10028" o:spid="_x0000_s2089" type="#_x0000_t202" style="position:absolute;left:0;text-align:left;margin-left:55.75pt;margin-top:244.9pt;width:14pt;height:19.2pt;z-index:251651584;mso-position-horizontal-relative:page;mso-position-vertical-relative:page" filled="f" stroked="f">
             <v:textbox inset="0,0,0,0">
               <w:txbxContent>
@@ -712,7 +712,7 @@
         </w:pict>
       </w:r>
       <w:r>
-        <w:pict w14:anchorId="4D699559">
+        <w:pict w14:anchorId="3EE170AD">
           <v:shape id="native_front_10029" o:spid="_x0000_s2088" type="#_x0000_t202" style="position:absolute;left:0;text-align:left;margin-left:55.75pt;margin-top:262.9pt;width:14pt;height:19.2pt;z-index:251652608;mso-position-horizontal-relative:page;mso-position-vertical-relative:page" filled="f" stroked="f">
             <v:textbox inset="0,0,0,0">
               <w:txbxContent>
@@ -736,7 +736,7 @@
         </w:pict>
       </w:r>
       <w:r>
-        <w:pict w14:anchorId="669367A6">
+        <w:pict w14:anchorId="69AC8333">
           <v:shape id="native_front_10030" o:spid="_x0000_s2087" type="#_x0000_t202" style="position:absolute;left:0;text-align:left;margin-left:55.75pt;margin-top:280.9pt;width:14pt;height:19.2pt;z-index:251653632;mso-position-horizontal-relative:page;mso-position-vertical-relative:page" filled="f" stroked="f">
             <v:textbox inset="0,0,0,0">
               <w:txbxContent>
@@ -760,7 +760,7 @@
         </w:pict>
       </w:r>
       <w:r>
-        <w:pict w14:anchorId="3FFC2FDC">
+        <w:pict w14:anchorId="1A321A04">
           <v:shape id="native_front_10031" o:spid="_x0000_s2086" type="#_x0000_t202" style="position:absolute;left:0;text-align:left;margin-left:55.75pt;margin-top:298.9pt;width:14pt;height:19.2pt;z-index:251654656;mso-position-horizontal-relative:page;mso-position-vertical-relative:page" filled="f" stroked="f">
             <v:textbox inset="0,0,0,0">
               <w:txbxContent>
@@ -784,7 +784,7 @@
         </w:pict>
       </w:r>
       <w:r>
-        <w:pict w14:anchorId="48C4DB9F">
+        <w:pict w14:anchorId="0F1CC0CE">
           <v:shape id="native_front_10032" o:spid="_x0000_s2085" type="#_x0000_t202" style="position:absolute;left:0;text-align:left;margin-left:55.75pt;margin-top:352.9pt;width:14pt;height:19.2pt;z-index:251655680;mso-position-horizontal-relative:page;mso-position-vertical-relative:page" filled="f" stroked="f">
             <v:textbox inset="0,0,0,0">
               <w:txbxContent>
@@ -808,7 +808,7 @@
         </w:pict>
       </w:r>
       <w:r>
-        <w:pict w14:anchorId="432A2E4A">
+        <w:pict w14:anchorId="5D1D5EE6">
           <v:shape id="native_front_10033" o:spid="_x0000_s2084" type="#_x0000_t202" style="position:absolute;left:0;text-align:left;margin-left:55.75pt;margin-top:370.9pt;width:14pt;height:19.2pt;z-index:251656704;mso-position-horizontal-relative:page;mso-position-vertical-relative:page" filled="f" stroked="f">
             <v:textbox inset="0,0,0,0">
               <w:txbxContent>
@@ -832,7 +832,7 @@
         </w:pict>
       </w:r>
       <w:r>
-        <w:pict w14:anchorId="443EAA52">
+        <w:pict w14:anchorId="4ACE8302">
           <v:shape id="native_front_10034" o:spid="_x0000_s2083" type="#_x0000_t202" style="position:absolute;left:0;text-align:left;margin-left:55.75pt;margin-top:388.9pt;width:14pt;height:19.2pt;z-index:251657728;mso-position-horizontal-relative:page;mso-position-vertical-relative:page" filled="f" stroked="f">
             <v:textbox inset="0,0,0,0">
               <w:txbxContent>
@@ -856,7 +856,7 @@
         </w:pict>
       </w:r>
       <w:r>
-        <w:pict w14:anchorId="3318D2AC">
+        <w:pict w14:anchorId="6F84BB51">
           <v:shape id="native_front_10035" o:spid="_x0000_s2082" type="#_x0000_t202" style="position:absolute;left:0;text-align:left;margin-left:55.75pt;margin-top:406.9pt;width:14pt;height:19.2pt;z-index:251658752;mso-position-horizontal-relative:page;mso-position-vertical-relative:page" filled="f" stroked="f">
             <v:textbox inset="0,0,0,0">
               <w:txbxContent>
@@ -880,28 +880,28 @@
         </w:pict>
       </w:r>
       <w:r>
-        <w:pict w14:anchorId="5A56E3E1">
+        <w:pict w14:anchorId="5212F93A">
           <v:line id="_x0000_s2081" style="position:absolute;left:0;text-align:left;z-index:251682304;mso-position-horizontal-relative:page;mso-position-vertical-relative:page" from="137.85pt,89.45pt" to="217.25pt,89.45pt" strokeweight=".5pt">
             <w10:wrap anchorx="page" anchory="page"/>
           </v:line>
         </w:pict>
       </w:r>
       <w:r>
-        <w:pict w14:anchorId="52710EF2">
+        <w:pict w14:anchorId="3CF00801">
           <v:line id="_x0000_s2080" style="position:absolute;left:0;text-align:left;z-index:251683328;mso-position-horizontal-relative:page;mso-position-vertical-relative:page" from="426.05pt,89.45pt" to="505.4pt,89.45pt" strokeweight=".5pt">
             <w10:wrap anchorx="page" anchory="page"/>
           </v:line>
         </w:pict>
       </w:r>
       <w:r>
-        <w:pict w14:anchorId="56573C72">
+        <w:pict w14:anchorId="5F6FD159">
           <v:line id="_x0000_s2079" style="position:absolute;left:0;text-align:left;z-index:251684352;mso-position-horizontal-relative:page;mso-position-vertical-relative:page" from="137.85pt,111.05pt" to="217.25pt,111.05pt" strokeweight=".5pt">
             <w10:wrap anchorx="page" anchory="page"/>
           </v:line>
         </w:pict>
       </w:r>
       <w:r>
-        <w:pict w14:anchorId="6BB6B5C8">
+        <w:pict w14:anchorId="5FBF2C01">
           <v:line id="_x0000_s2078" style="position:absolute;left:0;text-align:left;z-index:251685376;mso-position-horizontal-relative:page;mso-position-vertical-relative:page" from="426.05pt,111.05pt" to="505.4pt,111.05pt" strokeweight=".5pt">
             <w10:wrap anchorx="page" anchory="page"/>
           </v:line>
@@ -916,7 +916,7 @@
       </w:pPr>
       <w:r>
         <w:lastRenderedPageBreak/>
-        <w:pict w14:anchorId="5B68A7B9">
+        <w:pict w14:anchorId="4408190D">
           <v:shape id="native_front_10036" o:spid="_x0000_s2077" type="#_x0000_t202" style="position:absolute;left:0;text-align:left;margin-left:208.1pt;margin-top:138.55pt;width:181.1pt;height:25.6pt;z-index:251659776;mso-position-horizontal-relative:page;mso-position-vertical-relative:page" filled="f" stroked="f">
             <v:textbox inset="0,0,0,0">
               <w:txbxContent>
@@ -941,7 +941,7 @@
         </w:pict>
       </w:r>
       <w:r>
-        <w:pict w14:anchorId="58F75DF7">
+        <w:pict w14:anchorId="05B5D6C7">
           <v:shape id="native_front_10037" o:spid="_x0000_s2076" type="#_x0000_t202" style="position:absolute;left:0;text-align:left;margin-left:249.65pt;margin-top:176.95pt;width:98pt;height:25.6pt;z-index:251660800;mso-position-horizontal-relative:page;mso-position-vertical-relative:page" filled="f" stroked="f">
             <v:textbox inset="0,0,0,0">
               <w:txbxContent>
@@ -966,7 +966,7 @@
         </w:pict>
       </w:r>
       <w:r>
-        <w:pict w14:anchorId="24DCACF1">
+        <w:pict w14:anchorId="2BFD359C">
           <v:shape id="native_front_10038" o:spid="_x0000_s2075" type="#_x0000_t202" style="position:absolute;left:0;text-align:left;margin-left:99.25pt;margin-top:261.3pt;width:398.75pt;height:35.2pt;z-index:251661824;mso-position-horizontal-relative:page;mso-position-vertical-relative:page" filled="f" stroked="f">
             <v:textbox inset="0,0,0,0">
               <w:txbxContent>
@@ -992,7 +992,7 @@
         </w:pict>
       </w:r>
       <w:r>
-        <w:pict w14:anchorId="40E355B8">
+        <w:pict w14:anchorId="2BFE66AF">
           <v:shape id="native_front_10039" o:spid="_x0000_s2074" type="#_x0000_t202" style="position:absolute;left:0;text-align:left;margin-left:286.55pt;margin-top:432.45pt;width:24.25pt;height:25.6pt;z-index:251662848;mso-position-horizontal-relative:page;mso-position-vertical-relative:page" filled="f" stroked="f">
             <v:textbox inset="0,0,0,0">
               <w:txbxContent>
@@ -1017,7 +1017,7 @@
         </w:pict>
       </w:r>
       <w:r>
-        <w:pict w14:anchorId="6C5C4836">
+        <w:pict w14:anchorId="59B60637">
           <v:shape id="native_front_10040" o:spid="_x0000_s2073" type="#_x0000_t202" style="position:absolute;left:0;text-align:left;margin-left:265.65pt;margin-top:474.05pt;width:66pt;height:25.6pt;z-index:251663872;mso-position-horizontal-relative:page;mso-position-vertical-relative:page" filled="f" stroked="f">
             <v:textbox inset="0,0,0,0">
               <w:txbxContent>
@@ -1042,7 +1042,7 @@
         </w:pict>
       </w:r>
       <w:r>
-        <w:pict w14:anchorId="2B4B2DB0">
+        <w:pict w14:anchorId="37194020">
           <v:shape id="native_front_10041" o:spid="_x0000_s2072" type="#_x0000_t202" style="position:absolute;left:0;text-align:left;margin-left:252.1pt;margin-top:553.9pt;width:93.1pt;height:25.6pt;z-index:251664896;mso-position-horizontal-relative:page;mso-position-vertical-relative:page" filled="f" stroked="f">
             <v:textbox inset="0,0,0,0">
               <w:txbxContent>
@@ -1067,7 +1067,7 @@
         </w:pict>
       </w:r>
       <w:r>
-        <w:pict w14:anchorId="7E248C54">
+        <w:pict w14:anchorId="5EBDE4CA">
           <v:shape id="native_front_10042" o:spid="_x0000_s2071" type="#_x0000_t202" style="position:absolute;left:0;text-align:left;margin-left:247.65pt;margin-top:595.5pt;width:66pt;height:25.6pt;z-index:251665920;mso-position-horizontal-relative:page;mso-position-vertical-relative:page" filled="f" stroked="f">
             <v:textbox inset="0,0,0,0">
               <w:txbxContent>
@@ -1092,7 +1092,7 @@
         </w:pict>
       </w:r>
       <w:r>
-        <w:pict w14:anchorId="5B287916">
+        <w:pict w14:anchorId="35FEF911">
           <v:shape id="native_front_10043" o:spid="_x0000_s2070" type="#_x0000_t202" style="position:absolute;left:0;text-align:left;margin-left:315.6pt;margin-top:595.5pt;width:34pt;height:25.6pt;z-index:251666944;mso-position-horizontal-relative:page;mso-position-vertical-relative:page" filled="f" stroked="f">
             <v:textbox inset="0,0,0,0">
               <w:txbxContent>
@@ -1117,7 +1117,7 @@
         </w:pict>
       </w:r>
       <w:r>
-        <w:pict w14:anchorId="3ABA2386">
+        <w:pict w14:anchorId="11A5D94B">
           <v:shape id="native_front_10044" o:spid="_x0000_s2069" type="#_x0000_t202" style="position:absolute;left:0;text-align:left;margin-left:259.35pt;margin-top:755.25pt;width:78.6pt;height:22.4pt;z-index:251667968;mso-position-horizontal-relative:page;mso-position-vertical-relative:page" filled="f" stroked="f">
             <v:textbox inset="0,0,0,0">
               <w:txbxContent>
@@ -1150,7 +1150,7 @@
       </w:pPr>
       <w:r>
         <w:lastRenderedPageBreak/>
-        <w:pict w14:anchorId="11F1A00D">
+        <w:pict w14:anchorId="228DDD1A">
           <v:shape id="native_front_10045" o:spid="_x0000_s2068" type="#_x0000_t202" style="position:absolute;left:0;text-align:left;margin-left:225.65pt;margin-top:96.05pt;width:146pt;height:25.6pt;z-index:251668992;mso-position-horizontal-relative:page;mso-position-vertical-relative:page" filled="f" stroked="f">
             <v:textbox inset="0,0,0,0">
               <w:txbxContent>
@@ -1175,7 +1175,7 @@
         </w:pict>
       </w:r>
       <w:r>
-        <w:pict w14:anchorId="7D95DA6D">
+        <w:pict w14:anchorId="3767F388">
           <v:shape id="native_front_10046" o:spid="_x0000_s2067" type="#_x0000_t202" style="position:absolute;left:0;text-align:left;margin-left:113.85pt;margin-top:145.75pt;width:393.55pt;height:19.2pt;z-index:251670016;mso-position-horizontal-relative:page;mso-position-vertical-relative:page" filled="f" stroked="f">
             <v:textbox inset="0,0,0,0">
               <w:txbxContent>
@@ -1208,7 +1208,7 @@
         </w:pict>
       </w:r>
       <w:r>
-        <w:pict w14:anchorId="78E98147">
+        <w:pict w14:anchorId="29F66E04">
           <v:shape id="native_front_10047" o:spid="_x0000_s2066" type="#_x0000_t202" style="position:absolute;left:0;text-align:left;margin-left:89.85pt;margin-top:167.35pt;width:417.55pt;height:19.2pt;z-index:251671040;mso-position-horizontal-relative:page;mso-position-vertical-relative:page" filled="f" stroked="f">
             <v:textbox inset="0,0,0,0">
               <w:txbxContent>
@@ -1242,7 +1242,7 @@
         </w:pict>
       </w:r>
       <w:r>
-        <w:pict w14:anchorId="31118066">
+        <w:pict w14:anchorId="6DE75F79">
           <v:shape id="native_front_10048" o:spid="_x0000_s2065" type="#_x0000_t202" style="position:absolute;left:0;text-align:left;margin-left:89.85pt;margin-top:188.95pt;width:134pt;height:19.2pt;z-index:251672064;mso-position-horizontal-relative:page;mso-position-vertical-relative:page" filled="f" stroked="f">
             <v:textbox inset="0,0,0,0">
               <w:txbxContent>
@@ -1266,7 +1266,7 @@
         </w:pict>
       </w:r>
       <w:r>
-        <w:pict w14:anchorId="0777896C">
+        <w:pict w14:anchorId="6046A4DC">
           <v:shape id="native_front_10049" o:spid="_x0000_s2064" type="#_x0000_t202" style="position:absolute;left:0;text-align:left;margin-left:113.85pt;margin-top:267.2pt;width:74pt;height:19.2pt;z-index:251673088;mso-position-horizontal-relative:page;mso-position-vertical-relative:page" filled="f" stroked="f">
             <v:textbox inset="0,0,0,0">
               <w:txbxContent>
@@ -1290,7 +1290,7 @@
         </w:pict>
       </w:r>
       <w:r>
-        <w:pict w14:anchorId="0FDFA8D6">
+        <w:pict w14:anchorId="112F6829">
           <v:shape id="native_front_10050" o:spid="_x0000_s2063" type="#_x0000_t202" style="position:absolute;left:0;text-align:left;margin-left:384.4pt;margin-top:267.2pt;width:38pt;height:19.2pt;z-index:251674112;mso-position-horizontal-relative:page;mso-position-vertical-relative:page" filled="f" stroked="f">
             <v:textbox inset="0,0,0,0">
               <w:txbxContent>
@@ -1314,7 +1314,7 @@
         </w:pict>
       </w:r>
       <w:r>
-        <w:pict w14:anchorId="125CE0DA">
+        <w:pict w14:anchorId="62BBB75F">
           <v:shape id="native_front_10051" o:spid="_x0000_s2062" type="#_x0000_t202" style="position:absolute;left:0;text-align:left;margin-left:209.65pt;margin-top:354.3pt;width:178pt;height:25.6pt;z-index:251675136;mso-position-horizontal-relative:page;mso-position-vertical-relative:page" filled="f" stroked="f">
             <v:textbox inset="0,0,0,0">
               <w:txbxContent>
@@ -1339,7 +1339,7 @@
         </w:pict>
       </w:r>
       <w:r>
-        <w:pict w14:anchorId="102ACD23">
+        <w:pict w14:anchorId="5676A67B">
           <v:shape id="native_front_10052" o:spid="_x0000_s2061" type="#_x0000_t202" style="position:absolute;left:0;text-align:left;margin-left:89.85pt;margin-top:393pt;width:417.55pt;height:19.2pt;z-index:251676160;mso-position-horizontal-relative:page;mso-position-vertical-relative:page" filled="f" stroked="f">
             <v:textbox inset="0,0,0,0">
               <w:txbxContent>
@@ -1372,7 +1372,7 @@
         </w:pict>
       </w:r>
       <w:r>
-        <w:pict w14:anchorId="550C6532">
+        <w:pict w14:anchorId="20DD96E6">
           <v:shape id="native_front_10053" o:spid="_x0000_s2060" type="#_x0000_t202" style="position:absolute;left:0;text-align:left;margin-left:89.85pt;margin-top:414.6pt;width:410pt;height:19.2pt;z-index:251677184;mso-position-horizontal-relative:page;mso-position-vertical-relative:page" filled="f" stroked="f">
             <v:textbox inset="0,0,0,0">
               <w:txbxContent>
@@ -1396,7 +1396,7 @@
         </w:pict>
       </w:r>
       <w:r>
-        <w:pict w14:anchorId="579312D1">
+        <w:pict w14:anchorId="6FF2C3B4">
           <v:shape id="native_front_10054" o:spid="_x0000_s2059" type="#_x0000_t202" style="position:absolute;left:0;text-align:left;margin-left:113.85pt;margin-top:492.9pt;width:74pt;height:19.2pt;z-index:251678208;mso-position-horizontal-relative:page;mso-position-vertical-relative:page" filled="f" stroked="f">
             <v:textbox inset="0,0,0,0">
               <w:txbxContent>
@@ -1420,7 +1420,7 @@
         </w:pict>
       </w:r>
       <w:r>
-        <w:pict w14:anchorId="4045CC18">
+        <w:pict w14:anchorId="4F4ABB8A">
           <v:shape id="native_front_10055" o:spid="_x0000_s2058" type="#_x0000_t202" style="position:absolute;left:0;text-align:left;margin-left:360.4pt;margin-top:492.9pt;width:62pt;height:19.2pt;z-index:251679232;mso-position-horizontal-relative:page;mso-position-vertical-relative:page" filled="f" stroked="f">
             <v:textbox inset="0,0,0,0">
               <w:txbxContent>
@@ -1444,7 +1444,7 @@
         </w:pict>
       </w:r>
       <w:r>
-        <w:pict w14:anchorId="50B38B56">
+        <w:pict w14:anchorId="01096D63">
           <v:shape id="native_front_10056" o:spid="_x0000_s2057" type="#_x0000_t202" style="position:absolute;left:0;text-align:left;margin-left:113.85pt;margin-top:542.85pt;width:38pt;height:19.2pt;z-index:251680256;mso-position-horizontal-relative:page;mso-position-vertical-relative:page" filled="f" stroked="f">
             <v:textbox inset="0,0,0,0">
               <w:txbxContent>
@@ -1468,7 +1468,7 @@
         </w:pict>
       </w:r>
       <w:r>
-        <w:pict w14:anchorId="12F53B2F">
+        <w:pict w14:anchorId="61B610AE">
           <v:shape id="native_front_10057" o:spid="_x0000_s2056" type="#_x0000_t202" style="position:absolute;left:0;text-align:left;margin-left:384.4pt;margin-top:542.85pt;width:38pt;height:19.2pt;z-index:251681280;mso-position-horizontal-relative:page;mso-position-vertical-relative:page" filled="f" stroked="f">
             <v:textbox inset="0,0,0,0">
               <w:txbxContent>
@@ -1492,42 +1492,42 @@
         </w:pict>
       </w:r>
       <w:r>
-        <w:pict w14:anchorId="64EC44DA">
+        <w:pict w14:anchorId="20AAD960">
           <v:line id="_x0000_s2055" style="position:absolute;left:0;text-align:left;z-index:251686400;mso-position-horizontal-relative:page;mso-position-vertical-relative:page" from="185.85pt,282.1pt" to="299.25pt,282.1pt" strokeweight=".5pt">
             <w10:wrap anchorx="page" anchory="page"/>
           </v:line>
         </w:pict>
       </w:r>
       <w:r>
-        <w:pict w14:anchorId="571A43AC">
+        <w:pict w14:anchorId="556207F9">
           <v:line id="_x0000_s2054" style="position:absolute;left:0;text-align:left;z-index:251687424;mso-position-horizontal-relative:page;mso-position-vertical-relative:page" from="420.4pt,282.1pt" to="505.4pt,282.1pt" strokeweight=".5pt">
             <w10:wrap anchorx="page" anchory="page"/>
           </v:line>
         </w:pict>
       </w:r>
       <w:r>
-        <w:pict w14:anchorId="25A30D94">
+        <w:pict w14:anchorId="2CD8BBF7">
           <v:line id="_x0000_s2053" style="position:absolute;left:0;text-align:left;z-index:251688448;mso-position-horizontal-relative:page;mso-position-vertical-relative:page" from="185.85pt,507.8pt" to="270.9pt,507.8pt" strokeweight=".5pt">
             <w10:wrap anchorx="page" anchory="page"/>
           </v:line>
         </w:pict>
       </w:r>
       <w:r>
-        <w:pict w14:anchorId="7B4CB669">
+        <w:pict w14:anchorId="11AFCAC6">
           <v:line id="_x0000_s2052" style="position:absolute;left:0;text-align:left;z-index:251689472;mso-position-horizontal-relative:page;mso-position-vertical-relative:page" from="420.4pt,507.8pt" to="505.4pt,507.8pt" strokeweight=".5pt">
             <w10:wrap anchorx="page" anchory="page"/>
           </v:line>
         </w:pict>
       </w:r>
       <w:r>
-        <w:pict w14:anchorId="48FEDD92">
+        <w:pict w14:anchorId="2002D1D1">
           <v:line id="_x0000_s2051" style="position:absolute;left:0;text-align:left;z-index:251690496;mso-position-horizontal-relative:page;mso-position-vertical-relative:page" from="149.85pt,557.75pt" to="234.9pt,557.75pt" strokeweight=".5pt">
             <w10:wrap anchorx="page" anchory="page"/>
           </v:line>
         </w:pict>
       </w:r>
       <w:r>
-        <w:pict w14:anchorId="7486F497">
+        <w:pict w14:anchorId="27380822">
           <v:line id="_x0000_s2050" style="position:absolute;left:0;text-align:left;z-index:251691520;mso-position-horizontal-relative:page;mso-position-vertical-relative:page" from="420.4pt,557.75pt" to="505.4pt,557.75pt" strokeweight=".5pt">
             <w10:wrap anchorx="page" anchory="page"/>
           </v:line>
@@ -1560,15 +1560,24 @@
         <w:pStyle w:val="1"/>
         <w:pageBreakBefore w:val="0"/>
       </w:pPr>
-      <w:bookmarkStart w:id="0" w:name="_Toc242734571"/>
-      <w:r>
+      <w:bookmarkStart w:id="0" w:name="_Toc242740577"/>
+      <w:r>
+        <w:rPr>
+          <w:rFonts w:eastAsia="SimHei" w:ascii="Times New Roman" w:hAnsi="Times New Roman"/>
+        </w:rPr>
         <w:lastRenderedPageBreak/>
         <w:t>摘</w:t>
       </w:r>
       <w:r>
+        <w:rPr>
+          <w:rFonts w:eastAsia="SimHei" w:ascii="Times New Roman" w:hAnsi="Times New Roman"/>
+        </w:rPr>
         <w:t xml:space="preserve">  </w:t>
       </w:r>
       <w:r>
+        <w:rPr>
+          <w:rFonts w:eastAsia="SimHei" w:ascii="Times New Roman" w:hAnsi="Times New Roman"/>
+        </w:rPr>
         <w:t>要</w:t>
       </w:r>
       <w:bookmarkEnd w:id="0"/>
@@ -1643,8 +1652,11 @@
       <w:pPr>
         <w:pStyle w:val="1"/>
       </w:pPr>
-      <w:bookmarkStart w:id="2" w:name="_Toc242734572"/>
-      <w:r>
+      <w:bookmarkStart w:id="2" w:name="_Toc242740578"/>
+      <w:r>
+        <w:rPr>
+          <w:rFonts w:eastAsia="SimHei" w:ascii="Times New Roman" w:hAnsi="Times New Roman"/>
+        </w:rPr>
         <w:lastRenderedPageBreak/>
         <w:t>ABSTRACT</w:t>
       </w:r>
@@ -1722,14 +1734,17 @@
           <w:noProof/>
           <w:color w:val="auto"/>
           <w:kern w:val="2"/>
-          <w:sz w:val="22"/>
+          <w:szCs w:val="28"/>
           <w14:ligatures w14:val="standardContextual"/>
+          <w:sz w:val="28"/>
         </w:rPr>
       </w:pPr>
       <w:r>
         <w:rPr>
           <w:rFonts w:eastAsia="SimHei" w:ascii="Times New Roman" w:hAnsi="Times New Roman"/>
           <w:bCs w:val="1"/>
+          <w:szCs w:val="28"/>
+          <w:sz w:val="28"/>
           <w:b w:val="1"/>
         </w:rPr>
         <w:fldChar w:fldCharType="begin"/>
@@ -1738,6 +1753,8 @@
         <w:rPr>
           <w:rFonts w:eastAsia="SimHei" w:ascii="Times New Roman" w:hAnsi="Times New Roman"/>
           <w:bCs w:val="1"/>
+          <w:szCs w:val="28"/>
+          <w:sz w:val="28"/>
           <w:b w:val="1"/>
         </w:rPr>
         <w:instrText xml:space="preserve"> TOC \o "1-3" \h \z \u </w:instrText>
@@ -1746,17 +1763,21 @@
         <w:rPr>
           <w:rFonts w:eastAsia="SimHei" w:ascii="Times New Roman" w:hAnsi="Times New Roman"/>
           <w:bCs w:val="1"/>
+          <w:szCs w:val="28"/>
+          <w:sz w:val="28"/>
           <w:b w:val="1"/>
         </w:rPr>
         <w:fldChar w:fldCharType="separate"/>
       </w:r>
-      <w:hyperlink w:anchor="_Toc242734571" w:history="1">
+      <w:hyperlink w:anchor="_Toc242740577" w:history="1">
         <w:r>
           <w:rPr>
             <w:rStyle w:val="af"/>
             <w:rFonts w:eastAsia="SimHei" w:ascii="Times New Roman" w:hAnsi="Times New Roman"/>
             <w:bCs w:val="1"/>
             <w:noProof/>
+            <w:szCs w:val="28"/>
+            <w:sz w:val="28"/>
             <w:b w:val="1"/>
           </w:rPr>
           <w:t>摘</w:t>
@@ -1767,6 +1788,8 @@
             <w:rFonts w:eastAsia="SimHei" w:ascii="Times New Roman" w:hAnsi="Times New Roman"/>
             <w:bCs w:val="1"/>
             <w:noProof/>
+            <w:szCs w:val="28"/>
+            <w:sz w:val="28"/>
             <w:b w:val="1"/>
           </w:rPr>
           <w:t xml:space="preserve">  </w:t>
@@ -1777,6 +1800,8 @@
             <w:rFonts w:eastAsia="SimHei" w:ascii="Times New Roman" w:hAnsi="Times New Roman"/>
             <w:bCs w:val="1"/>
             <w:noProof/>
+            <w:szCs w:val="28"/>
+            <w:sz w:val="28"/>
             <w:b w:val="1"/>
           </w:rPr>
           <w:t>要</w:t>
@@ -1787,6 +1812,8 @@
             <w:bCs w:val="1"/>
             <w:noProof/>
             <w:webHidden/>
+            <w:szCs w:val="28"/>
+            <w:sz w:val="28"/>
             <w:b w:val="1"/>
           </w:rPr>
           <w:tab/>
@@ -1797,6 +1824,8 @@
             <w:b w:val="0"/>
             <w:noProof/>
             <w:webHidden/>
+            <w:szCs w:val="28"/>
+            <w:sz w:val="28"/>
             <w:bCs w:val="0"/>
           </w:rPr>
           <w:fldChar w:fldCharType="begin"/>
@@ -1807,6 +1836,8 @@
             <w:b w:val="0"/>
             <w:noProof/>
             <w:webHidden/>
+            <w:szCs w:val="28"/>
+            <w:sz w:val="28"/>
             <w:bCs w:val="0"/>
           </w:rPr>
           <w:instrText xml:space="preserve"> </w:instrText>
@@ -1817,9 +1848,11 @@
             <w:b w:val="0"/>
             <w:noProof/>
             <w:webHidden/>
+            <w:szCs w:val="28"/>
+            <w:sz w:val="28"/>
             <w:bCs w:val="0"/>
           </w:rPr>
-          <w:instrText>PAGEREF _Toc242734571 \h</w:instrText>
+          <w:instrText>PAGEREF _Toc242740577 \h</w:instrText>
         </w:r>
         <w:r>
           <w:rPr>
@@ -1827,6 +1860,8 @@
             <w:b w:val="0"/>
             <w:noProof/>
             <w:webHidden/>
+            <w:szCs w:val="28"/>
+            <w:sz w:val="28"/>
             <w:bCs w:val="0"/>
           </w:rPr>
           <w:instrText xml:space="preserve"> </w:instrText>
@@ -1837,6 +1872,8 @@
             <w:b w:val="0"/>
             <w:noProof/>
             <w:webHidden/>
+            <w:szCs w:val="28"/>
+            <w:sz w:val="28"/>
             <w:bCs w:val="0"/>
           </w:rPr>
         </w:r>
@@ -1846,6 +1883,8 @@
             <w:b w:val="0"/>
             <w:noProof/>
             <w:webHidden/>
+            <w:szCs w:val="28"/>
+            <w:sz w:val="28"/>
             <w:bCs w:val="0"/>
           </w:rPr>
           <w:fldChar w:fldCharType="separate"/>
@@ -1856,6 +1895,8 @@
             <w:b w:val="0"/>
             <w:noProof/>
             <w:webHidden/>
+            <w:szCs w:val="28"/>
+            <w:sz w:val="28"/>
             <w:bCs w:val="0"/>
           </w:rPr>
           <w:t>i</w:t>
@@ -1866,6 +1907,8 @@
             <w:b w:val="0"/>
             <w:noProof/>
             <w:webHidden/>
+            <w:szCs w:val="28"/>
+            <w:sz w:val="28"/>
             <w:bCs w:val="0"/>
           </w:rPr>
           <w:fldChar w:fldCharType="end"/>
@@ -1883,11 +1926,12 @@
           <w:noProof/>
           <w:color w:val="auto"/>
           <w:kern w:val="2"/>
-          <w:sz w:val="22"/>
+          <w:szCs w:val="28"/>
           <w14:ligatures w14:val="standardContextual"/>
-        </w:rPr>
-      </w:pPr>
-      <w:hyperlink w:anchor="_Toc242734572" w:history="1">
+          <w:sz w:val="28"/>
+        </w:rPr>
+      </w:pPr>
+      <w:hyperlink w:anchor="_Toc242740578" w:history="1">
         <w:r>
           <w:rPr>
             <w:rStyle w:val="af"/>
@@ -1895,6 +1939,8 @@
             <w:b w:val="1"/>
             <w:bCs w:val="1"/>
             <w:noProof/>
+            <w:szCs w:val="28"/>
+            <w:sz w:val="28"/>
           </w:rPr>
           <w:t>ABSTRACT</w:t>
         </w:r>
@@ -1905,6 +1951,8 @@
             <w:bCs w:val="1"/>
             <w:noProof/>
             <w:webHidden/>
+            <w:szCs w:val="28"/>
+            <w:sz w:val="28"/>
           </w:rPr>
           <w:tab/>
         </w:r>
@@ -1914,6 +1962,8 @@
             <w:b w:val="0"/>
             <w:noProof/>
             <w:webHidden/>
+            <w:szCs w:val="28"/>
+            <w:sz w:val="28"/>
             <w:bCs w:val="0"/>
           </w:rPr>
           <w:fldChar w:fldCharType="begin"/>
@@ -1924,6 +1974,8 @@
             <w:b w:val="0"/>
             <w:noProof/>
             <w:webHidden/>
+            <w:szCs w:val="28"/>
+            <w:sz w:val="28"/>
             <w:bCs w:val="0"/>
           </w:rPr>
           <w:instrText xml:space="preserve"> </w:instrText>
@@ -1934,9 +1986,11 @@
             <w:b w:val="0"/>
             <w:noProof/>
             <w:webHidden/>
+            <w:szCs w:val="28"/>
+            <w:sz w:val="28"/>
             <w:bCs w:val="0"/>
           </w:rPr>
-          <w:instrText>PAGEREF _Toc242734572 \h</w:instrText>
+          <w:instrText>PAGEREF _Toc242740578 \h</w:instrText>
         </w:r>
         <w:r>
           <w:rPr>
@@ -1944,6 +1998,8 @@
             <w:b w:val="0"/>
             <w:noProof/>
             <w:webHidden/>
+            <w:szCs w:val="28"/>
+            <w:sz w:val="28"/>
             <w:bCs w:val="0"/>
           </w:rPr>
           <w:instrText xml:space="preserve"> </w:instrText>
@@ -1954,6 +2010,8 @@
             <w:b w:val="0"/>
             <w:noProof/>
             <w:webHidden/>
+            <w:szCs w:val="28"/>
+            <w:sz w:val="28"/>
             <w:bCs w:val="0"/>
           </w:rPr>
         </w:r>
@@ -1963,6 +2021,8 @@
             <w:b w:val="0"/>
             <w:noProof/>
             <w:webHidden/>
+            <w:szCs w:val="28"/>
+            <w:sz w:val="28"/>
             <w:bCs w:val="0"/>
           </w:rPr>
           <w:fldChar w:fldCharType="separate"/>
@@ -1973,6 +2033,8 @@
             <w:b w:val="0"/>
             <w:noProof/>
             <w:webHidden/>
+            <w:szCs w:val="28"/>
+            <w:sz w:val="28"/>
             <w:bCs w:val="0"/>
           </w:rPr>
           <w:t>ii</w:t>
@@ -1983,6 +2045,8 @@
             <w:b w:val="0"/>
             <w:noProof/>
             <w:webHidden/>
+            <w:szCs w:val="28"/>
+            <w:sz w:val="28"/>
             <w:bCs w:val="0"/>
           </w:rPr>
           <w:fldChar w:fldCharType="end"/>
@@ -2000,11 +2064,12 @@
           <w:noProof/>
           <w:color w:val="auto"/>
           <w:kern w:val="2"/>
-          <w:sz w:val="22"/>
+          <w:szCs w:val="28"/>
           <w14:ligatures w14:val="standardContextual"/>
-        </w:rPr>
-      </w:pPr>
-      <w:hyperlink w:anchor="_Toc242734573" w:history="1">
+          <w:sz w:val="28"/>
+        </w:rPr>
+      </w:pPr>
+      <w:hyperlink w:anchor="_Toc242740579" w:history="1">
         <w:r>
           <w:rPr>
             <w:rStyle w:val="af"/>
@@ -2012,6 +2077,8 @@
             <w:b w:val="1"/>
             <w:bCs w:val="1"/>
             <w:noProof/>
+            <w:szCs w:val="28"/>
+            <w:sz w:val="28"/>
           </w:rPr>
           <w:t>第一章</w:t>
         </w:r>
@@ -2022,6 +2089,8 @@
             <w:b w:val="1"/>
             <w:bCs w:val="1"/>
             <w:noProof/>
+            <w:szCs w:val="28"/>
+            <w:sz w:val="28"/>
           </w:rPr>
           <w:t xml:space="preserve">  </w:t>
         </w:r>
@@ -2032,6 +2101,8 @@
             <w:b w:val="1"/>
             <w:bCs w:val="1"/>
             <w:noProof/>
+            <w:szCs w:val="28"/>
+            <w:sz w:val="28"/>
           </w:rPr>
           <w:t>绪论</w:t>
         </w:r>
@@ -2042,6 +2113,8 @@
             <w:bCs w:val="1"/>
             <w:noProof/>
             <w:webHidden/>
+            <w:szCs w:val="28"/>
+            <w:sz w:val="28"/>
           </w:rPr>
           <w:tab/>
         </w:r>
@@ -2051,6 +2124,8 @@
             <w:b w:val="0"/>
             <w:noProof/>
             <w:webHidden/>
+            <w:szCs w:val="28"/>
+            <w:sz w:val="28"/>
             <w:bCs w:val="0"/>
           </w:rPr>
           <w:fldChar w:fldCharType="begin"/>
@@ -2061,6 +2136,8 @@
             <w:b w:val="0"/>
             <w:noProof/>
             <w:webHidden/>
+            <w:szCs w:val="28"/>
+            <w:sz w:val="28"/>
             <w:bCs w:val="0"/>
           </w:rPr>
           <w:instrText xml:space="preserve"> </w:instrText>
@@ -2071,9 +2148,11 @@
             <w:b w:val="0"/>
             <w:noProof/>
             <w:webHidden/>
+            <w:szCs w:val="28"/>
+            <w:sz w:val="28"/>
             <w:bCs w:val="0"/>
           </w:rPr>
-          <w:instrText>PAGEREF _Toc242734573 \h</w:instrText>
+          <w:instrText>PAGEREF _Toc242740579 \h</w:instrText>
         </w:r>
         <w:r>
           <w:rPr>
@@ -2081,6 +2160,8 @@
             <w:b w:val="0"/>
             <w:noProof/>
             <w:webHidden/>
+            <w:szCs w:val="28"/>
+            <w:sz w:val="28"/>
             <w:bCs w:val="0"/>
           </w:rPr>
           <w:instrText xml:space="preserve"> </w:instrText>
@@ -2091,6 +2172,8 @@
             <w:b w:val="0"/>
             <w:noProof/>
             <w:webHidden/>
+            <w:szCs w:val="28"/>
+            <w:sz w:val="28"/>
             <w:bCs w:val="0"/>
           </w:rPr>
         </w:r>
@@ -2100,6 +2183,8 @@
             <w:b w:val="0"/>
             <w:noProof/>
             <w:webHidden/>
+            <w:szCs w:val="28"/>
+            <w:sz w:val="28"/>
             <w:bCs w:val="0"/>
           </w:rPr>
           <w:fldChar w:fldCharType="separate"/>
@@ -2110,6 +2195,8 @@
             <w:b w:val="0"/>
             <w:noProof/>
             <w:webHidden/>
+            <w:szCs w:val="28"/>
+            <w:sz w:val="28"/>
             <w:bCs w:val="0"/>
           </w:rPr>
           <w:t>1</w:t>
@@ -2120,6 +2207,8 @@
             <w:b w:val="0"/>
             <w:noProof/>
             <w:webHidden/>
+            <w:szCs w:val="28"/>
+            <w:sz w:val="28"/>
             <w:bCs w:val="0"/>
           </w:rPr>
           <w:fldChar w:fldCharType="end"/>
@@ -2138,15 +2227,18 @@
           <w:noProof/>
           <w:color w:val="auto"/>
           <w:kern w:val="2"/>
-          <w:sz w:val="22"/>
           <w14:ligatures w14:val="standardContextual"/>
-        </w:rPr>
-      </w:pPr>
-      <w:hyperlink w:anchor="_Toc242734574" w:history="1">
+          <w:sz w:val="24"/>
+          <w:szCs w:val="24"/>
+        </w:rPr>
+      </w:pPr>
+      <w:hyperlink w:anchor="_Toc242740580" w:history="1">
         <w:r>
           <w:rPr>
             <w:rStyle w:val="af"/>
             <w:noProof/>
+            <w:sz w:val="24"/>
+            <w:szCs w:val="24"/>
           </w:rPr>
           <w:t xml:space="preserve">1.1  </w:t>
         </w:r>
@@ -2154,6 +2246,8 @@
           <w:rPr>
             <w:rStyle w:val="af"/>
             <w:noProof/>
+            <w:sz w:val="24"/>
+            <w:szCs w:val="24"/>
           </w:rPr>
           <w:t>研究背景与意义</w:t>
         </w:r>
@@ -2162,6 +2256,8 @@
             <w:rFonts w:hint="eastAsia"/>
             <w:noProof/>
             <w:webHidden/>
+            <w:sz w:val="24"/>
+            <w:szCs w:val="24"/>
           </w:rPr>
           <w:tab/>
         </w:r>
@@ -2170,6 +2266,8 @@
             <w:rFonts w:hint="eastAsia"/>
             <w:noProof/>
             <w:webHidden/>
+            <w:sz w:val="24"/>
+            <w:szCs w:val="24"/>
           </w:rPr>
           <w:fldChar w:fldCharType="begin"/>
         </w:r>
@@ -2178,6 +2276,8 @@
             <w:rFonts w:hint="eastAsia"/>
             <w:noProof/>
             <w:webHidden/>
+            <w:sz w:val="24"/>
+            <w:szCs w:val="24"/>
           </w:rPr>
           <w:instrText xml:space="preserve"> </w:instrText>
         </w:r>
@@ -2185,14 +2285,18 @@
           <w:rPr>
             <w:noProof/>
             <w:webHidden/>
-          </w:rPr>
-          <w:instrText>PAGEREF _Toc242734574 \h</w:instrText>
+            <w:sz w:val="24"/>
+            <w:szCs w:val="24"/>
+          </w:rPr>
+          <w:instrText>PAGEREF _Toc242740580 \h</w:instrText>
         </w:r>
         <w:r>
           <w:rPr>
             <w:rFonts w:hint="eastAsia"/>
             <w:noProof/>
             <w:webHidden/>
+            <w:sz w:val="24"/>
+            <w:szCs w:val="24"/>
           </w:rPr>
           <w:instrText xml:space="preserve"> </w:instrText>
         </w:r>
@@ -2201,6 +2305,8 @@
             <w:rFonts w:hint="eastAsia"/>
             <w:noProof/>
             <w:webHidden/>
+            <w:sz w:val="24"/>
+            <w:szCs w:val="24"/>
           </w:rPr>
         </w:r>
         <w:r>
@@ -2208,6 +2314,8 @@
             <w:rFonts w:hint="eastAsia"/>
             <w:noProof/>
             <w:webHidden/>
+            <w:sz w:val="24"/>
+            <w:szCs w:val="24"/>
           </w:rPr>
           <w:fldChar w:fldCharType="separate"/>
         </w:r>
@@ -2215,6 +2323,8 @@
           <w:rPr>
             <w:noProof/>
             <w:webHidden/>
+            <w:sz w:val="24"/>
+            <w:szCs w:val="24"/>
           </w:rPr>
           <w:t>1</w:t>
         </w:r>
@@ -2223,6 +2333,8 @@
             <w:rFonts w:hint="eastAsia"/>
             <w:noProof/>
             <w:webHidden/>
+            <w:sz w:val="24"/>
+            <w:szCs w:val="24"/>
           </w:rPr>
           <w:fldChar w:fldCharType="end"/>
         </w:r>
@@ -2240,15 +2352,18 @@
           <w:noProof/>
           <w:color w:val="auto"/>
           <w:kern w:val="2"/>
-          <w:sz w:val="22"/>
           <w14:ligatures w14:val="standardContextual"/>
-        </w:rPr>
-      </w:pPr>
-      <w:hyperlink w:anchor="_Toc242734575" w:history="1">
+          <w:sz w:val="24"/>
+          <w:szCs w:val="24"/>
+        </w:rPr>
+      </w:pPr>
+      <w:hyperlink w:anchor="_Toc242740581" w:history="1">
         <w:r>
           <w:rPr>
             <w:rStyle w:val="af"/>
             <w:noProof/>
+            <w:sz w:val="24"/>
+            <w:szCs w:val="24"/>
           </w:rPr>
           <w:t xml:space="preserve">1.1.1  </w:t>
         </w:r>
@@ -2256,6 +2371,8 @@
           <w:rPr>
             <w:rStyle w:val="af"/>
             <w:noProof/>
+            <w:sz w:val="24"/>
+            <w:szCs w:val="24"/>
           </w:rPr>
           <w:t>研究背景</w:t>
         </w:r>
@@ -2264,6 +2381,8 @@
             <w:rFonts w:hint="eastAsia"/>
             <w:noProof/>
             <w:webHidden/>
+            <w:sz w:val="24"/>
+            <w:szCs w:val="24"/>
           </w:rPr>
           <w:tab/>
         </w:r>
@@ -2272,6 +2391,8 @@
             <w:rFonts w:hint="eastAsia"/>
             <w:noProof/>
             <w:webHidden/>
+            <w:sz w:val="24"/>
+            <w:szCs w:val="24"/>
           </w:rPr>
           <w:fldChar w:fldCharType="begin"/>
         </w:r>
@@ -2280,6 +2401,8 @@
             <w:rFonts w:hint="eastAsia"/>
             <w:noProof/>
             <w:webHidden/>
+            <w:sz w:val="24"/>
+            <w:szCs w:val="24"/>
           </w:rPr>
           <w:instrText xml:space="preserve"> </w:instrText>
         </w:r>
@@ -2287,14 +2410,18 @@
           <w:rPr>
             <w:noProof/>
             <w:webHidden/>
-          </w:rPr>
-          <w:instrText>PAGEREF _Toc242734575 \h</w:instrText>
+            <w:sz w:val="24"/>
+            <w:szCs w:val="24"/>
+          </w:rPr>
+          <w:instrText>PAGEREF _Toc242740581 \h</w:instrText>
         </w:r>
         <w:r>
           <w:rPr>
             <w:rFonts w:hint="eastAsia"/>
             <w:noProof/>
             <w:webHidden/>
+            <w:sz w:val="24"/>
+            <w:szCs w:val="24"/>
           </w:rPr>
           <w:instrText xml:space="preserve"> </w:instrText>
         </w:r>
@@ -2303,6 +2430,8 @@
             <w:rFonts w:hint="eastAsia"/>
             <w:noProof/>
             <w:webHidden/>
+            <w:sz w:val="24"/>
+            <w:szCs w:val="24"/>
           </w:rPr>
         </w:r>
         <w:r>
@@ -2310,6 +2439,8 @@
             <w:rFonts w:hint="eastAsia"/>
             <w:noProof/>
             <w:webHidden/>
+            <w:sz w:val="24"/>
+            <w:szCs w:val="24"/>
           </w:rPr>
           <w:fldChar w:fldCharType="separate"/>
         </w:r>
@@ -2317,6 +2448,8 @@
           <w:rPr>
             <w:noProof/>
             <w:webHidden/>
+            <w:sz w:val="24"/>
+            <w:szCs w:val="24"/>
           </w:rPr>
           <w:t>1</w:t>
         </w:r>
@@ -2325,6 +2458,8 @@
             <w:rFonts w:hint="eastAsia"/>
             <w:noProof/>
             <w:webHidden/>
+            <w:sz w:val="24"/>
+            <w:szCs w:val="24"/>
           </w:rPr>
           <w:fldChar w:fldCharType="end"/>
         </w:r>
@@ -2342,15 +2477,18 @@
           <w:noProof/>
           <w:color w:val="auto"/>
           <w:kern w:val="2"/>
-          <w:sz w:val="22"/>
           <w14:ligatures w14:val="standardContextual"/>
-        </w:rPr>
-      </w:pPr>
-      <w:hyperlink w:anchor="_Toc242734576" w:history="1">
+          <w:sz w:val="24"/>
+          <w:szCs w:val="24"/>
+        </w:rPr>
+      </w:pPr>
+      <w:hyperlink w:anchor="_Toc242740582" w:history="1">
         <w:r>
           <w:rPr>
             <w:rStyle w:val="af"/>
             <w:noProof/>
+            <w:sz w:val="24"/>
+            <w:szCs w:val="24"/>
           </w:rPr>
           <w:t xml:space="preserve">1.1.2  </w:t>
         </w:r>
@@ -2358,6 +2496,8 @@
           <w:rPr>
             <w:rStyle w:val="af"/>
             <w:noProof/>
+            <w:sz w:val="24"/>
+            <w:szCs w:val="24"/>
           </w:rPr>
           <w:t>研究意义</w:t>
         </w:r>
@@ -2366,6 +2506,8 @@
             <w:rFonts w:hint="eastAsia"/>
             <w:noProof/>
             <w:webHidden/>
+            <w:sz w:val="24"/>
+            <w:szCs w:val="24"/>
           </w:rPr>
           <w:tab/>
         </w:r>
@@ -2374,6 +2516,8 @@
             <w:rFonts w:hint="eastAsia"/>
             <w:noProof/>
             <w:webHidden/>
+            <w:sz w:val="24"/>
+            <w:szCs w:val="24"/>
           </w:rPr>
           <w:fldChar w:fldCharType="begin"/>
         </w:r>
@@ -2382,6 +2526,8 @@
             <w:rFonts w:hint="eastAsia"/>
             <w:noProof/>
             <w:webHidden/>
+            <w:sz w:val="24"/>
+            <w:szCs w:val="24"/>
           </w:rPr>
           <w:instrText xml:space="preserve"> </w:instrText>
         </w:r>
@@ -2389,14 +2535,18 @@
           <w:rPr>
             <w:noProof/>
             <w:webHidden/>
-          </w:rPr>
-          <w:instrText>PAGEREF _Toc242734576 \h</w:instrText>
+            <w:sz w:val="24"/>
+            <w:szCs w:val="24"/>
+          </w:rPr>
+          <w:instrText>PAGEREF _Toc242740582 \h</w:instrText>
         </w:r>
         <w:r>
           <w:rPr>
             <w:rFonts w:hint="eastAsia"/>
             <w:noProof/>
             <w:webHidden/>
+            <w:sz w:val="24"/>
+            <w:szCs w:val="24"/>
           </w:rPr>
           <w:instrText xml:space="preserve"> </w:instrText>
         </w:r>
@@ -2405,6 +2555,8 @@
             <w:rFonts w:hint="eastAsia"/>
             <w:noProof/>
             <w:webHidden/>
+            <w:sz w:val="24"/>
+            <w:szCs w:val="24"/>
           </w:rPr>
         </w:r>
         <w:r>
@@ -2412,6 +2564,8 @@
             <w:rFonts w:hint="eastAsia"/>
             <w:noProof/>
             <w:webHidden/>
+            <w:sz w:val="24"/>
+            <w:szCs w:val="24"/>
           </w:rPr>
           <w:fldChar w:fldCharType="separate"/>
         </w:r>
@@ -2419,6 +2573,8 @@
           <w:rPr>
             <w:noProof/>
             <w:webHidden/>
+            <w:sz w:val="24"/>
+            <w:szCs w:val="24"/>
           </w:rPr>
           <w:t>1</w:t>
         </w:r>
@@ -2427,6 +2583,8 @@
             <w:rFonts w:hint="eastAsia"/>
             <w:noProof/>
             <w:webHidden/>
+            <w:sz w:val="24"/>
+            <w:szCs w:val="24"/>
           </w:rPr>
           <w:fldChar w:fldCharType="end"/>
         </w:r>
@@ -2444,15 +2602,18 @@
           <w:noProof/>
           <w:color w:val="auto"/>
           <w:kern w:val="2"/>
-          <w:sz w:val="22"/>
           <w14:ligatures w14:val="standardContextual"/>
-        </w:rPr>
-      </w:pPr>
-      <w:hyperlink w:anchor="_Toc242734577" w:history="1">
+          <w:sz w:val="24"/>
+          <w:szCs w:val="24"/>
+        </w:rPr>
+      </w:pPr>
+      <w:hyperlink w:anchor="_Toc242740583" w:history="1">
         <w:r>
           <w:rPr>
             <w:rStyle w:val="af"/>
             <w:noProof/>
+            <w:sz w:val="24"/>
+            <w:szCs w:val="24"/>
           </w:rPr>
           <w:t xml:space="preserve">1.2  </w:t>
         </w:r>
@@ -2460,6 +2621,8 @@
           <w:rPr>
             <w:rStyle w:val="af"/>
             <w:noProof/>
+            <w:sz w:val="24"/>
+            <w:szCs w:val="24"/>
           </w:rPr>
           <w:t>研究内容与技术路线</w:t>
         </w:r>
@@ -2468,6 +2631,8 @@
             <w:rFonts w:hint="eastAsia"/>
             <w:noProof/>
             <w:webHidden/>
+            <w:sz w:val="24"/>
+            <w:szCs w:val="24"/>
           </w:rPr>
           <w:tab/>
         </w:r>
@@ -2476,6 +2641,8 @@
             <w:rFonts w:hint="eastAsia"/>
             <w:noProof/>
             <w:webHidden/>
+            <w:sz w:val="24"/>
+            <w:szCs w:val="24"/>
           </w:rPr>
           <w:fldChar w:fldCharType="begin"/>
         </w:r>
@@ -2484,6 +2651,8 @@
             <w:rFonts w:hint="eastAsia"/>
             <w:noProof/>
             <w:webHidden/>
+            <w:sz w:val="24"/>
+            <w:szCs w:val="24"/>
           </w:rPr>
           <w:instrText xml:space="preserve"> </w:instrText>
         </w:r>
@@ -2491,14 +2660,18 @@
           <w:rPr>
             <w:noProof/>
             <w:webHidden/>
-          </w:rPr>
-          <w:instrText>PAGEREF _Toc242734577 \h</w:instrText>
+            <w:sz w:val="24"/>
+            <w:szCs w:val="24"/>
+          </w:rPr>
+          <w:instrText>PAGEREF _Toc242740583 \h</w:instrText>
         </w:r>
         <w:r>
           <w:rPr>
             <w:rFonts w:hint="eastAsia"/>
             <w:noProof/>
             <w:webHidden/>
+            <w:sz w:val="24"/>
+            <w:szCs w:val="24"/>
           </w:rPr>
           <w:instrText xml:space="preserve"> </w:instrText>
         </w:r>
@@ -2507,6 +2680,8 @@
             <w:rFonts w:hint="eastAsia"/>
             <w:noProof/>
             <w:webHidden/>
+            <w:sz w:val="24"/>
+            <w:szCs w:val="24"/>
           </w:rPr>
         </w:r>
         <w:r>
@@ -2514,6 +2689,8 @@
             <w:rFonts w:hint="eastAsia"/>
             <w:noProof/>
             <w:webHidden/>
+            <w:sz w:val="24"/>
+            <w:szCs w:val="24"/>
           </w:rPr>
           <w:fldChar w:fldCharType="separate"/>
         </w:r>
@@ -2521,6 +2698,8 @@
           <w:rPr>
             <w:noProof/>
             <w:webHidden/>
+            <w:sz w:val="24"/>
+            <w:szCs w:val="24"/>
           </w:rPr>
           <w:t>1</w:t>
         </w:r>
@@ -2529,6 +2708,8 @@
             <w:rFonts w:hint="eastAsia"/>
             <w:noProof/>
             <w:webHidden/>
+            <w:sz w:val="24"/>
+            <w:szCs w:val="24"/>
           </w:rPr>
           <w:fldChar w:fldCharType="end"/>
         </w:r>
@@ -2545,11 +2726,12 @@
           <w:noProof/>
           <w:color w:val="auto"/>
           <w:kern w:val="2"/>
-          <w:sz w:val="22"/>
+          <w:szCs w:val="28"/>
           <w14:ligatures w14:val="standardContextual"/>
-        </w:rPr>
-      </w:pPr>
-      <w:hyperlink w:anchor="_Toc242734578" w:history="1">
+          <w:sz w:val="28"/>
+        </w:rPr>
+      </w:pPr>
+      <w:hyperlink w:anchor="_Toc242740584" w:history="1">
         <w:r>
           <w:rPr>
             <w:rStyle w:val="af"/>
@@ -2557,6 +2739,8 @@
             <w:b w:val="1"/>
             <w:bCs w:val="1"/>
             <w:noProof/>
+            <w:szCs w:val="28"/>
+            <w:sz w:val="28"/>
           </w:rPr>
           <w:t>第二章</w:t>
         </w:r>
@@ -2567,6 +2751,8 @@
             <w:b w:val="1"/>
             <w:bCs w:val="1"/>
             <w:noProof/>
+            <w:szCs w:val="28"/>
+            <w:sz w:val="28"/>
           </w:rPr>
           <w:t xml:space="preserve">  </w:t>
         </w:r>
@@ -2577,6 +2763,8 @@
             <w:b w:val="1"/>
             <w:bCs w:val="1"/>
             <w:noProof/>
+            <w:szCs w:val="28"/>
+            <w:sz w:val="28"/>
           </w:rPr>
           <w:t>理论基础与方法</w:t>
         </w:r>
@@ -2587,6 +2775,8 @@
             <w:bCs w:val="1"/>
             <w:noProof/>
             <w:webHidden/>
+            <w:szCs w:val="28"/>
+            <w:sz w:val="28"/>
           </w:rPr>
           <w:tab/>
         </w:r>
@@ -2596,6 +2786,8 @@
             <w:b w:val="0"/>
             <w:noProof/>
             <w:webHidden/>
+            <w:szCs w:val="28"/>
+            <w:sz w:val="28"/>
             <w:bCs w:val="0"/>
           </w:rPr>
           <w:fldChar w:fldCharType="begin"/>
@@ -2606,6 +2798,8 @@
             <w:b w:val="0"/>
             <w:noProof/>
             <w:webHidden/>
+            <w:szCs w:val="28"/>
+            <w:sz w:val="28"/>
             <w:bCs w:val="0"/>
           </w:rPr>
           <w:instrText xml:space="preserve"> </w:instrText>
@@ -2616,9 +2810,11 @@
             <w:b w:val="0"/>
             <w:noProof/>
             <w:webHidden/>
+            <w:szCs w:val="28"/>
+            <w:sz w:val="28"/>
             <w:bCs w:val="0"/>
           </w:rPr>
-          <w:instrText>PAGEREF _Toc242734578 \h</w:instrText>
+          <w:instrText>PAGEREF _Toc242740584 \h</w:instrText>
         </w:r>
         <w:r>
           <w:rPr>
@@ -2626,6 +2822,8 @@
             <w:b w:val="0"/>
             <w:noProof/>
             <w:webHidden/>
+            <w:szCs w:val="28"/>
+            <w:sz w:val="28"/>
             <w:bCs w:val="0"/>
           </w:rPr>
           <w:instrText xml:space="preserve"> </w:instrText>
@@ -2636,6 +2834,8 @@
             <w:b w:val="0"/>
             <w:noProof/>
             <w:webHidden/>
+            <w:szCs w:val="28"/>
+            <w:sz w:val="28"/>
             <w:bCs w:val="0"/>
           </w:rPr>
         </w:r>
@@ -2645,6 +2845,8 @@
             <w:b w:val="0"/>
             <w:noProof/>
             <w:webHidden/>
+            <w:szCs w:val="28"/>
+            <w:sz w:val="28"/>
             <w:bCs w:val="0"/>
           </w:rPr>
           <w:fldChar w:fldCharType="separate"/>
@@ -2655,6 +2857,8 @@
             <w:b w:val="0"/>
             <w:noProof/>
             <w:webHidden/>
+            <w:szCs w:val="28"/>
+            <w:sz w:val="28"/>
             <w:bCs w:val="0"/>
           </w:rPr>
           <w:t>4</w:t>
@@ -2665,6 +2869,8 @@
             <w:b w:val="0"/>
             <w:noProof/>
             <w:webHidden/>
+            <w:szCs w:val="28"/>
+            <w:sz w:val="28"/>
             <w:bCs w:val="0"/>
           </w:rPr>
           <w:fldChar w:fldCharType="end"/>
@@ -2683,15 +2889,18 @@
           <w:noProof/>
           <w:color w:val="auto"/>
           <w:kern w:val="2"/>
-          <w:sz w:val="22"/>
           <w14:ligatures w14:val="standardContextual"/>
-        </w:rPr>
-      </w:pPr>
-      <w:hyperlink w:anchor="_Toc242734579" w:history="1">
+          <w:sz w:val="24"/>
+          <w:szCs w:val="24"/>
+        </w:rPr>
+      </w:pPr>
+      <w:hyperlink w:anchor="_Toc242740585" w:history="1">
         <w:r>
           <w:rPr>
             <w:rStyle w:val="af"/>
             <w:noProof/>
+            <w:sz w:val="24"/>
+            <w:szCs w:val="24"/>
           </w:rPr>
           <w:t xml:space="preserve">2.1  </w:t>
         </w:r>
@@ -2699,6 +2908,8 @@
           <w:rPr>
             <w:rStyle w:val="af"/>
             <w:noProof/>
+            <w:sz w:val="24"/>
+            <w:szCs w:val="24"/>
           </w:rPr>
           <w:t>基本理论</w:t>
         </w:r>
@@ -2707,6 +2918,8 @@
             <w:rFonts w:hint="eastAsia"/>
             <w:noProof/>
             <w:webHidden/>
+            <w:sz w:val="24"/>
+            <w:szCs w:val="24"/>
           </w:rPr>
           <w:tab/>
         </w:r>
@@ -2715,6 +2928,8 @@
             <w:rFonts w:hint="eastAsia"/>
             <w:noProof/>
             <w:webHidden/>
+            <w:sz w:val="24"/>
+            <w:szCs w:val="24"/>
           </w:rPr>
           <w:fldChar w:fldCharType="begin"/>
         </w:r>
@@ -2723,6 +2938,8 @@
             <w:rFonts w:hint="eastAsia"/>
             <w:noProof/>
             <w:webHidden/>
+            <w:sz w:val="24"/>
+            <w:szCs w:val="24"/>
           </w:rPr>
           <w:instrText xml:space="preserve"> </w:instrText>
         </w:r>
@@ -2730,14 +2947,18 @@
           <w:rPr>
             <w:noProof/>
             <w:webHidden/>
-          </w:rPr>
-          <w:instrText>PAGEREF _Toc242734579 \h</w:instrText>
+            <w:sz w:val="24"/>
+            <w:szCs w:val="24"/>
+          </w:rPr>
+          <w:instrText>PAGEREF _Toc242740585 \h</w:instrText>
         </w:r>
         <w:r>
           <w:rPr>
             <w:rFonts w:hint="eastAsia"/>
             <w:noProof/>
             <w:webHidden/>
+            <w:sz w:val="24"/>
+            <w:szCs w:val="24"/>
           </w:rPr>
           <w:instrText xml:space="preserve"> </w:instrText>
         </w:r>
@@ -2746,6 +2967,8 @@
             <w:rFonts w:hint="eastAsia"/>
             <w:noProof/>
             <w:webHidden/>
+            <w:sz w:val="24"/>
+            <w:szCs w:val="24"/>
           </w:rPr>
         </w:r>
         <w:r>
@@ -2753,6 +2976,8 @@
             <w:rFonts w:hint="eastAsia"/>
             <w:noProof/>
             <w:webHidden/>
+            <w:sz w:val="24"/>
+            <w:szCs w:val="24"/>
           </w:rPr>
           <w:fldChar w:fldCharType="separate"/>
         </w:r>
@@ -2760,6 +2985,8 @@
           <w:rPr>
             <w:noProof/>
             <w:webHidden/>
+            <w:sz w:val="24"/>
+            <w:szCs w:val="24"/>
           </w:rPr>
           <w:t>4</w:t>
         </w:r>
@@ -2768,6 +2995,8 @@
             <w:rFonts w:hint="eastAsia"/>
             <w:noProof/>
             <w:webHidden/>
+            <w:sz w:val="24"/>
+            <w:szCs w:val="24"/>
           </w:rPr>
           <w:fldChar w:fldCharType="end"/>
         </w:r>
@@ -2785,15 +3014,18 @@
           <w:noProof/>
           <w:color w:val="auto"/>
           <w:kern w:val="2"/>
-          <w:sz w:val="22"/>
           <w14:ligatures w14:val="standardContextual"/>
-        </w:rPr>
-      </w:pPr>
-      <w:hyperlink w:anchor="_Toc242734580" w:history="1">
+          <w:sz w:val="24"/>
+          <w:szCs w:val="24"/>
+        </w:rPr>
+      </w:pPr>
+      <w:hyperlink w:anchor="_Toc242740586" w:history="1">
         <w:r>
           <w:rPr>
             <w:rStyle w:val="af"/>
             <w:noProof/>
+            <w:sz w:val="24"/>
+            <w:szCs w:val="24"/>
           </w:rPr>
           <w:t xml:space="preserve">2.2  </w:t>
         </w:r>
@@ -2801,6 +3033,8 @@
           <w:rPr>
             <w:rStyle w:val="af"/>
             <w:noProof/>
+            <w:sz w:val="24"/>
+            <w:szCs w:val="24"/>
           </w:rPr>
           <w:t>模型表示与计算步骤</w:t>
         </w:r>
@@ -2809,6 +3043,8 @@
             <w:rFonts w:hint="eastAsia"/>
             <w:noProof/>
             <w:webHidden/>
+            <w:sz w:val="24"/>
+            <w:szCs w:val="24"/>
           </w:rPr>
           <w:tab/>
         </w:r>
@@ -2817,6 +3053,8 @@
             <w:rFonts w:hint="eastAsia"/>
             <w:noProof/>
             <w:webHidden/>
+            <w:sz w:val="24"/>
+            <w:szCs w:val="24"/>
           </w:rPr>
           <w:fldChar w:fldCharType="begin"/>
         </w:r>
@@ -2825,6 +3063,8 @@
             <w:rFonts w:hint="eastAsia"/>
             <w:noProof/>
             <w:webHidden/>
+            <w:sz w:val="24"/>
+            <w:szCs w:val="24"/>
           </w:rPr>
           <w:instrText xml:space="preserve"> </w:instrText>
         </w:r>
@@ -2832,14 +3072,18 @@
           <w:rPr>
             <w:noProof/>
             <w:webHidden/>
-          </w:rPr>
-          <w:instrText>PAGEREF _Toc242734580 \h</w:instrText>
+            <w:sz w:val="24"/>
+            <w:szCs w:val="24"/>
+          </w:rPr>
+          <w:instrText>PAGEREF _Toc242740586 \h</w:instrText>
         </w:r>
         <w:r>
           <w:rPr>
             <w:rFonts w:hint="eastAsia"/>
             <w:noProof/>
             <w:webHidden/>
+            <w:sz w:val="24"/>
+            <w:szCs w:val="24"/>
           </w:rPr>
           <w:instrText xml:space="preserve"> </w:instrText>
         </w:r>
@@ -2848,6 +3092,8 @@
             <w:rFonts w:hint="eastAsia"/>
             <w:noProof/>
             <w:webHidden/>
+            <w:sz w:val="24"/>
+            <w:szCs w:val="24"/>
           </w:rPr>
         </w:r>
         <w:r>
@@ -2855,6 +3101,8 @@
             <w:rFonts w:hint="eastAsia"/>
             <w:noProof/>
             <w:webHidden/>
+            <w:sz w:val="24"/>
+            <w:szCs w:val="24"/>
           </w:rPr>
           <w:fldChar w:fldCharType="separate"/>
         </w:r>
@@ -2862,6 +3110,8 @@
           <w:rPr>
             <w:noProof/>
             <w:webHidden/>
+            <w:sz w:val="24"/>
+            <w:szCs w:val="24"/>
           </w:rPr>
           <w:t>4</w:t>
         </w:r>
@@ -2870,6 +3120,8 @@
             <w:rFonts w:hint="eastAsia"/>
             <w:noProof/>
             <w:webHidden/>
+            <w:sz w:val="24"/>
+            <w:szCs w:val="24"/>
           </w:rPr>
           <w:fldChar w:fldCharType="end"/>
         </w:r>
@@ -2886,11 +3138,12 @@
           <w:noProof/>
           <w:color w:val="auto"/>
           <w:kern w:val="2"/>
-          <w:sz w:val="22"/>
+          <w:szCs w:val="28"/>
           <w14:ligatures w14:val="standardContextual"/>
-        </w:rPr>
-      </w:pPr>
-      <w:hyperlink w:anchor="_Toc242734581" w:history="1">
+          <w:sz w:val="28"/>
+        </w:rPr>
+      </w:pPr>
+      <w:hyperlink w:anchor="_Toc242740587" w:history="1">
         <w:r>
           <w:rPr>
             <w:rStyle w:val="af"/>
@@ -2898,6 +3151,8 @@
             <w:b w:val="1"/>
             <w:bCs w:val="1"/>
             <w:noProof/>
+            <w:szCs w:val="28"/>
+            <w:sz w:val="28"/>
           </w:rPr>
           <w:t>第三章</w:t>
         </w:r>
@@ -2908,6 +3163,8 @@
             <w:b w:val="1"/>
             <w:bCs w:val="1"/>
             <w:noProof/>
+            <w:szCs w:val="28"/>
+            <w:sz w:val="28"/>
           </w:rPr>
           <w:t xml:space="preserve">  </w:t>
         </w:r>
@@ -2918,6 +3175,8 @@
             <w:b w:val="1"/>
             <w:bCs w:val="1"/>
             <w:noProof/>
+            <w:szCs w:val="28"/>
+            <w:sz w:val="28"/>
           </w:rPr>
           <w:t>模型构建与结果分析</w:t>
         </w:r>
@@ -2928,6 +3187,8 @@
             <w:bCs w:val="1"/>
             <w:noProof/>
             <w:webHidden/>
+            <w:szCs w:val="28"/>
+            <w:sz w:val="28"/>
           </w:rPr>
           <w:tab/>
         </w:r>
@@ -2937,6 +3198,8 @@
             <w:b w:val="0"/>
             <w:noProof/>
             <w:webHidden/>
+            <w:szCs w:val="28"/>
+            <w:sz w:val="28"/>
             <w:bCs w:val="0"/>
           </w:rPr>
           <w:fldChar w:fldCharType="begin"/>
@@ -2947,6 +3210,8 @@
             <w:b w:val="0"/>
             <w:noProof/>
             <w:webHidden/>
+            <w:szCs w:val="28"/>
+            <w:sz w:val="28"/>
             <w:bCs w:val="0"/>
           </w:rPr>
           <w:instrText xml:space="preserve"> </w:instrText>
@@ -2957,9 +3222,11 @@
             <w:b w:val="0"/>
             <w:noProof/>
             <w:webHidden/>
+            <w:szCs w:val="28"/>
+            <w:sz w:val="28"/>
             <w:bCs w:val="0"/>
           </w:rPr>
-          <w:instrText>PAGEREF _Toc242734581 \h</w:instrText>
+          <w:instrText>PAGEREF _Toc242740587 \h</w:instrText>
         </w:r>
         <w:r>
           <w:rPr>
@@ -2967,6 +3234,8 @@
             <w:b w:val="0"/>
             <w:noProof/>
             <w:webHidden/>
+            <w:szCs w:val="28"/>
+            <w:sz w:val="28"/>
             <w:bCs w:val="0"/>
           </w:rPr>
           <w:instrText xml:space="preserve"> </w:instrText>
@@ -2977,6 +3246,8 @@
             <w:b w:val="0"/>
             <w:noProof/>
             <w:webHidden/>
+            <w:szCs w:val="28"/>
+            <w:sz w:val="28"/>
             <w:bCs w:val="0"/>
           </w:rPr>
         </w:r>
@@ -2986,6 +3257,8 @@
             <w:b w:val="0"/>
             <w:noProof/>
             <w:webHidden/>
+            <w:szCs w:val="28"/>
+            <w:sz w:val="28"/>
             <w:bCs w:val="0"/>
           </w:rPr>
           <w:fldChar w:fldCharType="separate"/>
@@ -2996,6 +3269,8 @@
             <w:b w:val="0"/>
             <w:noProof/>
             <w:webHidden/>
+            <w:szCs w:val="28"/>
+            <w:sz w:val="28"/>
             <w:bCs w:val="0"/>
           </w:rPr>
           <w:t>6</w:t>
@@ -3006,6 +3281,8 @@
             <w:b w:val="0"/>
             <w:noProof/>
             <w:webHidden/>
+            <w:szCs w:val="28"/>
+            <w:sz w:val="28"/>
             <w:bCs w:val="0"/>
           </w:rPr>
           <w:fldChar w:fldCharType="end"/>
@@ -3024,15 +3301,18 @@
           <w:noProof/>
           <w:color w:val="auto"/>
           <w:kern w:val="2"/>
-          <w:sz w:val="22"/>
           <w14:ligatures w14:val="standardContextual"/>
-        </w:rPr>
-      </w:pPr>
-      <w:hyperlink w:anchor="_Toc242734582" w:history="1">
+          <w:sz w:val="24"/>
+          <w:szCs w:val="24"/>
+        </w:rPr>
+      </w:pPr>
+      <w:hyperlink w:anchor="_Toc242740588" w:history="1">
         <w:r>
           <w:rPr>
             <w:rStyle w:val="af"/>
             <w:noProof/>
+            <w:sz w:val="24"/>
+            <w:szCs w:val="24"/>
           </w:rPr>
           <w:t xml:space="preserve">3.1  </w:t>
         </w:r>
@@ -3040,6 +3320,8 @@
           <w:rPr>
             <w:rStyle w:val="af"/>
             <w:noProof/>
+            <w:sz w:val="24"/>
+            <w:szCs w:val="24"/>
           </w:rPr>
           <w:t>模型构建</w:t>
         </w:r>
@@ -3048,6 +3330,8 @@
             <w:rFonts w:hint="eastAsia"/>
             <w:noProof/>
             <w:webHidden/>
+            <w:sz w:val="24"/>
+            <w:szCs w:val="24"/>
           </w:rPr>
           <w:tab/>
         </w:r>
@@ -3056,6 +3340,8 @@
             <w:rFonts w:hint="eastAsia"/>
             <w:noProof/>
             <w:webHidden/>
+            <w:sz w:val="24"/>
+            <w:szCs w:val="24"/>
           </w:rPr>
           <w:fldChar w:fldCharType="begin"/>
         </w:r>
@@ -3064,6 +3350,8 @@
             <w:rFonts w:hint="eastAsia"/>
             <w:noProof/>
             <w:webHidden/>
+            <w:sz w:val="24"/>
+            <w:szCs w:val="24"/>
           </w:rPr>
           <w:instrText xml:space="preserve"> </w:instrText>
         </w:r>
@@ -3071,14 +3359,18 @@
           <w:rPr>
             <w:noProof/>
             <w:webHidden/>
-          </w:rPr>
-          <w:instrText>PAGEREF _Toc242734582 \h</w:instrText>
+            <w:sz w:val="24"/>
+            <w:szCs w:val="24"/>
+          </w:rPr>
+          <w:instrText>PAGEREF _Toc242740588 \h</w:instrText>
         </w:r>
         <w:r>
           <w:rPr>
             <w:rFonts w:hint="eastAsia"/>
             <w:noProof/>
             <w:webHidden/>
+            <w:sz w:val="24"/>
+            <w:szCs w:val="24"/>
           </w:rPr>
           <w:instrText xml:space="preserve"> </w:instrText>
         </w:r>
@@ -3087,6 +3379,8 @@
             <w:rFonts w:hint="eastAsia"/>
             <w:noProof/>
             <w:webHidden/>
+            <w:sz w:val="24"/>
+            <w:szCs w:val="24"/>
           </w:rPr>
         </w:r>
         <w:r>
@@ -3094,6 +3388,8 @@
             <w:rFonts w:hint="eastAsia"/>
             <w:noProof/>
             <w:webHidden/>
+            <w:sz w:val="24"/>
+            <w:szCs w:val="24"/>
           </w:rPr>
           <w:fldChar w:fldCharType="separate"/>
         </w:r>
@@ -3101,6 +3397,8 @@
           <w:rPr>
             <w:noProof/>
             <w:webHidden/>
+            <w:sz w:val="24"/>
+            <w:szCs w:val="24"/>
           </w:rPr>
           <w:t>6</w:t>
         </w:r>
@@ -3109,6 +3407,8 @@
             <w:rFonts w:hint="eastAsia"/>
             <w:noProof/>
             <w:webHidden/>
+            <w:sz w:val="24"/>
+            <w:szCs w:val="24"/>
           </w:rPr>
           <w:fldChar w:fldCharType="end"/>
         </w:r>
@@ -3126,15 +3426,18 @@
           <w:noProof/>
           <w:color w:val="auto"/>
           <w:kern w:val="2"/>
-          <w:sz w:val="22"/>
           <w14:ligatures w14:val="standardContextual"/>
-        </w:rPr>
-      </w:pPr>
-      <w:hyperlink w:anchor="_Toc242734583" w:history="1">
+          <w:sz w:val="24"/>
+          <w:szCs w:val="24"/>
+        </w:rPr>
+      </w:pPr>
+      <w:hyperlink w:anchor="_Toc242740589" w:history="1">
         <w:r>
           <w:rPr>
             <w:rStyle w:val="af"/>
             <w:noProof/>
+            <w:sz w:val="24"/>
+            <w:szCs w:val="24"/>
           </w:rPr>
           <w:t xml:space="preserve">3.2  </w:t>
         </w:r>
@@ -3142,6 +3445,8 @@
           <w:rPr>
             <w:rStyle w:val="af"/>
             <w:noProof/>
+            <w:sz w:val="24"/>
+            <w:szCs w:val="24"/>
           </w:rPr>
           <w:t>实验设计与结果比较</w:t>
         </w:r>
@@ -3150,6 +3455,8 @@
             <w:rFonts w:hint="eastAsia"/>
             <w:noProof/>
             <w:webHidden/>
+            <w:sz w:val="24"/>
+            <w:szCs w:val="24"/>
           </w:rPr>
           <w:tab/>
         </w:r>
@@ -3158,6 +3465,8 @@
             <w:rFonts w:hint="eastAsia"/>
             <w:noProof/>
             <w:webHidden/>
+            <w:sz w:val="24"/>
+            <w:szCs w:val="24"/>
           </w:rPr>
           <w:fldChar w:fldCharType="begin"/>
         </w:r>
@@ -3166,6 +3475,8 @@
             <w:rFonts w:hint="eastAsia"/>
             <w:noProof/>
             <w:webHidden/>
+            <w:sz w:val="24"/>
+            <w:szCs w:val="24"/>
           </w:rPr>
           <w:instrText xml:space="preserve"> </w:instrText>
         </w:r>
@@ -3173,14 +3484,18 @@
           <w:rPr>
             <w:noProof/>
             <w:webHidden/>
-          </w:rPr>
-          <w:instrText>PAGEREF _Toc242734583 \h</w:instrText>
+            <w:sz w:val="24"/>
+            <w:szCs w:val="24"/>
+          </w:rPr>
+          <w:instrText>PAGEREF _Toc242740589 \h</w:instrText>
         </w:r>
         <w:r>
           <w:rPr>
             <w:rFonts w:hint="eastAsia"/>
             <w:noProof/>
             <w:webHidden/>
+            <w:sz w:val="24"/>
+            <w:szCs w:val="24"/>
           </w:rPr>
           <w:instrText xml:space="preserve"> </w:instrText>
         </w:r>
@@ -3189,6 +3504,8 @@
             <w:rFonts w:hint="eastAsia"/>
             <w:noProof/>
             <w:webHidden/>
+            <w:sz w:val="24"/>
+            <w:szCs w:val="24"/>
           </w:rPr>
         </w:r>
         <w:r>
@@ -3196,6 +3513,8 @@
             <w:rFonts w:hint="eastAsia"/>
             <w:noProof/>
             <w:webHidden/>
+            <w:sz w:val="24"/>
+            <w:szCs w:val="24"/>
           </w:rPr>
           <w:fldChar w:fldCharType="separate"/>
         </w:r>
@@ -3203,6 +3522,8 @@
           <w:rPr>
             <w:noProof/>
             <w:webHidden/>
+            <w:sz w:val="24"/>
+            <w:szCs w:val="24"/>
           </w:rPr>
           <w:t>6</w:t>
         </w:r>
@@ -3211,6 +3532,8 @@
             <w:rFonts w:hint="eastAsia"/>
             <w:noProof/>
             <w:webHidden/>
+            <w:sz w:val="24"/>
+            <w:szCs w:val="24"/>
           </w:rPr>
           <w:fldChar w:fldCharType="end"/>
         </w:r>
@@ -3228,15 +3551,18 @@
           <w:noProof/>
           <w:color w:val="auto"/>
           <w:kern w:val="2"/>
-          <w:sz w:val="22"/>
           <w14:ligatures w14:val="standardContextual"/>
-        </w:rPr>
-      </w:pPr>
-      <w:hyperlink w:anchor="_Toc242734584" w:history="1">
+          <w:sz w:val="24"/>
+          <w:szCs w:val="24"/>
+        </w:rPr>
+      </w:pPr>
+      <w:hyperlink w:anchor="_Toc242740590" w:history="1">
         <w:r>
           <w:rPr>
             <w:rStyle w:val="af"/>
             <w:noProof/>
+            <w:sz w:val="24"/>
+            <w:szCs w:val="24"/>
           </w:rPr>
           <w:t xml:space="preserve">3.3  </w:t>
         </w:r>
@@ -3244,6 +3570,8 @@
           <w:rPr>
             <w:rStyle w:val="af"/>
             <w:noProof/>
+            <w:sz w:val="24"/>
+            <w:szCs w:val="24"/>
           </w:rPr>
           <w:t>本章小结</w:t>
         </w:r>
@@ -3252,6 +3580,8 @@
             <w:rFonts w:hint="eastAsia"/>
             <w:noProof/>
             <w:webHidden/>
+            <w:sz w:val="24"/>
+            <w:szCs w:val="24"/>
           </w:rPr>
           <w:tab/>
         </w:r>
@@ -3260,6 +3590,8 @@
             <w:rFonts w:hint="eastAsia"/>
             <w:noProof/>
             <w:webHidden/>
+            <w:sz w:val="24"/>
+            <w:szCs w:val="24"/>
           </w:rPr>
           <w:fldChar w:fldCharType="begin"/>
         </w:r>
@@ -3268,6 +3600,8 @@
             <w:rFonts w:hint="eastAsia"/>
             <w:noProof/>
             <w:webHidden/>
+            <w:sz w:val="24"/>
+            <w:szCs w:val="24"/>
           </w:rPr>
           <w:instrText xml:space="preserve"> </w:instrText>
         </w:r>
@@ -3275,14 +3609,18 @@
           <w:rPr>
             <w:noProof/>
             <w:webHidden/>
-          </w:rPr>
-          <w:instrText>PAGEREF _Toc242734584 \h</w:instrText>
+            <w:sz w:val="24"/>
+            <w:szCs w:val="24"/>
+          </w:rPr>
+          <w:instrText>PAGEREF _Toc242740590 \h</w:instrText>
         </w:r>
         <w:r>
           <w:rPr>
             <w:rFonts w:hint="eastAsia"/>
             <w:noProof/>
             <w:webHidden/>
+            <w:sz w:val="24"/>
+            <w:szCs w:val="24"/>
           </w:rPr>
           <w:instrText xml:space="preserve"> </w:instrText>
         </w:r>
@@ -3291,6 +3629,8 @@
             <w:rFonts w:hint="eastAsia"/>
             <w:noProof/>
             <w:webHidden/>
+            <w:sz w:val="24"/>
+            <w:szCs w:val="24"/>
           </w:rPr>
         </w:r>
         <w:r>
@@ -3298,6 +3638,8 @@
             <w:rFonts w:hint="eastAsia"/>
             <w:noProof/>
             <w:webHidden/>
+            <w:sz w:val="24"/>
+            <w:szCs w:val="24"/>
           </w:rPr>
           <w:fldChar w:fldCharType="separate"/>
         </w:r>
@@ -3305,6 +3647,8 @@
           <w:rPr>
             <w:noProof/>
             <w:webHidden/>
+            <w:sz w:val="24"/>
+            <w:szCs w:val="24"/>
           </w:rPr>
           <w:t>8</w:t>
         </w:r>
@@ -3313,6 +3657,8 @@
             <w:rFonts w:hint="eastAsia"/>
             <w:noProof/>
             <w:webHidden/>
+            <w:sz w:val="24"/>
+            <w:szCs w:val="24"/>
           </w:rPr>
           <w:fldChar w:fldCharType="end"/>
         </w:r>
@@ -3329,11 +3675,12 @@
           <w:noProof/>
           <w:color w:val="auto"/>
           <w:kern w:val="2"/>
-          <w:sz w:val="22"/>
+          <w:szCs w:val="28"/>
           <w14:ligatures w14:val="standardContextual"/>
-        </w:rPr>
-      </w:pPr>
-      <w:hyperlink w:anchor="_Toc242734585" w:history="1">
+          <w:sz w:val="28"/>
+        </w:rPr>
+      </w:pPr>
+      <w:hyperlink w:anchor="_Toc242740591" w:history="1">
         <w:r>
           <w:rPr>
             <w:rStyle w:val="af"/>
@@ -3341,6 +3688,8 @@
             <w:b w:val="1"/>
             <w:bCs w:val="1"/>
             <w:noProof/>
+            <w:szCs w:val="28"/>
+            <w:sz w:val="28"/>
           </w:rPr>
           <w:t>附录</w:t>
         </w:r>
@@ -3351,6 +3700,8 @@
             <w:b w:val="1"/>
             <w:bCs w:val="1"/>
             <w:noProof/>
+            <w:szCs w:val="28"/>
+            <w:sz w:val="28"/>
           </w:rPr>
           <w:t xml:space="preserve"> A  </w:t>
         </w:r>
@@ -3361,6 +3712,8 @@
             <w:b w:val="1"/>
             <w:bCs w:val="1"/>
             <w:noProof/>
+            <w:szCs w:val="28"/>
+            <w:sz w:val="28"/>
           </w:rPr>
           <w:t>补充材料</w:t>
         </w:r>
@@ -3371,6 +3724,8 @@
             <w:bCs w:val="1"/>
             <w:noProof/>
             <w:webHidden/>
+            <w:szCs w:val="28"/>
+            <w:sz w:val="28"/>
           </w:rPr>
           <w:tab/>
         </w:r>
@@ -3380,6 +3735,8 @@
             <w:b w:val="0"/>
             <w:noProof/>
             <w:webHidden/>
+            <w:szCs w:val="28"/>
+            <w:sz w:val="28"/>
             <w:bCs w:val="0"/>
           </w:rPr>
           <w:fldChar w:fldCharType="begin"/>
@@ -3390,6 +3747,8 @@
             <w:b w:val="0"/>
             <w:noProof/>
             <w:webHidden/>
+            <w:szCs w:val="28"/>
+            <w:sz w:val="28"/>
             <w:bCs w:val="0"/>
           </w:rPr>
           <w:instrText xml:space="preserve"> </w:instrText>
@@ -3400,9 +3759,11 @@
             <w:b w:val="0"/>
             <w:noProof/>
             <w:webHidden/>
+            <w:szCs w:val="28"/>
+            <w:sz w:val="28"/>
             <w:bCs w:val="0"/>
           </w:rPr>
-          <w:instrText>PAGEREF _Toc242734585 \h</w:instrText>
+          <w:instrText>PAGEREF _Toc242740591 \h</w:instrText>
         </w:r>
         <w:r>
           <w:rPr>
@@ -3410,6 +3771,8 @@
             <w:b w:val="0"/>
             <w:noProof/>
             <w:webHidden/>
+            <w:szCs w:val="28"/>
+            <w:sz w:val="28"/>
             <w:bCs w:val="0"/>
           </w:rPr>
           <w:instrText xml:space="preserve"> </w:instrText>
@@ -3420,6 +3783,8 @@
             <w:b w:val="0"/>
             <w:noProof/>
             <w:webHidden/>
+            <w:szCs w:val="28"/>
+            <w:sz w:val="28"/>
             <w:bCs w:val="0"/>
           </w:rPr>
         </w:r>
@@ -3429,6 +3794,8 @@
             <w:b w:val="0"/>
             <w:noProof/>
             <w:webHidden/>
+            <w:szCs w:val="28"/>
+            <w:sz w:val="28"/>
             <w:bCs w:val="0"/>
           </w:rPr>
           <w:fldChar w:fldCharType="separate"/>
@@ -3439,6 +3806,8 @@
             <w:b w:val="0"/>
             <w:noProof/>
             <w:webHidden/>
+            <w:szCs w:val="28"/>
+            <w:sz w:val="28"/>
             <w:bCs w:val="0"/>
           </w:rPr>
           <w:t>9</w:t>
@@ -3449,6 +3818,8 @@
             <w:b w:val="0"/>
             <w:noProof/>
             <w:webHidden/>
+            <w:szCs w:val="28"/>
+            <w:sz w:val="28"/>
             <w:bCs w:val="0"/>
           </w:rPr>
           <w:fldChar w:fldCharType="end"/>
@@ -3466,11 +3837,12 @@
           <w:noProof/>
           <w:color w:val="auto"/>
           <w:kern w:val="2"/>
-          <w:sz w:val="22"/>
+          <w:szCs w:val="28"/>
           <w14:ligatures w14:val="standardContextual"/>
-        </w:rPr>
-      </w:pPr>
-      <w:hyperlink w:anchor="_Toc242734586" w:history="1">
+          <w:sz w:val="28"/>
+        </w:rPr>
+      </w:pPr>
+      <w:hyperlink w:anchor="_Toc242740592" w:history="1">
         <w:r>
           <w:rPr>
             <w:rStyle w:val="af"/>
@@ -3478,6 +3850,8 @@
             <w:b w:val="1"/>
             <w:bCs w:val="1"/>
             <w:noProof/>
+            <w:szCs w:val="28"/>
+            <w:sz w:val="28"/>
           </w:rPr>
           <w:t>参考文献</w:t>
         </w:r>
@@ -3488,6 +3862,8 @@
             <w:bCs w:val="1"/>
             <w:noProof/>
             <w:webHidden/>
+            <w:szCs w:val="28"/>
+            <w:sz w:val="28"/>
           </w:rPr>
           <w:tab/>
         </w:r>
@@ -3497,6 +3873,8 @@
             <w:b w:val="0"/>
             <w:noProof/>
             <w:webHidden/>
+            <w:szCs w:val="28"/>
+            <w:sz w:val="28"/>
             <w:bCs w:val="0"/>
           </w:rPr>
           <w:fldChar w:fldCharType="begin"/>
@@ -3507,6 +3885,8 @@
             <w:b w:val="0"/>
             <w:noProof/>
             <w:webHidden/>
+            <w:szCs w:val="28"/>
+            <w:sz w:val="28"/>
             <w:bCs w:val="0"/>
           </w:rPr>
           <w:instrText xml:space="preserve"> </w:instrText>
@@ -3517,9 +3897,11 @@
             <w:b w:val="0"/>
             <w:noProof/>
             <w:webHidden/>
+            <w:szCs w:val="28"/>
+            <w:sz w:val="28"/>
             <w:bCs w:val="0"/>
           </w:rPr>
-          <w:instrText>PAGEREF _Toc242734586 \h</w:instrText>
+          <w:instrText>PAGEREF _Toc242740592 \h</w:instrText>
         </w:r>
         <w:r>
           <w:rPr>
@@ -3527,6 +3909,8 @@
             <w:b w:val="0"/>
             <w:noProof/>
             <w:webHidden/>
+            <w:szCs w:val="28"/>
+            <w:sz w:val="28"/>
             <w:bCs w:val="0"/>
           </w:rPr>
           <w:instrText xml:space="preserve"> </w:instrText>
@@ -3537,6 +3921,8 @@
             <w:b w:val="0"/>
             <w:noProof/>
             <w:webHidden/>
+            <w:szCs w:val="28"/>
+            <w:sz w:val="28"/>
             <w:bCs w:val="0"/>
           </w:rPr>
         </w:r>
@@ -3546,6 +3932,8 @@
             <w:b w:val="0"/>
             <w:noProof/>
             <w:webHidden/>
+            <w:szCs w:val="28"/>
+            <w:sz w:val="28"/>
             <w:bCs w:val="0"/>
           </w:rPr>
           <w:fldChar w:fldCharType="separate"/>
@@ -3556,6 +3944,8 @@
             <w:b w:val="0"/>
             <w:noProof/>
             <w:webHidden/>
+            <w:szCs w:val="28"/>
+            <w:sz w:val="28"/>
             <w:bCs w:val="0"/>
           </w:rPr>
           <w:t>10</w:t>
@@ -3566,6 +3956,8 @@
             <w:b w:val="0"/>
             <w:noProof/>
             <w:webHidden/>
+            <w:szCs w:val="28"/>
+            <w:sz w:val="28"/>
             <w:bCs w:val="0"/>
           </w:rPr>
           <w:fldChar w:fldCharType="end"/>
@@ -3583,11 +3975,12 @@
           <w:noProof/>
           <w:color w:val="auto"/>
           <w:kern w:val="2"/>
-          <w:sz w:val="22"/>
+          <w:szCs w:val="28"/>
           <w14:ligatures w14:val="standardContextual"/>
-        </w:rPr>
-      </w:pPr>
-      <w:hyperlink w:anchor="_Toc242734587" w:history="1">
+          <w:sz w:val="28"/>
+        </w:rPr>
+      </w:pPr>
+      <w:hyperlink w:anchor="_Toc242740593" w:history="1">
         <w:r>
           <w:rPr>
             <w:rStyle w:val="af"/>
@@ -3595,6 +3988,8 @@
             <w:b w:val="1"/>
             <w:bCs w:val="1"/>
             <w:noProof/>
+            <w:szCs w:val="28"/>
+            <w:sz w:val="28"/>
           </w:rPr>
           <w:t>攻读博士学位期间的科研成果</w:t>
         </w:r>
@@ -3605,6 +4000,8 @@
             <w:bCs w:val="1"/>
             <w:noProof/>
             <w:webHidden/>
+            <w:szCs w:val="28"/>
+            <w:sz w:val="28"/>
           </w:rPr>
           <w:tab/>
         </w:r>
@@ -3614,6 +4011,8 @@
             <w:b w:val="0"/>
             <w:noProof/>
             <w:webHidden/>
+            <w:szCs w:val="28"/>
+            <w:sz w:val="28"/>
             <w:bCs w:val="0"/>
           </w:rPr>
           <w:fldChar w:fldCharType="begin"/>
@@ -3624,6 +4023,8 @@
             <w:b w:val="0"/>
             <w:noProof/>
             <w:webHidden/>
+            <w:szCs w:val="28"/>
+            <w:sz w:val="28"/>
             <w:bCs w:val="0"/>
           </w:rPr>
           <w:instrText xml:space="preserve"> </w:instrText>
@@ -3634,9 +4035,11 @@
             <w:b w:val="0"/>
             <w:noProof/>
             <w:webHidden/>
+            <w:szCs w:val="28"/>
+            <w:sz w:val="28"/>
             <w:bCs w:val="0"/>
           </w:rPr>
-          <w:instrText>PAGEREF _Toc242734587 \h</w:instrText>
+          <w:instrText>PAGEREF _Toc242740593 \h</w:instrText>
         </w:r>
         <w:r>
           <w:rPr>
@@ -3644,6 +4047,8 @@
             <w:b w:val="0"/>
             <w:noProof/>
             <w:webHidden/>
+            <w:szCs w:val="28"/>
+            <w:sz w:val="28"/>
             <w:bCs w:val="0"/>
           </w:rPr>
           <w:instrText xml:space="preserve"> </w:instrText>
@@ -3654,6 +4059,8 @@
             <w:b w:val="0"/>
             <w:noProof/>
             <w:webHidden/>
+            <w:szCs w:val="28"/>
+            <w:sz w:val="28"/>
             <w:bCs w:val="0"/>
           </w:rPr>
         </w:r>
@@ -3663,6 +4070,8 @@
             <w:b w:val="0"/>
             <w:noProof/>
             <w:webHidden/>
+            <w:szCs w:val="28"/>
+            <w:sz w:val="28"/>
             <w:bCs w:val="0"/>
           </w:rPr>
           <w:fldChar w:fldCharType="separate"/>
@@ -3673,6 +4082,8 @@
             <w:b w:val="0"/>
             <w:noProof/>
             <w:webHidden/>
+            <w:szCs w:val="28"/>
+            <w:sz w:val="28"/>
             <w:bCs w:val="0"/>
           </w:rPr>
           <w:t>11</w:t>
@@ -3683,6 +4094,8 @@
             <w:b w:val="0"/>
             <w:noProof/>
             <w:webHidden/>
+            <w:szCs w:val="28"/>
+            <w:sz w:val="28"/>
             <w:bCs w:val="0"/>
           </w:rPr>
           <w:fldChar w:fldCharType="end"/>
@@ -3700,11 +4113,12 @@
           <w:noProof/>
           <w:color w:val="auto"/>
           <w:kern w:val="2"/>
-          <w:sz w:val="22"/>
+          <w:szCs w:val="28"/>
           <w14:ligatures w14:val="standardContextual"/>
-        </w:rPr>
-      </w:pPr>
-      <w:hyperlink w:anchor="_Toc242734588" w:history="1">
+          <w:sz w:val="28"/>
+        </w:rPr>
+      </w:pPr>
+      <w:hyperlink w:anchor="_Toc242740594" w:history="1">
         <w:r>
           <w:rPr>
             <w:rStyle w:val="af"/>
@@ -3712,6 +4126,8 @@
             <w:b w:val="1"/>
             <w:bCs w:val="1"/>
             <w:noProof/>
+            <w:szCs w:val="28"/>
+            <w:sz w:val="28"/>
           </w:rPr>
           <w:t>致</w:t>
         </w:r>
@@ -3722,6 +4138,8 @@
             <w:b w:val="1"/>
             <w:bCs w:val="1"/>
             <w:noProof/>
+            <w:szCs w:val="28"/>
+            <w:sz w:val="28"/>
           </w:rPr>
           <w:t xml:space="preserve">  </w:t>
         </w:r>
@@ -3732,6 +4150,8 @@
             <w:b w:val="1"/>
             <w:bCs w:val="1"/>
             <w:noProof/>
+            <w:szCs w:val="28"/>
+            <w:sz w:val="28"/>
           </w:rPr>
           <w:t>谢</w:t>
         </w:r>
@@ -3742,6 +4162,8 @@
             <w:bCs w:val="1"/>
             <w:noProof/>
             <w:webHidden/>
+            <w:szCs w:val="28"/>
+            <w:sz w:val="28"/>
           </w:rPr>
           <w:tab/>
         </w:r>
@@ -3751,6 +4173,8 @@
             <w:b w:val="0"/>
             <w:noProof/>
             <w:webHidden/>
+            <w:szCs w:val="28"/>
+            <w:sz w:val="28"/>
             <w:bCs w:val="0"/>
           </w:rPr>
           <w:fldChar w:fldCharType="begin"/>
@@ -3761,6 +4185,8 @@
             <w:b w:val="0"/>
             <w:noProof/>
             <w:webHidden/>
+            <w:szCs w:val="28"/>
+            <w:sz w:val="28"/>
             <w:bCs w:val="0"/>
           </w:rPr>
           <w:instrText xml:space="preserve"> </w:instrText>
@@ -3771,9 +4197,11 @@
             <w:b w:val="0"/>
             <w:noProof/>
             <w:webHidden/>
+            <w:szCs w:val="28"/>
+            <w:sz w:val="28"/>
             <w:bCs w:val="0"/>
           </w:rPr>
-          <w:instrText>PAGEREF _Toc242734588 \h</w:instrText>
+          <w:instrText>PAGEREF _Toc242740594 \h</w:instrText>
         </w:r>
         <w:r>
           <w:rPr>
@@ -3781,6 +4209,8 @@
             <w:b w:val="0"/>
             <w:noProof/>
             <w:webHidden/>
+            <w:szCs w:val="28"/>
+            <w:sz w:val="28"/>
             <w:bCs w:val="0"/>
           </w:rPr>
           <w:instrText xml:space="preserve"> </w:instrText>
@@ -3791,6 +4221,8 @@
             <w:b w:val="0"/>
             <w:noProof/>
             <w:webHidden/>
+            <w:szCs w:val="28"/>
+            <w:sz w:val="28"/>
             <w:bCs w:val="0"/>
           </w:rPr>
         </w:r>
@@ -3800,6 +4232,8 @@
             <w:b w:val="0"/>
             <w:noProof/>
             <w:webHidden/>
+            <w:szCs w:val="28"/>
+            <w:sz w:val="28"/>
             <w:bCs w:val="0"/>
           </w:rPr>
           <w:fldChar w:fldCharType="separate"/>
@@ -3810,6 +4244,8 @@
             <w:b w:val="0"/>
             <w:noProof/>
             <w:webHidden/>
+            <w:szCs w:val="28"/>
+            <w:sz w:val="28"/>
             <w:bCs w:val="0"/>
           </w:rPr>
           <w:t>12</w:t>
@@ -3820,6 +4256,8 @@
             <w:b w:val="0"/>
             <w:noProof/>
             <w:webHidden/>
+            <w:szCs w:val="28"/>
+            <w:sz w:val="28"/>
             <w:bCs w:val="0"/>
           </w:rPr>
           <w:fldChar w:fldCharType="end"/>
@@ -3851,15 +4289,24 @@
         <w:pStyle w:val="1"/>
         <w:pageBreakBefore w:val="0"/>
       </w:pPr>
-      <w:bookmarkStart w:id="4" w:name="_Toc242734573"/>
-      <w:r>
+      <w:bookmarkStart w:id="4" w:name="_Toc242740579"/>
+      <w:r>
+        <w:rPr>
+          <w:rFonts w:eastAsia="SimHei" w:ascii="Times New Roman" w:hAnsi="Times New Roman"/>
+        </w:rPr>
         <w:lastRenderedPageBreak/>
         <w:t>第一章</w:t>
       </w:r>
       <w:r>
+        <w:rPr>
+          <w:rFonts w:eastAsia="SimHei" w:ascii="Times New Roman" w:hAnsi="Times New Roman"/>
+        </w:rPr>
         <w:t xml:space="preserve">  </w:t>
       </w:r>
       <w:r>
+        <w:rPr>
+          <w:rFonts w:eastAsia="SimHei" w:ascii="Times New Roman" w:hAnsi="Times New Roman"/>
+        </w:rPr>
         <w:t>绪论</w:t>
       </w:r>
       <w:bookmarkEnd w:id="4"/>
@@ -3868,12 +4315,18 @@
       <w:pPr>
         <w:pStyle w:val="2"/>
       </w:pPr>
-      <w:bookmarkStart w:id="5" w:name="_Toc242734574"/>
+      <w:bookmarkStart w:id="5" w:name="_Toc242740580"/>
       <w:bookmarkStart w:id="6" w:name="研究背景与意义"/>
       <w:r>
+        <w:rPr>
+          <w:rFonts w:eastAsia="SimHei" w:ascii="Times New Roman" w:hAnsi="Times New Roman"/>
+        </w:rPr>
         <w:t xml:space="preserve">1.1  </w:t>
       </w:r>
       <w:r>
+        <w:rPr>
+          <w:rFonts w:eastAsia="SimHei" w:ascii="Times New Roman" w:hAnsi="Times New Roman"/>
+        </w:rPr>
         <w:t>研究背景与意义</w:t>
       </w:r>
       <w:bookmarkEnd w:id="5"/>
@@ -3882,12 +4335,18 @@
       <w:pPr>
         <w:pStyle w:val="3"/>
       </w:pPr>
-      <w:bookmarkStart w:id="7" w:name="_Toc242734575"/>
+      <w:bookmarkStart w:id="7" w:name="_Toc242740581"/>
       <w:bookmarkStart w:id="8" w:name="研究背景"/>
       <w:r>
+        <w:rPr>
+          <w:rFonts w:eastAsia="SimHei" w:ascii="Times New Roman" w:hAnsi="Times New Roman"/>
+        </w:rPr>
         <w:t xml:space="preserve">1.1.1  </w:t>
       </w:r>
       <w:r>
+        <w:rPr>
+          <w:rFonts w:eastAsia="SimHei" w:ascii="Times New Roman" w:hAnsi="Times New Roman"/>
+        </w:rPr>
         <w:t>研究背景</w:t>
       </w:r>
       <w:bookmarkEnd w:id="7"/>
@@ -4003,13 +4462,19 @@
       <w:pPr>
         <w:pStyle w:val="3"/>
       </w:pPr>
-      <w:bookmarkStart w:id="9" w:name="_Toc242734576"/>
+      <w:bookmarkStart w:id="9" w:name="_Toc242740582"/>
       <w:bookmarkStart w:id="10" w:name="研究意义"/>
       <w:bookmarkEnd w:id="8"/>
       <w:r>
+        <w:rPr>
+          <w:rFonts w:eastAsia="SimHei" w:ascii="Times New Roman" w:hAnsi="Times New Roman"/>
+        </w:rPr>
         <w:t xml:space="preserve">1.1.2  </w:t>
       </w:r>
       <w:r>
+        <w:rPr>
+          <w:rFonts w:eastAsia="SimHei" w:ascii="Times New Roman" w:hAnsi="Times New Roman"/>
+        </w:rPr>
         <w:t>研究意义</w:t>
       </w:r>
       <w:bookmarkEnd w:id="9"/>
@@ -4025,7 +4490,6 @@
         </w:rPr>
         <w:t>模板中的公式、图片、表格均按章编号，并支持交叉引用。式</w:t>
       </w:r>
-      <w:r/>
       <w:hyperlink w:anchor="eq:model">
         <w:r>
           <w:rPr>
@@ -4060,7 +4524,7 @@
         <w:rPr>
           <w:position w:val="-28"/>
         </w:rPr>
-        <w:object w:dxaOrig="2680" w:dyaOrig="680" w14:anchorId="5CC7839D">
+        <w:object w:dxaOrig="2680" w:dyaOrig="680" w14:anchorId="556EAF12">
           <v:shapetype id="_x0000_t75" coordsize="21600,21600" o:spt="75" o:preferrelative="t" path="m@4@5l@4@11@9@11@9@5xe" filled="f" stroked="f">
             <v:stroke joinstyle="miter"/>
             <v:formulas>
@@ -4083,7 +4547,7 @@
           <v:shape id="_x0000_mtshape0" o:spid="_x0000_i1025" type="#_x0000_t75" style="width:134.15pt;height:33.85pt" o:ole="">
             <v:imagedata r:id="rId25" o:title=""/>
           </v:shape>
-          <o:OLEObject Type="Embed" ProgID="Equation.DSMT4" ShapeID="_x0000_mtshape0" DrawAspect="Content" ObjectID="_1853347326" r:id="rId26"/>
+          <o:OLEObject Type="Embed" ProgID="Equation.DSMT4" ShapeID="_x0000_mtshape0" DrawAspect="Content" ObjectID="_1853353466" r:id="rId26"/>
         </w:object>
       </w:r>
       <w:r>
@@ -4105,7 +4569,7 @@
           <w:noProof/>
         </w:rPr>
         <w:drawing>
-          <wp:inline distT="0" distB="0" distL="0" distR="0" wp14:anchorId="78623ACA" wp14:editId="6B7653FC">
+          <wp:inline distT="0" distB="0" distL="0" distR="0" wp14:anchorId="2B9CC596" wp14:editId="3854DF0A">
             <wp:extent cx="3588807" cy="2063027"/>
             <wp:effectExtent l="0" t="0" r="0" b="0"/>
             <wp:docPr id="16" name="Picture"/>
@@ -4186,7 +4650,6 @@
         </w:rPr>
         <w:t>图</w:t>
       </w:r>
-      <w:r/>
       <w:hyperlink w:anchor="fig:vector">
         <w:r>
           <w:rPr>
@@ -4230,14 +4693,20 @@
       <w:pPr>
         <w:pStyle w:val="2"/>
       </w:pPr>
-      <w:bookmarkStart w:id="13" w:name="_Toc242734577"/>
+      <w:bookmarkStart w:id="13" w:name="_Toc242740583"/>
       <w:bookmarkStart w:id="14" w:name="研究内容与技术路线"/>
       <w:bookmarkEnd w:id="6"/>
       <w:bookmarkEnd w:id="10"/>
       <w:r>
+        <w:rPr>
+          <w:rFonts w:eastAsia="SimHei" w:ascii="Times New Roman" w:hAnsi="Times New Roman"/>
+        </w:rPr>
         <w:t xml:space="preserve">1.2  </w:t>
       </w:r>
       <w:r>
+        <w:rPr>
+          <w:rFonts w:eastAsia="SimHei" w:ascii="Times New Roman" w:hAnsi="Times New Roman"/>
+        </w:rPr>
         <w:t>研究内容与技术路线</w:t>
       </w:r>
       <w:bookmarkEnd w:id="13"/>
@@ -4286,11 +4755,11 @@
         <w:rPr>
           <w:position w:val="-12"/>
         </w:rPr>
-        <w:object w:dxaOrig="240" w:dyaOrig="360" w14:anchorId="3D2F0123">
+        <w:object w:dxaOrig="240" w:dyaOrig="360" w14:anchorId="0AD1026A">
           <v:shape id="_x0000_mtshape1" o:spid="_x0000_i1026" type="#_x0000_t75" style="width:12pt;height:18pt" o:ole="">
             <v:imagedata r:id="rId28" o:title=""/>
           </v:shape>
-          <o:OLEObject Type="Embed" ProgID="Equation.DSMT4" ShapeID="_x0000_mtshape1" DrawAspect="Content" ObjectID="_1853347327" r:id="rId29"/>
+          <o:OLEObject Type="Embed" ProgID="Equation.DSMT4" ShapeID="_x0000_mtshape1" DrawAspect="Content" ObjectID="_1853353467" r:id="rId29"/>
         </w:object>
       </w:r>
       <w:r>
@@ -4403,11 +4872,11 @@
         <w:rPr>
           <w:position w:val="-12"/>
         </w:rPr>
-        <w:object w:dxaOrig="1480" w:dyaOrig="360" w14:anchorId="0C75FD89">
+        <w:object w:dxaOrig="1480" w:dyaOrig="360" w14:anchorId="0226EED1">
           <v:shape id="_x0000_mtshape2" o:spid="_x0000_i1027" type="#_x0000_t75" style="width:74.15pt;height:18pt" o:ole="">
             <v:imagedata r:id="rId30" o:title=""/>
           </v:shape>
-          <o:OLEObject Type="Embed" ProgID="Equation.DSMT4" ShapeID="_x0000_mtshape2" DrawAspect="Content" ObjectID="_1853347328" r:id="rId31"/>
+          <o:OLEObject Type="Embed" ProgID="Equation.DSMT4" ShapeID="_x0000_mtshape2" DrawAspect="Content" ObjectID="_1853353468" r:id="rId31"/>
         </w:object>
       </w:r>
       <w:r>
@@ -4416,7 +4885,6 @@
         </w:rPr>
         <w:t>，样本均值和离散程度分别由式</w:t>
       </w:r>
-      <w:r/>
       <w:hyperlink w:anchor="eq:mean">
         <w:r>
           <w:rPr>
@@ -4431,7 +4899,6 @@
         </w:rPr>
         <w:t>与式</w:t>
       </w:r>
-      <w:r/>
       <w:hyperlink w:anchor="eq:variance">
         <w:r>
           <w:rPr>
@@ -4475,11 +4942,11 @@
         <w:rPr>
           <w:position w:val="-28"/>
         </w:rPr>
-        <w:object w:dxaOrig="1180" w:dyaOrig="680" w14:anchorId="3DC7DB94">
+        <w:object w:dxaOrig="1180" w:dyaOrig="680" w14:anchorId="683D3C0E">
           <v:shape id="_x0000_mtshape3" o:spid="_x0000_i1028" type="#_x0000_t75" style="width:59.15pt;height:33.85pt" o:ole="">
             <v:imagedata r:id="rId32" o:title=""/>
           </v:shape>
-          <o:OLEObject Type="Embed" ProgID="Equation.DSMT4" ShapeID="_x0000_mtshape3" DrawAspect="Content" ObjectID="_1853347329" r:id="rId33"/>
+          <o:OLEObject Type="Embed" ProgID="Equation.DSMT4" ShapeID="_x0000_mtshape3" DrawAspect="Content" ObjectID="_1853353469" r:id="rId33"/>
         </w:object>
       </w:r>
       <w:r>
@@ -4506,11 +4973,11 @@
         <w:rPr>
           <w:position w:val="-28"/>
         </w:rPr>
-        <w:object w:dxaOrig="2120" w:dyaOrig="680" w14:anchorId="359E860E">
+        <w:object w:dxaOrig="2120" w:dyaOrig="680" w14:anchorId="06FE9B91">
           <v:shape id="_x0000_mtshape4" o:spid="_x0000_i1029" type="#_x0000_t75" style="width:105.85pt;height:33.85pt" o:ole="">
             <v:imagedata r:id="rId34" o:title=""/>
           </v:shape>
-          <o:OLEObject Type="Embed" ProgID="Equation.DSMT4" ShapeID="_x0000_mtshape4" DrawAspect="Content" ObjectID="_1853347330" r:id="rId35"/>
+          <o:OLEObject Type="Embed" ProgID="Equation.DSMT4" ShapeID="_x0000_mtshape4" DrawAspect="Content" ObjectID="_1853353470" r:id="rId35"/>
         </w:object>
       </w:r>
       <w:r>
@@ -4533,7 +5000,7 @@
           <w:noProof/>
         </w:rPr>
         <w:drawing>
-          <wp:inline distT="0" distB="0" distL="0" distR="0" wp14:anchorId="3580ED73" wp14:editId="2E2214D8">
+          <wp:inline distT="0" distB="0" distL="0" distR="0" wp14:anchorId="2AFD4A6A" wp14:editId="521C9ECC">
             <wp:extent cx="3958243" cy="1868290"/>
             <wp:effectExtent l="0" t="0" r="0" b="0"/>
             <wp:docPr id="24" name="Picture"/>
@@ -4614,7 +5081,6 @@
         </w:rPr>
         <w:t>图</w:t>
       </w:r>
-      <w:r/>
       <w:hyperlink w:anchor="fig:abcd">
         <w:r>
           <w:rPr>
@@ -5084,7 +5550,6 @@
         </w:rPr>
         <w:t>排版检查不仅关注单一页面，也需要覆盖跨页段落、章节切换和重复引用。表</w:t>
       </w:r>
-      <w:r/>
       <w:hyperlink w:anchor="tab:scenarios">
         <w:r>
           <w:rPr>
@@ -5139,15 +5604,24 @@
       <w:pPr>
         <w:pStyle w:val="1"/>
       </w:pPr>
-      <w:bookmarkStart w:id="20" w:name="_Toc242734578"/>
-      <w:r>
+      <w:bookmarkStart w:id="20" w:name="_Toc242740584"/>
+      <w:r>
+        <w:rPr>
+          <w:rFonts w:eastAsia="SimHei" w:ascii="Times New Roman" w:hAnsi="Times New Roman"/>
+        </w:rPr>
         <w:lastRenderedPageBreak/>
         <w:t>第二章</w:t>
       </w:r>
       <w:r>
+        <w:rPr>
+          <w:rFonts w:eastAsia="SimHei" w:ascii="Times New Roman" w:hAnsi="Times New Roman"/>
+        </w:rPr>
         <w:t xml:space="preserve">  </w:t>
       </w:r>
       <w:r>
+        <w:rPr>
+          <w:rFonts w:eastAsia="SimHei" w:ascii="Times New Roman" w:hAnsi="Times New Roman"/>
+        </w:rPr>
         <w:t>理论基础与方法</w:t>
       </w:r>
       <w:bookmarkEnd w:id="20"/>
@@ -5156,12 +5630,18 @@
       <w:pPr>
         <w:pStyle w:val="2"/>
       </w:pPr>
-      <w:bookmarkStart w:id="21" w:name="_Toc242734579"/>
+      <w:bookmarkStart w:id="21" w:name="_Toc242740585"/>
       <w:bookmarkStart w:id="22" w:name="基本理论"/>
       <w:r>
+        <w:rPr>
+          <w:rFonts w:eastAsia="SimHei" w:ascii="Times New Roman" w:hAnsi="Times New Roman"/>
+        </w:rPr>
         <w:t xml:space="preserve">2.1  </w:t>
       </w:r>
       <w:r>
+        <w:rPr>
+          <w:rFonts w:eastAsia="SimHei" w:ascii="Times New Roman" w:hAnsi="Times New Roman"/>
+        </w:rPr>
         <w:t>基本理论</w:t>
       </w:r>
       <w:bookmarkEnd w:id="21"/>
@@ -5373,17 +5853,12 @@
               <w:rPr>
                 <w:position w:val="-10"/>
               </w:rPr>
-              <w:object w:dxaOrig="279" w:dyaOrig="360" w14:anchorId="766E879D">
+              <w:object w:dxaOrig="279" w:dyaOrig="360" w14:anchorId="36859D4A">
                 <v:shape id="_x0000_mtshape5" o:spid="_x0000_i1030" type="#_x0000_t75" style="width:12pt;height:15.85pt" o:ole="">
                   <v:imagedata r:id="rId41" o:title=""/>
                 </v:shape>
-                <o:OLEObject Type="Embed" ProgID="Equation.DSMT4" ShapeID="_x0000_mtshape5" DrawAspect="Content" ObjectID="_1853347331" r:id="rId42"/>
+                <o:OLEObject Type="Embed" ProgID="Equation.DSMT4" ShapeID="_x0000_mtshape5" DrawAspect="Content" ObjectID="_1853353471" r:id="rId42"/>
               </w:object>
-            </w:r>
-            <w:r>
-              <w:rPr>
-                <w:sz w:val="21"/>
-              </w:rPr>
             </w:r>
           </w:p>
         </w:tc>
@@ -5468,17 +5943,12 @@
               <w:rPr>
                 <w:position w:val="-5"/>
               </w:rPr>
-              <w:object w:dxaOrig="200" w:dyaOrig="220" w14:anchorId="4E3F527D">
+              <w:object w:dxaOrig="200" w:dyaOrig="220" w14:anchorId="249C1A5D">
                 <v:shape id="_x0000_mtshape6" o:spid="_x0000_i1031" type="#_x0000_t75" style="width:9pt;height:9.85pt" o:ole="">
                   <v:imagedata r:id="rId43" o:title=""/>
                 </v:shape>
-                <o:OLEObject Type="Embed" ProgID="Equation.DSMT4" ShapeID="_x0000_mtshape6" DrawAspect="Content" ObjectID="_1853347332" r:id="rId44"/>
+                <o:OLEObject Type="Embed" ProgID="Equation.DSMT4" ShapeID="_x0000_mtshape6" DrawAspect="Content" ObjectID="_1853353472" r:id="rId44"/>
               </w:object>
-            </w:r>
-            <w:r>
-              <w:rPr>
-                <w:sz w:val="21"/>
-              </w:rPr>
             </w:r>
           </w:p>
         </w:tc>
@@ -5513,14 +5983,20 @@
       <w:pPr>
         <w:pStyle w:val="2"/>
       </w:pPr>
-      <w:bookmarkStart w:id="24" w:name="_Toc242734580"/>
+      <w:bookmarkStart w:id="24" w:name="_Toc242740586"/>
       <w:bookmarkStart w:id="25" w:name="模型表示与计算步骤"/>
       <w:bookmarkEnd w:id="22"/>
       <w:bookmarkEnd w:id="23"/>
       <w:r>
+        <w:rPr>
+          <w:rFonts w:eastAsia="SimHei" w:ascii="Times New Roman" w:hAnsi="Times New Roman"/>
+        </w:rPr>
         <w:t xml:space="preserve">2.2  </w:t>
       </w:r>
       <w:r>
+        <w:rPr>
+          <w:rFonts w:eastAsia="SimHei" w:ascii="Times New Roman" w:hAnsi="Times New Roman"/>
+        </w:rPr>
         <w:t>模型表示与计算步骤</w:t>
       </w:r>
       <w:bookmarkEnd w:id="24"/>
@@ -5537,7 +6013,6 @@
         </w:rPr>
         <w:t>在统一的图结构中，邻接矩阵记录节点间的连接关系。式</w:t>
       </w:r>
-      <w:r/>
       <w:hyperlink w:anchor="eq:matrix">
         <w:r>
           <w:rPr>
@@ -5552,7 +6027,6 @@
         </w:rPr>
         <w:t>给出一个三节点示例，其非零元素用于说明矩阵排版和下标的位置。表</w:t>
       </w:r>
-      <w:r/>
       <w:hyperlink w:anchor="tab:params">
         <w:r>
           <w:rPr>
@@ -5701,11 +6175,11 @@
         <w:rPr>
           <w:position w:val="-50"/>
         </w:rPr>
-        <w:object w:dxaOrig="3060" w:dyaOrig="1120" w14:anchorId="5C004EB1">
+        <w:object w:dxaOrig="3060" w:dyaOrig="1120" w14:anchorId="70EFFF41">
           <v:shape id="_x0000_mtshape7" o:spid="_x0000_i1032" type="#_x0000_t75" style="width:153pt;height:56.15pt" o:ole="">
             <v:imagedata r:id="rId45" o:title=""/>
           </v:shape>
-          <o:OLEObject Type="Embed" ProgID="Equation.DSMT4" ShapeID="_x0000_mtshape7" DrawAspect="Content" ObjectID="_1853347333" r:id="rId46"/>
+          <o:OLEObject Type="Embed" ProgID="Equation.DSMT4" ShapeID="_x0000_mtshape7" DrawAspect="Content" ObjectID="_1853353473" r:id="rId46"/>
         </w:object>
       </w:r>
       <w:r>
@@ -5743,11 +6217,11 @@
         <w:rPr>
           <w:position w:val="-18"/>
         </w:rPr>
-        <w:object w:dxaOrig="3320" w:dyaOrig="520" w14:anchorId="6E2A6AF4">
+        <w:object w:dxaOrig="3320" w:dyaOrig="520" w14:anchorId="7DE4E60A">
           <v:shape id="_x0000_mtshape8" o:spid="_x0000_i1033" type="#_x0000_t75" style="width:165.85pt;height:26.15pt" o:ole="">
             <v:imagedata r:id="rId47" o:title=""/>
           </v:shape>
-          <o:OLEObject Type="Embed" ProgID="Equation.DSMT4" ShapeID="_x0000_mtshape8" DrawAspect="Content" ObjectID="_1853347334" r:id="rId48"/>
+          <o:OLEObject Type="Embed" ProgID="Equation.DSMT4" ShapeID="_x0000_mtshape8" DrawAspect="Content" ObjectID="_1853353474" r:id="rId48"/>
         </w:object>
       </w:r>
       <w:r>
@@ -5771,7 +6245,7 @@
         </w:rPr>
         <w:lastRenderedPageBreak/>
         <w:drawing>
-          <wp:inline distT="0" distB="0" distL="0" distR="0" wp14:anchorId="6C86618E" wp14:editId="7A59828A">
+          <wp:inline distT="0" distB="0" distL="0" distR="0" wp14:anchorId="2F04CD3B" wp14:editId="66421118">
             <wp:extent cx="3958243" cy="1868290"/>
             <wp:effectExtent l="0" t="0" r="0" b="0"/>
             <wp:docPr id="35" name="Picture"/>
@@ -5852,7 +6326,6 @@
         </w:rPr>
         <w:t>图</w:t>
       </w:r>
-      <w:r/>
       <w:hyperlink w:anchor="fig:six">
         <w:r>
           <w:rPr>
@@ -5905,7 +6378,6 @@
         </w:rPr>
         <w:t>算法首先读取数据并计算式</w:t>
       </w:r>
-      <w:r/>
       <w:hyperlink w:anchor="eq:matrix">
         <w:r>
           <w:rPr>
@@ -5920,7 +6392,6 @@
         </w:rPr>
         <w:t>中的节点度，然后根据式</w:t>
       </w:r>
-      <w:r/>
       <w:hyperlink w:anchor="eq:integral">
         <w:r>
           <w:rPr>
@@ -6028,15 +6499,24 @@
       <w:pPr>
         <w:pStyle w:val="1"/>
       </w:pPr>
-      <w:bookmarkStart w:id="30" w:name="_Toc242734581"/>
-      <w:r>
+      <w:bookmarkStart w:id="30" w:name="_Toc242740587"/>
+      <w:r>
+        <w:rPr>
+          <w:rFonts w:eastAsia="SimHei" w:ascii="Times New Roman" w:hAnsi="Times New Roman"/>
+        </w:rPr>
         <w:lastRenderedPageBreak/>
         <w:t>第三章</w:t>
       </w:r>
       <w:r>
+        <w:rPr>
+          <w:rFonts w:eastAsia="SimHei" w:ascii="Times New Roman" w:hAnsi="Times New Roman"/>
+        </w:rPr>
         <w:t xml:space="preserve">  </w:t>
       </w:r>
       <w:r>
+        <w:rPr>
+          <w:rFonts w:eastAsia="SimHei" w:ascii="Times New Roman" w:hAnsi="Times New Roman"/>
+        </w:rPr>
         <w:t>模型构建与结果分析</w:t>
       </w:r>
       <w:bookmarkEnd w:id="30"/>
@@ -6045,12 +6525,18 @@
       <w:pPr>
         <w:pStyle w:val="2"/>
       </w:pPr>
-      <w:bookmarkStart w:id="31" w:name="_Toc242734582"/>
+      <w:bookmarkStart w:id="31" w:name="_Toc242740588"/>
       <w:bookmarkStart w:id="32" w:name="模型构建"/>
       <w:r>
+        <w:rPr>
+          <w:rFonts w:eastAsia="SimHei" w:ascii="Times New Roman" w:hAnsi="Times New Roman"/>
+        </w:rPr>
         <w:t xml:space="preserve">3.1  </w:t>
       </w:r>
       <w:r>
+        <w:rPr>
+          <w:rFonts w:eastAsia="SimHei" w:ascii="Times New Roman" w:hAnsi="Times New Roman"/>
+        </w:rPr>
         <w:t>模型构建</w:t>
       </w:r>
       <w:bookmarkEnd w:id="31"/>
@@ -6085,11 +6571,11 @@
         <w:rPr>
           <w:position w:val="-4"/>
         </w:rPr>
-        <w:object w:dxaOrig="200" w:dyaOrig="200" w14:anchorId="00CA74DA">
+        <w:object w:dxaOrig="200" w:dyaOrig="200" w14:anchorId="3F22B35A">
           <v:shape id="_x0000_mtshape9" o:spid="_x0000_i1034" type="#_x0000_t75" style="width:9.85pt;height:9.85pt" o:ole="">
             <v:imagedata r:id="rId54" o:title=""/>
           </v:shape>
-          <o:OLEObject Type="Embed" ProgID="Equation.DSMT4" ShapeID="_x0000_mtshape9" DrawAspect="Content" ObjectID="_1853347335" r:id="rId55"/>
+          <o:OLEObject Type="Embed" ProgID="Equation.DSMT4" ShapeID="_x0000_mtshape9" DrawAspect="Content" ObjectID="_1853353475" r:id="rId55"/>
         </w:object>
       </w:r>
       <w:r>
@@ -6098,7 +6584,6 @@
         </w:rPr>
         <w:t>，目标同时考虑误差与正则项。式</w:t>
       </w:r>
-      <w:r/>
       <w:hyperlink w:anchor="eq:objective">
         <w:r>
           <w:rPr>
@@ -6113,7 +6598,6 @@
         </w:rPr>
         <w:t>中出现二范数、转置和分式，式</w:t>
       </w:r>
-      <w:r/>
       <w:hyperlink w:anchor="eq:constraints">
         <w:r>
           <w:rPr>
@@ -6172,11 +6656,11 @@
         <w:rPr>
           <w:position w:val="-24"/>
         </w:rPr>
-        <w:object w:dxaOrig="2640" w:dyaOrig="620" w14:anchorId="5C2F33C4">
+        <w:object w:dxaOrig="2640" w:dyaOrig="620" w14:anchorId="6C5F3A2C">
           <v:shape id="_x0000_mtshape10" o:spid="_x0000_i1035" type="#_x0000_t75" style="width:132pt;height:30.85pt" o:ole="">
             <v:imagedata r:id="rId56" o:title=""/>
           </v:shape>
-          <o:OLEObject Type="Embed" ProgID="Equation.DSMT4" ShapeID="_x0000_mtshape10" DrawAspect="Content" ObjectID="_1853347336" r:id="rId57"/>
+          <o:OLEObject Type="Embed" ProgID="Equation.DSMT4" ShapeID="_x0000_mtshape10" DrawAspect="Content" ObjectID="_1853353476" r:id="rId57"/>
         </w:object>
       </w:r>
       <w:r>
@@ -6203,11 +6687,11 @@
         <w:rPr>
           <w:position w:val="-46"/>
         </w:rPr>
-        <w:object w:dxaOrig="2320" w:dyaOrig="1040" w14:anchorId="7F1DCC88">
+        <w:object w:dxaOrig="2320" w:dyaOrig="1040" w14:anchorId="6BE58DF1">
           <v:shape id="_x0000_mtshape11" o:spid="_x0000_i1036" type="#_x0000_t75" style="width:125.15pt;height:51.85pt" o:ole="">
             <v:imagedata r:id="rId58" o:title=""/>
           </v:shape>
-          <o:OLEObject Type="Embed" ProgID="Equation.DSMT4" ShapeID="_x0000_mtshape11" DrawAspect="Content" ObjectID="_1853347337" r:id="rId59"/>
+          <o:OLEObject Type="Embed" ProgID="Equation.DSMT4" ShapeID="_x0000_mtshape11" DrawAspect="Content" ObjectID="_1853353477" r:id="rId59"/>
         </w:object>
       </w:r>
       <w:r>
@@ -6219,15 +6703,21 @@
       <w:pPr>
         <w:pStyle w:val="2"/>
       </w:pPr>
-      <w:bookmarkStart w:id="35" w:name="_Toc242734583"/>
+      <w:bookmarkStart w:id="35" w:name="_Toc242740589"/>
       <w:bookmarkStart w:id="36" w:name="实验设计与结果比较"/>
       <w:bookmarkEnd w:id="32"/>
       <w:bookmarkEnd w:id="33"/>
       <w:bookmarkEnd w:id="34"/>
       <w:r>
+        <w:rPr>
+          <w:rFonts w:eastAsia="SimHei" w:ascii="Times New Roman" w:hAnsi="Times New Roman"/>
+        </w:rPr>
         <w:t xml:space="preserve">3.2  </w:t>
       </w:r>
       <w:r>
+        <w:rPr>
+          <w:rFonts w:eastAsia="SimHei" w:ascii="Times New Roman" w:hAnsi="Times New Roman"/>
+        </w:rPr>
         <w:t>实验设计与结果比较</w:t>
       </w:r>
       <w:bookmarkEnd w:id="35"/>
@@ -6763,7 +7253,7 @@
           <w:noProof/>
         </w:rPr>
         <w:drawing>
-          <wp:inline distT="0" distB="0" distL="0" distR="0" wp14:anchorId="56F1CF02" wp14:editId="159F68B4">
+          <wp:inline distT="0" distB="0" distL="0" distR="0" wp14:anchorId="0F96BC8F" wp14:editId="24CC7093">
             <wp:extent cx="4486006" cy="3623313"/>
             <wp:effectExtent l="0" t="0" r="0" b="0"/>
             <wp:docPr id="45" name="Picture"/>
@@ -6851,7 +7341,6 @@
         </w:rPr>
         <w:t>表</w:t>
       </w:r>
-      <w:r/>
       <w:hyperlink w:anchor="tab:results">
         <w:r>
           <w:rPr>
@@ -6866,7 +7355,6 @@
         </w:rPr>
         <w:t>的结果仅用于验证显示格式；图</w:t>
       </w:r>
-      <w:r/>
       <w:hyperlink w:anchor="fig:single">
         <w:r>
           <w:rPr>
@@ -6932,7 +7420,6 @@
         </w:rPr>
         <w:t>图</w:t>
       </w:r>
-      <w:r/>
       <w:hyperlink w:anchor="fig:abcd">
         <w:r>
           <w:rPr>
@@ -6956,7 +7443,6 @@
         </w:rPr>
         <w:t>图</w:t>
       </w:r>
-      <w:r/>
       <w:hyperlink w:anchor="fig:six">
         <w:r>
           <w:rPr>
@@ -7129,13 +7615,19 @@
       <w:pPr>
         <w:pStyle w:val="2"/>
       </w:pPr>
-      <w:bookmarkStart w:id="39" w:name="_Toc242734584"/>
+      <w:bookmarkStart w:id="39" w:name="_Toc242740590"/>
       <w:bookmarkStart w:id="40" w:name="本章小结"/>
       <w:bookmarkEnd w:id="36"/>
       <w:r>
+        <w:rPr>
+          <w:rFonts w:eastAsia="SimHei" w:ascii="Times New Roman" w:hAnsi="Times New Roman"/>
+        </w:rPr>
         <w:t xml:space="preserve">3.3  </w:t>
       </w:r>
       <w:r>
+        <w:rPr>
+          <w:rFonts w:eastAsia="SimHei" w:ascii="Times New Roman" w:hAnsi="Times New Roman"/>
+        </w:rPr>
         <w:t>本章小结</w:t>
       </w:r>
       <w:bookmarkEnd w:id="39"/>
@@ -7183,15 +7675,24 @@
       <w:pPr>
         <w:pStyle w:val="1"/>
       </w:pPr>
-      <w:bookmarkStart w:id="42" w:name="_Toc242734585"/>
-      <w:r>
+      <w:bookmarkStart w:id="42" w:name="_Toc242740591"/>
+      <w:r>
+        <w:rPr>
+          <w:rFonts w:eastAsia="SimHei" w:ascii="Times New Roman" w:hAnsi="Times New Roman"/>
+        </w:rPr>
         <w:lastRenderedPageBreak/>
         <w:t>附录</w:t>
       </w:r>
       <w:r>
+        <w:rPr>
+          <w:rFonts w:eastAsia="SimHei" w:ascii="Times New Roman" w:hAnsi="Times New Roman"/>
+        </w:rPr>
         <w:t xml:space="preserve"> A  </w:t>
       </w:r>
       <w:r>
+        <w:rPr>
+          <w:rFonts w:eastAsia="SimHei" w:ascii="Times New Roman" w:hAnsi="Times New Roman"/>
+        </w:rPr>
         <w:t>补充材料</w:t>
       </w:r>
       <w:bookmarkEnd w:id="42"/>
@@ -7263,11 +7764,11 @@
         <w:rPr>
           <w:position w:val="-30"/>
         </w:rPr>
-        <w:object w:dxaOrig="2560" w:dyaOrig="760" w14:anchorId="16C50F13">
+        <w:object w:dxaOrig="2560" w:dyaOrig="760" w14:anchorId="1E715224">
           <v:shape id="_x0000_mtshape12" o:spid="_x0000_i1037" type="#_x0000_t75" style="width:126.85pt;height:38.15pt" o:ole="">
             <v:imagedata r:id="rId65" o:title=""/>
           </v:shape>
-          <o:OLEObject Type="Embed" ProgID="Equation.DSMT4" ShapeID="_x0000_mtshape12" DrawAspect="Content" ObjectID="_1853347338" r:id="rId66"/>
+          <o:OLEObject Type="Embed" ProgID="Equation.DSMT4" ShapeID="_x0000_mtshape12" DrawAspect="Content" ObjectID="_1853353478" r:id="rId66"/>
         </w:object>
       </w:r>
       <w:r>
@@ -7298,8 +7799,11 @@
       <w:pPr>
         <w:pStyle w:val="1"/>
       </w:pPr>
-      <w:bookmarkStart w:id="45" w:name="_Toc242734586"/>
-      <w:r>
+      <w:bookmarkStart w:id="45" w:name="_Toc242740592"/>
+      <w:r>
+        <w:rPr>
+          <w:rFonts w:eastAsia="SimHei" w:ascii="Times New Roman" w:hAnsi="Times New Roman"/>
+        </w:rPr>
         <w:lastRenderedPageBreak/>
         <w:t>参考文献</w:t>
       </w:r>
@@ -7736,8 +8240,11 @@
       <w:pPr>
         <w:pStyle w:val="1"/>
       </w:pPr>
-      <w:bookmarkStart w:id="53" w:name="_Toc242734587"/>
-      <w:r>
+      <w:bookmarkStart w:id="53" w:name="_Toc242740593"/>
+      <w:r>
+        <w:rPr>
+          <w:rFonts w:eastAsia="SimHei" w:ascii="Times New Roman" w:hAnsi="Times New Roman"/>
+        </w:rPr>
         <w:lastRenderedPageBreak/>
         <w:t>攻读博士学位期间的科研成果</w:t>
       </w:r>
@@ -7830,15 +8337,24 @@
       <w:pPr>
         <w:pStyle w:val="1"/>
       </w:pPr>
-      <w:bookmarkStart w:id="55" w:name="_Toc242734588"/>
-      <w:r>
+      <w:bookmarkStart w:id="55" w:name="_Toc242740594"/>
+      <w:r>
+        <w:rPr>
+          <w:rFonts w:eastAsia="SimHei" w:ascii="Times New Roman" w:hAnsi="Times New Roman"/>
+        </w:rPr>
         <w:lastRenderedPageBreak/>
         <w:t>致</w:t>
       </w:r>
       <w:r>
+        <w:rPr>
+          <w:rFonts w:eastAsia="SimHei" w:ascii="Times New Roman" w:hAnsi="Times New Roman"/>
+        </w:rPr>
         <w:t xml:space="preserve">  </w:t>
       </w:r>
       <w:r>
+        <w:rPr>
+          <w:rFonts w:eastAsia="SimHei" w:ascii="Times New Roman" w:hAnsi="Times New Roman"/>
+        </w:rPr>
         <w:t>谢</w:t>
       </w:r>
       <w:bookmarkEnd w:id="55"/>
@@ -9077,7 +9593,7 @@
   <w:abstractNum w:abstractNumId="0" w15:restartNumberingAfterBreak="0">
     <w:nsid w:val="0000A990"/>
     <w:multiLevelType w:val="multilevel"/>
-    <w:tmpl w:val="73A4FECA"/>
+    <w:tmpl w:val="5FB052DA"/>
     <w:lvl w:ilvl="0">
       <w:numFmt w:val="bullet"/>
       <w:lvlText w:val=" "/>
@@ -9258,7 +9774,7 @@
   <w:num w:numId="1" w16cid:durableId="954337032">
     <w:abstractNumId w:val="1"/>
   </w:num>
-  <w:num w:numId="2" w16cid:durableId="451479899">
+  <w:num w:numId="2" w16cid:durableId="728113364">
     <w:abstractNumId w:val="0"/>
   </w:num>
 </w:numbering>
@@ -9561,7 +10077,7 @@
       <w:outlineLvl w:val="0"/>
     </w:pPr>
     <w:rPr>
-      <w:rFonts w:asciiTheme="majorHAnsi" w:eastAsiaTheme="majorEastAsia" w:hAnsiTheme="majorHAnsi" w:cstheme="majorBidi"/>
+      <w:rFonts w:eastAsia="SimHei" w:cstheme="majorBidi" w:ascii="Times New Roman" w:hAnsi="Times New Roman"/>
       <w:b/>
       <w:sz w:val="32"/>
       <w:szCs w:val="40"/>
@@ -9586,7 +10102,7 @@
       <w:outlineLvl w:val="1"/>
     </w:pPr>
     <w:rPr>
-      <w:rFonts w:asciiTheme="majorHAnsi" w:eastAsiaTheme="majorEastAsia" w:hAnsiTheme="majorHAnsi" w:cstheme="majorBidi"/>
+      <w:rFonts w:eastAsia="SimHei" w:cstheme="majorBidi" w:ascii="Times New Roman" w:hAnsi="Times New Roman"/>
       <w:b/>
       <w:sz w:val="28"/>
       <w:szCs w:val="32"/>
@@ -9611,7 +10127,7 @@
       <w:outlineLvl w:val="2"/>
     </w:pPr>
     <w:rPr>
-      <w:rFonts w:eastAsiaTheme="majorEastAsia" w:cstheme="majorBidi"/>
+      <w:rFonts w:eastAsia="SimHei" w:cstheme="majorBidi" w:ascii="Times New Roman" w:hAnsi="Times New Roman"/>
       <w:b/>
       <w:szCs w:val="28"/>
     </w:rPr>
@@ -9815,7 +10331,7 @@
       <w:jc w:val="center"/>
     </w:pPr>
     <w:rPr>
-      <w:rFonts w:asciiTheme="majorHAnsi" w:eastAsia="黑体" w:hAnsiTheme="majorHAnsi" w:cstheme="majorBidi"/>
+      <w:rFonts w:eastAsia="黑体" w:cstheme="majorBidi"/>
       <w:b/>
       <w:sz w:val="44"/>
       <w:szCs w:val="56"/>
@@ -10572,10 +11088,11 @@
     <w:next w:val="a"/>
     <w:autoRedefine/>
     <w:uiPriority w:val="39"/>
-    <w:rsid w:val="00E64D13"/>
+    <w:rsid w:val="00BA0B32"/>
     <w:rPr>
       <w:rFonts w:eastAsia="SimHei" w:ascii="Times New Roman" w:hAnsi="Times New Roman"/>
       <w:b/>
+      <w:sz w:val="28"/>
     </w:rPr>
   </w:style>
   <w:style w:type="paragraph" w:styleId="TOC2">
@@ -10584,10 +11101,14 @@
     <w:next w:val="a"/>
     <w:autoRedefine/>
     <w:uiPriority w:val="39"/>
-    <w:rsid w:val="00E64D13"/>
+    <w:rsid w:val="00BA0B32"/>
     <w:pPr>
       <w:ind w:leftChars="200" w:left="420"/>
     </w:pPr>
+    <w:rPr>
+      <w:rFonts w:ascii="Times New Roman" w:hAnsi="Times New Roman" w:eastAsia="SimSun"/>
+      <w:sz w:val="24"/>
+    </w:rPr>
   </w:style>
   <w:style w:type="paragraph" w:styleId="TOC3">
     <w:name w:val="toc 3"/>
@@ -10595,10 +11116,14 @@
     <w:next w:val="a"/>
     <w:autoRedefine/>
     <w:uiPriority w:val="39"/>
-    <w:rsid w:val="00E64D13"/>
+    <w:rsid w:val="00BA0B32"/>
     <w:pPr>
       <w:ind w:leftChars="400" w:left="840"/>
     </w:pPr>
+    <w:rPr>
+      <w:rFonts w:ascii="Times New Roman" w:hAnsi="Times New Roman" w:eastAsia="SimSun"/>
+      <w:sz w:val="24"/>
+    </w:rPr>
   </w:style>
 </w:styles>
 </file>
